--- a/Seminar/Report.docx
+++ b/Seminar/Report.docx
@@ -1321,562 +1321,2400 @@
     </w:p>
     <w:p>
       <w:pPr>
-        <w:spacing w:before="0" w:after="160" w:line="278" w:lineRule="auto"/>
-      </w:pPr>
-    </w:p>
-    <w:p>
-      <w:pPr>
-        <w:spacing w:before="0" w:after="160" w:line="278" w:lineRule="auto"/>
-        <w:rPr>
-          <w:b/>
-          <w:bCs/>
-        </w:rPr>
-      </w:pPr>
-      <w:r>
-        <w:rPr>
-          <w:b/>
-          <w:bCs/>
-        </w:rPr>
-        <w:t>TABLE OF CONTENTS</w:t>
-      </w:r>
-    </w:p>
-    <w:p>
-      <w:pPr>
-        <w:numPr>
-          <w:ilvl w:val="0"/>
-          <w:numId w:val="2"/>
-        </w:numPr>
-        <w:spacing w:before="0" w:after="160" w:line="278" w:lineRule="auto"/>
-      </w:pPr>
-      <w:hyperlink r:id="rId6" w:anchor="1-introduction-to-project-risk-management-in-software-projects" w:history="1">
+        <w:pStyle w:val="ParagonSectionLabel"/>
+      </w:pPr>
+      <w:r>
+        <w:lastRenderedPageBreak/>
+        <w:t>Table Of Content</w:t>
+      </w:r>
+    </w:p>
+    <w:p>
+      <w:pPr>
+        <w:pStyle w:val="TOC1"/>
+        <w:tabs>
+          <w:tab w:val="right" w:leader="dot" w:pos="9350"/>
+        </w:tabs>
+        <w:rPr>
+          <w:rFonts w:asciiTheme="minorHAnsi" w:eastAsiaTheme="minorEastAsia" w:hAnsiTheme="minorHAnsi" w:cstheme="minorBidi"/>
+          <w:b w:val="0"/>
+          <w:bCs w:val="0"/>
+          <w:caps w:val="0"/>
+          <w:noProof/>
+          <w:kern w:val="2"/>
+          <w:sz w:val="24"/>
+          <w:szCs w:val="24"/>
+          <w14:ligatures w14:val="standardContextual"/>
+        </w:rPr>
+      </w:pPr>
+      <w:r>
+        <w:fldChar w:fldCharType="begin"/>
+      </w:r>
+      <w:r>
+        <w:instrText xml:space="preserve"> TOC \o "1-3" \h \z \u </w:instrText>
+      </w:r>
+      <w:r>
+        <w:fldChar w:fldCharType="separate"/>
+      </w:r>
+      <w:hyperlink w:anchor="_Toc236148891" w:history="1">
         <w:r>
           <w:rPr>
             <w:rStyle w:val="Hyperlink"/>
+            <w:noProof/>
           </w:rPr>
-          <w:t>Introduction to Project Ri</w:t>
+          <w:t>1. Introduction to Project Risk Management in Software Projects</w:t>
         </w:r>
         <w:r>
           <w:rPr>
-            <w:rStyle w:val="Hyperlink"/>
+            <w:noProof/>
+            <w:webHidden/>
           </w:rPr>
-          <w:t>s</w:t>
+          <w:tab/>
         </w:r>
         <w:r>
           <w:rPr>
-            <w:rStyle w:val="Hyperlink"/>
+            <w:noProof/>
+            <w:webHidden/>
           </w:rPr>
-          <w:t>k Management in Software Projects</w:t>
+          <w:fldChar w:fldCharType="begin"/>
+        </w:r>
+        <w:r>
+          <w:rPr>
+            <w:noProof/>
+            <w:webHidden/>
+          </w:rPr>
+          <w:instrText xml:space="preserve"> PAGEREF _Toc236148891 \h </w:instrText>
+        </w:r>
+        <w:r>
+          <w:rPr>
+            <w:noProof/>
+            <w:webHidden/>
+          </w:rPr>
+        </w:r>
+        <w:r>
+          <w:rPr>
+            <w:noProof/>
+            <w:webHidden/>
+          </w:rPr>
+          <w:fldChar w:fldCharType="separate"/>
+        </w:r>
+        <w:r>
+          <w:rPr>
+            <w:noProof/>
+            <w:webHidden/>
+          </w:rPr>
+          <w:t>4</w:t>
+        </w:r>
+        <w:r>
+          <w:rPr>
+            <w:noProof/>
+            <w:webHidden/>
+          </w:rPr>
+          <w:fldChar w:fldCharType="end"/>
         </w:r>
       </w:hyperlink>
     </w:p>
     <w:p>
       <w:pPr>
-        <w:numPr>
-          <w:ilvl w:val="0"/>
-          <w:numId w:val="2"/>
-        </w:numPr>
-        <w:spacing w:before="0" w:after="160" w:line="278" w:lineRule="auto"/>
-      </w:pPr>
-      <w:hyperlink r:id="rId7" w:anchor="2-common-sources-of-risk-in-software-projects" w:history="1">
+        <w:pStyle w:val="TOC1"/>
+        <w:tabs>
+          <w:tab w:val="right" w:leader="dot" w:pos="9350"/>
+        </w:tabs>
+        <w:rPr>
+          <w:rFonts w:asciiTheme="minorHAnsi" w:eastAsiaTheme="minorEastAsia" w:hAnsiTheme="minorHAnsi" w:cstheme="minorBidi"/>
+          <w:b w:val="0"/>
+          <w:bCs w:val="0"/>
+          <w:caps w:val="0"/>
+          <w:noProof/>
+          <w:kern w:val="2"/>
+          <w:sz w:val="24"/>
+          <w:szCs w:val="24"/>
+          <w14:ligatures w14:val="standardContextual"/>
+        </w:rPr>
+      </w:pPr>
+      <w:hyperlink w:anchor="_Toc236148892" w:history="1">
         <w:r>
           <w:rPr>
             <w:rStyle w:val="Hyperlink"/>
+            <w:noProof/>
           </w:rPr>
-          <w:t>Common Sources of Risk in Software Projects</w:t>
+          <w:t>2. Common Sources of Risk in Software Projects</w:t>
+        </w:r>
+        <w:r>
+          <w:rPr>
+            <w:noProof/>
+            <w:webHidden/>
+          </w:rPr>
+          <w:tab/>
+        </w:r>
+        <w:r>
+          <w:rPr>
+            <w:noProof/>
+            <w:webHidden/>
+          </w:rPr>
+          <w:fldChar w:fldCharType="begin"/>
+        </w:r>
+        <w:r>
+          <w:rPr>
+            <w:noProof/>
+            <w:webHidden/>
+          </w:rPr>
+          <w:instrText xml:space="preserve"> PAGEREF _Toc236148892 \h </w:instrText>
+        </w:r>
+        <w:r>
+          <w:rPr>
+            <w:noProof/>
+            <w:webHidden/>
+          </w:rPr>
+        </w:r>
+        <w:r>
+          <w:rPr>
+            <w:noProof/>
+            <w:webHidden/>
+          </w:rPr>
+          <w:fldChar w:fldCharType="separate"/>
+        </w:r>
+        <w:r>
+          <w:rPr>
+            <w:noProof/>
+            <w:webHidden/>
+          </w:rPr>
+          <w:t>5</w:t>
+        </w:r>
+        <w:r>
+          <w:rPr>
+            <w:noProof/>
+            <w:webHidden/>
+          </w:rPr>
+          <w:fldChar w:fldCharType="end"/>
         </w:r>
       </w:hyperlink>
     </w:p>
     <w:p>
       <w:pPr>
-        <w:numPr>
-          <w:ilvl w:val="1"/>
-          <w:numId w:val="2"/>
-        </w:numPr>
-        <w:spacing w:before="0" w:after="160" w:line="278" w:lineRule="auto"/>
-      </w:pPr>
-      <w:hyperlink r:id="rId8" w:anchor="21-market-risk" w:history="1">
+        <w:pStyle w:val="TOC2"/>
+        <w:tabs>
+          <w:tab w:val="right" w:leader="dot" w:pos="9350"/>
+        </w:tabs>
+        <w:rPr>
+          <w:rFonts w:asciiTheme="minorHAnsi" w:eastAsiaTheme="minorEastAsia" w:hAnsiTheme="minorHAnsi" w:cstheme="minorBidi"/>
+          <w:smallCaps w:val="0"/>
+          <w:noProof/>
+          <w:kern w:val="2"/>
+          <w:sz w:val="24"/>
+          <w:szCs w:val="24"/>
+          <w14:ligatures w14:val="standardContextual"/>
+        </w:rPr>
+      </w:pPr>
+      <w:hyperlink w:anchor="_Toc236148893" w:history="1">
         <w:r>
           <w:rPr>
             <w:rStyle w:val="Hyperlink"/>
+            <w:noProof/>
           </w:rPr>
           <w:t>2.1. Market Risk</w:t>
         </w:r>
+        <w:r>
+          <w:rPr>
+            <w:noProof/>
+            <w:webHidden/>
+          </w:rPr>
+          <w:tab/>
+        </w:r>
+        <w:r>
+          <w:rPr>
+            <w:noProof/>
+            <w:webHidden/>
+          </w:rPr>
+          <w:fldChar w:fldCharType="begin"/>
+        </w:r>
+        <w:r>
+          <w:rPr>
+            <w:noProof/>
+            <w:webHidden/>
+          </w:rPr>
+          <w:instrText xml:space="preserve"> PAGEREF _Toc236148893 \h </w:instrText>
+        </w:r>
+        <w:r>
+          <w:rPr>
+            <w:noProof/>
+            <w:webHidden/>
+          </w:rPr>
+        </w:r>
+        <w:r>
+          <w:rPr>
+            <w:noProof/>
+            <w:webHidden/>
+          </w:rPr>
+          <w:fldChar w:fldCharType="separate"/>
+        </w:r>
+        <w:r>
+          <w:rPr>
+            <w:noProof/>
+            <w:webHidden/>
+          </w:rPr>
+          <w:t>5</w:t>
+        </w:r>
+        <w:r>
+          <w:rPr>
+            <w:noProof/>
+            <w:webHidden/>
+          </w:rPr>
+          <w:fldChar w:fldCharType="end"/>
+        </w:r>
       </w:hyperlink>
     </w:p>
     <w:p>
       <w:pPr>
-        <w:numPr>
-          <w:ilvl w:val="1"/>
-          <w:numId w:val="2"/>
-        </w:numPr>
-        <w:spacing w:before="0" w:after="160" w:line="278" w:lineRule="auto"/>
-      </w:pPr>
-      <w:hyperlink r:id="rId9" w:anchor="22-financial-risk" w:history="1">
+        <w:pStyle w:val="TOC2"/>
+        <w:tabs>
+          <w:tab w:val="right" w:leader="dot" w:pos="9350"/>
+        </w:tabs>
+        <w:rPr>
+          <w:rFonts w:asciiTheme="minorHAnsi" w:eastAsiaTheme="minorEastAsia" w:hAnsiTheme="minorHAnsi" w:cstheme="minorBidi"/>
+          <w:smallCaps w:val="0"/>
+          <w:noProof/>
+          <w:kern w:val="2"/>
+          <w:sz w:val="24"/>
+          <w:szCs w:val="24"/>
+          <w14:ligatures w14:val="standardContextual"/>
+        </w:rPr>
+      </w:pPr>
+      <w:hyperlink w:anchor="_Toc236148894" w:history="1">
         <w:r>
           <w:rPr>
             <w:rStyle w:val="Hyperlink"/>
+            <w:noProof/>
           </w:rPr>
           <w:t>2.2. Financial Risk</w:t>
         </w:r>
+        <w:r>
+          <w:rPr>
+            <w:noProof/>
+            <w:webHidden/>
+          </w:rPr>
+          <w:tab/>
+        </w:r>
+        <w:r>
+          <w:rPr>
+            <w:noProof/>
+            <w:webHidden/>
+          </w:rPr>
+          <w:fldChar w:fldCharType="begin"/>
+        </w:r>
+        <w:r>
+          <w:rPr>
+            <w:noProof/>
+            <w:webHidden/>
+          </w:rPr>
+          <w:instrText xml:space="preserve"> PAGEREF _Toc236148894 \h </w:instrText>
+        </w:r>
+        <w:r>
+          <w:rPr>
+            <w:noProof/>
+            <w:webHidden/>
+          </w:rPr>
+        </w:r>
+        <w:r>
+          <w:rPr>
+            <w:noProof/>
+            <w:webHidden/>
+          </w:rPr>
+          <w:fldChar w:fldCharType="separate"/>
+        </w:r>
+        <w:r>
+          <w:rPr>
+            <w:noProof/>
+            <w:webHidden/>
+          </w:rPr>
+          <w:t>5</w:t>
+        </w:r>
+        <w:r>
+          <w:rPr>
+            <w:noProof/>
+            <w:webHidden/>
+          </w:rPr>
+          <w:fldChar w:fldCharType="end"/>
+        </w:r>
       </w:hyperlink>
     </w:p>
     <w:p>
       <w:pPr>
-        <w:numPr>
-          <w:ilvl w:val="1"/>
-          <w:numId w:val="2"/>
-        </w:numPr>
-        <w:spacing w:before="0" w:after="160" w:line="278" w:lineRule="auto"/>
-      </w:pPr>
-      <w:hyperlink r:id="rId10" w:anchor="23-technical-risk" w:history="1">
+        <w:pStyle w:val="TOC2"/>
+        <w:tabs>
+          <w:tab w:val="right" w:leader="dot" w:pos="9350"/>
+        </w:tabs>
+        <w:rPr>
+          <w:rFonts w:asciiTheme="minorHAnsi" w:eastAsiaTheme="minorEastAsia" w:hAnsiTheme="minorHAnsi" w:cstheme="minorBidi"/>
+          <w:smallCaps w:val="0"/>
+          <w:noProof/>
+          <w:kern w:val="2"/>
+          <w:sz w:val="24"/>
+          <w:szCs w:val="24"/>
+          <w14:ligatures w14:val="standardContextual"/>
+        </w:rPr>
+      </w:pPr>
+      <w:hyperlink w:anchor="_Toc236148895" w:history="1">
         <w:r>
           <w:rPr>
             <w:rStyle w:val="Hyperlink"/>
+            <w:noProof/>
           </w:rPr>
           <w:t>2.3. Technical Risk</w:t>
         </w:r>
+        <w:r>
+          <w:rPr>
+            <w:noProof/>
+            <w:webHidden/>
+          </w:rPr>
+          <w:tab/>
+        </w:r>
+        <w:r>
+          <w:rPr>
+            <w:noProof/>
+            <w:webHidden/>
+          </w:rPr>
+          <w:fldChar w:fldCharType="begin"/>
+        </w:r>
+        <w:r>
+          <w:rPr>
+            <w:noProof/>
+            <w:webHidden/>
+          </w:rPr>
+          <w:instrText xml:space="preserve"> PAGEREF _Toc236148895 \h </w:instrText>
+        </w:r>
+        <w:r>
+          <w:rPr>
+            <w:noProof/>
+            <w:webHidden/>
+          </w:rPr>
+        </w:r>
+        <w:r>
+          <w:rPr>
+            <w:noProof/>
+            <w:webHidden/>
+          </w:rPr>
+          <w:fldChar w:fldCharType="separate"/>
+        </w:r>
+        <w:r>
+          <w:rPr>
+            <w:noProof/>
+            <w:webHidden/>
+          </w:rPr>
+          <w:t>5</w:t>
+        </w:r>
+        <w:r>
+          <w:rPr>
+            <w:noProof/>
+            <w:webHidden/>
+          </w:rPr>
+          <w:fldChar w:fldCharType="end"/>
+        </w:r>
       </w:hyperlink>
     </w:p>
     <w:p>
       <w:pPr>
-        <w:numPr>
-          <w:ilvl w:val="1"/>
-          <w:numId w:val="2"/>
-        </w:numPr>
-        <w:spacing w:before="0" w:after="160" w:line="278" w:lineRule="auto"/>
-      </w:pPr>
-      <w:hyperlink r:id="rId11" w:anchor="24-people-risk" w:history="1">
+        <w:pStyle w:val="TOC2"/>
+        <w:tabs>
+          <w:tab w:val="right" w:leader="dot" w:pos="9350"/>
+        </w:tabs>
+        <w:rPr>
+          <w:rFonts w:asciiTheme="minorHAnsi" w:eastAsiaTheme="minorEastAsia" w:hAnsiTheme="minorHAnsi" w:cstheme="minorBidi"/>
+          <w:smallCaps w:val="0"/>
+          <w:noProof/>
+          <w:kern w:val="2"/>
+          <w:sz w:val="24"/>
+          <w:szCs w:val="24"/>
+          <w14:ligatures w14:val="standardContextual"/>
+        </w:rPr>
+      </w:pPr>
+      <w:hyperlink w:anchor="_Toc236148896" w:history="1">
         <w:r>
           <w:rPr>
             <w:rStyle w:val="Hyperlink"/>
+            <w:noProof/>
           </w:rPr>
           <w:t>2.4. People Risk</w:t>
         </w:r>
+        <w:r>
+          <w:rPr>
+            <w:noProof/>
+            <w:webHidden/>
+          </w:rPr>
+          <w:tab/>
+        </w:r>
+        <w:r>
+          <w:rPr>
+            <w:noProof/>
+            <w:webHidden/>
+          </w:rPr>
+          <w:fldChar w:fldCharType="begin"/>
+        </w:r>
+        <w:r>
+          <w:rPr>
+            <w:noProof/>
+            <w:webHidden/>
+          </w:rPr>
+          <w:instrText xml:space="preserve"> PAGEREF _Toc236148896 \h </w:instrText>
+        </w:r>
+        <w:r>
+          <w:rPr>
+            <w:noProof/>
+            <w:webHidden/>
+          </w:rPr>
+        </w:r>
+        <w:r>
+          <w:rPr>
+            <w:noProof/>
+            <w:webHidden/>
+          </w:rPr>
+          <w:fldChar w:fldCharType="separate"/>
+        </w:r>
+        <w:r>
+          <w:rPr>
+            <w:noProof/>
+            <w:webHidden/>
+          </w:rPr>
+          <w:t>6</w:t>
+        </w:r>
+        <w:r>
+          <w:rPr>
+            <w:noProof/>
+            <w:webHidden/>
+          </w:rPr>
+          <w:fldChar w:fldCharType="end"/>
+        </w:r>
       </w:hyperlink>
     </w:p>
     <w:p>
       <w:pPr>
-        <w:numPr>
-          <w:ilvl w:val="1"/>
-          <w:numId w:val="2"/>
-        </w:numPr>
-        <w:spacing w:before="0" w:after="160" w:line="278" w:lineRule="auto"/>
-      </w:pPr>
-      <w:hyperlink r:id="rId12" w:anchor="25-risk-identification-using-swot-matrix---hsu-project-case-study" w:history="1">
+        <w:pStyle w:val="TOC2"/>
+        <w:tabs>
+          <w:tab w:val="right" w:leader="dot" w:pos="9350"/>
+        </w:tabs>
+        <w:rPr>
+          <w:rFonts w:asciiTheme="minorHAnsi" w:eastAsiaTheme="minorEastAsia" w:hAnsiTheme="minorHAnsi" w:cstheme="minorBidi"/>
+          <w:smallCaps w:val="0"/>
+          <w:noProof/>
+          <w:kern w:val="2"/>
+          <w:sz w:val="24"/>
+          <w:szCs w:val="24"/>
+          <w14:ligatures w14:val="standardContextual"/>
+        </w:rPr>
+      </w:pPr>
+      <w:hyperlink w:anchor="_Toc236148897" w:history="1">
         <w:r>
           <w:rPr>
             <w:rStyle w:val="Hyperlink"/>
+            <w:noProof/>
           </w:rPr>
           <w:t>2.5. Risk Identification using SWOT Matrix - HSU Project Case Study</w:t>
         </w:r>
+        <w:r>
+          <w:rPr>
+            <w:noProof/>
+            <w:webHidden/>
+          </w:rPr>
+          <w:tab/>
+        </w:r>
+        <w:r>
+          <w:rPr>
+            <w:noProof/>
+            <w:webHidden/>
+          </w:rPr>
+          <w:fldChar w:fldCharType="begin"/>
+        </w:r>
+        <w:r>
+          <w:rPr>
+            <w:noProof/>
+            <w:webHidden/>
+          </w:rPr>
+          <w:instrText xml:space="preserve"> PAGEREF _Toc236148897 \h </w:instrText>
+        </w:r>
+        <w:r>
+          <w:rPr>
+            <w:noProof/>
+            <w:webHidden/>
+          </w:rPr>
+        </w:r>
+        <w:r>
+          <w:rPr>
+            <w:noProof/>
+            <w:webHidden/>
+          </w:rPr>
+          <w:fldChar w:fldCharType="separate"/>
+        </w:r>
+        <w:r>
+          <w:rPr>
+            <w:noProof/>
+            <w:webHidden/>
+          </w:rPr>
+          <w:t>7</w:t>
+        </w:r>
+        <w:r>
+          <w:rPr>
+            <w:noProof/>
+            <w:webHidden/>
+          </w:rPr>
+          <w:fldChar w:fldCharType="end"/>
+        </w:r>
       </w:hyperlink>
     </w:p>
     <w:p>
       <w:pPr>
-        <w:numPr>
-          <w:ilvl w:val="0"/>
-          <w:numId w:val="2"/>
-        </w:numPr>
-        <w:spacing w:before="0" w:after="160" w:line="278" w:lineRule="auto"/>
-      </w:pPr>
-      <w:hyperlink r:id="rId13" w:anchor="3-risk-utility-theory" w:history="1">
+        <w:pStyle w:val="TOC2"/>
+        <w:tabs>
+          <w:tab w:val="right" w:leader="dot" w:pos="9350"/>
+        </w:tabs>
+        <w:rPr>
+          <w:rFonts w:asciiTheme="minorHAnsi" w:eastAsiaTheme="minorEastAsia" w:hAnsiTheme="minorHAnsi" w:cstheme="minorBidi"/>
+          <w:smallCaps w:val="0"/>
+          <w:noProof/>
+          <w:kern w:val="2"/>
+          <w:sz w:val="24"/>
+          <w:szCs w:val="24"/>
+          <w14:ligatures w14:val="standardContextual"/>
+        </w:rPr>
+      </w:pPr>
+      <w:hyperlink w:anchor="_Toc236148898" w:history="1">
         <w:r>
           <w:rPr>
             <w:rStyle w:val="Hyperlink"/>
+            <w:noProof/>
           </w:rPr>
-          <w:t>Risk Utility Theory</w:t>
+          <w:t>2.6. Risk Rating and Case Studies</w:t>
+        </w:r>
+        <w:r>
+          <w:rPr>
+            <w:noProof/>
+            <w:webHidden/>
+          </w:rPr>
+          <w:tab/>
+        </w:r>
+        <w:r>
+          <w:rPr>
+            <w:noProof/>
+            <w:webHidden/>
+          </w:rPr>
+          <w:fldChar w:fldCharType="begin"/>
+        </w:r>
+        <w:r>
+          <w:rPr>
+            <w:noProof/>
+            <w:webHidden/>
+          </w:rPr>
+          <w:instrText xml:space="preserve"> PAGEREF _Toc236148898 \h </w:instrText>
+        </w:r>
+        <w:r>
+          <w:rPr>
+            <w:noProof/>
+            <w:webHidden/>
+          </w:rPr>
+        </w:r>
+        <w:r>
+          <w:rPr>
+            <w:noProof/>
+            <w:webHidden/>
+          </w:rPr>
+          <w:fldChar w:fldCharType="separate"/>
+        </w:r>
+        <w:r>
+          <w:rPr>
+            <w:noProof/>
+            <w:webHidden/>
+          </w:rPr>
+          <w:t>8</w:t>
+        </w:r>
+        <w:r>
+          <w:rPr>
+            <w:noProof/>
+            <w:webHidden/>
+          </w:rPr>
+          <w:fldChar w:fldCharType="end"/>
         </w:r>
       </w:hyperlink>
     </w:p>
     <w:p>
       <w:pPr>
-        <w:numPr>
-          <w:ilvl w:val="1"/>
-          <w:numId w:val="2"/>
-        </w:numPr>
-        <w:spacing w:before="0" w:after="160" w:line="278" w:lineRule="auto"/>
-      </w:pPr>
-      <w:hyperlink r:id="rId14" w:anchor="31-concept-of-risk-utility" w:history="1">
+        <w:pStyle w:val="TOC1"/>
+        <w:tabs>
+          <w:tab w:val="right" w:leader="dot" w:pos="9350"/>
+        </w:tabs>
+        <w:rPr>
+          <w:rFonts w:asciiTheme="minorHAnsi" w:eastAsiaTheme="minorEastAsia" w:hAnsiTheme="minorHAnsi" w:cstheme="minorBidi"/>
+          <w:b w:val="0"/>
+          <w:bCs w:val="0"/>
+          <w:caps w:val="0"/>
+          <w:noProof/>
+          <w:kern w:val="2"/>
+          <w:sz w:val="24"/>
+          <w:szCs w:val="24"/>
+          <w14:ligatures w14:val="standardContextual"/>
+        </w:rPr>
+      </w:pPr>
+      <w:hyperlink w:anchor="_Toc236148899" w:history="1">
         <w:r>
           <w:rPr>
             <w:rStyle w:val="Hyperlink"/>
+            <w:noProof/>
+          </w:rPr>
+          <w:t>3. Risk Utility Theory</w:t>
+        </w:r>
+        <w:r>
+          <w:rPr>
+            <w:noProof/>
+            <w:webHidden/>
+          </w:rPr>
+          <w:tab/>
+        </w:r>
+        <w:r>
+          <w:rPr>
+            <w:noProof/>
+            <w:webHidden/>
+          </w:rPr>
+          <w:fldChar w:fldCharType="begin"/>
+        </w:r>
+        <w:r>
+          <w:rPr>
+            <w:noProof/>
+            <w:webHidden/>
+          </w:rPr>
+          <w:instrText xml:space="preserve"> PAGEREF _Toc236148899 \h </w:instrText>
+        </w:r>
+        <w:r>
+          <w:rPr>
+            <w:noProof/>
+            <w:webHidden/>
+          </w:rPr>
+        </w:r>
+        <w:r>
+          <w:rPr>
+            <w:noProof/>
+            <w:webHidden/>
+          </w:rPr>
+          <w:fldChar w:fldCharType="separate"/>
+        </w:r>
+        <w:r>
+          <w:rPr>
+            <w:noProof/>
+            <w:webHidden/>
+          </w:rPr>
+          <w:t>11</w:t>
+        </w:r>
+        <w:r>
+          <w:rPr>
+            <w:noProof/>
+            <w:webHidden/>
+          </w:rPr>
+          <w:fldChar w:fldCharType="end"/>
+        </w:r>
+      </w:hyperlink>
+    </w:p>
+    <w:p>
+      <w:pPr>
+        <w:pStyle w:val="TOC2"/>
+        <w:tabs>
+          <w:tab w:val="right" w:leader="dot" w:pos="9350"/>
+        </w:tabs>
+        <w:rPr>
+          <w:rFonts w:asciiTheme="minorHAnsi" w:eastAsiaTheme="minorEastAsia" w:hAnsiTheme="minorHAnsi" w:cstheme="minorBidi"/>
+          <w:smallCaps w:val="0"/>
+          <w:noProof/>
+          <w:kern w:val="2"/>
+          <w:sz w:val="24"/>
+          <w:szCs w:val="24"/>
+          <w14:ligatures w14:val="standardContextual"/>
+        </w:rPr>
+      </w:pPr>
+      <w:hyperlink w:anchor="_Toc236148900" w:history="1">
+        <w:r>
+          <w:rPr>
+            <w:rStyle w:val="Hyperlink"/>
+            <w:noProof/>
           </w:rPr>
           <w:t>3.1. Concept of Risk Utility</w:t>
         </w:r>
+        <w:r>
+          <w:rPr>
+            <w:noProof/>
+            <w:webHidden/>
+          </w:rPr>
+          <w:tab/>
+        </w:r>
+        <w:r>
+          <w:rPr>
+            <w:noProof/>
+            <w:webHidden/>
+          </w:rPr>
+          <w:fldChar w:fldCharType="begin"/>
+        </w:r>
+        <w:r>
+          <w:rPr>
+            <w:noProof/>
+            <w:webHidden/>
+          </w:rPr>
+          <w:instrText xml:space="preserve"> PAGEREF _Toc236148900 \h </w:instrText>
+        </w:r>
+        <w:r>
+          <w:rPr>
+            <w:noProof/>
+            <w:webHidden/>
+          </w:rPr>
+        </w:r>
+        <w:r>
+          <w:rPr>
+            <w:noProof/>
+            <w:webHidden/>
+          </w:rPr>
+          <w:fldChar w:fldCharType="separate"/>
+        </w:r>
+        <w:r>
+          <w:rPr>
+            <w:noProof/>
+            <w:webHidden/>
+          </w:rPr>
+          <w:t>11</w:t>
+        </w:r>
+        <w:r>
+          <w:rPr>
+            <w:noProof/>
+            <w:webHidden/>
+          </w:rPr>
+          <w:fldChar w:fldCharType="end"/>
+        </w:r>
       </w:hyperlink>
     </w:p>
     <w:p>
       <w:pPr>
-        <w:numPr>
-          <w:ilvl w:val="1"/>
-          <w:numId w:val="2"/>
-        </w:numPr>
-        <w:spacing w:before="0" w:after="160" w:line="278" w:lineRule="auto"/>
-      </w:pPr>
-      <w:hyperlink r:id="rId15" w:anchor="32-utility-functions-and-three-groups-of-risk-attitudes" w:history="1">
+        <w:pStyle w:val="TOC2"/>
+        <w:tabs>
+          <w:tab w:val="right" w:leader="dot" w:pos="9350"/>
+        </w:tabs>
+        <w:rPr>
+          <w:rFonts w:asciiTheme="minorHAnsi" w:eastAsiaTheme="minorEastAsia" w:hAnsiTheme="minorHAnsi" w:cstheme="minorBidi"/>
+          <w:smallCaps w:val="0"/>
+          <w:noProof/>
+          <w:kern w:val="2"/>
+          <w:sz w:val="24"/>
+          <w:szCs w:val="24"/>
+          <w14:ligatures w14:val="standardContextual"/>
+        </w:rPr>
+      </w:pPr>
+      <w:hyperlink w:anchor="_Toc236148901" w:history="1">
         <w:r>
           <w:rPr>
             <w:rStyle w:val="Hyperlink"/>
+            <w:noProof/>
           </w:rPr>
           <w:t>3.2. Utility Functions and Three Groups of Risk Attitudes</w:t>
         </w:r>
+        <w:r>
+          <w:rPr>
+            <w:noProof/>
+            <w:webHidden/>
+          </w:rPr>
+          <w:tab/>
+        </w:r>
+        <w:r>
+          <w:rPr>
+            <w:noProof/>
+            <w:webHidden/>
+          </w:rPr>
+          <w:fldChar w:fldCharType="begin"/>
+        </w:r>
+        <w:r>
+          <w:rPr>
+            <w:noProof/>
+            <w:webHidden/>
+          </w:rPr>
+          <w:instrText xml:space="preserve"> PAGEREF _Toc236148901 \h </w:instrText>
+        </w:r>
+        <w:r>
+          <w:rPr>
+            <w:noProof/>
+            <w:webHidden/>
+          </w:rPr>
+        </w:r>
+        <w:r>
+          <w:rPr>
+            <w:noProof/>
+            <w:webHidden/>
+          </w:rPr>
+          <w:fldChar w:fldCharType="separate"/>
+        </w:r>
+        <w:r>
+          <w:rPr>
+            <w:noProof/>
+            <w:webHidden/>
+          </w:rPr>
+          <w:t>11</w:t>
+        </w:r>
+        <w:r>
+          <w:rPr>
+            <w:noProof/>
+            <w:webHidden/>
+          </w:rPr>
+          <w:fldChar w:fldCharType="end"/>
+        </w:r>
       </w:hyperlink>
     </w:p>
     <w:p>
       <w:pPr>
-        <w:numPr>
-          <w:ilvl w:val="1"/>
-          <w:numId w:val="2"/>
-        </w:numPr>
-        <w:spacing w:before="0" w:after="160" w:line="278" w:lineRule="auto"/>
-      </w:pPr>
-      <w:hyperlink r:id="rId16" w:anchor="33-mathematical-application-in-project-decision-making-emv-vs-expected-utility" w:history="1">
+        <w:pStyle w:val="TOC2"/>
+        <w:tabs>
+          <w:tab w:val="right" w:leader="dot" w:pos="9350"/>
+        </w:tabs>
+        <w:rPr>
+          <w:rFonts w:asciiTheme="minorHAnsi" w:eastAsiaTheme="minorEastAsia" w:hAnsiTheme="minorHAnsi" w:cstheme="minorBidi"/>
+          <w:smallCaps w:val="0"/>
+          <w:noProof/>
+          <w:kern w:val="2"/>
+          <w:sz w:val="24"/>
+          <w:szCs w:val="24"/>
+          <w14:ligatures w14:val="standardContextual"/>
+        </w:rPr>
+      </w:pPr>
+      <w:hyperlink w:anchor="_Toc236148902" w:history="1">
         <w:r>
           <w:rPr>
             <w:rStyle w:val="Hyperlink"/>
+            <w:noProof/>
           </w:rPr>
           <w:t>3.3. Mathematical Application in Project Decision Making (EMV vs. Expected Utility)</w:t>
         </w:r>
+        <w:r>
+          <w:rPr>
+            <w:noProof/>
+            <w:webHidden/>
+          </w:rPr>
+          <w:tab/>
+        </w:r>
+        <w:r>
+          <w:rPr>
+            <w:noProof/>
+            <w:webHidden/>
+          </w:rPr>
+          <w:fldChar w:fldCharType="begin"/>
+        </w:r>
+        <w:r>
+          <w:rPr>
+            <w:noProof/>
+            <w:webHidden/>
+          </w:rPr>
+          <w:instrText xml:space="preserve"> PAGEREF _Toc236148902 \h </w:instrText>
+        </w:r>
+        <w:r>
+          <w:rPr>
+            <w:noProof/>
+            <w:webHidden/>
+          </w:rPr>
+        </w:r>
+        <w:r>
+          <w:rPr>
+            <w:noProof/>
+            <w:webHidden/>
+          </w:rPr>
+          <w:fldChar w:fldCharType="separate"/>
+        </w:r>
+        <w:r>
+          <w:rPr>
+            <w:noProof/>
+            <w:webHidden/>
+          </w:rPr>
+          <w:t>11</w:t>
+        </w:r>
+        <w:r>
+          <w:rPr>
+            <w:noProof/>
+            <w:webHidden/>
+          </w:rPr>
+          <w:fldChar w:fldCharType="end"/>
+        </w:r>
       </w:hyperlink>
     </w:p>
     <w:p>
       <w:pPr>
-        <w:numPr>
-          <w:ilvl w:val="1"/>
-          <w:numId w:val="2"/>
-        </w:numPr>
-        <w:spacing w:before="0" w:after="160" w:line="278" w:lineRule="auto"/>
-      </w:pPr>
-      <w:hyperlink r:id="rId17" w:anchor="34-quantitative-risk-analysis-using-npv-and-roi---hsu-exam-case-study" w:history="1">
+        <w:pStyle w:val="TOC2"/>
+        <w:tabs>
+          <w:tab w:val="right" w:leader="dot" w:pos="9350"/>
+        </w:tabs>
+        <w:rPr>
+          <w:rFonts w:asciiTheme="minorHAnsi" w:eastAsiaTheme="minorEastAsia" w:hAnsiTheme="minorHAnsi" w:cstheme="minorBidi"/>
+          <w:smallCaps w:val="0"/>
+          <w:noProof/>
+          <w:kern w:val="2"/>
+          <w:sz w:val="24"/>
+          <w:szCs w:val="24"/>
+          <w14:ligatures w14:val="standardContextual"/>
+        </w:rPr>
+      </w:pPr>
+      <w:hyperlink w:anchor="_Toc236148903" w:history="1">
         <w:r>
           <w:rPr>
             <w:rStyle w:val="Hyperlink"/>
+            <w:noProof/>
           </w:rPr>
           <w:t>3.4. Quantitative Risk Analysis using NPV and ROI - HSU Exam Case Study</w:t>
         </w:r>
+        <w:r>
+          <w:rPr>
+            <w:noProof/>
+            <w:webHidden/>
+          </w:rPr>
+          <w:tab/>
+        </w:r>
+        <w:r>
+          <w:rPr>
+            <w:noProof/>
+            <w:webHidden/>
+          </w:rPr>
+          <w:fldChar w:fldCharType="begin"/>
+        </w:r>
+        <w:r>
+          <w:rPr>
+            <w:noProof/>
+            <w:webHidden/>
+          </w:rPr>
+          <w:instrText xml:space="preserve"> PAGEREF _Toc236148903 \h </w:instrText>
+        </w:r>
+        <w:r>
+          <w:rPr>
+            <w:noProof/>
+            <w:webHidden/>
+          </w:rPr>
+        </w:r>
+        <w:r>
+          <w:rPr>
+            <w:noProof/>
+            <w:webHidden/>
+          </w:rPr>
+          <w:fldChar w:fldCharType="separate"/>
+        </w:r>
+        <w:r>
+          <w:rPr>
+            <w:noProof/>
+            <w:webHidden/>
+          </w:rPr>
+          <w:t>12</w:t>
+        </w:r>
+        <w:r>
+          <w:rPr>
+            <w:noProof/>
+            <w:webHidden/>
+          </w:rPr>
+          <w:fldChar w:fldCharType="end"/>
+        </w:r>
       </w:hyperlink>
     </w:p>
     <w:p>
       <w:pPr>
-        <w:numPr>
-          <w:ilvl w:val="0"/>
-          <w:numId w:val="2"/>
-        </w:numPr>
-        <w:spacing w:before="0" w:after="160" w:line="278" w:lineRule="auto"/>
-      </w:pPr>
-      <w:hyperlink r:id="rId18" w:anchor="4-risk-response-planning" w:history="1">
+        <w:pStyle w:val="TOC1"/>
+        <w:tabs>
+          <w:tab w:val="right" w:leader="dot" w:pos="9350"/>
+        </w:tabs>
+        <w:rPr>
+          <w:rFonts w:asciiTheme="minorHAnsi" w:eastAsiaTheme="minorEastAsia" w:hAnsiTheme="minorHAnsi" w:cstheme="minorBidi"/>
+          <w:b w:val="0"/>
+          <w:bCs w:val="0"/>
+          <w:caps w:val="0"/>
+          <w:noProof/>
+          <w:kern w:val="2"/>
+          <w:sz w:val="24"/>
+          <w:szCs w:val="24"/>
+          <w14:ligatures w14:val="standardContextual"/>
+        </w:rPr>
+      </w:pPr>
+      <w:hyperlink w:anchor="_Toc236148904" w:history="1">
         <w:r>
           <w:rPr>
             <w:rStyle w:val="Hyperlink"/>
+            <w:noProof/>
           </w:rPr>
-          <w:t>Risk Response Planning</w:t>
+          <w:t>4. Risk Response Planning</w:t>
+        </w:r>
+        <w:r>
+          <w:rPr>
+            <w:noProof/>
+            <w:webHidden/>
+          </w:rPr>
+          <w:tab/>
+        </w:r>
+        <w:r>
+          <w:rPr>
+            <w:noProof/>
+            <w:webHidden/>
+          </w:rPr>
+          <w:fldChar w:fldCharType="begin"/>
+        </w:r>
+        <w:r>
+          <w:rPr>
+            <w:noProof/>
+            <w:webHidden/>
+          </w:rPr>
+          <w:instrText xml:space="preserve"> PAGEREF _Toc236148904 \h </w:instrText>
+        </w:r>
+        <w:r>
+          <w:rPr>
+            <w:noProof/>
+            <w:webHidden/>
+          </w:rPr>
+        </w:r>
+        <w:r>
+          <w:rPr>
+            <w:noProof/>
+            <w:webHidden/>
+          </w:rPr>
+          <w:fldChar w:fldCharType="separate"/>
+        </w:r>
+        <w:r>
+          <w:rPr>
+            <w:noProof/>
+            <w:webHidden/>
+          </w:rPr>
+          <w:t>15</w:t>
+        </w:r>
+        <w:r>
+          <w:rPr>
+            <w:noProof/>
+            <w:webHidden/>
+          </w:rPr>
+          <w:fldChar w:fldCharType="end"/>
         </w:r>
       </w:hyperlink>
     </w:p>
     <w:p>
       <w:pPr>
-        <w:numPr>
-          <w:ilvl w:val="1"/>
-          <w:numId w:val="2"/>
-        </w:numPr>
-        <w:spacing w:before="0" w:after="160" w:line="278" w:lineRule="auto"/>
-      </w:pPr>
-      <w:hyperlink r:id="rId19" w:anchor="41-strategies-for-negative-risks-threats" w:history="1">
+        <w:pStyle w:val="TOC2"/>
+        <w:tabs>
+          <w:tab w:val="right" w:leader="dot" w:pos="9350"/>
+        </w:tabs>
+        <w:rPr>
+          <w:rFonts w:asciiTheme="minorHAnsi" w:eastAsiaTheme="minorEastAsia" w:hAnsiTheme="minorHAnsi" w:cstheme="minorBidi"/>
+          <w:smallCaps w:val="0"/>
+          <w:noProof/>
+          <w:kern w:val="2"/>
+          <w:sz w:val="24"/>
+          <w:szCs w:val="24"/>
+          <w14:ligatures w14:val="standardContextual"/>
+        </w:rPr>
+      </w:pPr>
+      <w:hyperlink w:anchor="_Toc236148905" w:history="1">
         <w:r>
           <w:rPr>
             <w:rStyle w:val="Hyperlink"/>
+            <w:noProof/>
           </w:rPr>
           <w:t>4.1. Strategies for Negative Risks (Threats)</w:t>
         </w:r>
+        <w:r>
+          <w:rPr>
+            <w:noProof/>
+            <w:webHidden/>
+          </w:rPr>
+          <w:tab/>
+        </w:r>
+        <w:r>
+          <w:rPr>
+            <w:noProof/>
+            <w:webHidden/>
+          </w:rPr>
+          <w:fldChar w:fldCharType="begin"/>
+        </w:r>
+        <w:r>
+          <w:rPr>
+            <w:noProof/>
+            <w:webHidden/>
+          </w:rPr>
+          <w:instrText xml:space="preserve"> PAGEREF _Toc236148905 \h </w:instrText>
+        </w:r>
+        <w:r>
+          <w:rPr>
+            <w:noProof/>
+            <w:webHidden/>
+          </w:rPr>
+        </w:r>
+        <w:r>
+          <w:rPr>
+            <w:noProof/>
+            <w:webHidden/>
+          </w:rPr>
+          <w:fldChar w:fldCharType="separate"/>
+        </w:r>
+        <w:r>
+          <w:rPr>
+            <w:noProof/>
+            <w:webHidden/>
+          </w:rPr>
+          <w:t>15</w:t>
+        </w:r>
+        <w:r>
+          <w:rPr>
+            <w:noProof/>
+            <w:webHidden/>
+          </w:rPr>
+          <w:fldChar w:fldCharType="end"/>
+        </w:r>
       </w:hyperlink>
     </w:p>
     <w:p>
       <w:pPr>
-        <w:numPr>
-          <w:ilvl w:val="1"/>
-          <w:numId w:val="2"/>
-        </w:numPr>
-        <w:spacing w:before="0" w:after="160" w:line="278" w:lineRule="auto"/>
-      </w:pPr>
-      <w:hyperlink r:id="rId20" w:anchor="42-strategies-for-positive-risks-opportunities" w:history="1">
+        <w:pStyle w:val="TOC2"/>
+        <w:tabs>
+          <w:tab w:val="right" w:leader="dot" w:pos="9350"/>
+        </w:tabs>
+        <w:rPr>
+          <w:rFonts w:asciiTheme="minorHAnsi" w:eastAsiaTheme="minorEastAsia" w:hAnsiTheme="minorHAnsi" w:cstheme="minorBidi"/>
+          <w:smallCaps w:val="0"/>
+          <w:noProof/>
+          <w:kern w:val="2"/>
+          <w:sz w:val="24"/>
+          <w:szCs w:val="24"/>
+          <w14:ligatures w14:val="standardContextual"/>
+        </w:rPr>
+      </w:pPr>
+      <w:hyperlink w:anchor="_Toc236148906" w:history="1">
         <w:r>
           <w:rPr>
             <w:rStyle w:val="Hyperlink"/>
+            <w:noProof/>
           </w:rPr>
           <w:t>4.2. Strategies for Positive Risks (Opportunities)</w:t>
         </w:r>
+        <w:r>
+          <w:rPr>
+            <w:noProof/>
+            <w:webHidden/>
+          </w:rPr>
+          <w:tab/>
+        </w:r>
+        <w:r>
+          <w:rPr>
+            <w:noProof/>
+            <w:webHidden/>
+          </w:rPr>
+          <w:fldChar w:fldCharType="begin"/>
+        </w:r>
+        <w:r>
+          <w:rPr>
+            <w:noProof/>
+            <w:webHidden/>
+          </w:rPr>
+          <w:instrText xml:space="preserve"> PAGEREF _Toc236148906 \h </w:instrText>
+        </w:r>
+        <w:r>
+          <w:rPr>
+            <w:noProof/>
+            <w:webHidden/>
+          </w:rPr>
+        </w:r>
+        <w:r>
+          <w:rPr>
+            <w:noProof/>
+            <w:webHidden/>
+          </w:rPr>
+          <w:fldChar w:fldCharType="separate"/>
+        </w:r>
+        <w:r>
+          <w:rPr>
+            <w:noProof/>
+            <w:webHidden/>
+          </w:rPr>
+          <w:t>15</w:t>
+        </w:r>
+        <w:r>
+          <w:rPr>
+            <w:noProof/>
+            <w:webHidden/>
+          </w:rPr>
+          <w:fldChar w:fldCharType="end"/>
+        </w:r>
       </w:hyperlink>
     </w:p>
     <w:p>
       <w:pPr>
-        <w:numPr>
-          <w:ilvl w:val="1"/>
-          <w:numId w:val="2"/>
-        </w:numPr>
-        <w:spacing w:before="0" w:after="160" w:line="278" w:lineRule="auto"/>
-      </w:pPr>
-      <w:hyperlink r:id="rId21" w:anchor="43-risk-response-register" w:history="1">
+        <w:pStyle w:val="TOC2"/>
+        <w:tabs>
+          <w:tab w:val="right" w:leader="dot" w:pos="9350"/>
+        </w:tabs>
+        <w:rPr>
+          <w:rFonts w:asciiTheme="minorHAnsi" w:eastAsiaTheme="minorEastAsia" w:hAnsiTheme="minorHAnsi" w:cstheme="minorBidi"/>
+          <w:smallCaps w:val="0"/>
+          <w:noProof/>
+          <w:kern w:val="2"/>
+          <w:sz w:val="24"/>
+          <w:szCs w:val="24"/>
+          <w14:ligatures w14:val="standardContextual"/>
+        </w:rPr>
+      </w:pPr>
+      <w:hyperlink w:anchor="_Toc236148907" w:history="1">
         <w:r>
           <w:rPr>
             <w:rStyle w:val="Hyperlink"/>
+            <w:noProof/>
           </w:rPr>
           <w:t>4.3. Risk Response Register</w:t>
         </w:r>
+        <w:r>
+          <w:rPr>
+            <w:noProof/>
+            <w:webHidden/>
+          </w:rPr>
+          <w:tab/>
+        </w:r>
+        <w:r>
+          <w:rPr>
+            <w:noProof/>
+            <w:webHidden/>
+          </w:rPr>
+          <w:fldChar w:fldCharType="begin"/>
+        </w:r>
+        <w:r>
+          <w:rPr>
+            <w:noProof/>
+            <w:webHidden/>
+          </w:rPr>
+          <w:instrText xml:space="preserve"> PAGEREF _Toc236148907 \h </w:instrText>
+        </w:r>
+        <w:r>
+          <w:rPr>
+            <w:noProof/>
+            <w:webHidden/>
+          </w:rPr>
+        </w:r>
+        <w:r>
+          <w:rPr>
+            <w:noProof/>
+            <w:webHidden/>
+          </w:rPr>
+          <w:fldChar w:fldCharType="separate"/>
+        </w:r>
+        <w:r>
+          <w:rPr>
+            <w:noProof/>
+            <w:webHidden/>
+          </w:rPr>
+          <w:t>15</w:t>
+        </w:r>
+        <w:r>
+          <w:rPr>
+            <w:noProof/>
+            <w:webHidden/>
+          </w:rPr>
+          <w:fldChar w:fldCharType="end"/>
+        </w:r>
       </w:hyperlink>
     </w:p>
     <w:p>
       <w:pPr>
-        <w:numPr>
-          <w:ilvl w:val="1"/>
-          <w:numId w:val="2"/>
-        </w:numPr>
-        <w:spacing w:before="0" w:after="160" w:line="278" w:lineRule="auto"/>
-      </w:pPr>
-      <w:hyperlink r:id="rId22" w:anchor="44-integrating-risk-management-into-the-software-development-plan-sdp-hsu" w:history="1">
+        <w:pStyle w:val="TOC2"/>
+        <w:tabs>
+          <w:tab w:val="right" w:leader="dot" w:pos="9350"/>
+        </w:tabs>
+        <w:rPr>
+          <w:rFonts w:asciiTheme="minorHAnsi" w:eastAsiaTheme="minorEastAsia" w:hAnsiTheme="minorHAnsi" w:cstheme="minorBidi"/>
+          <w:smallCaps w:val="0"/>
+          <w:noProof/>
+          <w:kern w:val="2"/>
+          <w:sz w:val="24"/>
+          <w:szCs w:val="24"/>
+          <w14:ligatures w14:val="standardContextual"/>
+        </w:rPr>
+      </w:pPr>
+      <w:hyperlink w:anchor="_Toc236148908" w:history="1">
         <w:r>
           <w:rPr>
             <w:rStyle w:val="Hyperlink"/>
+            <w:noProof/>
           </w:rPr>
           <w:t>4.4. Integrating Risk Management into the Software Development Plan (SDP HSU)</w:t>
         </w:r>
+        <w:r>
+          <w:rPr>
+            <w:noProof/>
+            <w:webHidden/>
+          </w:rPr>
+          <w:tab/>
+        </w:r>
+        <w:r>
+          <w:rPr>
+            <w:noProof/>
+            <w:webHidden/>
+          </w:rPr>
+          <w:fldChar w:fldCharType="begin"/>
+        </w:r>
+        <w:r>
+          <w:rPr>
+            <w:noProof/>
+            <w:webHidden/>
+          </w:rPr>
+          <w:instrText xml:space="preserve"> PAGEREF _Toc236148908 \h </w:instrText>
+        </w:r>
+        <w:r>
+          <w:rPr>
+            <w:noProof/>
+            <w:webHidden/>
+          </w:rPr>
+        </w:r>
+        <w:r>
+          <w:rPr>
+            <w:noProof/>
+            <w:webHidden/>
+          </w:rPr>
+          <w:fldChar w:fldCharType="separate"/>
+        </w:r>
+        <w:r>
+          <w:rPr>
+            <w:noProof/>
+            <w:webHidden/>
+          </w:rPr>
+          <w:t>16</w:t>
+        </w:r>
+        <w:r>
+          <w:rPr>
+            <w:noProof/>
+            <w:webHidden/>
+          </w:rPr>
+          <w:fldChar w:fldCharType="end"/>
+        </w:r>
       </w:hyperlink>
     </w:p>
     <w:p>
       <w:pPr>
-        <w:numPr>
-          <w:ilvl w:val="0"/>
-          <w:numId w:val="2"/>
-        </w:numPr>
-        <w:spacing w:before="0" w:after="160" w:line="278" w:lineRule="auto"/>
-      </w:pPr>
-      <w:hyperlink r:id="rId23" w:anchor="5-practical-implementation-analysis-initiating--risk-management-of-hsu-project-team-3" w:history="1">
+        <w:pStyle w:val="TOC1"/>
+        <w:tabs>
+          <w:tab w:val="right" w:leader="dot" w:pos="9350"/>
+        </w:tabs>
+        <w:rPr>
+          <w:rFonts w:asciiTheme="minorHAnsi" w:eastAsiaTheme="minorEastAsia" w:hAnsiTheme="minorHAnsi" w:cstheme="minorBidi"/>
+          <w:b w:val="0"/>
+          <w:bCs w:val="0"/>
+          <w:caps w:val="0"/>
+          <w:noProof/>
+          <w:kern w:val="2"/>
+          <w:sz w:val="24"/>
+          <w:szCs w:val="24"/>
+          <w14:ligatures w14:val="standardContextual"/>
+        </w:rPr>
+      </w:pPr>
+      <w:hyperlink w:anchor="_Toc236148909" w:history="1">
         <w:r>
           <w:rPr>
             <w:rStyle w:val="Hyperlink"/>
+            <w:noProof/>
           </w:rPr>
-          <w:t>Practical Implementation Analysis: Initiating &amp; Risk Management of HSU Project (Team 3)</w:t>
+          <w:t>5. Practical Implementation Analysis: Initiating &amp; Risk Management of HSU Project (Team 3)</w:t>
+        </w:r>
+        <w:r>
+          <w:rPr>
+            <w:noProof/>
+            <w:webHidden/>
+          </w:rPr>
+          <w:tab/>
+        </w:r>
+        <w:r>
+          <w:rPr>
+            <w:noProof/>
+            <w:webHidden/>
+          </w:rPr>
+          <w:fldChar w:fldCharType="begin"/>
+        </w:r>
+        <w:r>
+          <w:rPr>
+            <w:noProof/>
+            <w:webHidden/>
+          </w:rPr>
+          <w:instrText xml:space="preserve"> PAGEREF _Toc236148909 \h </w:instrText>
+        </w:r>
+        <w:r>
+          <w:rPr>
+            <w:noProof/>
+            <w:webHidden/>
+          </w:rPr>
+        </w:r>
+        <w:r>
+          <w:rPr>
+            <w:noProof/>
+            <w:webHidden/>
+          </w:rPr>
+          <w:fldChar w:fldCharType="separate"/>
+        </w:r>
+        <w:r>
+          <w:rPr>
+            <w:noProof/>
+            <w:webHidden/>
+          </w:rPr>
+          <w:t>17</w:t>
+        </w:r>
+        <w:r>
+          <w:rPr>
+            <w:noProof/>
+            <w:webHidden/>
+          </w:rPr>
+          <w:fldChar w:fldCharType="end"/>
         </w:r>
       </w:hyperlink>
     </w:p>
     <w:p>
       <w:pPr>
-        <w:numPr>
-          <w:ilvl w:val="1"/>
-          <w:numId w:val="2"/>
-        </w:numPr>
-        <w:spacing w:before="0" w:after="160" w:line="278" w:lineRule="auto"/>
-      </w:pPr>
-      <w:hyperlink r:id="rId24" w:anchor="51-project-context--business-case" w:history="1">
+        <w:pStyle w:val="TOC2"/>
+        <w:tabs>
+          <w:tab w:val="right" w:leader="dot" w:pos="9350"/>
+        </w:tabs>
+        <w:rPr>
+          <w:rFonts w:asciiTheme="minorHAnsi" w:eastAsiaTheme="minorEastAsia" w:hAnsiTheme="minorHAnsi" w:cstheme="minorBidi"/>
+          <w:smallCaps w:val="0"/>
+          <w:noProof/>
+          <w:kern w:val="2"/>
+          <w:sz w:val="24"/>
+          <w:szCs w:val="24"/>
+          <w14:ligatures w14:val="standardContextual"/>
+        </w:rPr>
+      </w:pPr>
+      <w:hyperlink w:anchor="_Toc236148910" w:history="1">
         <w:r>
           <w:rPr>
             <w:rStyle w:val="Hyperlink"/>
+            <w:noProof/>
           </w:rPr>
           <w:t>5.1. Project Context &amp; Business Case</w:t>
         </w:r>
+        <w:r>
+          <w:rPr>
+            <w:noProof/>
+            <w:webHidden/>
+          </w:rPr>
+          <w:tab/>
+        </w:r>
+        <w:r>
+          <w:rPr>
+            <w:noProof/>
+            <w:webHidden/>
+          </w:rPr>
+          <w:fldChar w:fldCharType="begin"/>
+        </w:r>
+        <w:r>
+          <w:rPr>
+            <w:noProof/>
+            <w:webHidden/>
+          </w:rPr>
+          <w:instrText xml:space="preserve"> PAGEREF _Toc236148910 \h </w:instrText>
+        </w:r>
+        <w:r>
+          <w:rPr>
+            <w:noProof/>
+            <w:webHidden/>
+          </w:rPr>
+        </w:r>
+        <w:r>
+          <w:rPr>
+            <w:noProof/>
+            <w:webHidden/>
+          </w:rPr>
+          <w:fldChar w:fldCharType="separate"/>
+        </w:r>
+        <w:r>
+          <w:rPr>
+            <w:noProof/>
+            <w:webHidden/>
+          </w:rPr>
+          <w:t>17</w:t>
+        </w:r>
+        <w:r>
+          <w:rPr>
+            <w:noProof/>
+            <w:webHidden/>
+          </w:rPr>
+          <w:fldChar w:fldCharType="end"/>
+        </w:r>
       </w:hyperlink>
     </w:p>
     <w:p>
       <w:pPr>
-        <w:numPr>
-          <w:ilvl w:val="1"/>
-          <w:numId w:val="2"/>
-        </w:numPr>
-        <w:spacing w:before="0" w:after="160" w:line="278" w:lineRule="auto"/>
-      </w:pPr>
-      <w:hyperlink r:id="rId25" w:anchor="52-list-of-top-10-prioritized-risks-for-the-hsu-project" w:history="1">
+        <w:pStyle w:val="TOC2"/>
+        <w:tabs>
+          <w:tab w:val="right" w:leader="dot" w:pos="9350"/>
+        </w:tabs>
+        <w:rPr>
+          <w:rFonts w:asciiTheme="minorHAnsi" w:eastAsiaTheme="minorEastAsia" w:hAnsiTheme="minorHAnsi" w:cstheme="minorBidi"/>
+          <w:smallCaps w:val="0"/>
+          <w:noProof/>
+          <w:kern w:val="2"/>
+          <w:sz w:val="24"/>
+          <w:szCs w:val="24"/>
+          <w14:ligatures w14:val="standardContextual"/>
+        </w:rPr>
+      </w:pPr>
+      <w:hyperlink w:anchor="_Toc236148911" w:history="1">
         <w:r>
           <w:rPr>
             <w:rStyle w:val="Hyperlink"/>
+            <w:noProof/>
           </w:rPr>
           <w:t>5.2. List of Top 10 Prioritized Risks for the HSU Project</w:t>
         </w:r>
+        <w:r>
+          <w:rPr>
+            <w:noProof/>
+            <w:webHidden/>
+          </w:rPr>
+          <w:tab/>
+        </w:r>
+        <w:r>
+          <w:rPr>
+            <w:noProof/>
+            <w:webHidden/>
+          </w:rPr>
+          <w:fldChar w:fldCharType="begin"/>
+        </w:r>
+        <w:r>
+          <w:rPr>
+            <w:noProof/>
+            <w:webHidden/>
+          </w:rPr>
+          <w:instrText xml:space="preserve"> PAGEREF _Toc236148911 \h </w:instrText>
+        </w:r>
+        <w:r>
+          <w:rPr>
+            <w:noProof/>
+            <w:webHidden/>
+          </w:rPr>
+        </w:r>
+        <w:r>
+          <w:rPr>
+            <w:noProof/>
+            <w:webHidden/>
+          </w:rPr>
+          <w:fldChar w:fldCharType="separate"/>
+        </w:r>
+        <w:r>
+          <w:rPr>
+            <w:noProof/>
+            <w:webHidden/>
+          </w:rPr>
+          <w:t>17</w:t>
+        </w:r>
+        <w:r>
+          <w:rPr>
+            <w:noProof/>
+            <w:webHidden/>
+          </w:rPr>
+          <w:fldChar w:fldCharType="end"/>
+        </w:r>
       </w:hyperlink>
     </w:p>
     <w:p>
       <w:pPr>
-        <w:numPr>
-          <w:ilvl w:val="1"/>
-          <w:numId w:val="2"/>
-        </w:numPr>
-        <w:spacing w:before="0" w:after="160" w:line="278" w:lineRule="auto"/>
-      </w:pPr>
-      <w:hyperlink r:id="rId26" w:anchor="53-project-charter-template---hsu-project" w:history="1">
+        <w:pStyle w:val="TOC2"/>
+        <w:tabs>
+          <w:tab w:val="right" w:leader="dot" w:pos="9350"/>
+        </w:tabs>
+        <w:rPr>
+          <w:rFonts w:asciiTheme="minorHAnsi" w:eastAsiaTheme="minorEastAsia" w:hAnsiTheme="minorHAnsi" w:cstheme="minorBidi"/>
+          <w:smallCaps w:val="0"/>
+          <w:noProof/>
+          <w:kern w:val="2"/>
+          <w:sz w:val="24"/>
+          <w:szCs w:val="24"/>
+          <w14:ligatures w14:val="standardContextual"/>
+        </w:rPr>
+      </w:pPr>
+      <w:hyperlink w:anchor="_Toc236148912" w:history="1">
         <w:r>
           <w:rPr>
             <w:rStyle w:val="Hyperlink"/>
+            <w:noProof/>
           </w:rPr>
           <w:t>5.3. Project Charter Template - HSU Project</w:t>
         </w:r>
+        <w:r>
+          <w:rPr>
+            <w:noProof/>
+            <w:webHidden/>
+          </w:rPr>
+          <w:tab/>
+        </w:r>
+        <w:r>
+          <w:rPr>
+            <w:noProof/>
+            <w:webHidden/>
+          </w:rPr>
+          <w:fldChar w:fldCharType="begin"/>
+        </w:r>
+        <w:r>
+          <w:rPr>
+            <w:noProof/>
+            <w:webHidden/>
+          </w:rPr>
+          <w:instrText xml:space="preserve"> PAGEREF _Toc236148912 \h </w:instrText>
+        </w:r>
+        <w:r>
+          <w:rPr>
+            <w:noProof/>
+            <w:webHidden/>
+          </w:rPr>
+        </w:r>
+        <w:r>
+          <w:rPr>
+            <w:noProof/>
+            <w:webHidden/>
+          </w:rPr>
+          <w:fldChar w:fldCharType="separate"/>
+        </w:r>
+        <w:r>
+          <w:rPr>
+            <w:noProof/>
+            <w:webHidden/>
+          </w:rPr>
+          <w:t>18</w:t>
+        </w:r>
+        <w:r>
+          <w:rPr>
+            <w:noProof/>
+            <w:webHidden/>
+          </w:rPr>
+          <w:fldChar w:fldCharType="end"/>
+        </w:r>
       </w:hyperlink>
     </w:p>
     <w:p>
       <w:pPr>
-        <w:numPr>
-          <w:ilvl w:val="1"/>
-          <w:numId w:val="2"/>
-        </w:numPr>
-        <w:spacing w:before="0" w:after="160" w:line="278" w:lineRule="auto"/>
-      </w:pPr>
-      <w:hyperlink r:id="rId27" w:anchor="54-stakeholder-register--strategy" w:history="1">
+        <w:pStyle w:val="TOC2"/>
+        <w:tabs>
+          <w:tab w:val="right" w:leader="dot" w:pos="9350"/>
+        </w:tabs>
+        <w:rPr>
+          <w:rFonts w:asciiTheme="minorHAnsi" w:eastAsiaTheme="minorEastAsia" w:hAnsiTheme="minorHAnsi" w:cstheme="minorBidi"/>
+          <w:smallCaps w:val="0"/>
+          <w:noProof/>
+          <w:kern w:val="2"/>
+          <w:sz w:val="24"/>
+          <w:szCs w:val="24"/>
+          <w14:ligatures w14:val="standardContextual"/>
+        </w:rPr>
+      </w:pPr>
+      <w:hyperlink w:anchor="_Toc236148913" w:history="1">
         <w:r>
           <w:rPr>
             <w:rStyle w:val="Hyperlink"/>
+            <w:noProof/>
           </w:rPr>
           <w:t>5.4. Stakeholder Register &amp; Strategy</w:t>
         </w:r>
+        <w:r>
+          <w:rPr>
+            <w:noProof/>
+            <w:webHidden/>
+          </w:rPr>
+          <w:tab/>
+        </w:r>
+        <w:r>
+          <w:rPr>
+            <w:noProof/>
+            <w:webHidden/>
+          </w:rPr>
+          <w:fldChar w:fldCharType="begin"/>
+        </w:r>
+        <w:r>
+          <w:rPr>
+            <w:noProof/>
+            <w:webHidden/>
+          </w:rPr>
+          <w:instrText xml:space="preserve"> PAGEREF _Toc236148913 \h </w:instrText>
+        </w:r>
+        <w:r>
+          <w:rPr>
+            <w:noProof/>
+            <w:webHidden/>
+          </w:rPr>
+        </w:r>
+        <w:r>
+          <w:rPr>
+            <w:noProof/>
+            <w:webHidden/>
+          </w:rPr>
+          <w:fldChar w:fldCharType="separate"/>
+        </w:r>
+        <w:r>
+          <w:rPr>
+            <w:noProof/>
+            <w:webHidden/>
+          </w:rPr>
+          <w:t>18</w:t>
+        </w:r>
+        <w:r>
+          <w:rPr>
+            <w:noProof/>
+            <w:webHidden/>
+          </w:rPr>
+          <w:fldChar w:fldCharType="end"/>
+        </w:r>
       </w:hyperlink>
     </w:p>
     <w:p>
       <w:pPr>
-        <w:numPr>
-          <w:ilvl w:val="1"/>
-          <w:numId w:val="2"/>
-        </w:numPr>
-        <w:spacing w:before="0" w:after="160" w:line="278" w:lineRule="auto"/>
-      </w:pPr>
-      <w:hyperlink r:id="rId28" w:anchor="55-team-contract---hsu-project---applying-jwd-table-3-8" w:history="1">
+        <w:pStyle w:val="TOC2"/>
+        <w:tabs>
+          <w:tab w:val="right" w:leader="dot" w:pos="9350"/>
+        </w:tabs>
+        <w:rPr>
+          <w:rFonts w:asciiTheme="minorHAnsi" w:eastAsiaTheme="minorEastAsia" w:hAnsiTheme="minorHAnsi" w:cstheme="minorBidi"/>
+          <w:smallCaps w:val="0"/>
+          <w:noProof/>
+          <w:kern w:val="2"/>
+          <w:sz w:val="24"/>
+          <w:szCs w:val="24"/>
+          <w14:ligatures w14:val="standardContextual"/>
+        </w:rPr>
+      </w:pPr>
+      <w:hyperlink w:anchor="_Toc236148914" w:history="1">
         <w:r>
           <w:rPr>
             <w:rStyle w:val="Hyperlink"/>
+            <w:noProof/>
           </w:rPr>
-          <w:t>5.5. Team Contract - HSU Project</w:t>
+          <w:t>5.5. Team Contract - HSU Project (Applying JWD Table 3-8)</w:t>
+        </w:r>
+        <w:r>
+          <w:rPr>
+            <w:noProof/>
+            <w:webHidden/>
+          </w:rPr>
+          <w:tab/>
+        </w:r>
+        <w:r>
+          <w:rPr>
+            <w:noProof/>
+            <w:webHidden/>
+          </w:rPr>
+          <w:fldChar w:fldCharType="begin"/>
+        </w:r>
+        <w:r>
+          <w:rPr>
+            <w:noProof/>
+            <w:webHidden/>
+          </w:rPr>
+          <w:instrText xml:space="preserve"> PAGEREF _Toc236148914 \h </w:instrText>
+        </w:r>
+        <w:r>
+          <w:rPr>
+            <w:noProof/>
+            <w:webHidden/>
+          </w:rPr>
+        </w:r>
+        <w:r>
+          <w:rPr>
+            <w:noProof/>
+            <w:webHidden/>
+          </w:rPr>
+          <w:fldChar w:fldCharType="separate"/>
+        </w:r>
+        <w:r>
+          <w:rPr>
+            <w:noProof/>
+            <w:webHidden/>
+          </w:rPr>
+          <w:t>19</w:t>
+        </w:r>
+        <w:r>
+          <w:rPr>
+            <w:noProof/>
+            <w:webHidden/>
+          </w:rPr>
+          <w:fldChar w:fldCharType="end"/>
         </w:r>
       </w:hyperlink>
     </w:p>
     <w:p>
       <w:pPr>
-        <w:numPr>
-          <w:ilvl w:val="1"/>
-          <w:numId w:val="2"/>
-        </w:numPr>
-        <w:spacing w:before="0" w:after="160" w:line="278" w:lineRule="auto"/>
-      </w:pPr>
-      <w:hyperlink r:id="rId29" w:anchor="56-real-world-risk-response-lessons-from-project-execution" w:history="1">
+        <w:pStyle w:val="TOC2"/>
+        <w:tabs>
+          <w:tab w:val="right" w:leader="dot" w:pos="9350"/>
+        </w:tabs>
+        <w:rPr>
+          <w:rFonts w:asciiTheme="minorHAnsi" w:eastAsiaTheme="minorEastAsia" w:hAnsiTheme="minorHAnsi" w:cstheme="minorBidi"/>
+          <w:smallCaps w:val="0"/>
+          <w:noProof/>
+          <w:kern w:val="2"/>
+          <w:sz w:val="24"/>
+          <w:szCs w:val="24"/>
+          <w14:ligatures w14:val="standardContextual"/>
+        </w:rPr>
+      </w:pPr>
+      <w:hyperlink w:anchor="_Toc236148915" w:history="1">
         <w:r>
           <w:rPr>
             <w:rStyle w:val="Hyperlink"/>
+            <w:noProof/>
           </w:rPr>
           <w:t>5.6. Real-World Risk Response Lessons from Project Execution</w:t>
         </w:r>
+        <w:r>
+          <w:rPr>
+            <w:noProof/>
+            <w:webHidden/>
+          </w:rPr>
+          <w:tab/>
+        </w:r>
+        <w:r>
+          <w:rPr>
+            <w:noProof/>
+            <w:webHidden/>
+          </w:rPr>
+          <w:fldChar w:fldCharType="begin"/>
+        </w:r>
+        <w:r>
+          <w:rPr>
+            <w:noProof/>
+            <w:webHidden/>
+          </w:rPr>
+          <w:instrText xml:space="preserve"> PAGEREF _Toc236148915 \h </w:instrText>
+        </w:r>
+        <w:r>
+          <w:rPr>
+            <w:noProof/>
+            <w:webHidden/>
+          </w:rPr>
+        </w:r>
+        <w:r>
+          <w:rPr>
+            <w:noProof/>
+            <w:webHidden/>
+          </w:rPr>
+          <w:fldChar w:fldCharType="separate"/>
+        </w:r>
+        <w:r>
+          <w:rPr>
+            <w:noProof/>
+            <w:webHidden/>
+          </w:rPr>
+          <w:t>20</w:t>
+        </w:r>
+        <w:r>
+          <w:rPr>
+            <w:noProof/>
+            <w:webHidden/>
+          </w:rPr>
+          <w:fldChar w:fldCharType="end"/>
+        </w:r>
       </w:hyperlink>
     </w:p>
     <w:p>
       <w:pPr>
-        <w:numPr>
-          <w:ilvl w:val="1"/>
-          <w:numId w:val="2"/>
-        </w:numPr>
-        <w:spacing w:before="0" w:after="160" w:line="278" w:lineRule="auto"/>
-      </w:pPr>
-      <w:hyperlink r:id="rId30" w:anchor="57-wbs-structure--scope-demarcation-between-seminar-and-project" w:history="1">
+        <w:pStyle w:val="TOC2"/>
+        <w:tabs>
+          <w:tab w:val="right" w:leader="dot" w:pos="9350"/>
+        </w:tabs>
+        <w:rPr>
+          <w:rFonts w:asciiTheme="minorHAnsi" w:eastAsiaTheme="minorEastAsia" w:hAnsiTheme="minorHAnsi" w:cstheme="minorBidi"/>
+          <w:smallCaps w:val="0"/>
+          <w:noProof/>
+          <w:kern w:val="2"/>
+          <w:sz w:val="24"/>
+          <w:szCs w:val="24"/>
+          <w14:ligatures w14:val="standardContextual"/>
+        </w:rPr>
+      </w:pPr>
+      <w:hyperlink w:anchor="_Toc236148916" w:history="1">
         <w:r>
           <w:rPr>
             <w:rStyle w:val="Hyperlink"/>
+            <w:noProof/>
           </w:rPr>
           <w:t>5.7. WBS Structure &amp; Scope Demarcation between Seminar and Project</w:t>
         </w:r>
+        <w:r>
+          <w:rPr>
+            <w:noProof/>
+            <w:webHidden/>
+          </w:rPr>
+          <w:tab/>
+        </w:r>
+        <w:r>
+          <w:rPr>
+            <w:noProof/>
+            <w:webHidden/>
+          </w:rPr>
+          <w:fldChar w:fldCharType="begin"/>
+        </w:r>
+        <w:r>
+          <w:rPr>
+            <w:noProof/>
+            <w:webHidden/>
+          </w:rPr>
+          <w:instrText xml:space="preserve"> PAGEREF _Toc236148916 \h </w:instrText>
+        </w:r>
+        <w:r>
+          <w:rPr>
+            <w:noProof/>
+            <w:webHidden/>
+          </w:rPr>
+        </w:r>
+        <w:r>
+          <w:rPr>
+            <w:noProof/>
+            <w:webHidden/>
+          </w:rPr>
+          <w:fldChar w:fldCharType="separate"/>
+        </w:r>
+        <w:r>
+          <w:rPr>
+            <w:noProof/>
+            <w:webHidden/>
+          </w:rPr>
+          <w:t>21</w:t>
+        </w:r>
+        <w:r>
+          <w:rPr>
+            <w:noProof/>
+            <w:webHidden/>
+          </w:rPr>
+          <w:fldChar w:fldCharType="end"/>
+        </w:r>
       </w:hyperlink>
     </w:p>
     <w:p>
       <w:pPr>
-        <w:numPr>
-          <w:ilvl w:val="1"/>
-          <w:numId w:val="2"/>
-        </w:numPr>
-        <w:spacing w:before="0" w:after="160" w:line="278" w:lineRule="auto"/>
-      </w:pPr>
-      <w:hyperlink r:id="rId31" w:anchor="58-project-scope-statement---hsu-project---applying-jwd-table-3-9" w:history="1">
+        <w:pStyle w:val="TOC2"/>
+        <w:tabs>
+          <w:tab w:val="right" w:leader="dot" w:pos="9350"/>
+        </w:tabs>
+        <w:rPr>
+          <w:rFonts w:asciiTheme="minorHAnsi" w:eastAsiaTheme="minorEastAsia" w:hAnsiTheme="minorHAnsi" w:cstheme="minorBidi"/>
+          <w:smallCaps w:val="0"/>
+          <w:noProof/>
+          <w:kern w:val="2"/>
+          <w:sz w:val="24"/>
+          <w:szCs w:val="24"/>
+          <w14:ligatures w14:val="standardContextual"/>
+        </w:rPr>
+      </w:pPr>
+      <w:hyperlink w:anchor="_Toc236148917" w:history="1">
         <w:r>
           <w:rPr>
             <w:rStyle w:val="Hyperlink"/>
+            <w:noProof/>
           </w:rPr>
-          <w:t>5.8. Project Scope Statement - HSU Project</w:t>
+          <w:t>5.8. Project Scope Statement - HSU Project (Applying JWD Table 3-9)</w:t>
+        </w:r>
+        <w:r>
+          <w:rPr>
+            <w:noProof/>
+            <w:webHidden/>
+          </w:rPr>
+          <w:tab/>
+        </w:r>
+        <w:r>
+          <w:rPr>
+            <w:noProof/>
+            <w:webHidden/>
+          </w:rPr>
+          <w:fldChar w:fldCharType="begin"/>
+        </w:r>
+        <w:r>
+          <w:rPr>
+            <w:noProof/>
+            <w:webHidden/>
+          </w:rPr>
+          <w:instrText xml:space="preserve"> PAGEREF _Toc236148917 \h </w:instrText>
+        </w:r>
+        <w:r>
+          <w:rPr>
+            <w:noProof/>
+            <w:webHidden/>
+          </w:rPr>
+        </w:r>
+        <w:r>
+          <w:rPr>
+            <w:noProof/>
+            <w:webHidden/>
+          </w:rPr>
+          <w:fldChar w:fldCharType="separate"/>
+        </w:r>
+        <w:r>
+          <w:rPr>
+            <w:noProof/>
+            <w:webHidden/>
+          </w:rPr>
+          <w:t>22</w:t>
+        </w:r>
+        <w:r>
+          <w:rPr>
+            <w:noProof/>
+            <w:webHidden/>
+          </w:rPr>
+          <w:fldChar w:fldCharType="end"/>
         </w:r>
       </w:hyperlink>
     </w:p>
     <w:p>
       <w:pPr>
-        <w:numPr>
-          <w:ilvl w:val="1"/>
-          <w:numId w:val="2"/>
-        </w:numPr>
-        <w:spacing w:before="0" w:after="160" w:line="278" w:lineRule="auto"/>
-      </w:pPr>
-      <w:hyperlink r:id="rId32" w:anchor="59-schedule--cost-baseline---hsu-project" w:history="1">
+        <w:pStyle w:val="TOC2"/>
+        <w:tabs>
+          <w:tab w:val="right" w:leader="dot" w:pos="9350"/>
+        </w:tabs>
+        <w:rPr>
+          <w:rFonts w:asciiTheme="minorHAnsi" w:eastAsiaTheme="minorEastAsia" w:hAnsiTheme="minorHAnsi" w:cstheme="minorBidi"/>
+          <w:smallCaps w:val="0"/>
+          <w:noProof/>
+          <w:kern w:val="2"/>
+          <w:sz w:val="24"/>
+          <w:szCs w:val="24"/>
+          <w14:ligatures w14:val="standardContextual"/>
+        </w:rPr>
+      </w:pPr>
+      <w:hyperlink w:anchor="_Toc236148918" w:history="1">
         <w:r>
           <w:rPr>
             <w:rStyle w:val="Hyperlink"/>
+            <w:noProof/>
           </w:rPr>
           <w:t>5.9. Schedule &amp; Cost Baseline - HSU Project</w:t>
         </w:r>
+        <w:r>
+          <w:rPr>
+            <w:noProof/>
+            <w:webHidden/>
+          </w:rPr>
+          <w:tab/>
+        </w:r>
+        <w:r>
+          <w:rPr>
+            <w:noProof/>
+            <w:webHidden/>
+          </w:rPr>
+          <w:fldChar w:fldCharType="begin"/>
+        </w:r>
+        <w:r>
+          <w:rPr>
+            <w:noProof/>
+            <w:webHidden/>
+          </w:rPr>
+          <w:instrText xml:space="preserve"> PAGEREF _Toc236148918 \h </w:instrText>
+        </w:r>
+        <w:r>
+          <w:rPr>
+            <w:noProof/>
+            <w:webHidden/>
+          </w:rPr>
+        </w:r>
+        <w:r>
+          <w:rPr>
+            <w:noProof/>
+            <w:webHidden/>
+          </w:rPr>
+          <w:fldChar w:fldCharType="separate"/>
+        </w:r>
+        <w:r>
+          <w:rPr>
+            <w:noProof/>
+            <w:webHidden/>
+          </w:rPr>
+          <w:t>22</w:t>
+        </w:r>
+        <w:r>
+          <w:rPr>
+            <w:noProof/>
+            <w:webHidden/>
+          </w:rPr>
+          <w:fldChar w:fldCharType="end"/>
+        </w:r>
       </w:hyperlink>
     </w:p>
     <w:p>
       <w:pPr>
-        <w:numPr>
-          <w:ilvl w:val="1"/>
-          <w:numId w:val="2"/>
-        </w:numPr>
-        <w:spacing w:before="0" w:after="160" w:line="278" w:lineRule="auto"/>
-      </w:pPr>
-      <w:hyperlink r:id="rId33" w:anchor="510-communication-management-plan---hsu-project" w:history="1">
+        <w:pStyle w:val="TOC2"/>
+        <w:tabs>
+          <w:tab w:val="right" w:leader="dot" w:pos="9350"/>
+        </w:tabs>
+        <w:rPr>
+          <w:rFonts w:asciiTheme="minorHAnsi" w:eastAsiaTheme="minorEastAsia" w:hAnsiTheme="minorHAnsi" w:cstheme="minorBidi"/>
+          <w:smallCaps w:val="0"/>
+          <w:noProof/>
+          <w:kern w:val="2"/>
+          <w:sz w:val="24"/>
+          <w:szCs w:val="24"/>
+          <w14:ligatures w14:val="standardContextual"/>
+        </w:rPr>
+      </w:pPr>
+      <w:hyperlink w:anchor="_Toc236148919" w:history="1">
         <w:r>
           <w:rPr>
             <w:rStyle w:val="Hyperlink"/>
+            <w:noProof/>
           </w:rPr>
           <w:t>5.10. Communication Management Plan - HSU Project</w:t>
         </w:r>
+        <w:r>
+          <w:rPr>
+            <w:noProof/>
+            <w:webHidden/>
+          </w:rPr>
+          <w:tab/>
+        </w:r>
+        <w:r>
+          <w:rPr>
+            <w:noProof/>
+            <w:webHidden/>
+          </w:rPr>
+          <w:fldChar w:fldCharType="begin"/>
+        </w:r>
+        <w:r>
+          <w:rPr>
+            <w:noProof/>
+            <w:webHidden/>
+          </w:rPr>
+          <w:instrText xml:space="preserve"> PAGEREF _Toc236148919 \h </w:instrText>
+        </w:r>
+        <w:r>
+          <w:rPr>
+            <w:noProof/>
+            <w:webHidden/>
+          </w:rPr>
+        </w:r>
+        <w:r>
+          <w:rPr>
+            <w:noProof/>
+            <w:webHidden/>
+          </w:rPr>
+          <w:fldChar w:fldCharType="separate"/>
+        </w:r>
+        <w:r>
+          <w:rPr>
+            <w:noProof/>
+            <w:webHidden/>
+          </w:rPr>
+          <w:t>23</w:t>
+        </w:r>
+        <w:r>
+          <w:rPr>
+            <w:noProof/>
+            <w:webHidden/>
+          </w:rPr>
+          <w:fldChar w:fldCharType="end"/>
+        </w:r>
       </w:hyperlink>
     </w:p>
     <w:p>
       <w:pPr>
-        <w:numPr>
-          <w:ilvl w:val="0"/>
-          <w:numId w:val="2"/>
-        </w:numPr>
-        <w:spacing w:before="0" w:after="160" w:line="278" w:lineRule="auto"/>
-      </w:pPr>
-      <w:hyperlink r:id="rId34" w:anchor="6-conclusions-and-lessons-learned" w:history="1">
+        <w:pStyle w:val="TOC1"/>
+        <w:tabs>
+          <w:tab w:val="right" w:leader="dot" w:pos="9350"/>
+        </w:tabs>
+        <w:rPr>
+          <w:rFonts w:asciiTheme="minorHAnsi" w:eastAsiaTheme="minorEastAsia" w:hAnsiTheme="minorHAnsi" w:cstheme="minorBidi"/>
+          <w:b w:val="0"/>
+          <w:bCs w:val="0"/>
+          <w:caps w:val="0"/>
+          <w:noProof/>
+          <w:kern w:val="2"/>
+          <w:sz w:val="24"/>
+          <w:szCs w:val="24"/>
+          <w14:ligatures w14:val="standardContextual"/>
+        </w:rPr>
+      </w:pPr>
+      <w:hyperlink w:anchor="_Toc236148920" w:history="1">
         <w:r>
           <w:rPr>
             <w:rStyle w:val="Hyperlink"/>
+            <w:noProof/>
           </w:rPr>
-          <w:t>Conclusions and Lessons Learned</w:t>
+          <w:t>6. Conclusions and Lessons Learned</w:t>
+        </w:r>
+        <w:r>
+          <w:rPr>
+            <w:noProof/>
+            <w:webHidden/>
+          </w:rPr>
+          <w:tab/>
+        </w:r>
+        <w:r>
+          <w:rPr>
+            <w:noProof/>
+            <w:webHidden/>
+          </w:rPr>
+          <w:fldChar w:fldCharType="begin"/>
+        </w:r>
+        <w:r>
+          <w:rPr>
+            <w:noProof/>
+            <w:webHidden/>
+          </w:rPr>
+          <w:instrText xml:space="preserve"> PAGEREF _Toc236148920 \h </w:instrText>
+        </w:r>
+        <w:r>
+          <w:rPr>
+            <w:noProof/>
+            <w:webHidden/>
+          </w:rPr>
+        </w:r>
+        <w:r>
+          <w:rPr>
+            <w:noProof/>
+            <w:webHidden/>
+          </w:rPr>
+          <w:fldChar w:fldCharType="separate"/>
+        </w:r>
+        <w:r>
+          <w:rPr>
+            <w:noProof/>
+            <w:webHidden/>
+          </w:rPr>
+          <w:t>25</w:t>
+        </w:r>
+        <w:r>
+          <w:rPr>
+            <w:noProof/>
+            <w:webHidden/>
+          </w:rPr>
+          <w:fldChar w:fldCharType="end"/>
         </w:r>
       </w:hyperlink>
     </w:p>
     <w:p>
       <w:pPr>
-        <w:numPr>
-          <w:ilvl w:val="1"/>
-          <w:numId w:val="2"/>
-        </w:numPr>
-        <w:spacing w:before="0" w:after="160" w:line="278" w:lineRule="auto"/>
-      </w:pPr>
-      <w:hyperlink r:id="rId35" w:anchor="61-hsu-project-lessons-learned-report---applying-jwd-table-3-16" w:history="1">
+        <w:pStyle w:val="TOC2"/>
+        <w:tabs>
+          <w:tab w:val="right" w:leader="dot" w:pos="9350"/>
+        </w:tabs>
+        <w:rPr>
+          <w:rFonts w:asciiTheme="minorHAnsi" w:eastAsiaTheme="minorEastAsia" w:hAnsiTheme="minorHAnsi" w:cstheme="minorBidi"/>
+          <w:smallCaps w:val="0"/>
+          <w:noProof/>
+          <w:kern w:val="2"/>
+          <w:sz w:val="24"/>
+          <w:szCs w:val="24"/>
+          <w14:ligatures w14:val="standardContextual"/>
+        </w:rPr>
+      </w:pPr>
+      <w:hyperlink w:anchor="_Toc236148921" w:history="1">
         <w:r>
           <w:rPr>
             <w:rStyle w:val="Hyperlink"/>
+            <w:noProof/>
           </w:rPr>
-          <w:t>6.1. HSU Project Lessons-Learned Report</w:t>
+          <w:t>6.1. HSU Project Lessons-Learned Report (Applying JWD Table 3-16)</w:t>
+        </w:r>
+        <w:r>
+          <w:rPr>
+            <w:noProof/>
+            <w:webHidden/>
+          </w:rPr>
+          <w:tab/>
+        </w:r>
+        <w:r>
+          <w:rPr>
+            <w:noProof/>
+            <w:webHidden/>
+          </w:rPr>
+          <w:fldChar w:fldCharType="begin"/>
+        </w:r>
+        <w:r>
+          <w:rPr>
+            <w:noProof/>
+            <w:webHidden/>
+          </w:rPr>
+          <w:instrText xml:space="preserve"> PAGEREF _Toc236148921 \h </w:instrText>
+        </w:r>
+        <w:r>
+          <w:rPr>
+            <w:noProof/>
+            <w:webHidden/>
+          </w:rPr>
+        </w:r>
+        <w:r>
+          <w:rPr>
+            <w:noProof/>
+            <w:webHidden/>
+          </w:rPr>
+          <w:fldChar w:fldCharType="separate"/>
+        </w:r>
+        <w:r>
+          <w:rPr>
+            <w:noProof/>
+            <w:webHidden/>
+          </w:rPr>
+          <w:t>25</w:t>
+        </w:r>
+        <w:r>
+          <w:rPr>
+            <w:noProof/>
+            <w:webHidden/>
+          </w:rPr>
+          <w:fldChar w:fldCharType="end"/>
         </w:r>
       </w:hyperlink>
     </w:p>
     <w:p>
       <w:pPr>
-        <w:numPr>
-          <w:ilvl w:val="1"/>
-          <w:numId w:val="2"/>
-        </w:numPr>
-        <w:spacing w:before="0" w:after="160" w:line="278" w:lineRule="auto"/>
-      </w:pPr>
-      <w:hyperlink r:id="rId36" w:anchor="62-general-conclusions" w:history="1">
+        <w:pStyle w:val="TOC2"/>
+        <w:tabs>
+          <w:tab w:val="right" w:leader="dot" w:pos="9350"/>
+        </w:tabs>
+        <w:rPr>
+          <w:rFonts w:asciiTheme="minorHAnsi" w:eastAsiaTheme="minorEastAsia" w:hAnsiTheme="minorHAnsi" w:cstheme="minorBidi"/>
+          <w:smallCaps w:val="0"/>
+          <w:noProof/>
+          <w:kern w:val="2"/>
+          <w:sz w:val="24"/>
+          <w:szCs w:val="24"/>
+          <w14:ligatures w14:val="standardContextual"/>
+        </w:rPr>
+      </w:pPr>
+      <w:hyperlink w:anchor="_Toc236148922" w:history="1">
         <w:r>
           <w:rPr>
             <w:rStyle w:val="Hyperlink"/>
+            <w:noProof/>
           </w:rPr>
           <w:t>6.2. General Conclusions</w:t>
         </w:r>
+        <w:r>
+          <w:rPr>
+            <w:noProof/>
+            <w:webHidden/>
+          </w:rPr>
+          <w:tab/>
+        </w:r>
+        <w:r>
+          <w:rPr>
+            <w:noProof/>
+            <w:webHidden/>
+          </w:rPr>
+          <w:fldChar w:fldCharType="begin"/>
+        </w:r>
+        <w:r>
+          <w:rPr>
+            <w:noProof/>
+            <w:webHidden/>
+          </w:rPr>
+          <w:instrText xml:space="preserve"> PAGEREF _Toc236148922 \h </w:instrText>
+        </w:r>
+        <w:r>
+          <w:rPr>
+            <w:noProof/>
+            <w:webHidden/>
+          </w:rPr>
+        </w:r>
+        <w:r>
+          <w:rPr>
+            <w:noProof/>
+            <w:webHidden/>
+          </w:rPr>
+          <w:fldChar w:fldCharType="separate"/>
+        </w:r>
+        <w:r>
+          <w:rPr>
+            <w:noProof/>
+            <w:webHidden/>
+          </w:rPr>
+          <w:t>25</w:t>
+        </w:r>
+        <w:r>
+          <w:rPr>
+            <w:noProof/>
+            <w:webHidden/>
+          </w:rPr>
+          <w:fldChar w:fldCharType="end"/>
+        </w:r>
       </w:hyperlink>
     </w:p>
     <w:p>
@@ -1884,25 +3722,33 @@
         <w:spacing w:before="0" w:after="160" w:line="278" w:lineRule="auto"/>
       </w:pPr>
       <w:r>
+        <w:fldChar w:fldCharType="end"/>
+      </w:r>
+      <w:r>
         <w:br w:type="page"/>
       </w:r>
     </w:p>
     <w:p>
       <w:pPr>
-        <w:spacing w:before="0" w:after="160" w:line="278" w:lineRule="auto"/>
-        <w:rPr>
-          <w:b/>
+        <w:pStyle w:val="Heading1"/>
+        <w:numPr>
+          <w:ilvl w:val="0"/>
+          <w:numId w:val="0"/>
+        </w:numPr>
+        <w:rPr>
+          <w:b w:val="0"/>
           <w:bCs/>
         </w:rPr>
       </w:pPr>
-      <w:r>
-        <w:rPr>
-          <w:b/>
+      <w:bookmarkStart w:id="0" w:name="_Toc236148891"/>
+      <w:r>
+        <w:rPr>
           <w:bCs/>
         </w:rPr>
         <w:lastRenderedPageBreak/>
         <w:t>1. Introduction to Project Risk Management in Software Projects</w:t>
       </w:r>
+      <w:bookmarkEnd w:id="0"/>
     </w:p>
     <w:p>
       <w:pPr>
@@ -2014,20 +3860,24 @@
     </w:p>
     <w:p>
       <w:pPr>
-        <w:spacing w:before="0" w:after="160" w:line="278" w:lineRule="auto"/>
-        <w:rPr>
-          <w:b/>
+        <w:pStyle w:val="Heading1"/>
+        <w:numPr>
+          <w:ilvl w:val="0"/>
+          <w:numId w:val="0"/>
+        </w:numPr>
+        <w:rPr>
           <w:bCs/>
         </w:rPr>
       </w:pPr>
-      <w:r>
-        <w:rPr>
-          <w:b/>
+      <w:bookmarkStart w:id="1" w:name="_Toc236148892"/>
+      <w:r>
+        <w:rPr>
           <w:bCs/>
         </w:rPr>
         <w:lastRenderedPageBreak/>
         <w:t>2. Common Sources of Risk in Software Projects</w:t>
       </w:r>
+      <w:bookmarkEnd w:id="1"/>
     </w:p>
     <w:p>
       <w:pPr>
@@ -2039,19 +3889,13 @@
     </w:p>
     <w:p>
       <w:pPr>
-        <w:spacing w:before="0" w:after="160" w:line="278" w:lineRule="auto"/>
-        <w:rPr>
-          <w:b/>
-          <w:bCs/>
-        </w:rPr>
-      </w:pPr>
-      <w:r>
-        <w:rPr>
-          <w:b/>
-          <w:bCs/>
-        </w:rPr>
+        <w:pStyle w:val="Heading2"/>
+      </w:pPr>
+      <w:bookmarkStart w:id="2" w:name="_Toc236148893"/>
+      <w:r>
         <w:t>2.1. Market Risk</w:t>
       </w:r>
+      <w:bookmarkEnd w:id="2"/>
     </w:p>
     <w:p>
       <w:pPr>
@@ -2139,19 +3983,13 @@
     </w:p>
     <w:p>
       <w:pPr>
-        <w:spacing w:before="0" w:after="160" w:line="278" w:lineRule="auto"/>
-        <w:rPr>
-          <w:b/>
-          <w:bCs/>
-        </w:rPr>
-      </w:pPr>
-      <w:r>
-        <w:rPr>
-          <w:b/>
-          <w:bCs/>
-        </w:rPr>
+        <w:pStyle w:val="Heading2"/>
+      </w:pPr>
+      <w:bookmarkStart w:id="3" w:name="_Toc236148894"/>
+      <w:r>
         <w:t>2.2. Financial Risk</w:t>
       </w:r>
+      <w:bookmarkEnd w:id="3"/>
     </w:p>
     <w:p>
       <w:pPr>
@@ -2239,19 +4077,13 @@
     </w:p>
     <w:p>
       <w:pPr>
-        <w:spacing w:before="0" w:after="160" w:line="278" w:lineRule="auto"/>
-        <w:rPr>
-          <w:b/>
-          <w:bCs/>
-        </w:rPr>
-      </w:pPr>
-      <w:r>
-        <w:rPr>
-          <w:b/>
-          <w:bCs/>
-        </w:rPr>
+        <w:pStyle w:val="Heading2"/>
+      </w:pPr>
+      <w:bookmarkStart w:id="4" w:name="_Toc236148895"/>
+      <w:r>
         <w:t>2.3. Technical Risk</w:t>
       </w:r>
+      <w:bookmarkEnd w:id="4"/>
     </w:p>
     <w:p>
       <w:pPr>
@@ -2274,14 +4106,11 @@
           <w:b/>
           <w:bCs/>
         </w:rPr>
+        <w:lastRenderedPageBreak/>
         <w:t>Selecting the Wrong Technology (Technology Hype):</w:t>
       </w:r>
       <w:r>
-        <w:t xml:space="preserve"> Choosing languages, frameworks, or databases because they are trendy without evaluating their maturity, documentation, or community support. According </w:t>
-      </w:r>
-      <w:r>
-        <w:lastRenderedPageBreak/>
-        <w:t>to David Hillson (PMI.org), using unproven technology is a primary root cause of project uncertainty. Tom Kendrick's PERIL (Project Experience Risk Information Library) database shows that software defects and unproven technology failing to perform as expected (proving unsuitable) are leading causes of rework, schedule slippage, and budget inflation.</w:t>
+        <w:t> Choosing languages, frameworks, or databases because they are trendy without evaluating their maturity, documentation, or community support. According to David Hillson (PMI.org), using unproven technology is a primary root cause of project uncertainty. Tom Kendrick's PERIL (Project Experience Risk Information Library) database shows that software defects and unproven technology failing to perform as expected (proving unsuitable) are leading causes of rework, schedule slippage, and budget inflation.</w:t>
       </w:r>
     </w:p>
     <w:p>
@@ -2343,19 +4172,13 @@
     </w:p>
     <w:p>
       <w:pPr>
-        <w:spacing w:before="0" w:after="160" w:line="278" w:lineRule="auto"/>
-        <w:rPr>
-          <w:b/>
-          <w:bCs/>
-        </w:rPr>
-      </w:pPr>
-      <w:r>
-        <w:rPr>
-          <w:b/>
-          <w:bCs/>
-        </w:rPr>
+        <w:pStyle w:val="Heading2"/>
+      </w:pPr>
+      <w:bookmarkStart w:id="5" w:name="_Toc236148896"/>
+      <w:r>
         <w:t>2.4. People Risk</w:t>
       </w:r>
+      <w:bookmarkEnd w:id="5"/>
     </w:p>
     <w:p>
       <w:pPr>
@@ -2467,20 +4290,13 @@
     </w:p>
     <w:p>
       <w:pPr>
-        <w:spacing w:before="0" w:after="160" w:line="278" w:lineRule="auto"/>
-        <w:rPr>
-          <w:b/>
-          <w:bCs/>
-        </w:rPr>
-      </w:pPr>
-      <w:r>
-        <w:rPr>
-          <w:b/>
-          <w:bCs/>
-        </w:rPr>
-        <w:lastRenderedPageBreak/>
+        <w:pStyle w:val="Heading2"/>
+      </w:pPr>
+      <w:bookmarkStart w:id="6" w:name="_Toc236148897"/>
+      <w:r>
         <w:t>2.5. Risk Identification using SWOT Matrix - HSU Project Case Study</w:t>
       </w:r>
+      <w:bookmarkEnd w:id="6"/>
     </w:p>
     <w:p>
       <w:pPr>
@@ -2812,6 +4628,7 @@
           <w:b/>
           <w:bCs/>
         </w:rPr>
+        <w:lastRenderedPageBreak/>
         <w:t>Peak Load Crashes (System Congestion):</w:t>
       </w:r>
       <w:r>
@@ -2831,7 +4648,6 @@
           <w:b/>
           <w:bCs/>
         </w:rPr>
-        <w:lastRenderedPageBreak/>
         <w:t>Fast Mobile OS Lifecycle:</w:t>
       </w:r>
       <w:r>
@@ -2883,19 +4699,13 @@
     </w:p>
     <w:p>
       <w:pPr>
-        <w:spacing w:before="0" w:after="160" w:line="278" w:lineRule="auto"/>
-        <w:rPr>
-          <w:b/>
-          <w:bCs/>
-        </w:rPr>
-      </w:pPr>
-      <w:r>
-        <w:rPr>
-          <w:b/>
-          <w:bCs/>
-        </w:rPr>
+        <w:pStyle w:val="Heading2"/>
+      </w:pPr>
+      <w:bookmarkStart w:id="7" w:name="_Toc236148898"/>
+      <w:r>
         <w:t>2.6. Risk Rating and Case Studies</w:t>
       </w:r>
+      <w:bookmarkEnd w:id="7"/>
     </w:p>
     <w:p>
       <w:pPr>
@@ -3639,7 +5449,6 @@
           <w:b/>
           <w:bCs/>
         </w:rPr>
-        <w:lastRenderedPageBreak/>
         <w:t>Case Study 1: Technical Security Flaw - Equifax Data Breach (2017)</w:t>
       </w:r>
     </w:p>
@@ -3992,6 +5801,7 @@
           <w:b/>
           <w:bCs/>
         </w:rPr>
+        <w:lastRenderedPageBreak/>
         <w:t>Context:</w:t>
       </w:r>
       <w:r>
@@ -4036,7 +5846,6 @@
         <w:spacing w:before="0" w:after="160" w:line="278" w:lineRule="auto"/>
       </w:pPr>
       <w:r>
-        <w:lastRenderedPageBreak/>
         <w:t>Vague, poorly defined, and constantly shifting requirements from FBI leaders who lacked IT expertise.</w:t>
       </w:r>
     </w:p>
@@ -4124,33 +5933,37 @@
     </w:p>
     <w:p>
       <w:pPr>
-        <w:spacing w:before="0" w:after="160" w:line="278" w:lineRule="auto"/>
+        <w:pStyle w:val="Heading1"/>
+        <w:numPr>
+          <w:ilvl w:val="0"/>
+          <w:numId w:val="0"/>
+        </w:numPr>
+        <w:rPr>
+          <w:bCs/>
+        </w:rPr>
+      </w:pPr>
+      <w:bookmarkStart w:id="8" w:name="_Toc236148899"/>
+      <w:r>
+        <w:rPr>
+          <w:bCs/>
+        </w:rPr>
+        <w:lastRenderedPageBreak/>
+        <w:t>3. Risk Utility Theory</w:t>
+      </w:r>
+      <w:bookmarkEnd w:id="8"/>
+    </w:p>
+    <w:p>
+      <w:pPr>
+        <w:spacing w:after="160" w:line="278" w:lineRule="auto"/>
+      </w:pPr>
+      <w:r>
+        <w:t>To make sound risk management decisions, project managers must understand how stakeholders perceive and react to risk. </w:t>
+      </w:r>
+      <w:r>
         <w:rPr>
           <w:b/>
           <w:bCs/>
         </w:rPr>
-      </w:pPr>
-      <w:r>
-        <w:rPr>
-          <w:b/>
-          <w:bCs/>
-        </w:rPr>
-        <w:lastRenderedPageBreak/>
-        <w:t>3. Risk Utility Theory</w:t>
-      </w:r>
-    </w:p>
-    <w:p>
-      <w:pPr>
-        <w:spacing w:after="160" w:line="278" w:lineRule="auto"/>
-      </w:pPr>
-      <w:r>
-        <w:t>To make sound risk management decisions, project managers must understand how stakeholders perceive and react to risk. </w:t>
-      </w:r>
-      <w:r>
-        <w:rPr>
-          <w:b/>
-          <w:bCs/>
-        </w:rPr>
         <w:t>Risk Utility Theory</w:t>
       </w:r>
       <w:r>
@@ -4159,19 +5972,13 @@
     </w:p>
     <w:p>
       <w:pPr>
-        <w:spacing w:before="0" w:after="160" w:line="278" w:lineRule="auto"/>
-        <w:rPr>
-          <w:b/>
-          <w:bCs/>
-        </w:rPr>
-      </w:pPr>
-      <w:r>
-        <w:rPr>
-          <w:b/>
-          <w:bCs/>
-        </w:rPr>
+        <w:pStyle w:val="Heading2"/>
+      </w:pPr>
+      <w:bookmarkStart w:id="9" w:name="_Toc236148900"/>
+      <w:r>
         <w:t>3.1. Concept of Risk Utility</w:t>
       </w:r>
+      <w:bookmarkEnd w:id="9"/>
     </w:p>
     <w:p>
       <w:pPr>
@@ -4216,19 +6023,13 @@
     </w:p>
     <w:p>
       <w:pPr>
-        <w:spacing w:before="0" w:after="160" w:line="278" w:lineRule="auto"/>
-        <w:rPr>
-          <w:b/>
-          <w:bCs/>
-        </w:rPr>
-      </w:pPr>
-      <w:r>
-        <w:rPr>
-          <w:b/>
-          <w:bCs/>
-        </w:rPr>
+        <w:pStyle w:val="Heading2"/>
+      </w:pPr>
+      <w:bookmarkStart w:id="10" w:name="_Toc236148901"/>
+      <w:r>
         <w:t>3.2. Utility Functions and Three Groups of Risk Attitudes</w:t>
       </w:r>
+      <w:bookmarkEnd w:id="10"/>
     </w:p>
     <w:p>
       <w:pPr>
@@ -4612,19 +6413,13 @@
     </w:tbl>
     <w:p>
       <w:pPr>
-        <w:spacing w:before="0" w:after="160" w:line="278" w:lineRule="auto"/>
-        <w:rPr>
-          <w:b/>
-          <w:bCs/>
-        </w:rPr>
-      </w:pPr>
-      <w:r>
-        <w:rPr>
-          <w:b/>
-          <w:bCs/>
-        </w:rPr>
+        <w:pStyle w:val="Heading2"/>
+      </w:pPr>
+      <w:bookmarkStart w:id="11" w:name="_Toc236148902"/>
+      <w:r>
         <w:t>3.3. Mathematical Application in Project Decision Making (EMV vs. Expected Utility)</w:t>
       </w:r>
+      <w:bookmarkEnd w:id="11"/>
     </w:p>
     <w:p>
       <w:pPr>
@@ -4727,6 +6522,7 @@
         <w:spacing w:before="0" w:after="160" w:line="278" w:lineRule="auto"/>
       </w:pPr>
       <w:r>
+        <w:lastRenderedPageBreak/>
         <w:t>$EMV(A) = 1.0 \times $50,000 = 50,000</w:t>
       </w:r>
     </w:p>
@@ -4739,7 +6535,6 @@
         <w:spacing w:before="0" w:after="160" w:line="278" w:lineRule="auto"/>
       </w:pPr>
       <w:r>
-        <w:lastRenderedPageBreak/>
         <w:t>$EMV(B) = 0.5 \times $120,000 + 0.5 \times $0 = 60,000</w:t>
       </w:r>
     </w:p>
@@ -4818,15 +6613,7 @@
         <w:spacing w:before="0" w:after="160" w:line="278" w:lineRule="auto"/>
       </w:pPr>
       <w:r>
-        <w:t xml:space="preserve">$EU(A) = </w:t>
-      </w:r>
-      <w:proofErr w:type="gramStart"/>
-      <w:r>
-        <w:t>U(50,000)=</w:t>
-      </w:r>
-      <w:proofErr w:type="gramEnd"/>
-      <w:r>
-        <w:t>50,000≈223.6</w:t>
+        <w:t>$EU(A) = U(50,000)=50,000≈223.6</w:t>
       </w:r>
     </w:p>
     <w:p>
@@ -4838,23 +6625,7 @@
         <w:spacing w:before="0" w:after="160" w:line="278" w:lineRule="auto"/>
       </w:pPr>
       <w:r>
-        <w:t xml:space="preserve">$EU(B) = 0.5 \times </w:t>
-      </w:r>
-      <w:proofErr w:type="gramStart"/>
-      <w:r>
-        <w:t>U(</w:t>
-      </w:r>
-      <w:proofErr w:type="gramEnd"/>
-      <w:r>
-        <w:t xml:space="preserve">$120,000) + 0.5 \times </w:t>
-      </w:r>
-      <w:proofErr w:type="gramStart"/>
-      <w:r>
-        <w:t>U(0)=</w:t>
-      </w:r>
-      <w:proofErr w:type="gramEnd"/>
-      <w:r>
-        <w:t>0.5×120,000+0.5×0≈173.2</w:t>
+        <w:t>$EU(B) = 0.5 \times U($120,000) + 0.5 \times U(0)=0.5×120,000+0.5×0≈173.2</w:t>
       </w:r>
     </w:p>
     <w:p>
@@ -4896,19 +6667,13 @@
     </w:p>
     <w:p>
       <w:pPr>
-        <w:spacing w:before="0" w:after="160" w:line="278" w:lineRule="auto"/>
-        <w:rPr>
-          <w:b/>
-          <w:bCs/>
-        </w:rPr>
-      </w:pPr>
-      <w:r>
-        <w:rPr>
-          <w:b/>
-          <w:bCs/>
-        </w:rPr>
+        <w:pStyle w:val="Heading2"/>
+      </w:pPr>
+      <w:bookmarkStart w:id="12" w:name="_Toc236148903"/>
+      <w:r>
         <w:t>3.4. Quantitative Risk Analysis using NPV and ROI - HSU Exam Case Study</w:t>
       </w:r>
+      <w:bookmarkEnd w:id="12"/>
     </w:p>
     <w:p>
       <w:pPr>
@@ -4980,13 +6745,8 @@
         <w:t>Discount Factor:</w:t>
       </w:r>
       <w:r>
-        <w:t> DFt=1(1+</w:t>
-      </w:r>
-      <w:proofErr w:type="gramStart"/>
-      <w:r>
-        <w:t>r)t</w:t>
-      </w:r>
-      <w:proofErr w:type="gramEnd"/>
+        <w:t> DFt=1(1+r)t</w:t>
+      </w:r>
     </w:p>
     <w:p>
       <w:pPr>
@@ -5004,13 +6764,8 @@
         <w:t>Present Value of Benefits (PV_B):</w:t>
       </w:r>
       <w:r>
-        <w:t> PVB=∑t=1nBenefitt(1+</w:t>
-      </w:r>
-      <w:proofErr w:type="gramStart"/>
-      <w:r>
-        <w:t>r)t</w:t>
-      </w:r>
-      <w:proofErr w:type="gramEnd"/>
+        <w:t> PVB=∑t=1nBenefitt(1+r)t</w:t>
+      </w:r>
     </w:p>
     <w:p>
       <w:pPr>
@@ -5028,13 +6783,8 @@
         <w:t>Present Value of Costs (PV_C):</w:t>
       </w:r>
       <w:r>
-        <w:t> PVC=∑t=1nCostt(1+</w:t>
-      </w:r>
-      <w:proofErr w:type="gramStart"/>
-      <w:r>
-        <w:t>r)t</w:t>
-      </w:r>
-      <w:proofErr w:type="gramEnd"/>
+        <w:t> PVC=∑t=1nCostt(1+r)t</w:t>
+      </w:r>
     </w:p>
     <w:p>
       <w:pPr>
@@ -5207,6 +6957,7 @@
         <w:spacing w:before="0" w:after="160" w:line="278" w:lineRule="auto"/>
       </w:pPr>
       <w:r>
+        <w:lastRenderedPageBreak/>
         <w:t>Costs: [Y1: 5000, Y2: 2000, Y3: 1000, Y4: 1000]</w:t>
       </w:r>
     </w:p>
@@ -5223,7 +6974,6 @@
           <w:b/>
           <w:bCs/>
         </w:rPr>
-        <w:lastRenderedPageBreak/>
         <w:t>Detailed Calculations:</w:t>
       </w:r>
     </w:p>
@@ -5359,39 +7109,7 @@
           <w:i/>
           <w:iCs/>
         </w:rPr>
-        <w:t>(Note: If calculated using nominal undiscounted ROI, Project B yields $\</w:t>
-      </w:r>
-      <w:proofErr w:type="gramStart"/>
-      <w:r>
-        <w:rPr>
-          <w:i/>
-          <w:iCs/>
-        </w:rPr>
-        <w:t>frac{</w:t>
-      </w:r>
-      <w:proofErr w:type="gramEnd"/>
-      <w:r>
-        <w:rPr>
-          <w:i/>
-          <w:iCs/>
-        </w:rPr>
-        <w:t xml:space="preserve">9000 - </w:t>
-      </w:r>
-      <w:proofErr w:type="gramStart"/>
-      <w:r>
-        <w:rPr>
-          <w:i/>
-          <w:iCs/>
-        </w:rPr>
-        <w:t>6000}{</w:t>
-      </w:r>
-      <w:proofErr w:type="gramEnd"/>
-      <w:r>
-        <w:rPr>
-          <w:i/>
-          <w:iCs/>
-        </w:rPr>
-        <w:t>6000} = 50%$. Project B is the optimal option).</w:t>
+        <w:t>(Note: If calculated using nominal undiscounted ROI, Project B yields $\frac{9000 - 6000}{6000} = 50%$. Project B is the optimal option).</w:t>
       </w:r>
     </w:p>
     <w:p>
@@ -5505,15 +7223,7 @@
         <w:t>Superior Profitability:</w:t>
       </w:r>
       <w:r>
-        <w:t> Project B's NPV ($2,161.34) is almost double that of Project A (1,102.27</w:t>
-      </w:r>
-      <w:proofErr w:type="gramStart"/>
-      <w:r>
-        <w:t>),whileProjectCishighlyunprofitablewithanegativeNPV</w:t>
-      </w:r>
-      <w:proofErr w:type="gramEnd"/>
-      <w:r>
-        <w:t>(-1,343.47$).</w:t>
+        <w:t> Project B's NPV ($2,161.34) is almost double that of Project A (1,102.27),whileProjectCishighlyunprofitablewithanegativeNPV(-1,343.47$).</w:t>
       </w:r>
     </w:p>
     <w:p>
@@ -5613,6 +7323,7 @@
         <w:spacing w:before="0" w:after="160" w:line="278" w:lineRule="auto"/>
       </w:pPr>
       <w:r>
+        <w:lastRenderedPageBreak/>
         <w:t>Benefits: [Y1: 0, Y2: 2000, Y3: 3000, Y4: 4000, Y5: 5000]</w:t>
       </w:r>
     </w:p>
@@ -5625,7 +7336,6 @@
         <w:spacing w:before="0" w:after="160" w:line="278" w:lineRule="auto"/>
       </w:pPr>
       <w:r>
-        <w:lastRenderedPageBreak/>
         <w:t>Costs: [Y1: 5000, Y2: 1000, Y3: 1000, Y4: 1000, Y5: 1000]</w:t>
       </w:r>
     </w:p>
@@ -5818,20 +7528,24 @@
     </w:p>
     <w:p>
       <w:pPr>
-        <w:spacing w:before="0" w:after="160" w:line="278" w:lineRule="auto"/>
-        <w:rPr>
-          <w:b/>
+        <w:pStyle w:val="Heading1"/>
+        <w:numPr>
+          <w:ilvl w:val="0"/>
+          <w:numId w:val="0"/>
+        </w:numPr>
+        <w:rPr>
           <w:bCs/>
         </w:rPr>
       </w:pPr>
-      <w:r>
-        <w:rPr>
-          <w:b/>
+      <w:bookmarkStart w:id="13" w:name="_Toc236148904"/>
+      <w:r>
+        <w:rPr>
           <w:bCs/>
         </w:rPr>
         <w:lastRenderedPageBreak/>
         <w:t>4. Risk Response Planning</w:t>
       </w:r>
+      <w:bookmarkEnd w:id="13"/>
     </w:p>
     <w:p>
       <w:pPr>
@@ -5843,19 +7557,13 @@
     </w:p>
     <w:p>
       <w:pPr>
-        <w:spacing w:before="0" w:after="160" w:line="278" w:lineRule="auto"/>
-        <w:rPr>
-          <w:b/>
-          <w:bCs/>
-        </w:rPr>
-      </w:pPr>
-      <w:r>
-        <w:rPr>
-          <w:b/>
-          <w:bCs/>
-        </w:rPr>
+        <w:pStyle w:val="Heading2"/>
+      </w:pPr>
+      <w:bookmarkStart w:id="14" w:name="_Toc236148905"/>
+      <w:r>
         <w:t>4.1. Strategies for Negative Risks (Threats)</w:t>
       </w:r>
+      <w:bookmarkEnd w:id="14"/>
     </w:p>
     <w:p>
       <w:pPr>
@@ -5892,15 +7600,7 @@
         <w:t>Mitigate:</w:t>
       </w:r>
       <w:r>
-        <w:t xml:space="preserve"> Take proactive actions to reduce the probability or impact of a risk </w:t>
-      </w:r>
-      <w:proofErr w:type="gramStart"/>
-      <w:r>
-        <w:t>below acceptable thresholds</w:t>
-      </w:r>
-      <w:proofErr w:type="gramEnd"/>
-      <w:r>
-        <w:t>.</w:t>
+        <w:t> Take proactive actions to reduce the probability or impact of a risk below acceptable thresholds.</w:t>
       </w:r>
     </w:p>
     <w:p>
@@ -5943,19 +7643,13 @@
     </w:p>
     <w:p>
       <w:pPr>
-        <w:spacing w:before="0" w:after="160" w:line="278" w:lineRule="auto"/>
-        <w:rPr>
-          <w:b/>
-          <w:bCs/>
-        </w:rPr>
-      </w:pPr>
-      <w:r>
-        <w:rPr>
-          <w:b/>
-          <w:bCs/>
-        </w:rPr>
+        <w:pStyle w:val="Heading2"/>
+      </w:pPr>
+      <w:bookmarkStart w:id="15" w:name="_Toc236148906"/>
+      <w:r>
         <w:t>4.2. Strategies for Positive Risks (Opportunities)</w:t>
       </w:r>
+      <w:bookmarkEnd w:id="15"/>
     </w:p>
     <w:p>
       <w:pPr>
@@ -6035,19 +7729,17 @@
     </w:p>
     <w:p>
       <w:pPr>
-        <w:spacing w:before="0" w:after="160" w:line="278" w:lineRule="auto"/>
-        <w:rPr>
-          <w:b/>
+        <w:pStyle w:val="Heading2"/>
+        <w:rPr>
+          <w:b w:val="0"/>
           <w:bCs/>
         </w:rPr>
       </w:pPr>
-      <w:r>
-        <w:rPr>
-          <w:b/>
-          <w:bCs/>
-        </w:rPr>
+      <w:bookmarkStart w:id="16" w:name="_Toc236148907"/>
+      <w:r>
         <w:t>4.3. Risk Response Register</w:t>
       </w:r>
+      <w:bookmarkEnd w:id="16"/>
     </w:p>
     <w:p>
       <w:pPr>
@@ -6706,7 +8398,11 @@
               <w:spacing w:after="160" w:line="278" w:lineRule="auto"/>
             </w:pPr>
             <w:r>
-              <w:t>Create clear WBS/SDP documentation; enable cross-functional support (Bình assists with backend/frontend).</w:t>
+              <w:t xml:space="preserve">Create clear WBS/SDP documentation; enable cross-functional support (Bình assists with </w:t>
+            </w:r>
+            <w:r>
+              <w:lastRenderedPageBreak/>
+              <w:t>backend/frontend).</w:t>
             </w:r>
             <w:r>
               <w:br/>
@@ -6724,20 +8420,14 @@
     </w:tbl>
     <w:p>
       <w:pPr>
-        <w:spacing w:before="0" w:after="160" w:line="278" w:lineRule="auto"/>
-        <w:rPr>
-          <w:b/>
-          <w:bCs/>
-        </w:rPr>
-      </w:pPr>
-      <w:r>
-        <w:rPr>
-          <w:b/>
-          <w:bCs/>
-        </w:rPr>
+        <w:pStyle w:val="Heading2"/>
+      </w:pPr>
+      <w:bookmarkStart w:id="17" w:name="_Toc236148908"/>
+      <w:r>
         <w:lastRenderedPageBreak/>
         <w:t>4.4. Integrating Risk Management into the Software Development Plan (SDP HSU)</w:t>
       </w:r>
+      <w:bookmarkEnd w:id="17"/>
     </w:p>
     <w:p>
       <w:pPr>
@@ -6836,36 +8526,34 @@
     </w:p>
     <w:p>
       <w:pPr>
-        <w:spacing w:before="0" w:after="160" w:line="278" w:lineRule="auto"/>
-        <w:rPr>
-          <w:b/>
+        <w:pStyle w:val="Heading1"/>
+        <w:numPr>
+          <w:ilvl w:val="0"/>
+          <w:numId w:val="0"/>
+        </w:numPr>
+        <w:rPr>
           <w:bCs/>
         </w:rPr>
       </w:pPr>
-      <w:r>
-        <w:rPr>
-          <w:b/>
+      <w:bookmarkStart w:id="18" w:name="_Toc236148909"/>
+      <w:r>
+        <w:rPr>
           <w:bCs/>
         </w:rPr>
         <w:lastRenderedPageBreak/>
         <w:t>5. Practical Implementation Analysis: Initiating &amp; Risk Management of HSU Project (Team 3)</w:t>
       </w:r>
-    </w:p>
-    <w:p>
-      <w:pPr>
-        <w:spacing w:before="0" w:after="160" w:line="278" w:lineRule="auto"/>
-        <w:rPr>
-          <w:b/>
-          <w:bCs/>
-        </w:rPr>
-      </w:pPr>
-      <w:r>
-        <w:rPr>
-          <w:b/>
-          <w:bCs/>
-        </w:rPr>
+      <w:bookmarkEnd w:id="18"/>
+    </w:p>
+    <w:p>
+      <w:pPr>
+        <w:pStyle w:val="Heading2"/>
+      </w:pPr>
+      <w:bookmarkStart w:id="19" w:name="_Toc236148910"/>
+      <w:r>
         <w:t>5.1. Project Context &amp; Business Case</w:t>
       </w:r>
+      <w:bookmarkEnd w:id="19"/>
     </w:p>
     <w:p>
       <w:pPr>
@@ -7110,19 +8798,17 @@
     </w:p>
     <w:p>
       <w:pPr>
-        <w:spacing w:before="0" w:after="160" w:line="278" w:lineRule="auto"/>
-        <w:rPr>
-          <w:b/>
+        <w:pStyle w:val="Heading2"/>
+        <w:rPr>
+          <w:b w:val="0"/>
           <w:bCs/>
         </w:rPr>
       </w:pPr>
-      <w:r>
-        <w:rPr>
-          <w:b/>
-          <w:bCs/>
-        </w:rPr>
+      <w:bookmarkStart w:id="20" w:name="_Toc236148911"/>
+      <w:r>
         <w:t>5.2. List of Top 10 Prioritized Risks for the HSU Project</w:t>
       </w:r>
+      <w:bookmarkEnd w:id="20"/>
     </w:p>
     <w:p>
       <w:pPr>
@@ -7274,6 +8960,7 @@
         <w:spacing w:before="0" w:after="160" w:line="278" w:lineRule="auto"/>
       </w:pPr>
       <w:r>
+        <w:lastRenderedPageBreak/>
         <w:t>Delays in implementing the CPM Critical Path algorithm on the management dashboard - </w:t>
       </w:r>
       <w:r>
@@ -7293,7 +8980,6 @@
         <w:spacing w:before="0" w:after="160" w:line="278" w:lineRule="auto"/>
       </w:pPr>
       <w:r>
-        <w:lastRenderedPageBreak/>
         <w:t>Failure to measure and realize the financial benefits projected in the Business Case - </w:t>
       </w:r>
       <w:r>
@@ -7325,19 +9011,13 @@
     </w:p>
     <w:p>
       <w:pPr>
-        <w:spacing w:before="0" w:after="160" w:line="278" w:lineRule="auto"/>
-        <w:rPr>
-          <w:b/>
-          <w:bCs/>
-        </w:rPr>
-      </w:pPr>
-      <w:r>
-        <w:rPr>
-          <w:b/>
-          <w:bCs/>
-        </w:rPr>
+        <w:pStyle w:val="Heading2"/>
+      </w:pPr>
+      <w:bookmarkStart w:id="21" w:name="_Toc236148912"/>
+      <w:r>
         <w:t>5.3. Project Charter Template - HSU Project</w:t>
       </w:r>
+      <w:bookmarkEnd w:id="21"/>
     </w:p>
     <w:p>
       <w:pPr>
@@ -7800,19 +9480,13 @@
     </w:tbl>
     <w:p>
       <w:pPr>
-        <w:spacing w:before="0" w:after="160" w:line="278" w:lineRule="auto"/>
-        <w:rPr>
-          <w:b/>
-          <w:bCs/>
-        </w:rPr>
-      </w:pPr>
-      <w:r>
-        <w:rPr>
-          <w:b/>
-          <w:bCs/>
-        </w:rPr>
+        <w:pStyle w:val="Heading2"/>
+      </w:pPr>
+      <w:bookmarkStart w:id="22" w:name="_Toc236148913"/>
+      <w:r>
         <w:t>5.4. Stakeholder Register &amp; Strategy</w:t>
       </w:r>
+      <w:bookmarkEnd w:id="22"/>
     </w:p>
     <w:p>
       <w:pPr>
@@ -8175,6 +9849,7 @@
                 <w:b/>
                 <w:bCs/>
               </w:rPr>
+              <w:lastRenderedPageBreak/>
               <w:t>H</w:t>
             </w:r>
             <w:r>
@@ -8281,7 +9956,6 @@
                 <w:b/>
                 <w:bCs/>
               </w:rPr>
-              <w:lastRenderedPageBreak/>
               <w:t>Nguy</w:t>
             </w:r>
             <w:r>
@@ -8903,19 +10577,13 @@
     </w:tbl>
     <w:p>
       <w:pPr>
-        <w:spacing w:before="0" w:after="160" w:line="278" w:lineRule="auto"/>
-        <w:rPr>
-          <w:b/>
-          <w:bCs/>
-        </w:rPr>
-      </w:pPr>
-      <w:r>
-        <w:rPr>
-          <w:b/>
-          <w:bCs/>
-        </w:rPr>
+        <w:pStyle w:val="Heading2"/>
+      </w:pPr>
+      <w:bookmarkStart w:id="23" w:name="_Toc236148914"/>
+      <w:r>
         <w:t>5.5. Team Contract - HSU Project (Applying JWD Table 3-8)</w:t>
       </w:r>
+      <w:bookmarkEnd w:id="23"/>
     </w:p>
     <w:p>
       <w:pPr>
@@ -9022,19 +10690,14 @@
     </w:p>
     <w:p>
       <w:pPr>
-        <w:spacing w:before="0" w:after="160" w:line="278" w:lineRule="auto"/>
-        <w:rPr>
-          <w:b/>
-          <w:bCs/>
-        </w:rPr>
-      </w:pPr>
-      <w:r>
-        <w:rPr>
-          <w:b/>
-          <w:bCs/>
-        </w:rPr>
+        <w:pStyle w:val="Heading2"/>
+      </w:pPr>
+      <w:bookmarkStart w:id="24" w:name="_Toc236148915"/>
+      <w:r>
+        <w:lastRenderedPageBreak/>
         <w:t>5.6. Real-World Risk Response Lessons from Project Execution</w:t>
       </w:r>
+      <w:bookmarkEnd w:id="24"/>
     </w:p>
     <w:p>
       <w:pPr>
@@ -9065,7 +10728,6 @@
           <w:b/>
           <w:bCs/>
         </w:rPr>
-        <w:lastRenderedPageBreak/>
         <w:t>Event:</w:t>
       </w:r>
       <w:r>
@@ -9414,26 +11076,20 @@
     </w:p>
     <w:p>
       <w:pPr>
-        <w:spacing w:before="0" w:after="160" w:line="278" w:lineRule="auto"/>
-        <w:rPr>
-          <w:b/>
-          <w:bCs/>
-        </w:rPr>
-      </w:pPr>
-      <w:r>
-        <w:rPr>
-          <w:b/>
-          <w:bCs/>
-        </w:rPr>
+        <w:pStyle w:val="Heading2"/>
+      </w:pPr>
+      <w:bookmarkStart w:id="25" w:name="_Toc236148916"/>
+      <w:r>
+        <w:lastRenderedPageBreak/>
         <w:t>5.7. WBS Structure &amp; Scope Demarcation between Seminar and Project</w:t>
       </w:r>
+      <w:bookmarkEnd w:id="25"/>
     </w:p>
     <w:p>
       <w:pPr>
         <w:spacing w:after="160" w:line="278" w:lineRule="auto"/>
       </w:pPr>
       <w:r>
-        <w:lastRenderedPageBreak/>
         <w:t>Based on </w:t>
       </w:r>
       <w:r>
@@ -9865,19 +11521,13 @@
     </w:p>
     <w:p>
       <w:pPr>
-        <w:spacing w:before="0" w:after="160" w:line="278" w:lineRule="auto"/>
-        <w:rPr>
-          <w:b/>
-          <w:bCs/>
-        </w:rPr>
-      </w:pPr>
-      <w:r>
-        <w:rPr>
-          <w:b/>
-          <w:bCs/>
-        </w:rPr>
+        <w:pStyle w:val="Heading2"/>
+      </w:pPr>
+      <w:bookmarkStart w:id="26" w:name="_Toc236148917"/>
+      <w:r>
         <w:t>5.8. Project Scope Statement - HSU Project (Applying JWD Table 3-9)</w:t>
       </w:r>
+      <w:bookmarkEnd w:id="26"/>
     </w:p>
     <w:p>
       <w:pPr>
@@ -10074,19 +11724,13 @@
     </w:p>
     <w:p>
       <w:pPr>
-        <w:spacing w:before="0" w:after="160" w:line="278" w:lineRule="auto"/>
-        <w:rPr>
-          <w:b/>
-          <w:bCs/>
-        </w:rPr>
-      </w:pPr>
-      <w:r>
-        <w:rPr>
-          <w:b/>
-          <w:bCs/>
-        </w:rPr>
+        <w:pStyle w:val="Heading2"/>
+      </w:pPr>
+      <w:bookmarkStart w:id="27" w:name="_Toc236148918"/>
+      <w:r>
         <w:t>5.9. Schedule &amp; Cost Baseline - HSU Project</w:t>
       </w:r>
+      <w:bookmarkEnd w:id="27"/>
     </w:p>
     <w:p>
       <w:pPr>
@@ -10228,6 +11872,7 @@
           <w:i/>
           <w:iCs/>
         </w:rPr>
+        <w:lastRenderedPageBreak/>
         <w:t>Task 3 (API Coding &amp; Frontend SPA):</w:t>
       </w:r>
       <w:r>
@@ -10247,7 +11892,6 @@
           <w:i/>
           <w:iCs/>
         </w:rPr>
-        <w:lastRenderedPageBreak/>
         <w:t>Task 4 (Testing &amp; Integration):</w:t>
       </w:r>
       <w:r>
@@ -10359,19 +12003,13 @@
     </w:p>
     <w:p>
       <w:pPr>
-        <w:spacing w:before="0" w:after="160" w:line="278" w:lineRule="auto"/>
-        <w:rPr>
-          <w:b/>
-          <w:bCs/>
-        </w:rPr>
-      </w:pPr>
-      <w:r>
-        <w:rPr>
-          <w:b/>
-          <w:bCs/>
-        </w:rPr>
+        <w:pStyle w:val="Heading2"/>
+      </w:pPr>
+      <w:bookmarkStart w:id="28" w:name="_Toc236148919"/>
+      <w:r>
         <w:t>5.10. Communication Management Plan - HSU Project</w:t>
       </w:r>
+      <w:bookmarkEnd w:id="28"/>
     </w:p>
     <w:tbl>
       <w:tblPr>
@@ -11285,36 +12923,34 @@
     </w:p>
     <w:p>
       <w:pPr>
-        <w:spacing w:before="0" w:after="160" w:line="278" w:lineRule="auto"/>
-        <w:rPr>
-          <w:b/>
+        <w:pStyle w:val="Heading1"/>
+        <w:numPr>
+          <w:ilvl w:val="0"/>
+          <w:numId w:val="0"/>
+        </w:numPr>
+        <w:rPr>
           <w:bCs/>
         </w:rPr>
       </w:pPr>
-      <w:r>
-        <w:rPr>
-          <w:b/>
+      <w:bookmarkStart w:id="29" w:name="_Toc236148920"/>
+      <w:r>
+        <w:rPr>
           <w:bCs/>
         </w:rPr>
         <w:lastRenderedPageBreak/>
         <w:t>6. Conclusions and Lessons Learned</w:t>
       </w:r>
-    </w:p>
-    <w:p>
-      <w:pPr>
-        <w:spacing w:before="0" w:after="160" w:line="278" w:lineRule="auto"/>
-        <w:rPr>
-          <w:b/>
-          <w:bCs/>
-        </w:rPr>
-      </w:pPr>
-      <w:r>
-        <w:rPr>
-          <w:b/>
-          <w:bCs/>
-        </w:rPr>
+      <w:bookmarkEnd w:id="29"/>
+    </w:p>
+    <w:p>
+      <w:pPr>
+        <w:pStyle w:val="Heading2"/>
+      </w:pPr>
+      <w:bookmarkStart w:id="30" w:name="_Toc236148921"/>
+      <w:r>
         <w:t>6.1. HSU Project Lessons-Learned Report (Applying JWD Table 3-16)</w:t>
       </w:r>
+      <w:bookmarkEnd w:id="30"/>
     </w:p>
     <w:tbl>
       <w:tblPr>
@@ -11607,19 +13243,13 @@
     </w:tbl>
     <w:p>
       <w:pPr>
-        <w:spacing w:before="0" w:after="160" w:line="278" w:lineRule="auto"/>
-        <w:rPr>
-          <w:b/>
-          <w:bCs/>
-        </w:rPr>
-      </w:pPr>
-      <w:r>
-        <w:rPr>
-          <w:b/>
-          <w:bCs/>
-        </w:rPr>
+        <w:pStyle w:val="Heading2"/>
+      </w:pPr>
+      <w:bookmarkStart w:id="31" w:name="_Toc236148922"/>
+      <w:r>
         <w:t>6.2. General Conclusions</w:t>
       </w:r>
+      <w:bookmarkEnd w:id="31"/>
     </w:p>
     <w:p>
       <w:pPr>
@@ -11631,6 +13261,7 @@
     </w:p>
     <w:p/>
     <w:sectPr>
+      <w:footerReference w:type="default" r:id="rId8"/>
       <w:pgSz w:w="12240" w:h="15840"/>
       <w:pgMar w:top="1440" w:right="1440" w:bottom="1440" w:left="1440" w:header="720" w:footer="720" w:gutter="0"/>
       <w:cols w:space="720"/>
@@ -11640,6 +13271,113 @@
 </w:document>
 </file>
 
+<file path=word/endnotes.xml><?xml version="1.0" encoding="utf-8"?>
+<w:endnotes xmlns:wpc="http://schemas.microsoft.com/office/word/2010/wordprocessingCanvas" xmlns:cx="http://schemas.microsoft.com/office/drawing/2014/chartex" xmlns:cx1="http://schemas.microsoft.com/office/drawing/2015/9/8/chartex" xmlns:cx2="http://schemas.microsoft.com/office/drawing/2015/10/21/chartex" xmlns:cx3="http://schemas.microsoft.com/office/drawing/2016/5/9/chartex" xmlns:cx4="http://schemas.microsoft.com/office/drawing/2016/5/10/chartex" xmlns:cx5="http://schemas.microsoft.com/office/drawing/2016/5/11/chartex" xmlns:cx6="http://schemas.microsoft.com/office/drawing/2016/5/12/chartex" xmlns:cx7="http://schemas.microsoft.com/office/drawing/2016/5/13/chartex" xmlns:cx8="http://schemas.microsoft.com/office/drawing/2016/5/14/chartex" xmlns:mc="http://schemas.openxmlformats.org/markup-compatibility/2006" xmlns:aink="http://schemas.microsoft.com/office/drawing/2016/ink" xmlns:am3d="http://schemas.microsoft.com/office/drawing/2017/model3d" xmlns:o="urn:schemas-microsoft-com:office:office" xmlns:oel="http://schemas.microsoft.com/office/2019/extlst" xmlns:r="http://schemas.openxmlformats.org/officeDocument/2006/relationships" xmlns:m="http://schemas.openxmlformats.org/officeDocument/2006/math" xmlns:v="urn:schemas-microsoft-com:vml" xmlns:wp14="http://schemas.microsoft.com/office/word/2010/wordprocessingDrawing" xmlns:wp="http://schemas.openxmlformats.org/drawingml/2006/wordprocessingDrawing" xmlns:w10="urn:schemas-microsoft-com:office:word" xmlns:w="http://schemas.openxmlformats.org/wordprocessingml/2006/main" xmlns:w14="http://schemas.microsoft.com/office/word/2010/wordml" xmlns:w15="http://schemas.microsoft.com/office/word/2012/wordml" xmlns:w16cex="http://schemas.microsoft.com/office/word/2018/wordml/cex" xmlns:w16cid="http://schemas.microsoft.com/office/word/2016/wordml/cid" xmlns:w16="http://schemas.microsoft.com/office/word/2018/wordml" xmlns:w16du="http://schemas.microsoft.com/office/word/2023/wordml/word16du" xmlns:w16sdtdh="http://schemas.microsoft.com/office/word/2020/wordml/sdtdatahash" xmlns:w16sdtfl="http://schemas.microsoft.com/office/word/2024/wordml/sdtformatlock" xmlns:w16se="http://schemas.microsoft.com/office/word/2015/wordml/symex" xmlns:wpg="http://schemas.microsoft.com/office/word/2010/wordprocessingGroup" xmlns:wpi="http://schemas.microsoft.com/office/word/2010/wordprocessingInk" xmlns:wne="http://schemas.microsoft.com/office/word/2006/wordml" xmlns:wps="http://schemas.microsoft.com/office/word/2010/wordprocessingShape" mc:Ignorable="w14 w15 w16se w16cid w16 w16cex w16sdtdh w16sdtfl w16du wp14">
+  <w:endnote w:type="separator" w:id="-1">
+    <w:p>
+      <w:pPr>
+        <w:spacing w:before="0"/>
+      </w:pPr>
+      <w:r>
+        <w:separator/>
+      </w:r>
+    </w:p>
+  </w:endnote>
+  <w:endnote w:type="continuationSeparator" w:id="0">
+    <w:p>
+      <w:pPr>
+        <w:spacing w:before="0"/>
+      </w:pPr>
+      <w:r>
+        <w:continuationSeparator/>
+      </w:r>
+    </w:p>
+  </w:endnote>
+</w:endnotes>
+</file>
+
+<file path=word/footer1.xml><?xml version="1.0" encoding="utf-8"?>
+<w:ftr xmlns:wpc="http://schemas.microsoft.com/office/word/2010/wordprocessingCanvas" xmlns:cx="http://schemas.microsoft.com/office/drawing/2014/chartex" xmlns:cx1="http://schemas.microsoft.com/office/drawing/2015/9/8/chartex" xmlns:cx2="http://schemas.microsoft.com/office/drawing/2015/10/21/chartex" xmlns:cx3="http://schemas.microsoft.com/office/drawing/2016/5/9/chartex" xmlns:cx4="http://schemas.microsoft.com/office/drawing/2016/5/10/chartex" xmlns:cx5="http://schemas.microsoft.com/office/drawing/2016/5/11/chartex" xmlns:cx6="http://schemas.microsoft.com/office/drawing/2016/5/12/chartex" xmlns:cx7="http://schemas.microsoft.com/office/drawing/2016/5/13/chartex" xmlns:cx8="http://schemas.microsoft.com/office/drawing/2016/5/14/chartex" xmlns:mc="http://schemas.openxmlformats.org/markup-compatibility/2006" xmlns:aink="http://schemas.microsoft.com/office/drawing/2016/ink" xmlns:am3d="http://schemas.microsoft.com/office/drawing/2017/model3d" xmlns:o="urn:schemas-microsoft-com:office:office" xmlns:oel="http://schemas.microsoft.com/office/2019/extlst" xmlns:r="http://schemas.openxmlformats.org/officeDocument/2006/relationships" xmlns:m="http://schemas.openxmlformats.org/officeDocument/2006/math" xmlns:v="urn:schemas-microsoft-com:vml" xmlns:wp14="http://schemas.microsoft.com/office/word/2010/wordprocessingDrawing" xmlns:wp="http://schemas.openxmlformats.org/drawingml/2006/wordprocessingDrawing" xmlns:w10="urn:schemas-microsoft-com:office:word" xmlns:w="http://schemas.openxmlformats.org/wordprocessingml/2006/main" xmlns:w14="http://schemas.microsoft.com/office/word/2010/wordml" xmlns:w15="http://schemas.microsoft.com/office/word/2012/wordml" xmlns:w16cex="http://schemas.microsoft.com/office/word/2018/wordml/cex" xmlns:w16cid="http://schemas.microsoft.com/office/word/2016/wordml/cid" xmlns:w16="http://schemas.microsoft.com/office/word/2018/wordml" xmlns:w16du="http://schemas.microsoft.com/office/word/2023/wordml/word16du" xmlns:w16sdtdh="http://schemas.microsoft.com/office/word/2020/wordml/sdtdatahash" xmlns:w16sdtfl="http://schemas.microsoft.com/office/word/2024/wordml/sdtformatlock" xmlns:w16se="http://schemas.microsoft.com/office/word/2015/wordml/symex" xmlns:wpg="http://schemas.microsoft.com/office/word/2010/wordprocessingGroup" xmlns:wpi="http://schemas.microsoft.com/office/word/2010/wordprocessingInk" xmlns:wne="http://schemas.microsoft.com/office/word/2006/wordml" xmlns:wps="http://schemas.microsoft.com/office/word/2010/wordprocessingShape" mc:Ignorable="w14 w15 w16se w16cid w16 w16cex w16sdtdh w16sdtfl w16du wp14">
+  <w:p>
+    <w:pPr>
+      <w:pStyle w:val="Footer"/>
+      <w:rPr>
+        <w:caps/>
+        <w:noProof/>
+        <w:color w:val="4472C4" w:themeColor="accent1"/>
+      </w:rPr>
+    </w:pPr>
+    <w:r>
+      <w:rPr>
+        <w:caps/>
+        <w:color w:val="4472C4" w:themeColor="accent1"/>
+      </w:rPr>
+      <w:fldChar w:fldCharType="begin"/>
+    </w:r>
+    <w:r>
+      <w:rPr>
+        <w:caps/>
+        <w:color w:val="4472C4" w:themeColor="accent1"/>
+      </w:rPr>
+      <w:instrText xml:space="preserve"> PAGE   \* MERGEFORMAT </w:instrText>
+    </w:r>
+    <w:r>
+      <w:rPr>
+        <w:caps/>
+        <w:color w:val="4472C4" w:themeColor="accent1"/>
+      </w:rPr>
+      <w:fldChar w:fldCharType="separate"/>
+    </w:r>
+    <w:r>
+      <w:rPr>
+        <w:caps/>
+        <w:noProof/>
+        <w:color w:val="4472C4" w:themeColor="accent1"/>
+      </w:rPr>
+      <w:t>2</w:t>
+    </w:r>
+    <w:r>
+      <w:rPr>
+        <w:caps/>
+        <w:noProof/>
+        <w:color w:val="4472C4" w:themeColor="accent1"/>
+      </w:rPr>
+      <w:fldChar w:fldCharType="end"/>
+    </w:r>
+  </w:p>
+  <w:p>
+    <w:pPr>
+      <w:pStyle w:val="Footer"/>
+    </w:pPr>
+  </w:p>
+</w:ftr>
+</file>
+
+<file path=word/footnotes.xml><?xml version="1.0" encoding="utf-8"?>
+<w:footnotes xmlns:wpc="http://schemas.microsoft.com/office/word/2010/wordprocessingCanvas" xmlns:cx="http://schemas.microsoft.com/office/drawing/2014/chartex" xmlns:cx1="http://schemas.microsoft.com/office/drawing/2015/9/8/chartex" xmlns:cx2="http://schemas.microsoft.com/office/drawing/2015/10/21/chartex" xmlns:cx3="http://schemas.microsoft.com/office/drawing/2016/5/9/chartex" xmlns:cx4="http://schemas.microsoft.com/office/drawing/2016/5/10/chartex" xmlns:cx5="http://schemas.microsoft.com/office/drawing/2016/5/11/chartex" xmlns:cx6="http://schemas.microsoft.com/office/drawing/2016/5/12/chartex" xmlns:cx7="http://schemas.microsoft.com/office/drawing/2016/5/13/chartex" xmlns:cx8="http://schemas.microsoft.com/office/drawing/2016/5/14/chartex" xmlns:mc="http://schemas.openxmlformats.org/markup-compatibility/2006" xmlns:aink="http://schemas.microsoft.com/office/drawing/2016/ink" xmlns:am3d="http://schemas.microsoft.com/office/drawing/2017/model3d" xmlns:o="urn:schemas-microsoft-com:office:office" xmlns:oel="http://schemas.microsoft.com/office/2019/extlst" xmlns:r="http://schemas.openxmlformats.org/officeDocument/2006/relationships" xmlns:m="http://schemas.openxmlformats.org/officeDocument/2006/math" xmlns:v="urn:schemas-microsoft-com:vml" xmlns:wp14="http://schemas.microsoft.com/office/word/2010/wordprocessingDrawing" xmlns:wp="http://schemas.openxmlformats.org/drawingml/2006/wordprocessingDrawing" xmlns:w10="urn:schemas-microsoft-com:office:word" xmlns:w="http://schemas.openxmlformats.org/wordprocessingml/2006/main" xmlns:w14="http://schemas.microsoft.com/office/word/2010/wordml" xmlns:w15="http://schemas.microsoft.com/office/word/2012/wordml" xmlns:w16cex="http://schemas.microsoft.com/office/word/2018/wordml/cex" xmlns:w16cid="http://schemas.microsoft.com/office/word/2016/wordml/cid" xmlns:w16="http://schemas.microsoft.com/office/word/2018/wordml" xmlns:w16du="http://schemas.microsoft.com/office/word/2023/wordml/word16du" xmlns:w16sdtdh="http://schemas.microsoft.com/office/word/2020/wordml/sdtdatahash" xmlns:w16sdtfl="http://schemas.microsoft.com/office/word/2024/wordml/sdtformatlock" xmlns:w16se="http://schemas.microsoft.com/office/word/2015/wordml/symex" xmlns:wpg="http://schemas.microsoft.com/office/word/2010/wordprocessingGroup" xmlns:wpi="http://schemas.microsoft.com/office/word/2010/wordprocessingInk" xmlns:wne="http://schemas.microsoft.com/office/word/2006/wordml" xmlns:wps="http://schemas.microsoft.com/office/word/2010/wordprocessingShape" mc:Ignorable="w14 w15 w16se w16cid w16 w16cex w16sdtdh w16sdtfl w16du wp14">
+  <w:footnote w:type="separator" w:id="-1">
+    <w:p>
+      <w:pPr>
+        <w:spacing w:before="0"/>
+      </w:pPr>
+      <w:r>
+        <w:separator/>
+      </w:r>
+    </w:p>
+  </w:footnote>
+  <w:footnote w:type="continuationSeparator" w:id="0">
+    <w:p>
+      <w:pPr>
+        <w:spacing w:before="0"/>
+      </w:pPr>
+      <w:r>
+        <w:continuationSeparator/>
+      </w:r>
+    </w:p>
+  </w:footnote>
+</w:footnotes>
+</file>
+
 <file path=word/numbering.xml><?xml version="1.0" encoding="utf-8"?>
 <w:numbering xmlns:wpc="http://schemas.microsoft.com/office/word/2010/wordprocessingCanvas" xmlns:cx="http://schemas.microsoft.com/office/drawing/2014/chartex" xmlns:cx1="http://schemas.microsoft.com/office/drawing/2015/9/8/chartex" xmlns:cx2="http://schemas.microsoft.com/office/drawing/2015/10/21/chartex" xmlns:cx3="http://schemas.microsoft.com/office/drawing/2016/5/9/chartex" xmlns:cx4="http://schemas.microsoft.com/office/drawing/2016/5/10/chartex" xmlns:cx5="http://schemas.microsoft.com/office/drawing/2016/5/11/chartex" xmlns:cx6="http://schemas.microsoft.com/office/drawing/2016/5/12/chartex" xmlns:cx7="http://schemas.microsoft.com/office/drawing/2016/5/13/chartex" xmlns:cx8="http://schemas.microsoft.com/office/drawing/2016/5/14/chartex" xmlns:mc="http://schemas.openxmlformats.org/markup-compatibility/2006" xmlns:aink="http://schemas.microsoft.com/office/drawing/2016/ink" xmlns:am3d="http://schemas.microsoft.com/office/drawing/2017/model3d" xmlns:o="urn:schemas-microsoft-com:office:office" xmlns:oel="http://schemas.microsoft.com/office/2019/extlst" xmlns:r="http://schemas.openxmlformats.org/officeDocument/2006/relationships" xmlns:m="http://schemas.openxmlformats.org/officeDocument/2006/math" xmlns:v="urn:schemas-microsoft-com:vml" xmlns:wp14="http://schemas.microsoft.com/office/word/2010/wordprocessingDrawing" xmlns:wp="http://schemas.openxmlformats.org/drawingml/2006/wordprocessingDrawing" xmlns:w10="urn:schemas-microsoft-com:office:word" xmlns:w="http://schemas.openxmlformats.org/wordprocessingml/2006/main" xmlns:w14="http://schemas.microsoft.com/office/word/2010/wordml" xmlns:w15="http://schemas.microsoft.com/office/word/2012/wordml" xmlns:w16cex="http://schemas.microsoft.com/office/word/2018/wordml/cex" xmlns:w16cid="http://schemas.microsoft.com/office/word/2016/wordml/cid" xmlns:w16="http://schemas.microsoft.com/office/word/2018/wordml" xmlns:w16du="http://schemas.microsoft.com/office/word/2023/wordml/word16du" xmlns:w16sdtdh="http://schemas.microsoft.com/office/word/2020/wordml/sdtdatahash" xmlns:w16sdtfl="http://schemas.microsoft.com/office/word/2024/wordml/sdtformatlock" xmlns:w16se="http://schemas.microsoft.com/office/word/2015/wordml/symex" xmlns:wpg="http://schemas.microsoft.com/office/word/2010/wordprocessingGroup" xmlns:wpi="http://schemas.microsoft.com/office/word/2010/wordprocessingInk" xmlns:wne="http://schemas.microsoft.com/office/word/2006/wordml" xmlns:wps="http://schemas.microsoft.com/office/word/2010/wordprocessingShape" mc:Ignorable="w14 w15 w16se w16cid w16 w16cex w16sdtdh w16sdtfl w16du wp14">
   <w:abstractNum w:abstractNumId="0" w15:restartNumberingAfterBreak="0">
@@ -24195,7 +25933,7 @@
   <w:abstractNum w:abstractNumId="97" w15:restartNumberingAfterBreak="0">
     <w:nsid w:val="66F16761"/>
     <w:multiLevelType w:val="multilevel"/>
-    <w:tmpl w:val="DECA730C"/>
+    <w:tmpl w:val="502AF1C0"/>
     <w:lvl w:ilvl="0">
       <w:start w:val="1"/>
       <w:numFmt w:val="decimal"/>
@@ -24212,7 +25950,6 @@
     <w:lvl w:ilvl="1">
       <w:start w:val="1"/>
       <w:numFmt w:val="decimal"/>
-      <w:pStyle w:val="Heading2"/>
       <w:lvlText w:val="%1.%2"/>
       <w:lvlJc w:val="left"/>
       <w:pPr>
@@ -28521,6 +30258,21 @@
   <w:num w:numId="127" w16cid:durableId="1188370363">
     <w:abstractNumId w:val="114"/>
   </w:num>
+  <w:num w:numId="128" w16cid:durableId="1167673079">
+    <w:abstractNumId w:val="97"/>
+  </w:num>
+  <w:num w:numId="129" w16cid:durableId="1460538847">
+    <w:abstractNumId w:val="97"/>
+  </w:num>
+  <w:num w:numId="130" w16cid:durableId="436944466">
+    <w:abstractNumId w:val="97"/>
+  </w:num>
+  <w:num w:numId="131" w16cid:durableId="2003729590">
+    <w:abstractNumId w:val="97"/>
+  </w:num>
+  <w:num w:numId="132" w16cid:durableId="1899240447">
+    <w:abstractNumId w:val="97"/>
+  </w:num>
 </w:numbering>
 </file>
 
@@ -28576,7 +30328,7 @@
     <w:lsdException w:name="footnote text" w:semiHidden="1" w:uiPriority="0" w:unhideWhenUsed="1"/>
     <w:lsdException w:name="annotation text" w:semiHidden="1" w:uiPriority="0" w:unhideWhenUsed="1"/>
     <w:lsdException w:name="header" w:semiHidden="1" w:uiPriority="0" w:unhideWhenUsed="1"/>
-    <w:lsdException w:name="footer" w:semiHidden="1" w:uiPriority="0" w:unhideWhenUsed="1"/>
+    <w:lsdException w:name="footer" w:semiHidden="1" w:unhideWhenUsed="1"/>
     <w:lsdException w:name="index heading" w:semiHidden="1" w:uiPriority="0" w:unhideWhenUsed="1"/>
     <w:lsdException w:name="caption" w:semiHidden="1" w:uiPriority="0" w:unhideWhenUsed="1" w:qFormat="1"/>
     <w:lsdException w:name="table of figures" w:semiHidden="1" w:uiPriority="0" w:unhideWhenUsed="1"/>
@@ -28924,7 +30676,7 @@
   <w:style w:type="paragraph" w:default="1" w:styleId="Normal">
     <w:name w:val="Normal"/>
     <w:qFormat/>
-    <w:rsid w:val="00B34FB5"/>
+    <w:rsid w:val="00EC1AC6"/>
     <w:pPr>
       <w:spacing w:before="120" w:after="0" w:line="240" w:lineRule="auto"/>
     </w:pPr>
@@ -28942,19 +30694,17 @@
     <w:next w:val="BodyText"/>
     <w:link w:val="Heading1Char"/>
     <w:qFormat/>
-    <w:rsid w:val="00B34FB5"/>
+    <w:rsid w:val="00EC1AC6"/>
     <w:pPr>
       <w:keepNext/>
       <w:numPr>
         <w:numId w:val="45"/>
       </w:numPr>
       <w:tabs>
-        <w:tab w:val="clear" w:pos="432"/>
         <w:tab w:val="left" w:pos="504"/>
         <w:tab w:val="right" w:pos="8640"/>
       </w:tabs>
       <w:spacing w:before="240" w:after="120" w:line="360" w:lineRule="auto"/>
-      <w:ind w:left="0" w:firstLine="0"/>
       <w:outlineLvl w:val="0"/>
     </w:pPr>
     <w:rPr>
@@ -28972,18 +30722,10 @@
     <w:link w:val="Heading2Char"/>
     <w:autoRedefine/>
     <w:qFormat/>
-    <w:rsid w:val="00B34FB5"/>
+    <w:rsid w:val="00EC1AC6"/>
     <w:pPr>
       <w:keepNext/>
-      <w:numPr>
-        <w:ilvl w:val="1"/>
-        <w:numId w:val="45"/>
-      </w:numPr>
-      <w:tabs>
-        <w:tab w:val="clear" w:pos="576"/>
-      </w:tabs>
       <w:spacing w:before="240" w:after="120"/>
-      <w:ind w:left="0" w:firstLine="0"/>
       <w:outlineLvl w:val="1"/>
     </w:pPr>
     <w:rPr>
@@ -29003,7 +30745,7 @@
     <w:link w:val="Heading3Char"/>
     <w:autoRedefine/>
     <w:qFormat/>
-    <w:rsid w:val="00B34FB5"/>
+    <w:rsid w:val="00EC1AC6"/>
     <w:pPr>
       <w:keepNext/>
       <w:numPr>
@@ -29015,7 +30757,6 @@
       </w:tabs>
       <w:snapToGrid w:val="0"/>
       <w:spacing w:before="240" w:after="120"/>
-      <w:ind w:left="0" w:firstLine="0"/>
       <w:outlineLvl w:val="2"/>
     </w:pPr>
     <w:rPr>
@@ -29032,7 +30773,7 @@
     <w:link w:val="Heading4Char"/>
     <w:autoRedefine/>
     <w:qFormat/>
-    <w:rsid w:val="00B34FB5"/>
+    <w:rsid w:val="00EC1AC6"/>
     <w:pPr>
       <w:numPr>
         <w:ilvl w:val="3"/>
@@ -29060,7 +30801,7 @@
     <w:next w:val="BodyText"/>
     <w:link w:val="Heading5Char"/>
     <w:qFormat/>
-    <w:rsid w:val="00B34FB5"/>
+    <w:rsid w:val="00EC1AC6"/>
     <w:pPr>
       <w:keepNext/>
       <w:numPr>
@@ -29068,12 +30809,10 @@
         <w:numId w:val="45"/>
       </w:numPr>
       <w:tabs>
-        <w:tab w:val="clear" w:pos="1008"/>
         <w:tab w:val="left" w:pos="864"/>
         <w:tab w:val="right" w:pos="8640"/>
       </w:tabs>
       <w:spacing w:line="360" w:lineRule="auto"/>
-      <w:ind w:left="0" w:firstLine="0"/>
       <w:outlineLvl w:val="4"/>
     </w:pPr>
     <w:rPr>
@@ -29090,7 +30829,7 @@
     <w:next w:val="BodyText"/>
     <w:link w:val="Heading6Char"/>
     <w:qFormat/>
-    <w:rsid w:val="00B34FB5"/>
+    <w:rsid w:val="00EC1AC6"/>
     <w:pPr>
       <w:keepNext/>
       <w:numPr>
@@ -29098,11 +30837,9 @@
         <w:numId w:val="45"/>
       </w:numPr>
       <w:tabs>
-        <w:tab w:val="clear" w:pos="1152"/>
         <w:tab w:val="right" w:pos="8640"/>
       </w:tabs>
       <w:spacing w:after="80"/>
-      <w:ind w:left="0" w:firstLine="0"/>
       <w:outlineLvl w:val="5"/>
     </w:pPr>
     <w:rPr>
@@ -29119,7 +30856,7 @@
     <w:next w:val="BodyText"/>
     <w:link w:val="Heading7Char"/>
     <w:qFormat/>
-    <w:rsid w:val="00B34FB5"/>
+    <w:rsid w:val="00EC1AC6"/>
     <w:pPr>
       <w:keepNext/>
       <w:numPr>
@@ -29127,11 +30864,9 @@
         <w:numId w:val="45"/>
       </w:numPr>
       <w:tabs>
-        <w:tab w:val="clear" w:pos="1296"/>
         <w:tab w:val="right" w:pos="8640"/>
       </w:tabs>
       <w:spacing w:before="80" w:after="60"/>
-      <w:ind w:left="0" w:firstLine="0"/>
       <w:jc w:val="both"/>
       <w:outlineLvl w:val="6"/>
     </w:pPr>
@@ -29147,7 +30882,7 @@
     <w:next w:val="BodyText"/>
     <w:link w:val="Heading8Char"/>
     <w:qFormat/>
-    <w:rsid w:val="00B34FB5"/>
+    <w:rsid w:val="00EC1AC6"/>
     <w:pPr>
       <w:keepNext/>
       <w:numPr>
@@ -29155,11 +30890,9 @@
         <w:numId w:val="45"/>
       </w:numPr>
       <w:tabs>
-        <w:tab w:val="clear" w:pos="1440"/>
         <w:tab w:val="right" w:pos="8640"/>
       </w:tabs>
       <w:spacing w:line="360" w:lineRule="auto"/>
-      <w:ind w:left="0" w:firstLine="0"/>
       <w:jc w:val="center"/>
       <w:outlineLvl w:val="7"/>
     </w:pPr>
@@ -29175,7 +30908,7 @@
     <w:next w:val="BodyText"/>
     <w:link w:val="Heading9Char"/>
     <w:qFormat/>
-    <w:rsid w:val="00B34FB5"/>
+    <w:rsid w:val="00EC1AC6"/>
     <w:pPr>
       <w:keepNext/>
       <w:numPr>
@@ -29183,11 +30916,9 @@
         <w:numId w:val="45"/>
       </w:numPr>
       <w:tabs>
-        <w:tab w:val="clear" w:pos="1584"/>
         <w:tab w:val="right" w:pos="8640"/>
       </w:tabs>
       <w:spacing w:line="360" w:lineRule="auto"/>
-      <w:ind w:left="0" w:firstLine="0"/>
       <w:outlineLvl w:val="8"/>
     </w:pPr>
     <w:rPr>
@@ -29199,8 +30930,9 @@
   <w:style w:type="character" w:default="1" w:styleId="DefaultParagraphFont">
     <w:name w:val="Default Paragraph Font"/>
     <w:uiPriority w:val="1"/>
+    <w:semiHidden/>
     <w:unhideWhenUsed/>
-    <w:rsid w:val="00B34FB5"/>
+    <w:rsid w:val="00EC1AC6"/>
   </w:style>
   <w:style w:type="table" w:default="1" w:styleId="TableNormal">
     <w:name w:val="Normal Table"/>
@@ -29222,13 +30954,13 @@
     <w:uiPriority w:val="99"/>
     <w:semiHidden/>
     <w:unhideWhenUsed/>
-    <w:rsid w:val="00B34FB5"/>
+    <w:rsid w:val="00EC1AC6"/>
   </w:style>
   <w:style w:type="character" w:customStyle="1" w:styleId="Heading1Char">
     <w:name w:val="Heading 1 Char"/>
     <w:aliases w:val="H1 Char"/>
     <w:link w:val="Heading1"/>
-    <w:rsid w:val="00B34FB5"/>
+    <w:rsid w:val="00EC1AC6"/>
     <w:rPr>
       <w:rFonts w:ascii="Arial Narrow" w:eastAsia="Times New Roman" w:hAnsi="Arial Narrow" w:cs="Times New Roman"/>
       <w:b/>
@@ -29241,9 +30973,10 @@
   </w:style>
   <w:style w:type="character" w:customStyle="1" w:styleId="Heading2Char">
     <w:name w:val="Heading 2 Char"/>
+    <w:aliases w:val="H2 Char"/>
     <w:basedOn w:val="DefaultParagraphFont"/>
     <w:link w:val="Heading2"/>
-    <w:rsid w:val="00AC3070"/>
+    <w:rsid w:val="00EC1AC6"/>
     <w:rPr>
       <w:rFonts w:ascii="Arial Narrow" w:eastAsia="Times New Roman" w:hAnsi="Arial Narrow" w:cs="Times New Roman"/>
       <w:b/>
@@ -29256,6 +30989,7 @@
   </w:style>
   <w:style w:type="character" w:customStyle="1" w:styleId="Heading3Char">
     <w:name w:val="Heading 3 Char"/>
+    <w:aliases w:val="H3 Char"/>
     <w:basedOn w:val="DefaultParagraphFont"/>
     <w:link w:val="Heading3"/>
     <w:rsid w:val="00AC3070"/>
@@ -29270,6 +31004,7 @@
   </w:style>
   <w:style w:type="character" w:customStyle="1" w:styleId="Heading4Char">
     <w:name w:val="Heading 4 Char"/>
+    <w:aliases w:val="H4 Char"/>
     <w:basedOn w:val="DefaultParagraphFont"/>
     <w:link w:val="Heading4"/>
     <w:rsid w:val="00AC3070"/>
@@ -29285,6 +31020,7 @@
   </w:style>
   <w:style w:type="character" w:customStyle="1" w:styleId="Heading5Char">
     <w:name w:val="Heading 5 Char"/>
+    <w:aliases w:val="H5 Char"/>
     <w:basedOn w:val="DefaultParagraphFont"/>
     <w:link w:val="Heading5"/>
     <w:rsid w:val="00AC3070"/>
@@ -29300,6 +31036,7 @@
   </w:style>
   <w:style w:type="character" w:customStyle="1" w:styleId="Heading6Char">
     <w:name w:val="Heading 6 Char"/>
+    <w:aliases w:val="H6 Char"/>
     <w:basedOn w:val="DefaultParagraphFont"/>
     <w:link w:val="Heading6"/>
     <w:rsid w:val="00AC3070"/>
@@ -29315,6 +31052,7 @@
   </w:style>
   <w:style w:type="character" w:customStyle="1" w:styleId="Heading7Char">
     <w:name w:val="Heading 7 Char"/>
+    <w:aliases w:val="Appendix Heading Char"/>
     <w:basedOn w:val="DefaultParagraphFont"/>
     <w:link w:val="Heading7"/>
     <w:rsid w:val="00AC3070"/>
@@ -29361,7 +31099,7 @@
     <w:next w:val="Subtitle"/>
     <w:link w:val="TitleChar"/>
     <w:qFormat/>
-    <w:rsid w:val="00B34FB5"/>
+    <w:rsid w:val="00EC1AC6"/>
     <w:pPr>
       <w:keepLines w:val="0"/>
       <w:pageBreakBefore/>
@@ -29397,7 +31135,7 @@
     <w:next w:val="BodyText"/>
     <w:link w:val="SubtitleChar"/>
     <w:qFormat/>
-    <w:rsid w:val="00B34FB5"/>
+    <w:rsid w:val="00EC1AC6"/>
     <w:pPr>
       <w:spacing w:after="240"/>
     </w:pPr>
@@ -29537,7 +31275,7 @@
   <w:style w:type="character" w:styleId="Hyperlink">
     <w:name w:val="Hyperlink"/>
     <w:uiPriority w:val="99"/>
-    <w:rsid w:val="00B34FB5"/>
+    <w:rsid w:val="00EC1AC6"/>
     <w:rPr>
       <w:color w:val="0000FF"/>
       <w:u w:val="single"/>
@@ -29545,7 +31283,7 @@
   </w:style>
   <w:style w:type="character" w:styleId="FollowedHyperlink">
     <w:name w:val="FollowedHyperlink"/>
-    <w:rsid w:val="00B34FB5"/>
+    <w:rsid w:val="00EC1AC6"/>
     <w:rPr>
       <w:color w:val="800080"/>
       <w:u w:val="single"/>
@@ -29554,7 +31292,7 @@
   <w:style w:type="character" w:styleId="Strong">
     <w:name w:val="Strong"/>
     <w:qFormat/>
-    <w:rsid w:val="00B34FB5"/>
+    <w:rsid w:val="00EC1AC6"/>
     <w:rPr>
       <w:b/>
       <w:bCs/>
@@ -29576,7 +31314,7 @@
   <w:style w:type="character" w:styleId="Emphasis">
     <w:name w:val="Emphasis"/>
     <w:qFormat/>
-    <w:rsid w:val="00B34FB5"/>
+    <w:rsid w:val="00EC1AC6"/>
     <w:rPr>
       <w:i/>
     </w:rPr>
@@ -29584,7 +31322,7 @@
   <w:style w:type="paragraph" w:styleId="NormalWeb">
     <w:name w:val="Normal (Web)"/>
     <w:basedOn w:val="Normal"/>
-    <w:rsid w:val="00B34FB5"/>
+    <w:rsid w:val="00EC1AC6"/>
     <w:pPr>
       <w:spacing w:before="100" w:beforeAutospacing="1" w:after="100" w:afterAutospacing="1"/>
     </w:pPr>
@@ -29597,7 +31335,7 @@
     <w:name w:val="HTML Preformatted"/>
     <w:basedOn w:val="Normal"/>
     <w:link w:val="HTMLPreformattedChar"/>
-    <w:rsid w:val="00B34FB5"/>
+    <w:rsid w:val="00EC1AC6"/>
     <w:pPr>
       <w:tabs>
         <w:tab w:val="left" w:pos="916"/>
@@ -29653,7 +31391,7 @@
   <w:style w:type="paragraph" w:customStyle="1" w:styleId="DocumentTitle">
     <w:name w:val="Document Title"/>
     <w:basedOn w:val="Normal"/>
-    <w:rsid w:val="00B34FB5"/>
+    <w:rsid w:val="00EC1AC6"/>
     <w:pPr>
       <w:tabs>
         <w:tab w:val="right" w:pos="8640"/>
@@ -29672,7 +31410,7 @@
   <w:style w:type="paragraph" w:customStyle="1" w:styleId="Tabletext">
     <w:name w:val="Tabletext"/>
     <w:basedOn w:val="Normal"/>
-    <w:rsid w:val="00B34FB5"/>
+    <w:rsid w:val="00EC1AC6"/>
     <w:pPr>
       <w:keepLines/>
       <w:widowControl w:val="0"/>
@@ -29685,7 +31423,7 @@
   <w:style w:type="table" w:styleId="TableGrid">
     <w:name w:val="Table Grid"/>
     <w:basedOn w:val="TableNormal"/>
-    <w:rsid w:val="00B34FB5"/>
+    <w:rsid w:val="00EC1AC6"/>
     <w:pPr>
       <w:spacing w:after="0" w:line="240" w:lineRule="auto"/>
     </w:pPr>
@@ -29712,7 +31450,7 @@
     <w:aliases w:val="Body Text Plain,Doors Normal"/>
     <w:basedOn w:val="Normal"/>
     <w:link w:val="BodyTextChar"/>
-    <w:rsid w:val="00B34FB5"/>
+    <w:rsid w:val="00EC1AC6"/>
     <w:pPr>
       <w:tabs>
         <w:tab w:val="right" w:pos="8640"/>
@@ -29728,7 +31466,7 @@
     <w:name w:val="Body Text Char"/>
     <w:aliases w:val="Body Text Plain Char,Doors Normal Char"/>
     <w:link w:val="BodyText"/>
-    <w:rsid w:val="00B34FB5"/>
+    <w:rsid w:val="00EC1AC6"/>
     <w:rPr>
       <w:rFonts w:ascii="Arial Narrow" w:eastAsia="Times New Roman" w:hAnsi="Arial Narrow" w:cs="Times New Roman"/>
       <w:spacing w:val="4"/>
@@ -29741,7 +31479,7 @@
   <w:style w:type="paragraph" w:customStyle="1" w:styleId="Author">
     <w:name w:val="Author"/>
     <w:basedOn w:val="BodyText"/>
-    <w:rsid w:val="00B34FB5"/>
+    <w:rsid w:val="00EC1AC6"/>
     <w:pPr>
       <w:spacing w:line="480" w:lineRule="auto"/>
       <w:jc w:val="center"/>
@@ -29750,7 +31488,7 @@
   <w:style w:type="paragraph" w:customStyle="1" w:styleId="BlockQuotation">
     <w:name w:val="Block Quotation"/>
     <w:basedOn w:val="BodyText"/>
-    <w:rsid w:val="00B34FB5"/>
+    <w:rsid w:val="00EC1AC6"/>
     <w:pPr>
       <w:keepLines/>
       <w:spacing w:after="160" w:line="480" w:lineRule="auto"/>
@@ -29765,7 +31503,7 @@
     <w:basedOn w:val="Normal"/>
     <w:next w:val="BodyText"/>
     <w:qFormat/>
-    <w:rsid w:val="00B34FB5"/>
+    <w:rsid w:val="00EC1AC6"/>
     <w:pPr>
       <w:tabs>
         <w:tab w:val="right" w:pos="8640"/>
@@ -29785,7 +31523,7 @@
     <w:name w:val="Date"/>
     <w:basedOn w:val="BodyText"/>
     <w:link w:val="DateChar"/>
-    <w:rsid w:val="00B34FB5"/>
+    <w:rsid w:val="00EC1AC6"/>
     <w:pPr>
       <w:spacing w:after="560"/>
       <w:jc w:val="center"/>
@@ -29808,7 +31546,7 @@
   <w:style w:type="character" w:styleId="EndnoteReference">
     <w:name w:val="endnote reference"/>
     <w:semiHidden/>
-    <w:rsid w:val="00B34FB5"/>
+    <w:rsid w:val="00EC1AC6"/>
     <w:rPr>
       <w:vertAlign w:val="superscript"/>
     </w:rPr>
@@ -29817,7 +31555,8 @@
     <w:name w:val="footer"/>
     <w:basedOn w:val="Normal"/>
     <w:link w:val="FooterChar"/>
-    <w:rsid w:val="00B34FB5"/>
+    <w:uiPriority w:val="99"/>
+    <w:rsid w:val="00EC1AC6"/>
     <w:pPr>
       <w:keepLines/>
       <w:tabs>
@@ -29836,6 +31575,7 @@
     <w:name w:val="Footer Char"/>
     <w:basedOn w:val="DefaultParagraphFont"/>
     <w:link w:val="Footer"/>
+    <w:uiPriority w:val="99"/>
     <w:rsid w:val="00B34FB5"/>
     <w:rPr>
       <w:rFonts w:ascii="Arial Narrow" w:eastAsia="Times New Roman" w:hAnsi="Arial Narrow" w:cs="Times New Roman"/>
@@ -29849,12 +31589,12 @@
   <w:style w:type="paragraph" w:customStyle="1" w:styleId="FooterEven">
     <w:name w:val="Footer Even"/>
     <w:basedOn w:val="Footer"/>
-    <w:rsid w:val="00B34FB5"/>
+    <w:rsid w:val="00EC1AC6"/>
   </w:style>
   <w:style w:type="paragraph" w:customStyle="1" w:styleId="FooterFirst">
     <w:name w:val="Footer First"/>
     <w:basedOn w:val="Footer"/>
-    <w:rsid w:val="00B34FB5"/>
+    <w:rsid w:val="00EC1AC6"/>
     <w:pPr>
       <w:tabs>
         <w:tab w:val="clear" w:pos="8640"/>
@@ -29864,7 +31604,7 @@
   <w:style w:type="paragraph" w:customStyle="1" w:styleId="FooterOdd">
     <w:name w:val="Footer Odd"/>
     <w:basedOn w:val="Footer"/>
-    <w:rsid w:val="00B34FB5"/>
+    <w:rsid w:val="00EC1AC6"/>
     <w:pPr>
       <w:tabs>
         <w:tab w:val="right" w:pos="0"/>
@@ -29874,7 +31614,7 @@
   <w:style w:type="paragraph" w:customStyle="1" w:styleId="FootnoteBase">
     <w:name w:val="Footnote Base"/>
     <w:basedOn w:val="Normal"/>
-    <w:rsid w:val="00B34FB5"/>
+    <w:rsid w:val="00EC1AC6"/>
     <w:pPr>
       <w:tabs>
         <w:tab w:val="left" w:pos="187"/>
@@ -29893,7 +31633,7 @@
   <w:style w:type="character" w:styleId="FootnoteReference">
     <w:name w:val="footnote reference"/>
     <w:semiHidden/>
-    <w:rsid w:val="00B34FB5"/>
+    <w:rsid w:val="00EC1AC6"/>
     <w:rPr>
       <w:vertAlign w:val="superscript"/>
     </w:rPr>
@@ -29903,7 +31643,7 @@
     <w:basedOn w:val="FootnoteBase"/>
     <w:link w:val="FootnoteTextChar"/>
     <w:semiHidden/>
-    <w:rsid w:val="00B34FB5"/>
+    <w:rsid w:val="00EC1AC6"/>
     <w:pPr>
       <w:spacing w:after="120"/>
     </w:pPr>
@@ -29926,7 +31666,7 @@
   <w:style w:type="paragraph" w:customStyle="1" w:styleId="GlossaryDefinition">
     <w:name w:val="Glossary Definition"/>
     <w:basedOn w:val="BodyText"/>
-    <w:rsid w:val="00B34FB5"/>
+    <w:rsid w:val="00EC1AC6"/>
     <w:pPr>
       <w:tabs>
         <w:tab w:val="clear" w:pos="8640"/>
@@ -29936,7 +31676,7 @@
   </w:style>
   <w:style w:type="character" w:customStyle="1" w:styleId="GlossaryEntry">
     <w:name w:val="Glossary Entry"/>
-    <w:rsid w:val="00B34FB5"/>
+    <w:rsid w:val="00EC1AC6"/>
     <w:rPr>
       <w:b/>
       <w:bCs/>
@@ -29947,7 +31687,7 @@
     <w:name w:val="Heading Base"/>
     <w:basedOn w:val="Normal"/>
     <w:next w:val="BodyText"/>
-    <w:rsid w:val="00B34FB5"/>
+    <w:rsid w:val="00EC1AC6"/>
     <w:pPr>
       <w:keepNext/>
       <w:keepLines/>
@@ -29968,7 +31708,7 @@
     <w:basedOn w:val="Normal"/>
     <w:autoRedefine/>
     <w:semiHidden/>
-    <w:rsid w:val="00B34FB5"/>
+    <w:rsid w:val="00EC1AC6"/>
     <w:pPr>
       <w:spacing w:before="0"/>
       <w:ind w:left="220" w:hanging="220"/>
@@ -29982,7 +31722,7 @@
     <w:basedOn w:val="Normal"/>
     <w:autoRedefine/>
     <w:semiHidden/>
-    <w:rsid w:val="00B34FB5"/>
+    <w:rsid w:val="00EC1AC6"/>
     <w:pPr>
       <w:spacing w:before="0"/>
       <w:ind w:left="440" w:hanging="220"/>
@@ -29996,7 +31736,7 @@
     <w:basedOn w:val="Normal"/>
     <w:autoRedefine/>
     <w:semiHidden/>
-    <w:rsid w:val="00B34FB5"/>
+    <w:rsid w:val="00EC1AC6"/>
     <w:pPr>
       <w:spacing w:before="0"/>
       <w:ind w:left="660" w:hanging="220"/>
@@ -30010,7 +31750,7 @@
     <w:basedOn w:val="Normal"/>
     <w:autoRedefine/>
     <w:semiHidden/>
-    <w:rsid w:val="00B34FB5"/>
+    <w:rsid w:val="00EC1AC6"/>
     <w:pPr>
       <w:spacing w:before="0"/>
       <w:ind w:left="880" w:hanging="220"/>
@@ -30025,7 +31765,7 @@
     <w:basedOn w:val="Normal"/>
     <w:autoRedefine/>
     <w:semiHidden/>
-    <w:rsid w:val="00B34FB5"/>
+    <w:rsid w:val="00EC1AC6"/>
     <w:pPr>
       <w:spacing w:before="0"/>
       <w:ind w:left="1100" w:hanging="220"/>
@@ -30038,7 +31778,7 @@
   <w:style w:type="paragraph" w:customStyle="1" w:styleId="IndexBase">
     <w:name w:val="Index Base"/>
     <w:basedOn w:val="Normal"/>
-    <w:rsid w:val="00B34FB5"/>
+    <w:rsid w:val="00EC1AC6"/>
     <w:pPr>
       <w:tabs>
         <w:tab w:val="right" w:leader="dot" w:pos="3960"/>
@@ -30058,7 +31798,7 @@
     <w:next w:val="Index1"/>
     <w:autoRedefine/>
     <w:semiHidden/>
-    <w:rsid w:val="00B34FB5"/>
+    <w:rsid w:val="00EC1AC6"/>
     <w:pPr>
       <w:spacing w:before="240" w:after="120"/>
       <w:ind w:left="216"/>
@@ -30072,7 +31812,7 @@
   </w:style>
   <w:style w:type="character" w:customStyle="1" w:styleId="Lead-inEmphasis">
     <w:name w:val="Lead-in Emphasis"/>
-    <w:rsid w:val="00B34FB5"/>
+    <w:rsid w:val="00EC1AC6"/>
     <w:rPr>
       <w:rFonts w:ascii="Arial Narrow" w:hAnsi="Arial Narrow"/>
       <w:caps/>
@@ -30081,12 +31821,12 @@
   </w:style>
   <w:style w:type="character" w:styleId="LineNumber">
     <w:name w:val="line number"/>
-    <w:rsid w:val="00B34FB5"/>
+    <w:rsid w:val="00EC1AC6"/>
   </w:style>
   <w:style w:type="paragraph" w:styleId="List">
     <w:name w:val="List"/>
     <w:basedOn w:val="BodyText"/>
-    <w:rsid w:val="00B34FB5"/>
+    <w:rsid w:val="00EC1AC6"/>
     <w:pPr>
       <w:tabs>
         <w:tab w:val="left" w:pos="720"/>
@@ -30098,7 +31838,7 @@
   <w:style w:type="paragraph" w:styleId="List2">
     <w:name w:val="List 2"/>
     <w:basedOn w:val="List"/>
-    <w:rsid w:val="00B34FB5"/>
+    <w:rsid w:val="00EC1AC6"/>
     <w:pPr>
       <w:tabs>
         <w:tab w:val="clear" w:pos="720"/>
@@ -30110,7 +31850,7 @@
   <w:style w:type="paragraph" w:styleId="List3">
     <w:name w:val="List 3"/>
     <w:basedOn w:val="List"/>
-    <w:rsid w:val="00B34FB5"/>
+    <w:rsid w:val="00EC1AC6"/>
     <w:pPr>
       <w:tabs>
         <w:tab w:val="clear" w:pos="720"/>
@@ -30122,7 +31862,7 @@
   <w:style w:type="paragraph" w:styleId="List4">
     <w:name w:val="List 4"/>
     <w:basedOn w:val="List"/>
-    <w:rsid w:val="00B34FB5"/>
+    <w:rsid w:val="00EC1AC6"/>
     <w:pPr>
       <w:tabs>
         <w:tab w:val="clear" w:pos="720"/>
@@ -30134,7 +31874,7 @@
   <w:style w:type="paragraph" w:styleId="List5">
     <w:name w:val="List 5"/>
     <w:basedOn w:val="List"/>
-    <w:rsid w:val="00B34FB5"/>
+    <w:rsid w:val="00EC1AC6"/>
     <w:pPr>
       <w:tabs>
         <w:tab w:val="clear" w:pos="720"/>
@@ -30146,7 +31886,7 @@
   <w:style w:type="paragraph" w:styleId="ListNumber">
     <w:name w:val="List Number"/>
     <w:basedOn w:val="List"/>
-    <w:rsid w:val="00B34FB5"/>
+    <w:rsid w:val="00EC1AC6"/>
     <w:pPr>
       <w:tabs>
         <w:tab w:val="clear" w:pos="720"/>
@@ -30160,7 +31900,7 @@
   <w:style w:type="paragraph" w:styleId="ListNumber2">
     <w:name w:val="List Number 2"/>
     <w:basedOn w:val="ListNumber"/>
-    <w:rsid w:val="00B34FB5"/>
+    <w:rsid w:val="00EC1AC6"/>
     <w:pPr>
       <w:ind w:left="360"/>
     </w:pPr>
@@ -30168,7 +31908,7 @@
   <w:style w:type="paragraph" w:styleId="ListNumber3">
     <w:name w:val="List Number 3"/>
     <w:basedOn w:val="ListNumber"/>
-    <w:rsid w:val="00B34FB5"/>
+    <w:rsid w:val="00EC1AC6"/>
     <w:pPr>
       <w:ind w:left="720"/>
     </w:pPr>
@@ -30176,7 +31916,7 @@
   <w:style w:type="paragraph" w:styleId="ListNumber4">
     <w:name w:val="List Number 4"/>
     <w:basedOn w:val="ListNumber"/>
-    <w:rsid w:val="00B34FB5"/>
+    <w:rsid w:val="00EC1AC6"/>
     <w:pPr>
       <w:ind w:left="1080"/>
     </w:pPr>
@@ -30184,7 +31924,7 @@
   <w:style w:type="paragraph" w:styleId="ListNumber5">
     <w:name w:val="List Number 5"/>
     <w:basedOn w:val="ListNumber"/>
-    <w:rsid w:val="00B34FB5"/>
+    <w:rsid w:val="00EC1AC6"/>
     <w:pPr>
       <w:ind w:left="1440"/>
     </w:pPr>
@@ -30194,7 +31934,7 @@
     <w:basedOn w:val="BodyText"/>
     <w:link w:val="MacroTextChar"/>
     <w:semiHidden/>
-    <w:rsid w:val="00B34FB5"/>
+    <w:rsid w:val="00EC1AC6"/>
     <w:pPr>
       <w:spacing w:after="120"/>
     </w:pPr>
@@ -30220,20 +31960,20 @@
   <w:style w:type="paragraph" w:customStyle="1" w:styleId="Name">
     <w:name w:val="Name"/>
     <w:basedOn w:val="BodyText"/>
-    <w:rsid w:val="00B34FB5"/>
+    <w:rsid w:val="00EC1AC6"/>
     <w:pPr>
       <w:jc w:val="center"/>
     </w:pPr>
   </w:style>
   <w:style w:type="character" w:styleId="PageNumber">
     <w:name w:val="page number"/>
-    <w:rsid w:val="00B34FB5"/>
+    <w:rsid w:val="00EC1AC6"/>
   </w:style>
   <w:style w:type="paragraph" w:customStyle="1" w:styleId="Picture">
     <w:name w:val="Picture"/>
     <w:basedOn w:val="BodyText"/>
     <w:next w:val="Caption"/>
-    <w:rsid w:val="00B34FB5"/>
+    <w:rsid w:val="00EC1AC6"/>
     <w:pPr>
       <w:keepNext/>
       <w:jc w:val="center"/>
@@ -30241,7 +31981,7 @@
   </w:style>
   <w:style w:type="character" w:customStyle="1" w:styleId="Superscript">
     <w:name w:val="Superscript"/>
-    <w:rsid w:val="00B34FB5"/>
+    <w:rsid w:val="00EC1AC6"/>
     <w:rPr>
       <w:vertAlign w:val="superscript"/>
     </w:rPr>
@@ -30250,7 +31990,7 @@
     <w:name w:val="table of figures"/>
     <w:basedOn w:val="Normal"/>
     <w:semiHidden/>
-    <w:rsid w:val="00B34FB5"/>
+    <w:rsid w:val="00EC1AC6"/>
     <w:pPr>
       <w:tabs>
         <w:tab w:val="right" w:leader="dot" w:pos="8640"/>
@@ -30268,7 +32008,7 @@
     <w:basedOn w:val="Normal"/>
     <w:next w:val="Normal"/>
     <w:semiHidden/>
-    <w:rsid w:val="00B34FB5"/>
+    <w:rsid w:val="00EC1AC6"/>
     <w:pPr>
       <w:keepNext/>
       <w:keepLines/>
@@ -30289,7 +32029,7 @@
     <w:basedOn w:val="Normal"/>
     <w:autoRedefine/>
     <w:uiPriority w:val="39"/>
-    <w:rsid w:val="00B34FB5"/>
+    <w:rsid w:val="00EC1AC6"/>
     <w:pPr>
       <w:spacing w:after="120"/>
     </w:pPr>
@@ -30307,7 +32047,7 @@
     <w:basedOn w:val="Normal"/>
     <w:autoRedefine/>
     <w:uiPriority w:val="39"/>
-    <w:rsid w:val="00B34FB5"/>
+    <w:rsid w:val="00EC1AC6"/>
     <w:pPr>
       <w:spacing w:before="0"/>
       <w:ind w:left="220"/>
@@ -30324,7 +32064,7 @@
     <w:basedOn w:val="Normal"/>
     <w:autoRedefine/>
     <w:uiPriority w:val="39"/>
-    <w:rsid w:val="00B34FB5"/>
+    <w:rsid w:val="00EC1AC6"/>
     <w:pPr>
       <w:spacing w:before="0"/>
       <w:ind w:left="440"/>
@@ -30342,7 +32082,7 @@
     <w:basedOn w:val="Normal"/>
     <w:autoRedefine/>
     <w:uiPriority w:val="39"/>
-    <w:rsid w:val="00B34FB5"/>
+    <w:rsid w:val="00EC1AC6"/>
     <w:pPr>
       <w:spacing w:before="0"/>
       <w:ind w:left="660"/>
@@ -30358,7 +32098,7 @@
     <w:basedOn w:val="Normal"/>
     <w:autoRedefine/>
     <w:semiHidden/>
-    <w:rsid w:val="00B34FB5"/>
+    <w:rsid w:val="00EC1AC6"/>
     <w:pPr>
       <w:spacing w:before="0"/>
       <w:ind w:left="880"/>
@@ -30372,7 +32112,7 @@
   <w:style w:type="paragraph" w:customStyle="1" w:styleId="TOCBase">
     <w:name w:val="TOC Base"/>
     <w:basedOn w:val="Normal"/>
-    <w:rsid w:val="00B34FB5"/>
+    <w:rsid w:val="00EC1AC6"/>
     <w:pPr>
       <w:tabs>
         <w:tab w:val="right" w:leader="dot" w:pos="8640"/>
@@ -30388,7 +32128,7 @@
     <w:name w:val="header"/>
     <w:basedOn w:val="Normal"/>
     <w:link w:val="HeaderChar"/>
-    <w:rsid w:val="00B34FB5"/>
+    <w:rsid w:val="00EC1AC6"/>
     <w:pPr>
       <w:tabs>
         <w:tab w:val="center" w:pos="4320"/>
@@ -30421,7 +32161,7 @@
     <w:name w:val="Subtitle Cover"/>
     <w:basedOn w:val="TitleCover"/>
     <w:next w:val="BodyText"/>
-    <w:rsid w:val="00B34FB5"/>
+    <w:rsid w:val="00EC1AC6"/>
     <w:pPr>
       <w:spacing w:before="240"/>
     </w:pPr>
@@ -30435,7 +32175,7 @@
     <w:name w:val="Title Cover"/>
     <w:basedOn w:val="HeadingBase"/>
     <w:next w:val="SubtitleCover"/>
-    <w:rsid w:val="00B34FB5"/>
+    <w:rsid w:val="00EC1AC6"/>
     <w:pPr>
       <w:keepLines w:val="0"/>
       <w:tabs>
@@ -30455,7 +32195,7 @@
     <w:name w:val="Section Label"/>
     <w:basedOn w:val="HeadingBase"/>
     <w:next w:val="BodyText"/>
-    <w:rsid w:val="00B34FB5"/>
+    <w:rsid w:val="00EC1AC6"/>
     <w:pPr>
       <w:pageBreakBefore/>
       <w:tabs>
@@ -30474,7 +32214,7 @@
   <w:style w:type="character" w:styleId="CommentReference">
     <w:name w:val="annotation reference"/>
     <w:semiHidden/>
-    <w:rsid w:val="00B34FB5"/>
+    <w:rsid w:val="00EC1AC6"/>
     <w:rPr>
       <w:sz w:val="16"/>
       <w:szCs w:val="16"/>
@@ -30485,7 +32225,7 @@
     <w:basedOn w:val="Normal"/>
     <w:link w:val="CommentTextChar"/>
     <w:semiHidden/>
-    <w:rsid w:val="00B34FB5"/>
+    <w:rsid w:val="00EC1AC6"/>
     <w:rPr>
       <w:sz w:val="20"/>
       <w:szCs w:val="20"/>
@@ -30508,7 +32248,7 @@
   <w:style w:type="paragraph" w:customStyle="1" w:styleId="Paragraph2">
     <w:name w:val="Paragraph2"/>
     <w:basedOn w:val="Normal"/>
-    <w:rsid w:val="00B34FB5"/>
+    <w:rsid w:val="00EC1AC6"/>
     <w:pPr>
       <w:widowControl w:val="0"/>
       <w:spacing w:before="80" w:line="240" w:lineRule="atLeast"/>
@@ -30525,7 +32265,7 @@
   <w:style w:type="paragraph" w:customStyle="1" w:styleId="Paragraph4">
     <w:name w:val="Paragraph4"/>
     <w:basedOn w:val="Normal"/>
-    <w:rsid w:val="00B34FB5"/>
+    <w:rsid w:val="00EC1AC6"/>
     <w:pPr>
       <w:widowControl w:val="0"/>
       <w:spacing w:before="80"/>
@@ -30543,7 +32283,7 @@
     <w:next w:val="Normal"/>
     <w:autoRedefine/>
     <w:semiHidden/>
-    <w:rsid w:val="00B34FB5"/>
+    <w:rsid w:val="00EC1AC6"/>
     <w:pPr>
       <w:spacing w:before="0"/>
       <w:ind w:left="1100"/>
@@ -30560,7 +32300,7 @@
     <w:next w:val="Normal"/>
     <w:autoRedefine/>
     <w:semiHidden/>
-    <w:rsid w:val="00B34FB5"/>
+    <w:rsid w:val="00EC1AC6"/>
     <w:pPr>
       <w:spacing w:before="0"/>
       <w:ind w:left="1320"/>
@@ -30577,7 +32317,7 @@
     <w:next w:val="Normal"/>
     <w:autoRedefine/>
     <w:semiHidden/>
-    <w:rsid w:val="00B34FB5"/>
+    <w:rsid w:val="00EC1AC6"/>
     <w:pPr>
       <w:spacing w:before="0"/>
       <w:ind w:left="1540"/>
@@ -30594,7 +32334,7 @@
     <w:next w:val="Normal"/>
     <w:autoRedefine/>
     <w:semiHidden/>
-    <w:rsid w:val="00B34FB5"/>
+    <w:rsid w:val="00EC1AC6"/>
     <w:pPr>
       <w:spacing w:before="0"/>
       <w:ind w:left="1760"/>
@@ -30610,7 +32350,7 @@
     <w:basedOn w:val="Normal"/>
     <w:link w:val="DocumentMapChar"/>
     <w:semiHidden/>
-    <w:rsid w:val="00B34FB5"/>
+    <w:rsid w:val="00EC1AC6"/>
     <w:pPr>
       <w:shd w:val="clear" w:color="auto" w:fill="000080"/>
     </w:pPr>
@@ -30638,7 +32378,7 @@
     <w:next w:val="Normal"/>
     <w:autoRedefine/>
     <w:semiHidden/>
-    <w:rsid w:val="00B34FB5"/>
+    <w:rsid w:val="00EC1AC6"/>
     <w:pPr>
       <w:spacing w:before="0"/>
       <w:ind w:left="1320" w:hanging="220"/>
@@ -30654,7 +32394,7 @@
     <w:next w:val="Normal"/>
     <w:autoRedefine/>
     <w:semiHidden/>
-    <w:rsid w:val="00B34FB5"/>
+    <w:rsid w:val="00EC1AC6"/>
     <w:pPr>
       <w:spacing w:before="0"/>
       <w:ind w:left="1540" w:hanging="220"/>
@@ -30670,7 +32410,7 @@
     <w:next w:val="Normal"/>
     <w:autoRedefine/>
     <w:semiHidden/>
-    <w:rsid w:val="00B34FB5"/>
+    <w:rsid w:val="00EC1AC6"/>
     <w:pPr>
       <w:spacing w:before="0"/>
       <w:ind w:left="1760" w:hanging="220"/>
@@ -30686,7 +32426,7 @@
     <w:next w:val="Normal"/>
     <w:autoRedefine/>
     <w:semiHidden/>
-    <w:rsid w:val="00B34FB5"/>
+    <w:rsid w:val="00EC1AC6"/>
     <w:pPr>
       <w:spacing w:before="0"/>
       <w:ind w:left="1980" w:hanging="220"/>
@@ -30699,7 +32439,7 @@
   <w:style w:type="paragraph" w:customStyle="1" w:styleId="infoblue">
     <w:name w:val="infoblue"/>
     <w:basedOn w:val="Normal"/>
-    <w:rsid w:val="00B34FB5"/>
+    <w:rsid w:val="00EC1AC6"/>
     <w:pPr>
       <w:spacing w:before="0" w:after="120" w:line="240" w:lineRule="atLeast"/>
     </w:pPr>
@@ -30717,7 +32457,7 @@
     <w:basedOn w:val="Normal"/>
     <w:next w:val="BodyText"/>
     <w:autoRedefine/>
-    <w:rsid w:val="00B34FB5"/>
+    <w:rsid w:val="00EC1AC6"/>
     <w:pPr>
       <w:widowControl w:val="0"/>
     </w:pPr>
@@ -30730,7 +32470,7 @@
   <w:style w:type="paragraph" w:customStyle="1" w:styleId="ParagonSectionLabel">
     <w:name w:val="Paragon Section Label"/>
     <w:basedOn w:val="Normal"/>
-    <w:rsid w:val="00B34FB5"/>
+    <w:rsid w:val="00EC1AC6"/>
     <w:pPr>
       <w:spacing w:before="240" w:after="360"/>
       <w:jc w:val="center"/>
@@ -30743,7 +32483,7 @@
   <w:style w:type="paragraph" w:customStyle="1" w:styleId="tableright">
     <w:name w:val="table_right"/>
     <w:basedOn w:val="Normal"/>
-    <w:rsid w:val="00B34FB5"/>
+    <w:rsid w:val="00EC1AC6"/>
     <w:pPr>
       <w:spacing w:before="20" w:after="20" w:line="240" w:lineRule="exact"/>
     </w:pPr>
@@ -30756,7 +32496,7 @@
   <w:style w:type="paragraph" w:customStyle="1" w:styleId="numlist">
     <w:name w:val="numlist"/>
     <w:basedOn w:val="Normal"/>
-    <w:rsid w:val="00B34FB5"/>
+    <w:rsid w:val="00EC1AC6"/>
     <w:pPr>
       <w:ind w:left="342"/>
     </w:pPr>
@@ -30764,19 +32504,17 @@
   <w:style w:type="paragraph" w:customStyle="1" w:styleId="tablenumlist">
     <w:name w:val="table numlist"/>
     <w:basedOn w:val="Heading1"/>
-    <w:rsid w:val="00B34FB5"/>
+    <w:rsid w:val="00EC1AC6"/>
     <w:pPr>
       <w:keepNext w:val="0"/>
       <w:numPr>
         <w:numId w:val="46"/>
       </w:numPr>
       <w:tabs>
-        <w:tab w:val="clear" w:pos="360"/>
         <w:tab w:val="clear" w:pos="504"/>
         <w:tab w:val="clear" w:pos="8640"/>
       </w:tabs>
       <w:spacing w:before="40" w:after="40" w:line="240" w:lineRule="exact"/>
-      <w:ind w:left="0" w:firstLine="0"/>
     </w:pPr>
     <w:rPr>
       <w:rFonts w:ascii="Times" w:hAnsi="Times"/>
@@ -30789,7 +32527,7 @@
   <w:style w:type="paragraph" w:customStyle="1" w:styleId="Normal1">
     <w:name w:val="Normal1"/>
     <w:basedOn w:val="Normal"/>
-    <w:rsid w:val="00B34FB5"/>
+    <w:rsid w:val="00EC1AC6"/>
     <w:pPr>
       <w:spacing w:before="60" w:after="120"/>
       <w:ind w:left="720"/>
@@ -30803,51 +32541,39 @@
     <w:name w:val="Bullet 1"/>
     <w:basedOn w:val="BodyText"/>
     <w:link w:val="Bullet1Char"/>
-    <w:rsid w:val="00B34FB5"/>
+    <w:rsid w:val="00EC1AC6"/>
     <w:pPr>
       <w:numPr>
         <w:numId w:val="47"/>
       </w:numPr>
-      <w:tabs>
-        <w:tab w:val="clear" w:pos="936"/>
-      </w:tabs>
-      <w:ind w:left="0" w:firstLine="0"/>
     </w:pPr>
   </w:style>
   <w:style w:type="paragraph" w:customStyle="1" w:styleId="Bullet2">
     <w:name w:val="Bullet 2"/>
     <w:basedOn w:val="BodyText"/>
     <w:link w:val="Bullet2Char"/>
-    <w:rsid w:val="00B34FB5"/>
+    <w:rsid w:val="00EC1AC6"/>
     <w:pPr>
       <w:numPr>
         <w:numId w:val="51"/>
       </w:numPr>
-      <w:tabs>
-        <w:tab w:val="clear" w:pos="1368"/>
-      </w:tabs>
-      <w:ind w:left="0" w:firstLine="0"/>
     </w:pPr>
   </w:style>
   <w:style w:type="paragraph" w:customStyle="1" w:styleId="Bullet3">
     <w:name w:val="Bullet 3"/>
     <w:basedOn w:val="BodyText"/>
     <w:link w:val="Bullet3Char"/>
-    <w:rsid w:val="00B34FB5"/>
+    <w:rsid w:val="00EC1AC6"/>
     <w:pPr>
       <w:numPr>
         <w:numId w:val="49"/>
       </w:numPr>
-      <w:tabs>
-        <w:tab w:val="clear" w:pos="1800"/>
-      </w:tabs>
-      <w:ind w:left="0" w:firstLine="0"/>
     </w:pPr>
   </w:style>
   <w:style w:type="paragraph" w:customStyle="1" w:styleId="NumberList">
     <w:name w:val="NumberList"/>
     <w:basedOn w:val="Normal"/>
-    <w:rsid w:val="00B34FB5"/>
+    <w:rsid w:val="00EC1AC6"/>
     <w:pPr>
       <w:overflowPunct w:val="0"/>
       <w:autoSpaceDE w:val="0"/>
@@ -30866,35 +32592,27 @@
   <w:style w:type="paragraph" w:customStyle="1" w:styleId="Bullet4">
     <w:name w:val="Bullet 4"/>
     <w:basedOn w:val="BodyText"/>
-    <w:rsid w:val="00B34FB5"/>
+    <w:rsid w:val="00EC1AC6"/>
     <w:pPr>
       <w:numPr>
         <w:numId w:val="50"/>
       </w:numPr>
-      <w:tabs>
-        <w:tab w:val="clear" w:pos="2232"/>
-      </w:tabs>
-      <w:ind w:left="0" w:firstLine="0"/>
     </w:pPr>
   </w:style>
   <w:style w:type="paragraph" w:customStyle="1" w:styleId="Bullet5">
     <w:name w:val="Bullet 5"/>
     <w:basedOn w:val="BodyText"/>
-    <w:rsid w:val="00B34FB5"/>
+    <w:rsid w:val="00EC1AC6"/>
     <w:pPr>
       <w:numPr>
         <w:numId w:val="48"/>
       </w:numPr>
-      <w:tabs>
-        <w:tab w:val="clear" w:pos="2592"/>
-      </w:tabs>
-      <w:ind w:left="0" w:firstLine="0"/>
     </w:pPr>
   </w:style>
   <w:style w:type="paragraph" w:customStyle="1" w:styleId="TableContent">
     <w:name w:val="Table Content"/>
     <w:basedOn w:val="BodyText"/>
-    <w:rsid w:val="00B34FB5"/>
+    <w:rsid w:val="00EC1AC6"/>
     <w:pPr>
       <w:keepLines/>
       <w:tabs>
@@ -30912,13 +32630,12 @@
   <w:style w:type="paragraph" w:styleId="ListBullet">
     <w:name w:val="List Bullet"/>
     <w:basedOn w:val="Normal"/>
-    <w:rsid w:val="00B34FB5"/>
+    <w:rsid w:val="00EC1AC6"/>
     <w:pPr>
       <w:numPr>
         <w:numId w:val="43"/>
       </w:numPr>
       <w:spacing w:before="0" w:after="120"/>
-      <w:ind w:left="0" w:firstLine="0"/>
     </w:pPr>
     <w:rPr>
       <w:rFonts w:ascii="Times New Roman" w:hAnsi="Times New Roman"/>
@@ -30929,14 +32646,14 @@
     <w:name w:val="term"/>
     <w:basedOn w:val="ListBullet"/>
     <w:next w:val="Normal"/>
-    <w:rsid w:val="00B34FB5"/>
+    <w:rsid w:val="00EC1AC6"/>
     <w:pPr>
       <w:spacing w:before="120"/>
     </w:pPr>
   </w:style>
   <w:style w:type="paragraph" w:customStyle="1" w:styleId="list-bullet-level-2">
     <w:name w:val="list-bullet-level-2"/>
-    <w:rsid w:val="00B34FB5"/>
+    <w:rsid w:val="00EC1AC6"/>
     <w:pPr>
       <w:numPr>
         <w:numId w:val="52"/>
@@ -30949,7 +32666,7 @@
       <w:autoSpaceDE w:val="0"/>
       <w:autoSpaceDN w:val="0"/>
       <w:spacing w:before="60" w:after="60" w:line="240" w:lineRule="auto"/>
-      <w:ind w:left="0" w:firstLine="0"/>
+      <w:ind w:left="3024" w:hanging="288"/>
     </w:pPr>
     <w:rPr>
       <w:rFonts w:ascii="Arial Narrow" w:eastAsia="Times New Roman" w:hAnsi="Arial Narrow" w:cs="Times New Roman"/>
@@ -30962,7 +32679,7 @@
   <w:style w:type="paragraph" w:customStyle="1" w:styleId="list-bullet-level-2-border">
     <w:name w:val="list-bullet-level-2-border"/>
     <w:basedOn w:val="list-bullet-level-2"/>
-    <w:rsid w:val="00B34FB5"/>
+    <w:rsid w:val="00EC1AC6"/>
     <w:pPr>
       <w:keepNext/>
       <w:keepLines/>
@@ -30975,10 +32692,7 @@
         <w:bottom w:val="single" w:sz="4" w:space="1" w:color="auto"/>
         <w:right w:val="single" w:sz="4" w:space="4" w:color="auto"/>
       </w:pBdr>
-      <w:tabs>
-        <w:tab w:val="clear" w:pos="720"/>
-      </w:tabs>
-      <w:ind w:left="0" w:firstLine="0"/>
+      <w:ind w:left="3024" w:hanging="288"/>
     </w:pPr>
   </w:style>
   <w:style w:type="paragraph" w:styleId="BalloonText">
@@ -30986,7 +32700,7 @@
     <w:basedOn w:val="Normal"/>
     <w:link w:val="BalloonTextChar"/>
     <w:semiHidden/>
-    <w:rsid w:val="00B34FB5"/>
+    <w:rsid w:val="00EC1AC6"/>
     <w:rPr>
       <w:rFonts w:ascii="Tahoma" w:hAnsi="Tahoma" w:cs="Tahoma"/>
       <w:sz w:val="16"/>
@@ -31010,21 +32724,17 @@
   <w:style w:type="paragraph" w:styleId="ListBullet2">
     <w:name w:val="List Bullet 2"/>
     <w:basedOn w:val="Normal"/>
-    <w:rsid w:val="00B34FB5"/>
+    <w:rsid w:val="00EC1AC6"/>
     <w:pPr>
       <w:numPr>
         <w:numId w:val="53"/>
       </w:numPr>
-      <w:tabs>
-        <w:tab w:val="clear" w:pos="720"/>
-      </w:tabs>
-      <w:ind w:left="0" w:firstLine="0"/>
     </w:pPr>
   </w:style>
   <w:style w:type="paragraph" w:customStyle="1" w:styleId="Char">
     <w:name w:val="Char"/>
     <w:basedOn w:val="Normal"/>
-    <w:rsid w:val="00B34FB5"/>
+    <w:rsid w:val="00EC1AC6"/>
     <w:pPr>
       <w:spacing w:before="0" w:after="160" w:line="240" w:lineRule="exact"/>
     </w:pPr>
@@ -31037,7 +32747,7 @@
   </w:style>
   <w:style w:type="paragraph" w:customStyle="1" w:styleId="Table1Body">
     <w:name w:val="Table1 Body"/>
-    <w:rsid w:val="00B34FB5"/>
+    <w:rsid w:val="00EC1AC6"/>
     <w:pPr>
       <w:snapToGrid w:val="0"/>
       <w:spacing w:before="60" w:after="60" w:line="240" w:lineRule="auto"/>
@@ -31053,7 +32763,7 @@
     <w:name w:val="Bullet 2 Char"/>
     <w:basedOn w:val="BodyTextChar"/>
     <w:link w:val="Bullet2"/>
-    <w:rsid w:val="00B34FB5"/>
+    <w:rsid w:val="00EC1AC6"/>
     <w:rPr>
       <w:rFonts w:ascii="Arial Narrow" w:eastAsia="Times New Roman" w:hAnsi="Arial Narrow" w:cs="Times New Roman"/>
       <w:spacing w:val="4"/>
@@ -31067,7 +32777,7 @@
     <w:name w:val="Bullet 1 Char"/>
     <w:basedOn w:val="BodyTextChar"/>
     <w:link w:val="Bullet1"/>
-    <w:rsid w:val="00B34FB5"/>
+    <w:rsid w:val="00EC1AC6"/>
     <w:rPr>
       <w:rFonts w:ascii="Arial Narrow" w:eastAsia="Times New Roman" w:hAnsi="Arial Narrow" w:cs="Times New Roman"/>
       <w:spacing w:val="4"/>
@@ -31081,7 +32791,7 @@
     <w:name w:val="Bullet 3 Char"/>
     <w:basedOn w:val="BodyTextChar"/>
     <w:link w:val="Bullet3"/>
-    <w:rsid w:val="00B34FB5"/>
+    <w:rsid w:val="00EC1AC6"/>
     <w:rPr>
       <w:rFonts w:ascii="Arial Narrow" w:eastAsia="Times New Roman" w:hAnsi="Arial Narrow" w:cs="Times New Roman"/>
       <w:spacing w:val="4"/>
@@ -31097,7 +32807,7 @@
     <w:next w:val="CommentText"/>
     <w:link w:val="CommentSubjectChar"/>
     <w:semiHidden/>
-    <w:rsid w:val="00B34FB5"/>
+    <w:rsid w:val="00EC1AC6"/>
     <w:rPr>
       <w:b/>
       <w:bCs/>
@@ -31122,7 +32832,7 @@
   <w:style w:type="paragraph" w:customStyle="1" w:styleId="CharCharCharChar">
     <w:name w:val="Char Char Char Char"/>
     <w:basedOn w:val="Normal"/>
-    <w:rsid w:val="00B34FB5"/>
+    <w:rsid w:val="00EC1AC6"/>
     <w:pPr>
       <w:spacing w:before="0" w:after="160" w:line="240" w:lineRule="exact"/>
     </w:pPr>
@@ -31137,7 +32847,7 @@
     <w:name w:val="Body Text 2"/>
     <w:basedOn w:val="Normal"/>
     <w:link w:val="BodyText2Char"/>
-    <w:rsid w:val="00B34FB5"/>
+    <w:rsid w:val="00EC1AC6"/>
     <w:pPr>
       <w:spacing w:after="120" w:line="480" w:lineRule="auto"/>
     </w:pPr>
@@ -31157,7 +32867,7 @@
   <w:style w:type="paragraph" w:styleId="BlockText">
     <w:name w:val="Block Text"/>
     <w:basedOn w:val="Normal"/>
-    <w:rsid w:val="00B34FB5"/>
+    <w:rsid w:val="00EC1AC6"/>
     <w:pPr>
       <w:spacing w:after="120"/>
       <w:ind w:left="1440" w:right="1440"/>
@@ -31166,7 +32876,7 @@
   <w:style w:type="paragraph" w:customStyle="1" w:styleId="mynormal">
     <w:name w:val="_my_normal"/>
     <w:basedOn w:val="Normal"/>
-    <w:rsid w:val="00B34FB5"/>
+    <w:rsid w:val="00EC1AC6"/>
     <w:pPr>
       <w:spacing w:before="0"/>
     </w:pPr>
@@ -31179,7 +32889,7 @@
   <w:style w:type="paragraph" w:customStyle="1" w:styleId="Default">
     <w:name w:val="Default"/>
     <w:link w:val="DefaultChar"/>
-    <w:rsid w:val="00B34FB5"/>
+    <w:rsid w:val="00EC1AC6"/>
     <w:pPr>
       <w:autoSpaceDE w:val="0"/>
       <w:autoSpaceDN w:val="0"/>
@@ -31198,7 +32908,7 @@
     <w:basedOn w:val="Default"/>
     <w:next w:val="Default"/>
     <w:link w:val="NormalTextChar"/>
-    <w:rsid w:val="00B34FB5"/>
+    <w:rsid w:val="00EC1AC6"/>
     <w:pPr>
       <w:spacing w:before="120" w:after="120"/>
     </w:pPr>
@@ -31209,7 +32919,7 @@
   <w:style w:type="character" w:customStyle="1" w:styleId="DefaultChar">
     <w:name w:val="Default Char"/>
     <w:link w:val="Default"/>
-    <w:rsid w:val="00B34FB5"/>
+    <w:rsid w:val="00EC1AC6"/>
     <w:rPr>
       <w:rFonts w:ascii="HHBIIF+Times" w:eastAsia="Times New Roman" w:hAnsi="HHBIIF+Times" w:cs="HHBIIF+Times"/>
       <w:color w:val="000000"/>
@@ -31221,12 +32931,41 @@
     <w:name w:val="Normal Text Char"/>
     <w:basedOn w:val="DefaultChar"/>
     <w:link w:val="NormalText"/>
-    <w:rsid w:val="00B34FB5"/>
+    <w:rsid w:val="00EC1AC6"/>
     <w:rPr>
       <w:rFonts w:ascii="HHBIIF+Times" w:eastAsia="Times New Roman" w:hAnsi="HHBIIF+Times" w:cs="Times New Roman"/>
       <w:color w:val="000000"/>
       <w:kern w:val="0"/>
       <w14:ligatures w14:val="none"/>
+    </w:rPr>
+  </w:style>
+  <w:style w:type="paragraph" w:styleId="TOCHeading">
+    <w:name w:val="TOC Heading"/>
+    <w:basedOn w:val="Heading1"/>
+    <w:next w:val="Normal"/>
+    <w:uiPriority w:val="39"/>
+    <w:unhideWhenUsed/>
+    <w:qFormat/>
+    <w:rsid w:val="00EC1AC6"/>
+    <w:pPr>
+      <w:keepLines/>
+      <w:numPr>
+        <w:numId w:val="0"/>
+      </w:numPr>
+      <w:tabs>
+        <w:tab w:val="clear" w:pos="504"/>
+        <w:tab w:val="clear" w:pos="8640"/>
+      </w:tabs>
+      <w:spacing w:after="0" w:line="259" w:lineRule="auto"/>
+      <w:outlineLvl w:val="9"/>
+    </w:pPr>
+    <w:rPr>
+      <w:rFonts w:asciiTheme="majorHAnsi" w:eastAsiaTheme="majorEastAsia" w:hAnsiTheme="majorHAnsi" w:cstheme="majorBidi"/>
+      <w:b w:val="0"/>
+      <w:color w:val="2F5496" w:themeColor="accent1" w:themeShade="BF"/>
+      <w:spacing w:val="0"/>
+      <w:sz w:val="32"/>
+      <w:szCs w:val="32"/>
     </w:rPr>
   </w:style>
 </w:styles>

--- a/Seminar/Report.docx
+++ b/Seminar/Report.docx
@@ -3890,6 +3890,10 @@
     <w:p>
       <w:pPr>
         <w:pStyle w:val="Heading2"/>
+        <w:numPr>
+          <w:ilvl w:val="0"/>
+          <w:numId w:val="0"/>
+        </w:numPr>
       </w:pPr>
       <w:bookmarkStart w:id="2" w:name="_Toc236148893"/>
       <w:r>
@@ -3984,6 +3988,10 @@
     <w:p>
       <w:pPr>
         <w:pStyle w:val="Heading2"/>
+        <w:numPr>
+          <w:ilvl w:val="0"/>
+          <w:numId w:val="0"/>
+        </w:numPr>
       </w:pPr>
       <w:bookmarkStart w:id="3" w:name="_Toc236148894"/>
       <w:r>
@@ -4078,6 +4086,10 @@
     <w:p>
       <w:pPr>
         <w:pStyle w:val="Heading2"/>
+        <w:numPr>
+          <w:ilvl w:val="0"/>
+          <w:numId w:val="0"/>
+        </w:numPr>
       </w:pPr>
       <w:bookmarkStart w:id="4" w:name="_Toc236148895"/>
       <w:r>
@@ -4173,6 +4185,10 @@
     <w:p>
       <w:pPr>
         <w:pStyle w:val="Heading2"/>
+        <w:numPr>
+          <w:ilvl w:val="0"/>
+          <w:numId w:val="0"/>
+        </w:numPr>
       </w:pPr>
       <w:bookmarkStart w:id="5" w:name="_Toc236148896"/>
       <w:r>
@@ -4291,6 +4307,10 @@
     <w:p>
       <w:pPr>
         <w:pStyle w:val="Heading2"/>
+        <w:numPr>
+          <w:ilvl w:val="0"/>
+          <w:numId w:val="0"/>
+        </w:numPr>
       </w:pPr>
       <w:bookmarkStart w:id="6" w:name="_Toc236148897"/>
       <w:r>
@@ -4700,6 +4720,10 @@
     <w:p>
       <w:pPr>
         <w:pStyle w:val="Heading2"/>
+        <w:numPr>
+          <w:ilvl w:val="0"/>
+          <w:numId w:val="0"/>
+        </w:numPr>
       </w:pPr>
       <w:bookmarkStart w:id="7" w:name="_Toc236148898"/>
       <w:r>
@@ -5973,6 +5997,10 @@
     <w:p>
       <w:pPr>
         <w:pStyle w:val="Heading2"/>
+        <w:numPr>
+          <w:ilvl w:val="0"/>
+          <w:numId w:val="0"/>
+        </w:numPr>
       </w:pPr>
       <w:bookmarkStart w:id="9" w:name="_Toc236148900"/>
       <w:r>
@@ -6024,6 +6052,10 @@
     <w:p>
       <w:pPr>
         <w:pStyle w:val="Heading2"/>
+        <w:numPr>
+          <w:ilvl w:val="0"/>
+          <w:numId w:val="0"/>
+        </w:numPr>
       </w:pPr>
       <w:bookmarkStart w:id="10" w:name="_Toc236148901"/>
       <w:r>
@@ -6414,6 +6446,10 @@
     <w:p>
       <w:pPr>
         <w:pStyle w:val="Heading2"/>
+        <w:numPr>
+          <w:ilvl w:val="0"/>
+          <w:numId w:val="0"/>
+        </w:numPr>
       </w:pPr>
       <w:bookmarkStart w:id="11" w:name="_Toc236148902"/>
       <w:r>
@@ -6613,7 +6649,15 @@
         <w:spacing w:before="0" w:after="160" w:line="278" w:lineRule="auto"/>
       </w:pPr>
       <w:r>
-        <w:t>$EU(A) = U(50,000)=50,000≈223.6</w:t>
+        <w:t xml:space="preserve">$EU(A) = </w:t>
+      </w:r>
+      <w:proofErr w:type="gramStart"/>
+      <w:r>
+        <w:t>U(50,000)=</w:t>
+      </w:r>
+      <w:proofErr w:type="gramEnd"/>
+      <w:r>
+        <w:t>50,000≈223.6</w:t>
       </w:r>
     </w:p>
     <w:p>
@@ -6625,7 +6669,23 @@
         <w:spacing w:before="0" w:after="160" w:line="278" w:lineRule="auto"/>
       </w:pPr>
       <w:r>
-        <w:t>$EU(B) = 0.5 \times U($120,000) + 0.5 \times U(0)=0.5×120,000+0.5×0≈173.2</w:t>
+        <w:t xml:space="preserve">$EU(B) = 0.5 \times </w:t>
+      </w:r>
+      <w:proofErr w:type="gramStart"/>
+      <w:r>
+        <w:t>U(</w:t>
+      </w:r>
+      <w:proofErr w:type="gramEnd"/>
+      <w:r>
+        <w:t xml:space="preserve">$120,000) + 0.5 \times </w:t>
+      </w:r>
+      <w:proofErr w:type="gramStart"/>
+      <w:r>
+        <w:t>U(0)=</w:t>
+      </w:r>
+      <w:proofErr w:type="gramEnd"/>
+      <w:r>
+        <w:t>0.5×120,000+0.5×0≈173.2</w:t>
       </w:r>
     </w:p>
     <w:p>
@@ -6668,6 +6728,10 @@
     <w:p>
       <w:pPr>
         <w:pStyle w:val="Heading2"/>
+        <w:numPr>
+          <w:ilvl w:val="0"/>
+          <w:numId w:val="0"/>
+        </w:numPr>
       </w:pPr>
       <w:bookmarkStart w:id="12" w:name="_Toc236148903"/>
       <w:r>
@@ -6745,8 +6809,13 @@
         <w:t>Discount Factor:</w:t>
       </w:r>
       <w:r>
-        <w:t> DFt=1(1+r)t</w:t>
-      </w:r>
+        <w:t> DFt=1(1+</w:t>
+      </w:r>
+      <w:proofErr w:type="gramStart"/>
+      <w:r>
+        <w:t>r)t</w:t>
+      </w:r>
+      <w:proofErr w:type="gramEnd"/>
     </w:p>
     <w:p>
       <w:pPr>
@@ -6764,8 +6833,13 @@
         <w:t>Present Value of Benefits (PV_B):</w:t>
       </w:r>
       <w:r>
-        <w:t> PVB=∑t=1nBenefitt(1+r)t</w:t>
-      </w:r>
+        <w:t> PVB=∑t=1nBenefitt(1+</w:t>
+      </w:r>
+      <w:proofErr w:type="gramStart"/>
+      <w:r>
+        <w:t>r)t</w:t>
+      </w:r>
+      <w:proofErr w:type="gramEnd"/>
     </w:p>
     <w:p>
       <w:pPr>
@@ -6783,8 +6857,13 @@
         <w:t>Present Value of Costs (PV_C):</w:t>
       </w:r>
       <w:r>
-        <w:t> PVC=∑t=1nCostt(1+r)t</w:t>
-      </w:r>
+        <w:t> PVC=∑t=1nCostt(1+</w:t>
+      </w:r>
+      <w:proofErr w:type="gramStart"/>
+      <w:r>
+        <w:t>r)t</w:t>
+      </w:r>
+      <w:proofErr w:type="gramEnd"/>
     </w:p>
     <w:p>
       <w:pPr>
@@ -7109,7 +7188,39 @@
           <w:i/>
           <w:iCs/>
         </w:rPr>
-        <w:t>(Note: If calculated using nominal undiscounted ROI, Project B yields $\frac{9000 - 6000}{6000} = 50%$. Project B is the optimal option).</w:t>
+        <w:t>(Note: If calculated using nominal undiscounted ROI, Project B yields $\</w:t>
+      </w:r>
+      <w:proofErr w:type="gramStart"/>
+      <w:r>
+        <w:rPr>
+          <w:i/>
+          <w:iCs/>
+        </w:rPr>
+        <w:t>frac{</w:t>
+      </w:r>
+      <w:proofErr w:type="gramEnd"/>
+      <w:r>
+        <w:rPr>
+          <w:i/>
+          <w:iCs/>
+        </w:rPr>
+        <w:t xml:space="preserve">9000 - </w:t>
+      </w:r>
+      <w:proofErr w:type="gramStart"/>
+      <w:r>
+        <w:rPr>
+          <w:i/>
+          <w:iCs/>
+        </w:rPr>
+        <w:t>6000}{</w:t>
+      </w:r>
+      <w:proofErr w:type="gramEnd"/>
+      <w:r>
+        <w:rPr>
+          <w:i/>
+          <w:iCs/>
+        </w:rPr>
+        <w:t>6000} = 50%$. Project B is the optimal option).</w:t>
       </w:r>
     </w:p>
     <w:p>
@@ -7223,7 +7334,15 @@
         <w:t>Superior Profitability:</w:t>
       </w:r>
       <w:r>
-        <w:t> Project B's NPV ($2,161.34) is almost double that of Project A (1,102.27),whileProjectCishighlyunprofitablewithanegativeNPV(-1,343.47$).</w:t>
+        <w:t> Project B's NPV ($2,161.34) is almost double that of Project A (1,102.27</w:t>
+      </w:r>
+      <w:proofErr w:type="gramStart"/>
+      <w:r>
+        <w:t>),whileProjectCishighlyunprofitablewithanegativeNPV</w:t>
+      </w:r>
+      <w:proofErr w:type="gramEnd"/>
+      <w:r>
+        <w:t>(-1,343.47$).</w:t>
       </w:r>
     </w:p>
     <w:p>
@@ -7558,6 +7677,10 @@
     <w:p>
       <w:pPr>
         <w:pStyle w:val="Heading2"/>
+        <w:numPr>
+          <w:ilvl w:val="0"/>
+          <w:numId w:val="0"/>
+        </w:numPr>
       </w:pPr>
       <w:bookmarkStart w:id="14" w:name="_Toc236148905"/>
       <w:r>
@@ -7600,7 +7723,15 @@
         <w:t>Mitigate:</w:t>
       </w:r>
       <w:r>
-        <w:t> Take proactive actions to reduce the probability or impact of a risk below acceptable thresholds.</w:t>
+        <w:t xml:space="preserve"> Take proactive actions to reduce the probability or impact of a risk </w:t>
+      </w:r>
+      <w:proofErr w:type="gramStart"/>
+      <w:r>
+        <w:t>below acceptable thresholds</w:t>
+      </w:r>
+      <w:proofErr w:type="gramEnd"/>
+      <w:r>
+        <w:t>.</w:t>
       </w:r>
     </w:p>
     <w:p>
@@ -7644,6 +7775,10 @@
     <w:p>
       <w:pPr>
         <w:pStyle w:val="Heading2"/>
+        <w:numPr>
+          <w:ilvl w:val="0"/>
+          <w:numId w:val="0"/>
+        </w:numPr>
       </w:pPr>
       <w:bookmarkStart w:id="15" w:name="_Toc236148906"/>
       <w:r>
@@ -7730,6 +7865,10 @@
     <w:p>
       <w:pPr>
         <w:pStyle w:val="Heading2"/>
+        <w:numPr>
+          <w:ilvl w:val="0"/>
+          <w:numId w:val="0"/>
+        </w:numPr>
         <w:rPr>
           <w:b w:val="0"/>
           <w:bCs/>
@@ -8421,6 +8560,10 @@
     <w:p>
       <w:pPr>
         <w:pStyle w:val="Heading2"/>
+        <w:numPr>
+          <w:ilvl w:val="0"/>
+          <w:numId w:val="0"/>
+        </w:numPr>
       </w:pPr>
       <w:bookmarkStart w:id="17" w:name="_Toc236148908"/>
       <w:r>
@@ -8548,6 +8691,10 @@
     <w:p>
       <w:pPr>
         <w:pStyle w:val="Heading2"/>
+        <w:numPr>
+          <w:ilvl w:val="0"/>
+          <w:numId w:val="0"/>
+        </w:numPr>
       </w:pPr>
       <w:bookmarkStart w:id="19" w:name="_Toc236148910"/>
       <w:r>
@@ -8799,6 +8946,10 @@
     <w:p>
       <w:pPr>
         <w:pStyle w:val="Heading2"/>
+        <w:numPr>
+          <w:ilvl w:val="0"/>
+          <w:numId w:val="0"/>
+        </w:numPr>
         <w:rPr>
           <w:b w:val="0"/>
           <w:bCs/>
@@ -9012,6 +9163,10 @@
     <w:p>
       <w:pPr>
         <w:pStyle w:val="Heading2"/>
+        <w:numPr>
+          <w:ilvl w:val="0"/>
+          <w:numId w:val="0"/>
+        </w:numPr>
       </w:pPr>
       <w:bookmarkStart w:id="21" w:name="_Toc236148912"/>
       <w:r>
@@ -9481,6 +9636,10 @@
     <w:p>
       <w:pPr>
         <w:pStyle w:val="Heading2"/>
+        <w:numPr>
+          <w:ilvl w:val="0"/>
+          <w:numId w:val="0"/>
+        </w:numPr>
       </w:pPr>
       <w:bookmarkStart w:id="22" w:name="_Toc236148913"/>
       <w:r>
@@ -10578,6 +10737,10 @@
     <w:p>
       <w:pPr>
         <w:pStyle w:val="Heading2"/>
+        <w:numPr>
+          <w:ilvl w:val="0"/>
+          <w:numId w:val="0"/>
+        </w:numPr>
       </w:pPr>
       <w:bookmarkStart w:id="23" w:name="_Toc236148914"/>
       <w:r>
@@ -10691,6 +10854,10 @@
     <w:p>
       <w:pPr>
         <w:pStyle w:val="Heading2"/>
+        <w:numPr>
+          <w:ilvl w:val="0"/>
+          <w:numId w:val="0"/>
+        </w:numPr>
       </w:pPr>
       <w:bookmarkStart w:id="24" w:name="_Toc236148915"/>
       <w:r>
@@ -11077,6 +11244,10 @@
     <w:p>
       <w:pPr>
         <w:pStyle w:val="Heading2"/>
+        <w:numPr>
+          <w:ilvl w:val="0"/>
+          <w:numId w:val="0"/>
+        </w:numPr>
       </w:pPr>
       <w:bookmarkStart w:id="25" w:name="_Toc236148916"/>
       <w:r>
@@ -11522,6 +11693,10 @@
     <w:p>
       <w:pPr>
         <w:pStyle w:val="Heading2"/>
+        <w:numPr>
+          <w:ilvl w:val="0"/>
+          <w:numId w:val="0"/>
+        </w:numPr>
       </w:pPr>
       <w:bookmarkStart w:id="26" w:name="_Toc236148917"/>
       <w:r>
@@ -11725,6 +11900,10 @@
     <w:p>
       <w:pPr>
         <w:pStyle w:val="Heading2"/>
+        <w:numPr>
+          <w:ilvl w:val="0"/>
+          <w:numId w:val="0"/>
+        </w:numPr>
       </w:pPr>
       <w:bookmarkStart w:id="27" w:name="_Toc236148918"/>
       <w:r>
@@ -12004,6 +12183,10 @@
     <w:p>
       <w:pPr>
         <w:pStyle w:val="Heading2"/>
+        <w:numPr>
+          <w:ilvl w:val="0"/>
+          <w:numId w:val="0"/>
+        </w:numPr>
       </w:pPr>
       <w:bookmarkStart w:id="28" w:name="_Toc236148919"/>
       <w:r>
@@ -12908,16 +13091,558 @@
     </w:p>
     <w:p>
       <w:pPr>
+        <w:pStyle w:val="Heading2"/>
+        <w:numPr>
+          <w:ilvl w:val="0"/>
+          <w:numId w:val="0"/>
+        </w:numPr>
+      </w:pPr>
+      <w:r>
+        <w:t>5.11. Project Kick-off Meeting Agenda - HSU Project (Applying JWD Figure 3-2)</w:t>
+      </w:r>
+    </w:p>
+    <w:p>
+      <w:r>
+        <w:t>A formal Kick-off meeting was held on July 13, 2026, to align all stakeholders and clarify expectations. Below is the meeting agenda and action items established for the HSU Course Registration System Project:</w:t>
+      </w:r>
+    </w:p>
+    <w:p>
+      <w:r>
+        <w:t>Project Name: Online Course Registration System Construction Project</w:t>
+      </w:r>
+      <w:r>
+        <w:br/>
+        <w:t>Date of Meeting: July 13, 2026</w:t>
+      </w:r>
+      <w:r>
+        <w:br/>
+        <w:t>Meeting Objective: Get the project off to an effective start by introducing key stakeholders, reviewing project goals, and discussing future plans.</w:t>
+      </w:r>
+    </w:p>
+    <w:p>
+      <w:pPr>
+        <w:numPr>
+          <w:ilvl w:val="0"/>
+          <w:numId w:val="45"/>
+        </w:numPr>
+        <w:tabs>
+          <w:tab w:val="clear" w:pos="432"/>
+          <w:tab w:val="num" w:pos="360"/>
+        </w:tabs>
+      </w:pPr>
+      <w:r>
+        <w:t>Agenda Items:</w:t>
+      </w:r>
+    </w:p>
+    <w:p>
+      <w:pPr>
+        <w:numPr>
+          <w:ilvl w:val="0"/>
+          <w:numId w:val="133"/>
+        </w:numPr>
+      </w:pPr>
+      <w:r>
+        <w:t>Introductions of Attendees: Introductions of the project team members and HSU Academic Affairs representatives.</w:t>
+      </w:r>
+    </w:p>
+    <w:p>
+      <w:pPr>
+        <w:numPr>
+          <w:ilvl w:val="0"/>
+          <w:numId w:val="133"/>
+        </w:numPr>
+      </w:pPr>
+      <w:r>
+        <w:t>Review of the Project Background: Discussing the limitations of the legacy web portal and why a mobile application is needed.</w:t>
+      </w:r>
+    </w:p>
+    <w:p>
+      <w:pPr>
+        <w:numPr>
+          <w:ilvl w:val="0"/>
+          <w:numId w:val="133"/>
+        </w:numPr>
+      </w:pPr>
+      <w:r>
+        <w:t>Review of Project-Related Documents: Going through the drafted Business Case and Project Charter.</w:t>
+      </w:r>
+    </w:p>
+    <w:p>
+      <w:pPr>
+        <w:numPr>
+          <w:ilvl w:val="0"/>
+          <w:numId w:val="133"/>
+        </w:numPr>
+      </w:pPr>
+      <w:r>
+        <w:t>Discussion of Project Organizational Structure: Setting responsibilities (PM, Backend Dev, Frontend Dev, UI/UX).</w:t>
+      </w:r>
+    </w:p>
+    <w:p>
+      <w:pPr>
+        <w:numPr>
+          <w:ilvl w:val="0"/>
+          <w:numId w:val="133"/>
+        </w:numPr>
+      </w:pPr>
+      <w:r>
+        <w:t>Discussion of Project Scope, Time, and Cost Goals: Aligning on the 12-week schedule baseline and $150,000 budget constraint.</w:t>
+      </w:r>
+    </w:p>
+    <w:p>
+      <w:pPr>
+        <w:numPr>
+          <w:ilvl w:val="0"/>
+          <w:numId w:val="133"/>
+        </w:numPr>
+      </w:pPr>
+      <w:r>
+        <w:t>Discussion of Potential Risks: Initial brainstorming of technical, human, and schedule risks.</w:t>
+      </w:r>
+    </w:p>
+    <w:p>
+      <w:pPr>
+        <w:numPr>
+          <w:ilvl w:val="0"/>
+          <w:numId w:val="133"/>
+        </w:numPr>
+      </w:pPr>
+      <w:r>
+        <w:t>Action Items Registration:</w:t>
+      </w:r>
+    </w:p>
+    <w:tbl>
+      <w:tblPr>
+        <w:tblStyle w:val="TableGrid"/>
+        <w:tblW w:w="0" w:type="auto"/>
+        <w:tblLook w:val="04A0" w:firstRow="1" w:lastRow="0" w:firstColumn="1" w:lastColumn="0" w:noHBand="0" w:noVBand="1"/>
+      </w:tblPr>
+      <w:tblGrid>
+        <w:gridCol w:w="4158"/>
+        <w:gridCol w:w="2001"/>
+        <w:gridCol w:w="1290"/>
+      </w:tblGrid>
+      <w:tr>
+        <w:tc>
+          <w:tcPr>
+            <w:tcW w:w="0" w:type="auto"/>
+            <w:hideMark/>
+          </w:tcPr>
+          <w:p>
+            <w:r>
+              <w:t>Action Item</w:t>
+            </w:r>
+          </w:p>
+        </w:tc>
+        <w:tc>
+          <w:tcPr>
+            <w:tcW w:w="0" w:type="auto"/>
+            <w:hideMark/>
+          </w:tcPr>
+          <w:p>
+            <w:r>
+              <w:t>Assigned To</w:t>
+            </w:r>
+          </w:p>
+        </w:tc>
+        <w:tc>
+          <w:tcPr>
+            <w:tcW w:w="0" w:type="auto"/>
+            <w:hideMark/>
+          </w:tcPr>
+          <w:p>
+            <w:r>
+              <w:t>Due Date</w:t>
+            </w:r>
+          </w:p>
+        </w:tc>
+      </w:tr>
+      <w:tr>
+        <w:tc>
+          <w:tcPr>
+            <w:tcW w:w="0" w:type="auto"/>
+            <w:hideMark/>
+          </w:tcPr>
+          <w:p>
+            <w:r>
+              <w:t>Draft initial WBS Structure</w:t>
+            </w:r>
+          </w:p>
+        </w:tc>
+        <w:tc>
+          <w:tcPr>
+            <w:tcW w:w="0" w:type="auto"/>
+            <w:hideMark/>
+          </w:tcPr>
+          <w:p>
+            <w:r>
+              <w:t>Võ Duy Bình</w:t>
+            </w:r>
+          </w:p>
+        </w:tc>
+        <w:tc>
+          <w:tcPr>
+            <w:tcW w:w="0" w:type="auto"/>
+            <w:hideMark/>
+          </w:tcPr>
+          <w:p>
+            <w:r>
+              <w:t>July 15, 2026</w:t>
+            </w:r>
+          </w:p>
+        </w:tc>
+      </w:tr>
+      <w:tr>
+        <w:tc>
+          <w:tcPr>
+            <w:tcW w:w="0" w:type="auto"/>
+            <w:hideMark/>
+          </w:tcPr>
+          <w:p>
+            <w:r>
+              <w:t>Conduct student registration requirements survey</w:t>
+            </w:r>
+          </w:p>
+        </w:tc>
+        <w:tc>
+          <w:tcPr>
+            <w:tcW w:w="0" w:type="auto"/>
+            <w:hideMark/>
+          </w:tcPr>
+          <w:p>
+            <w:r>
+              <w:t>Nguy</w:t>
+            </w:r>
+            <w:r>
+              <w:rPr>
+                <w:rFonts w:ascii="Calibri" w:hAnsi="Calibri" w:cs="Calibri"/>
+              </w:rPr>
+              <w:t>ễ</w:t>
+            </w:r>
+            <w:r>
+              <w:t>n Thanh Quang</w:t>
+            </w:r>
+          </w:p>
+        </w:tc>
+        <w:tc>
+          <w:tcPr>
+            <w:tcW w:w="0" w:type="auto"/>
+            <w:hideMark/>
+          </w:tcPr>
+          <w:p>
+            <w:r>
+              <w:t>July 18, 2026</w:t>
+            </w:r>
+          </w:p>
+        </w:tc>
+      </w:tr>
+      <w:tr>
+        <w:tc>
+          <w:tcPr>
+            <w:tcW w:w="0" w:type="auto"/>
+            <w:hideMark/>
+          </w:tcPr>
+          <w:p>
+            <w:r>
+              <w:t>Prepare database schema ERD</w:t>
+            </w:r>
+          </w:p>
+        </w:tc>
+        <w:tc>
+          <w:tcPr>
+            <w:tcW w:w="0" w:type="auto"/>
+            <w:hideMark/>
+          </w:tcPr>
+          <w:p>
+            <w:r>
+              <w:t>H</w:t>
+            </w:r>
+            <w:r>
+              <w:rPr>
+                <w:rFonts w:ascii="Calibri" w:hAnsi="Calibri" w:cs="Calibri"/>
+              </w:rPr>
+              <w:t>ồ</w:t>
+            </w:r>
+            <w:r>
+              <w:t>ng B</w:t>
+            </w:r>
+            <w:r>
+              <w:rPr>
+                <w:rFonts w:ascii="Calibri" w:hAnsi="Calibri" w:cs="Calibri"/>
+              </w:rPr>
+              <w:t>ả</w:t>
+            </w:r>
+            <w:r>
+              <w:t>o Khang</w:t>
+            </w:r>
+          </w:p>
+        </w:tc>
+        <w:tc>
+          <w:tcPr>
+            <w:tcW w:w="0" w:type="auto"/>
+            <w:hideMark/>
+          </w:tcPr>
+          <w:p>
+            <w:r>
+              <w:t>July 20, 2026</w:t>
+            </w:r>
+          </w:p>
+        </w:tc>
+      </w:tr>
+      <w:tr>
+        <w:tc>
+          <w:tcPr>
+            <w:tcW w:w="0" w:type="auto"/>
+            <w:hideMark/>
+          </w:tcPr>
+          <w:p>
+            <w:r>
+              <w:t>Finalize Project Team Contract</w:t>
+            </w:r>
+          </w:p>
+        </w:tc>
+        <w:tc>
+          <w:tcPr>
+            <w:tcW w:w="0" w:type="auto"/>
+            <w:hideMark/>
+          </w:tcPr>
+          <w:p>
+            <w:r>
+              <w:t>Tr</w:t>
+            </w:r>
+            <w:r>
+              <w:rPr>
+                <w:rFonts w:ascii="Calibri" w:hAnsi="Calibri" w:cs="Calibri"/>
+              </w:rPr>
+              <w:t>ầ</w:t>
+            </w:r>
+            <w:r>
+              <w:t>n B</w:t>
+            </w:r>
+            <w:r>
+              <w:rPr>
+                <w:rFonts w:cs="Arial Narrow"/>
+              </w:rPr>
+              <w:t>á</w:t>
+            </w:r>
+            <w:r>
+              <w:t xml:space="preserve"> L</w:t>
+            </w:r>
+            <w:r>
+              <w:rPr>
+                <w:rFonts w:ascii="Calibri" w:hAnsi="Calibri" w:cs="Calibri"/>
+              </w:rPr>
+              <w:t>ợ</w:t>
+            </w:r>
+            <w:r>
+              <w:t>i</w:t>
+            </w:r>
+          </w:p>
+        </w:tc>
+        <w:tc>
+          <w:tcPr>
+            <w:tcW w:w="0" w:type="auto"/>
+            <w:hideMark/>
+          </w:tcPr>
+          <w:p>
+            <w:r>
+              <w:t>July 14, 2026</w:t>
+            </w:r>
+          </w:p>
+        </w:tc>
+      </w:tr>
+    </w:tbl>
+    <w:p>
+      <w:r>
+        <w:t>Date and Time of Next Meeting: July 20, 2026, at 20:00 (via Google Meet).</w:t>
+      </w:r>
+    </w:p>
+    <w:p>
+      <w:r>
+        <w:pict w14:anchorId="75BD2325">
+          <v:rect id="_x0000_i1031" style="width:0;height:3pt" o:hralign="center" o:hrstd="t" o:hr="t" fillcolor="#a0a0a0" stroked="f"/>
+        </w:pict>
+      </w:r>
+    </w:p>
+    <w:p>
+      <w:pPr>
+        <w:numPr>
+          <w:ilvl w:val="0"/>
+          <w:numId w:val="45"/>
+        </w:numPr>
+        <w:tabs>
+          <w:tab w:val="clear" w:pos="432"/>
+          <w:tab w:val="num" w:pos="360"/>
+        </w:tabs>
+      </w:pPr>
+      <w:r>
+        <w:t>Summary of 12 PMBOK Deliverables applied at JWD Consulting:</w:t>
+      </w:r>
+    </w:p>
+    <w:tbl>
+      <w:tblPr>
+        <w:tblStyle w:val="TableGrid"/>
+        <w:tblW w:w="0" w:type="auto"/>
+        <w:tblLook w:val="04A0" w:firstRow="1" w:lastRow="0" w:firstColumn="1" w:lastColumn="0" w:noHBand="0" w:noVBand="1"/>
+      </w:tblPr>
+      <w:tblGrid>
+        <w:gridCol w:w="2346"/>
+        <w:gridCol w:w="7004"/>
+      </w:tblGrid>
+      <w:tr>
+        <w:tc>
+          <w:tcPr>
+            <w:tcW w:w="0" w:type="auto"/>
+            <w:hideMark/>
+          </w:tcPr>
+          <w:p>
+            <w:r>
+              <w:t>Process Group</w:t>
+            </w:r>
+          </w:p>
+        </w:tc>
+        <w:tc>
+          <w:tcPr>
+            <w:tcW w:w="0" w:type="auto"/>
+            <w:hideMark/>
+          </w:tcPr>
+          <w:p>
+            <w:r>
+              <w:t>PMBOK Deliverable</w:t>
+            </w:r>
+          </w:p>
+        </w:tc>
+      </w:tr>
+      <w:tr>
+        <w:tc>
+          <w:tcPr>
+            <w:tcW w:w="0" w:type="auto"/>
+            <w:hideMark/>
+          </w:tcPr>
+          <w:p>
+            <w:r>
+              <w:t>1. Initiating (Seminar Focus)</w:t>
+            </w:r>
+          </w:p>
+        </w:tc>
+        <w:tc>
+          <w:tcPr>
+            <w:tcW w:w="0" w:type="auto"/>
+            <w:hideMark/>
+          </w:tcPr>
+          <w:p>
+            <w:r>
+              <w:t>• Business Case • Stakeholder Register &amp; Strategy • Project Charter • Kick-off Agenda &amp; Minutes</w:t>
+            </w:r>
+          </w:p>
+        </w:tc>
+      </w:tr>
+      <w:tr>
+        <w:tc>
+          <w:tcPr>
+            <w:tcW w:w="0" w:type="auto"/>
+            <w:hideMark/>
+          </w:tcPr>
+          <w:p>
+            <w:r>
+              <w:lastRenderedPageBreak/>
+              <w:t>2. Planning (Project Focus)</w:t>
+            </w:r>
+          </w:p>
+        </w:tc>
+        <w:tc>
+          <w:tcPr>
+            <w:tcW w:w="0" w:type="auto"/>
+            <w:hideMark/>
+          </w:tcPr>
+          <w:p>
+            <w:r>
+              <w:t>• Team Contract • Project Scope Statement • WBS • Baseline Gantt Chart • Prioritized Risk List</w:t>
+            </w:r>
+          </w:p>
+        </w:tc>
+      </w:tr>
+      <w:tr>
+        <w:tc>
+          <w:tcPr>
+            <w:tcW w:w="0" w:type="auto"/>
+            <w:hideMark/>
+          </w:tcPr>
+          <w:p>
+            <w:r>
+              <w:t>3. Executing (Project Focus)</w:t>
+            </w:r>
+          </w:p>
+        </w:tc>
+        <w:tc>
+          <w:tcPr>
+            <w:tcW w:w="0" w:type="auto"/>
+            <w:hideMark/>
+          </w:tcPr>
+          <w:p>
+            <w:r>
+              <w:t>• Milestone Reports • Survey &amp; User Inputs</w:t>
+            </w:r>
+          </w:p>
+        </w:tc>
+      </w:tr>
+      <w:tr>
+        <w:tc>
+          <w:tcPr>
+            <w:tcW w:w="0" w:type="auto"/>
+            <w:hideMark/>
+          </w:tcPr>
+          <w:p>
+            <w:r>
+              <w:t>4. Controlling (Project Focus)</w:t>
+            </w:r>
+          </w:p>
+        </w:tc>
+        <w:tc>
+          <w:tcPr>
+            <w:tcW w:w="0" w:type="auto"/>
+            <w:hideMark/>
+          </w:tcPr>
+          <w:p>
+            <w:r>
+              <w:t>• Weekly Progress Reports • Earned Value Management (EVM)</w:t>
+            </w:r>
+          </w:p>
+        </w:tc>
+      </w:tr>
+      <w:tr>
+        <w:tc>
+          <w:tcPr>
+            <w:tcW w:w="0" w:type="auto"/>
+            <w:hideMark/>
+          </w:tcPr>
+          <w:p>
+            <w:r>
+              <w:t>5. Closing (Project Focus)</w:t>
+            </w:r>
+          </w:p>
+        </w:tc>
+        <w:tc>
+          <w:tcPr>
+            <w:tcW w:w="0" w:type="auto"/>
+            <w:hideMark/>
+          </w:tcPr>
+          <w:p>
+            <w:r>
+              <w:t>• Final Project Report &amp; Presentation • Lessons-Learned Report • Client Acceptance Form</w:t>
+            </w:r>
+          </w:p>
+        </w:tc>
+      </w:tr>
+    </w:tbl>
+    <w:p>
+      <w:pPr>
         <w:rPr>
           <w:b/>
           <w:bCs/>
         </w:rPr>
       </w:pPr>
       <w:r>
-        <w:rPr>
-          <w:b/>
-          <w:bCs/>
-        </w:rPr>
         <w:br w:type="page"/>
       </w:r>
     </w:p>
@@ -19709,6 +20434,119 @@
     </w:lvl>
   </w:abstractNum>
   <w:abstractNum w:abstractNumId="50" w15:restartNumberingAfterBreak="0">
+    <w:nsid w:val="2E4414A6"/>
+    <w:multiLevelType w:val="multilevel"/>
+    <w:tmpl w:val="BB5A0A14"/>
+    <w:lvl w:ilvl="0">
+      <w:start w:val="1"/>
+      <w:numFmt w:val="decimal"/>
+      <w:lvlText w:val="%1."/>
+      <w:lvlJc w:val="left"/>
+      <w:pPr>
+        <w:tabs>
+          <w:tab w:val="num" w:pos="720"/>
+        </w:tabs>
+        <w:ind w:left="720" w:hanging="360"/>
+      </w:pPr>
+    </w:lvl>
+    <w:lvl w:ilvl="1" w:tentative="1">
+      <w:start w:val="1"/>
+      <w:numFmt w:val="decimal"/>
+      <w:lvlText w:val="%2."/>
+      <w:lvlJc w:val="left"/>
+      <w:pPr>
+        <w:tabs>
+          <w:tab w:val="num" w:pos="1440"/>
+        </w:tabs>
+        <w:ind w:left="1440" w:hanging="360"/>
+      </w:pPr>
+    </w:lvl>
+    <w:lvl w:ilvl="2" w:tentative="1">
+      <w:start w:val="1"/>
+      <w:numFmt w:val="decimal"/>
+      <w:lvlText w:val="%3."/>
+      <w:lvlJc w:val="left"/>
+      <w:pPr>
+        <w:tabs>
+          <w:tab w:val="num" w:pos="2160"/>
+        </w:tabs>
+        <w:ind w:left="2160" w:hanging="360"/>
+      </w:pPr>
+    </w:lvl>
+    <w:lvl w:ilvl="3" w:tentative="1">
+      <w:start w:val="1"/>
+      <w:numFmt w:val="decimal"/>
+      <w:lvlText w:val="%4."/>
+      <w:lvlJc w:val="left"/>
+      <w:pPr>
+        <w:tabs>
+          <w:tab w:val="num" w:pos="2880"/>
+        </w:tabs>
+        <w:ind w:left="2880" w:hanging="360"/>
+      </w:pPr>
+    </w:lvl>
+    <w:lvl w:ilvl="4" w:tentative="1">
+      <w:start w:val="1"/>
+      <w:numFmt w:val="decimal"/>
+      <w:lvlText w:val="%5."/>
+      <w:lvlJc w:val="left"/>
+      <w:pPr>
+        <w:tabs>
+          <w:tab w:val="num" w:pos="3600"/>
+        </w:tabs>
+        <w:ind w:left="3600" w:hanging="360"/>
+      </w:pPr>
+    </w:lvl>
+    <w:lvl w:ilvl="5" w:tentative="1">
+      <w:start w:val="1"/>
+      <w:numFmt w:val="decimal"/>
+      <w:lvlText w:val="%6."/>
+      <w:lvlJc w:val="left"/>
+      <w:pPr>
+        <w:tabs>
+          <w:tab w:val="num" w:pos="4320"/>
+        </w:tabs>
+        <w:ind w:left="4320" w:hanging="360"/>
+      </w:pPr>
+    </w:lvl>
+    <w:lvl w:ilvl="6" w:tentative="1">
+      <w:start w:val="1"/>
+      <w:numFmt w:val="decimal"/>
+      <w:lvlText w:val="%7."/>
+      <w:lvlJc w:val="left"/>
+      <w:pPr>
+        <w:tabs>
+          <w:tab w:val="num" w:pos="5040"/>
+        </w:tabs>
+        <w:ind w:left="5040" w:hanging="360"/>
+      </w:pPr>
+    </w:lvl>
+    <w:lvl w:ilvl="7" w:tentative="1">
+      <w:start w:val="1"/>
+      <w:numFmt w:val="decimal"/>
+      <w:lvlText w:val="%8."/>
+      <w:lvlJc w:val="left"/>
+      <w:pPr>
+        <w:tabs>
+          <w:tab w:val="num" w:pos="5760"/>
+        </w:tabs>
+        <w:ind w:left="5760" w:hanging="360"/>
+      </w:pPr>
+    </w:lvl>
+    <w:lvl w:ilvl="8" w:tentative="1">
+      <w:start w:val="1"/>
+      <w:numFmt w:val="decimal"/>
+      <w:lvlText w:val="%9."/>
+      <w:lvlJc w:val="left"/>
+      <w:pPr>
+        <w:tabs>
+          <w:tab w:val="num" w:pos="6480"/>
+        </w:tabs>
+        <w:ind w:left="6480" w:hanging="360"/>
+      </w:pPr>
+    </w:lvl>
+  </w:abstractNum>
+  <w:abstractNum w:abstractNumId="51" w15:restartNumberingAfterBreak="0">
     <w:nsid w:val="2E595A87"/>
     <w:multiLevelType w:val="multilevel"/>
     <w:tmpl w:val="5D8E702A"/>
@@ -19857,7 +20695,7 @@
       </w:rPr>
     </w:lvl>
   </w:abstractNum>
-  <w:abstractNum w:abstractNumId="51" w15:restartNumberingAfterBreak="0">
+  <w:abstractNum w:abstractNumId="52" w15:restartNumberingAfterBreak="0">
     <w:nsid w:val="302D76A9"/>
     <w:multiLevelType w:val="multilevel"/>
     <w:tmpl w:val="B210BA34"/>
@@ -20006,7 +20844,7 @@
       </w:rPr>
     </w:lvl>
   </w:abstractNum>
-  <w:abstractNum w:abstractNumId="52" w15:restartNumberingAfterBreak="0">
+  <w:abstractNum w:abstractNumId="53" w15:restartNumberingAfterBreak="0">
     <w:nsid w:val="31426F79"/>
     <w:multiLevelType w:val="multilevel"/>
     <w:tmpl w:val="8604BA82"/>
@@ -20155,7 +20993,7 @@
       </w:rPr>
     </w:lvl>
   </w:abstractNum>
-  <w:abstractNum w:abstractNumId="53" w15:restartNumberingAfterBreak="0">
+  <w:abstractNum w:abstractNumId="54" w15:restartNumberingAfterBreak="0">
     <w:nsid w:val="31C45FC9"/>
     <w:multiLevelType w:val="multilevel"/>
     <w:tmpl w:val="F82C34E2"/>
@@ -20304,7 +21142,7 @@
       </w:rPr>
     </w:lvl>
   </w:abstractNum>
-  <w:abstractNum w:abstractNumId="54" w15:restartNumberingAfterBreak="0">
+  <w:abstractNum w:abstractNumId="55" w15:restartNumberingAfterBreak="0">
     <w:nsid w:val="322B504E"/>
     <w:multiLevelType w:val="multilevel"/>
     <w:tmpl w:val="2B104F42"/>
@@ -20453,7 +21291,7 @@
       </w:rPr>
     </w:lvl>
   </w:abstractNum>
-  <w:abstractNum w:abstractNumId="55" w15:restartNumberingAfterBreak="0">
+  <w:abstractNum w:abstractNumId="56" w15:restartNumberingAfterBreak="0">
     <w:nsid w:val="325F317B"/>
     <w:multiLevelType w:val="multilevel"/>
     <w:tmpl w:val="DA661FD2"/>
@@ -20602,7 +21440,7 @@
       </w:rPr>
     </w:lvl>
   </w:abstractNum>
-  <w:abstractNum w:abstractNumId="56" w15:restartNumberingAfterBreak="0">
+  <w:abstractNum w:abstractNumId="57" w15:restartNumberingAfterBreak="0">
     <w:nsid w:val="33A754A3"/>
     <w:multiLevelType w:val="singleLevel"/>
     <w:tmpl w:val="0409001F"/>
@@ -20617,7 +21455,7 @@
       </w:pPr>
     </w:lvl>
   </w:abstractNum>
-  <w:abstractNum w:abstractNumId="57" w15:restartNumberingAfterBreak="0">
+  <w:abstractNum w:abstractNumId="58" w15:restartNumberingAfterBreak="0">
     <w:nsid w:val="36CC7E95"/>
     <w:multiLevelType w:val="multilevel"/>
     <w:tmpl w:val="E40EB2DC"/>
@@ -20766,7 +21604,7 @@
       </w:rPr>
     </w:lvl>
   </w:abstractNum>
-  <w:abstractNum w:abstractNumId="58" w15:restartNumberingAfterBreak="0">
+  <w:abstractNum w:abstractNumId="59" w15:restartNumberingAfterBreak="0">
     <w:nsid w:val="36F22BDF"/>
     <w:multiLevelType w:val="multilevel"/>
     <w:tmpl w:val="6504BA8E"/>
@@ -20915,7 +21753,7 @@
       </w:rPr>
     </w:lvl>
   </w:abstractNum>
-  <w:abstractNum w:abstractNumId="59" w15:restartNumberingAfterBreak="0">
+  <w:abstractNum w:abstractNumId="60" w15:restartNumberingAfterBreak="0">
     <w:nsid w:val="390546AE"/>
     <w:multiLevelType w:val="multilevel"/>
     <w:tmpl w:val="CE260090"/>
@@ -21060,7 +21898,7 @@
       </w:rPr>
     </w:lvl>
   </w:abstractNum>
-  <w:abstractNum w:abstractNumId="60" w15:restartNumberingAfterBreak="0">
+  <w:abstractNum w:abstractNumId="61" w15:restartNumberingAfterBreak="0">
     <w:nsid w:val="399E14CA"/>
     <w:multiLevelType w:val="multilevel"/>
     <w:tmpl w:val="9C30636E"/>
@@ -21209,7 +22047,7 @@
       </w:rPr>
     </w:lvl>
   </w:abstractNum>
-  <w:abstractNum w:abstractNumId="61" w15:restartNumberingAfterBreak="0">
+  <w:abstractNum w:abstractNumId="62" w15:restartNumberingAfterBreak="0">
     <w:nsid w:val="3B5A1FFF"/>
     <w:multiLevelType w:val="hybridMultilevel"/>
     <w:tmpl w:val="7654F16C"/>
@@ -21350,7 +22188,7 @@
       </w:rPr>
     </w:lvl>
   </w:abstractNum>
-  <w:abstractNum w:abstractNumId="62" w15:restartNumberingAfterBreak="0">
+  <w:abstractNum w:abstractNumId="63" w15:restartNumberingAfterBreak="0">
     <w:nsid w:val="3CA66329"/>
     <w:multiLevelType w:val="hybridMultilevel"/>
     <w:tmpl w:val="BC6631BA"/>
@@ -21490,7 +22328,7 @@
       </w:rPr>
     </w:lvl>
   </w:abstractNum>
-  <w:abstractNum w:abstractNumId="63" w15:restartNumberingAfterBreak="0">
+  <w:abstractNum w:abstractNumId="64" w15:restartNumberingAfterBreak="0">
     <w:nsid w:val="3DAB080B"/>
     <w:multiLevelType w:val="multilevel"/>
     <w:tmpl w:val="49F83962"/>
@@ -21639,7 +22477,7 @@
       </w:rPr>
     </w:lvl>
   </w:abstractNum>
-  <w:abstractNum w:abstractNumId="64" w15:restartNumberingAfterBreak="0">
+  <w:abstractNum w:abstractNumId="65" w15:restartNumberingAfterBreak="0">
     <w:nsid w:val="41ED5CD5"/>
     <w:multiLevelType w:val="multilevel"/>
     <w:tmpl w:val="5A0030F8"/>
@@ -21788,7 +22626,7 @@
       </w:rPr>
     </w:lvl>
   </w:abstractNum>
-  <w:abstractNum w:abstractNumId="65" w15:restartNumberingAfterBreak="0">
+  <w:abstractNum w:abstractNumId="66" w15:restartNumberingAfterBreak="0">
     <w:nsid w:val="427C506C"/>
     <w:multiLevelType w:val="multilevel"/>
     <w:tmpl w:val="3CF6026A"/>
@@ -21937,7 +22775,7 @@
       </w:rPr>
     </w:lvl>
   </w:abstractNum>
-  <w:abstractNum w:abstractNumId="66" w15:restartNumberingAfterBreak="0">
+  <w:abstractNum w:abstractNumId="67" w15:restartNumberingAfterBreak="0">
     <w:nsid w:val="44930A7A"/>
     <w:multiLevelType w:val="multilevel"/>
     <w:tmpl w:val="15BC3CBA"/>
@@ -22086,7 +22924,7 @@
       </w:rPr>
     </w:lvl>
   </w:abstractNum>
-  <w:abstractNum w:abstractNumId="67" w15:restartNumberingAfterBreak="0">
+  <w:abstractNum w:abstractNumId="68" w15:restartNumberingAfterBreak="0">
     <w:nsid w:val="4590703D"/>
     <w:multiLevelType w:val="multilevel"/>
     <w:tmpl w:val="CEAAD9F6"/>
@@ -22235,7 +23073,7 @@
       </w:rPr>
     </w:lvl>
   </w:abstractNum>
-  <w:abstractNum w:abstractNumId="68" w15:restartNumberingAfterBreak="0">
+  <w:abstractNum w:abstractNumId="69" w15:restartNumberingAfterBreak="0">
     <w:nsid w:val="471B0F66"/>
     <w:multiLevelType w:val="multilevel"/>
     <w:tmpl w:val="E536FD02"/>
@@ -22384,7 +23222,7 @@
       </w:rPr>
     </w:lvl>
   </w:abstractNum>
-  <w:abstractNum w:abstractNumId="69" w15:restartNumberingAfterBreak="0">
+  <w:abstractNum w:abstractNumId="70" w15:restartNumberingAfterBreak="0">
     <w:nsid w:val="480C280F"/>
     <w:multiLevelType w:val="multilevel"/>
     <w:tmpl w:val="2B2472B2"/>
@@ -22533,7 +23371,7 @@
       </w:rPr>
     </w:lvl>
   </w:abstractNum>
-  <w:abstractNum w:abstractNumId="70" w15:restartNumberingAfterBreak="0">
+  <w:abstractNum w:abstractNumId="71" w15:restartNumberingAfterBreak="0">
     <w:nsid w:val="482D3BE5"/>
     <w:multiLevelType w:val="multilevel"/>
     <w:tmpl w:val="A7CCACE4"/>
@@ -22682,7 +23520,7 @@
       </w:rPr>
     </w:lvl>
   </w:abstractNum>
-  <w:abstractNum w:abstractNumId="71" w15:restartNumberingAfterBreak="0">
+  <w:abstractNum w:abstractNumId="72" w15:restartNumberingAfterBreak="0">
     <w:nsid w:val="48720A7E"/>
     <w:multiLevelType w:val="multilevel"/>
     <w:tmpl w:val="9082486E"/>
@@ -22795,7 +23633,7 @@
       </w:pPr>
     </w:lvl>
   </w:abstractNum>
-  <w:abstractNum w:abstractNumId="72" w15:restartNumberingAfterBreak="0">
+  <w:abstractNum w:abstractNumId="73" w15:restartNumberingAfterBreak="0">
     <w:nsid w:val="4C354F42"/>
     <w:multiLevelType w:val="multilevel"/>
     <w:tmpl w:val="9534826A"/>
@@ -22944,7 +23782,7 @@
       </w:rPr>
     </w:lvl>
   </w:abstractNum>
-  <w:abstractNum w:abstractNumId="73" w15:restartNumberingAfterBreak="0">
+  <w:abstractNum w:abstractNumId="74" w15:restartNumberingAfterBreak="0">
     <w:nsid w:val="4C440916"/>
     <w:multiLevelType w:val="multilevel"/>
     <w:tmpl w:val="D2B2AA2A"/>
@@ -23089,7 +23927,7 @@
       </w:rPr>
     </w:lvl>
   </w:abstractNum>
-  <w:abstractNum w:abstractNumId="74" w15:restartNumberingAfterBreak="0">
+  <w:abstractNum w:abstractNumId="75" w15:restartNumberingAfterBreak="0">
     <w:nsid w:val="4D96280D"/>
     <w:multiLevelType w:val="multilevel"/>
     <w:tmpl w:val="4F306264"/>
@@ -23238,7 +24076,7 @@
       </w:rPr>
     </w:lvl>
   </w:abstractNum>
-  <w:abstractNum w:abstractNumId="75" w15:restartNumberingAfterBreak="0">
+  <w:abstractNum w:abstractNumId="76" w15:restartNumberingAfterBreak="0">
     <w:nsid w:val="4D9D3D22"/>
     <w:multiLevelType w:val="multilevel"/>
     <w:tmpl w:val="013A5DC0"/>
@@ -23387,7 +24225,7 @@
       </w:rPr>
     </w:lvl>
   </w:abstractNum>
-  <w:abstractNum w:abstractNumId="76" w15:restartNumberingAfterBreak="0">
+  <w:abstractNum w:abstractNumId="77" w15:restartNumberingAfterBreak="0">
     <w:nsid w:val="4DB25ED4"/>
     <w:multiLevelType w:val="multilevel"/>
     <w:tmpl w:val="46303434"/>
@@ -23536,7 +24374,7 @@
       </w:rPr>
     </w:lvl>
   </w:abstractNum>
-  <w:abstractNum w:abstractNumId="77" w15:restartNumberingAfterBreak="0">
+  <w:abstractNum w:abstractNumId="78" w15:restartNumberingAfterBreak="0">
     <w:nsid w:val="4E722213"/>
     <w:multiLevelType w:val="multilevel"/>
     <w:tmpl w:val="BC7EB1E6"/>
@@ -23676,7 +24514,7 @@
       </w:rPr>
     </w:lvl>
   </w:abstractNum>
-  <w:abstractNum w:abstractNumId="78" w15:restartNumberingAfterBreak="0">
+  <w:abstractNum w:abstractNumId="79" w15:restartNumberingAfterBreak="0">
     <w:nsid w:val="4F1F20D4"/>
     <w:multiLevelType w:val="multilevel"/>
     <w:tmpl w:val="453C8B14"/>
@@ -23825,7 +24663,7 @@
       </w:rPr>
     </w:lvl>
   </w:abstractNum>
-  <w:abstractNum w:abstractNumId="79" w15:restartNumberingAfterBreak="0">
+  <w:abstractNum w:abstractNumId="80" w15:restartNumberingAfterBreak="0">
     <w:nsid w:val="51713393"/>
     <w:multiLevelType w:val="singleLevel"/>
     <w:tmpl w:val="0409001F"/>
@@ -23840,7 +24678,7 @@
       </w:pPr>
     </w:lvl>
   </w:abstractNum>
-  <w:abstractNum w:abstractNumId="80" w15:restartNumberingAfterBreak="0">
+  <w:abstractNum w:abstractNumId="81" w15:restartNumberingAfterBreak="0">
     <w:nsid w:val="53C275A7"/>
     <w:multiLevelType w:val="hybridMultilevel"/>
     <w:tmpl w:val="B1AA5BD4"/>
@@ -23990,7 +24828,7 @@
       </w:rPr>
     </w:lvl>
   </w:abstractNum>
-  <w:abstractNum w:abstractNumId="81" w15:restartNumberingAfterBreak="0">
+  <w:abstractNum w:abstractNumId="82" w15:restartNumberingAfterBreak="0">
     <w:nsid w:val="5434155C"/>
     <w:multiLevelType w:val="singleLevel"/>
     <w:tmpl w:val="0409001F"/>
@@ -24005,7 +24843,7 @@
       </w:pPr>
     </w:lvl>
   </w:abstractNum>
-  <w:abstractNum w:abstractNumId="82" w15:restartNumberingAfterBreak="0">
+  <w:abstractNum w:abstractNumId="83" w15:restartNumberingAfterBreak="0">
     <w:nsid w:val="54367603"/>
     <w:multiLevelType w:val="multilevel"/>
     <w:tmpl w:val="6950B704"/>
@@ -24154,7 +24992,7 @@
       </w:rPr>
     </w:lvl>
   </w:abstractNum>
-  <w:abstractNum w:abstractNumId="83" w15:restartNumberingAfterBreak="0">
+  <w:abstractNum w:abstractNumId="84" w15:restartNumberingAfterBreak="0">
     <w:nsid w:val="549362D7"/>
     <w:multiLevelType w:val="singleLevel"/>
     <w:tmpl w:val="AA9E1076"/>
@@ -24172,7 +25010,7 @@
       </w:pPr>
     </w:lvl>
   </w:abstractNum>
-  <w:abstractNum w:abstractNumId="84" w15:restartNumberingAfterBreak="0">
+  <w:abstractNum w:abstractNumId="85" w15:restartNumberingAfterBreak="0">
     <w:nsid w:val="57A6470A"/>
     <w:multiLevelType w:val="multilevel"/>
     <w:tmpl w:val="9F82CA08"/>
@@ -24317,7 +25155,7 @@
       </w:rPr>
     </w:lvl>
   </w:abstractNum>
-  <w:abstractNum w:abstractNumId="85" w15:restartNumberingAfterBreak="0">
+  <w:abstractNum w:abstractNumId="86" w15:restartNumberingAfterBreak="0">
     <w:nsid w:val="57D561B0"/>
     <w:multiLevelType w:val="multilevel"/>
     <w:tmpl w:val="29C0EED4"/>
@@ -24466,7 +25304,7 @@
       </w:rPr>
     </w:lvl>
   </w:abstractNum>
-  <w:abstractNum w:abstractNumId="86" w15:restartNumberingAfterBreak="0">
+  <w:abstractNum w:abstractNumId="87" w15:restartNumberingAfterBreak="0">
     <w:nsid w:val="584638B1"/>
     <w:multiLevelType w:val="multilevel"/>
     <w:tmpl w:val="41E0B7CE"/>
@@ -24615,7 +25453,7 @@
       </w:rPr>
     </w:lvl>
   </w:abstractNum>
-  <w:abstractNum w:abstractNumId="87" w15:restartNumberingAfterBreak="0">
+  <w:abstractNum w:abstractNumId="88" w15:restartNumberingAfterBreak="0">
     <w:nsid w:val="588F2F1C"/>
     <w:multiLevelType w:val="multilevel"/>
     <w:tmpl w:val="2FB0DCC0"/>
@@ -24764,7 +25602,7 @@
       </w:rPr>
     </w:lvl>
   </w:abstractNum>
-  <w:abstractNum w:abstractNumId="88" w15:restartNumberingAfterBreak="0">
+  <w:abstractNum w:abstractNumId="89" w15:restartNumberingAfterBreak="0">
     <w:nsid w:val="5B563288"/>
     <w:multiLevelType w:val="multilevel"/>
     <w:tmpl w:val="FD0C42B2"/>
@@ -24913,7 +25751,7 @@
       </w:rPr>
     </w:lvl>
   </w:abstractNum>
-  <w:abstractNum w:abstractNumId="89" w15:restartNumberingAfterBreak="0">
+  <w:abstractNum w:abstractNumId="90" w15:restartNumberingAfterBreak="0">
     <w:nsid w:val="5C7C3DE1"/>
     <w:multiLevelType w:val="multilevel"/>
     <w:tmpl w:val="5246B08C"/>
@@ -25062,7 +25900,7 @@
       </w:rPr>
     </w:lvl>
   </w:abstractNum>
-  <w:abstractNum w:abstractNumId="90" w15:restartNumberingAfterBreak="0">
+  <w:abstractNum w:abstractNumId="91" w15:restartNumberingAfterBreak="0">
     <w:nsid w:val="5E121A63"/>
     <w:multiLevelType w:val="multilevel"/>
     <w:tmpl w:val="12E6581E"/>
@@ -25179,7 +26017,7 @@
       </w:pPr>
     </w:lvl>
   </w:abstractNum>
-  <w:abstractNum w:abstractNumId="91" w15:restartNumberingAfterBreak="0">
+  <w:abstractNum w:abstractNumId="92" w15:restartNumberingAfterBreak="0">
     <w:nsid w:val="5E717151"/>
     <w:multiLevelType w:val="multilevel"/>
     <w:tmpl w:val="30DE13BC"/>
@@ -25328,7 +26166,7 @@
       </w:rPr>
     </w:lvl>
   </w:abstractNum>
-  <w:abstractNum w:abstractNumId="92" w15:restartNumberingAfterBreak="0">
+  <w:abstractNum w:abstractNumId="93" w15:restartNumberingAfterBreak="0">
     <w:nsid w:val="5F9A50CC"/>
     <w:multiLevelType w:val="multilevel"/>
     <w:tmpl w:val="3BA2FDE8"/>
@@ -25477,7 +26315,7 @@
       </w:rPr>
     </w:lvl>
   </w:abstractNum>
-  <w:abstractNum w:abstractNumId="93" w15:restartNumberingAfterBreak="0">
+  <w:abstractNum w:abstractNumId="94" w15:restartNumberingAfterBreak="0">
     <w:nsid w:val="61473079"/>
     <w:multiLevelType w:val="multilevel"/>
     <w:tmpl w:val="813EBF16"/>
@@ -25617,7 +26455,7 @@
       </w:rPr>
     </w:lvl>
   </w:abstractNum>
-  <w:abstractNum w:abstractNumId="94" w15:restartNumberingAfterBreak="0">
+  <w:abstractNum w:abstractNumId="95" w15:restartNumberingAfterBreak="0">
     <w:nsid w:val="61942C18"/>
     <w:multiLevelType w:val="singleLevel"/>
     <w:tmpl w:val="0409001F"/>
@@ -25632,7 +26470,7 @@
       </w:pPr>
     </w:lvl>
   </w:abstractNum>
-  <w:abstractNum w:abstractNumId="95" w15:restartNumberingAfterBreak="0">
+  <w:abstractNum w:abstractNumId="96" w15:restartNumberingAfterBreak="0">
     <w:nsid w:val="61D161F3"/>
     <w:multiLevelType w:val="multilevel"/>
     <w:tmpl w:val="5E789FA4"/>
@@ -25781,7 +26619,7 @@
       </w:rPr>
     </w:lvl>
   </w:abstractNum>
-  <w:abstractNum w:abstractNumId="96" w15:restartNumberingAfterBreak="0">
+  <w:abstractNum w:abstractNumId="97" w15:restartNumberingAfterBreak="0">
     <w:nsid w:val="6553741E"/>
     <w:multiLevelType w:val="multilevel"/>
     <w:tmpl w:val="CC78C2F0"/>
@@ -25930,10 +26768,10 @@
       </w:rPr>
     </w:lvl>
   </w:abstractNum>
-  <w:abstractNum w:abstractNumId="97" w15:restartNumberingAfterBreak="0">
+  <w:abstractNum w:abstractNumId="98" w15:restartNumberingAfterBreak="0">
     <w:nsid w:val="66F16761"/>
     <w:multiLevelType w:val="multilevel"/>
-    <w:tmpl w:val="502AF1C0"/>
+    <w:tmpl w:val="DECA730C"/>
     <w:lvl w:ilvl="0">
       <w:start w:val="1"/>
       <w:numFmt w:val="decimal"/>
@@ -25950,6 +26788,7 @@
     <w:lvl w:ilvl="1">
       <w:start w:val="1"/>
       <w:numFmt w:val="decimal"/>
+      <w:pStyle w:val="Heading2"/>
       <w:lvlText w:val="%1.%2"/>
       <w:lvlJc w:val="left"/>
       <w:pPr>
@@ -26051,7 +26890,7 @@
       </w:pPr>
     </w:lvl>
   </w:abstractNum>
-  <w:abstractNum w:abstractNumId="98" w15:restartNumberingAfterBreak="0">
+  <w:abstractNum w:abstractNumId="99" w15:restartNumberingAfterBreak="0">
     <w:nsid w:val="684B4A0C"/>
     <w:multiLevelType w:val="multilevel"/>
     <w:tmpl w:val="D35ADDFC"/>
@@ -26196,7 +27035,7 @@
       </w:rPr>
     </w:lvl>
   </w:abstractNum>
-  <w:abstractNum w:abstractNumId="99" w15:restartNumberingAfterBreak="0">
+  <w:abstractNum w:abstractNumId="100" w15:restartNumberingAfterBreak="0">
     <w:nsid w:val="685559BA"/>
     <w:multiLevelType w:val="singleLevel"/>
     <w:tmpl w:val="0409001F"/>
@@ -26211,7 +27050,7 @@
       </w:pPr>
     </w:lvl>
   </w:abstractNum>
-  <w:abstractNum w:abstractNumId="100" w15:restartNumberingAfterBreak="0">
+  <w:abstractNum w:abstractNumId="101" w15:restartNumberingAfterBreak="0">
     <w:nsid w:val="686F34BF"/>
     <w:multiLevelType w:val="singleLevel"/>
     <w:tmpl w:val="0409001F"/>
@@ -26226,7 +27065,7 @@
       </w:pPr>
     </w:lvl>
   </w:abstractNum>
-  <w:abstractNum w:abstractNumId="101" w15:restartNumberingAfterBreak="0">
+  <w:abstractNum w:abstractNumId="102" w15:restartNumberingAfterBreak="0">
     <w:nsid w:val="6967540A"/>
     <w:multiLevelType w:val="multilevel"/>
     <w:tmpl w:val="1918EBA0"/>
@@ -26375,7 +27214,7 @@
       </w:rPr>
     </w:lvl>
   </w:abstractNum>
-  <w:abstractNum w:abstractNumId="102" w15:restartNumberingAfterBreak="0">
+  <w:abstractNum w:abstractNumId="103" w15:restartNumberingAfterBreak="0">
     <w:nsid w:val="69CF0967"/>
     <w:multiLevelType w:val="multilevel"/>
     <w:tmpl w:val="B2306CD0"/>
@@ -26520,7 +27359,7 @@
       </w:rPr>
     </w:lvl>
   </w:abstractNum>
-  <w:abstractNum w:abstractNumId="103" w15:restartNumberingAfterBreak="0">
+  <w:abstractNum w:abstractNumId="104" w15:restartNumberingAfterBreak="0">
     <w:nsid w:val="6B422379"/>
     <w:multiLevelType w:val="multilevel"/>
     <w:tmpl w:val="F8A8E3B0"/>
@@ -26665,7 +27504,7 @@
       </w:rPr>
     </w:lvl>
   </w:abstractNum>
-  <w:abstractNum w:abstractNumId="104" w15:restartNumberingAfterBreak="0">
+  <w:abstractNum w:abstractNumId="105" w15:restartNumberingAfterBreak="0">
     <w:nsid w:val="6B7535DE"/>
     <w:multiLevelType w:val="multilevel"/>
     <w:tmpl w:val="74E85FE0"/>
@@ -26814,7 +27653,7 @@
       </w:rPr>
     </w:lvl>
   </w:abstractNum>
-  <w:abstractNum w:abstractNumId="105" w15:restartNumberingAfterBreak="0">
+  <w:abstractNum w:abstractNumId="106" w15:restartNumberingAfterBreak="0">
     <w:nsid w:val="6C861EBC"/>
     <w:multiLevelType w:val="multilevel"/>
     <w:tmpl w:val="A52C3182"/>
@@ -26963,7 +27802,7 @@
       </w:rPr>
     </w:lvl>
   </w:abstractNum>
-  <w:abstractNum w:abstractNumId="106" w15:restartNumberingAfterBreak="0">
+  <w:abstractNum w:abstractNumId="107" w15:restartNumberingAfterBreak="0">
     <w:nsid w:val="6EBE41F6"/>
     <w:multiLevelType w:val="singleLevel"/>
     <w:tmpl w:val="0409001F"/>
@@ -26978,7 +27817,7 @@
       </w:pPr>
     </w:lvl>
   </w:abstractNum>
-  <w:abstractNum w:abstractNumId="107" w15:restartNumberingAfterBreak="0">
+  <w:abstractNum w:abstractNumId="108" w15:restartNumberingAfterBreak="0">
     <w:nsid w:val="6EFE513C"/>
     <w:multiLevelType w:val="hybridMultilevel"/>
     <w:tmpl w:val="3C74A75C"/>
@@ -27119,7 +27958,7 @@
       </w:rPr>
     </w:lvl>
   </w:abstractNum>
-  <w:abstractNum w:abstractNumId="108" w15:restartNumberingAfterBreak="0">
+  <w:abstractNum w:abstractNumId="109" w15:restartNumberingAfterBreak="0">
     <w:nsid w:val="6F5607B8"/>
     <w:multiLevelType w:val="multilevel"/>
     <w:tmpl w:val="7CB81DC4"/>
@@ -27268,7 +28107,7 @@
       </w:rPr>
     </w:lvl>
   </w:abstractNum>
-  <w:abstractNum w:abstractNumId="109" w15:restartNumberingAfterBreak="0">
+  <w:abstractNum w:abstractNumId="110" w15:restartNumberingAfterBreak="0">
     <w:nsid w:val="710057A3"/>
     <w:multiLevelType w:val="multilevel"/>
     <w:tmpl w:val="4DE0EA9E"/>
@@ -27417,7 +28256,7 @@
       </w:rPr>
     </w:lvl>
   </w:abstractNum>
-  <w:abstractNum w:abstractNumId="110" w15:restartNumberingAfterBreak="0">
+  <w:abstractNum w:abstractNumId="111" w15:restartNumberingAfterBreak="0">
     <w:nsid w:val="7147134A"/>
     <w:multiLevelType w:val="multilevel"/>
     <w:tmpl w:val="0409001F"/>
@@ -27530,7 +28369,7 @@
       </w:pPr>
     </w:lvl>
   </w:abstractNum>
-  <w:abstractNum w:abstractNumId="111" w15:restartNumberingAfterBreak="0">
+  <w:abstractNum w:abstractNumId="112" w15:restartNumberingAfterBreak="0">
     <w:nsid w:val="716E49D7"/>
     <w:multiLevelType w:val="multilevel"/>
     <w:tmpl w:val="5A30617A"/>
@@ -27675,7 +28514,7 @@
       </w:rPr>
     </w:lvl>
   </w:abstractNum>
-  <w:abstractNum w:abstractNumId="112" w15:restartNumberingAfterBreak="0">
+  <w:abstractNum w:abstractNumId="113" w15:restartNumberingAfterBreak="0">
     <w:nsid w:val="717D15E5"/>
     <w:multiLevelType w:val="multilevel"/>
     <w:tmpl w:val="6CD21568"/>
@@ -27824,7 +28663,7 @@
       </w:rPr>
     </w:lvl>
   </w:abstractNum>
-  <w:abstractNum w:abstractNumId="113" w15:restartNumberingAfterBreak="0">
+  <w:abstractNum w:abstractNumId="114" w15:restartNumberingAfterBreak="0">
     <w:nsid w:val="722849D0"/>
     <w:multiLevelType w:val="multilevel"/>
     <w:tmpl w:val="FB2C6BF0"/>
@@ -27973,7 +28812,7 @@
       </w:rPr>
     </w:lvl>
   </w:abstractNum>
-  <w:abstractNum w:abstractNumId="114" w15:restartNumberingAfterBreak="0">
+  <w:abstractNum w:abstractNumId="115" w15:restartNumberingAfterBreak="0">
     <w:nsid w:val="72B30CA2"/>
     <w:multiLevelType w:val="multilevel"/>
     <w:tmpl w:val="5022B958"/>
@@ -28122,7 +28961,7 @@
       </w:rPr>
     </w:lvl>
   </w:abstractNum>
-  <w:abstractNum w:abstractNumId="115" w15:restartNumberingAfterBreak="0">
+  <w:abstractNum w:abstractNumId="116" w15:restartNumberingAfterBreak="0">
     <w:nsid w:val="72FA1F48"/>
     <w:multiLevelType w:val="multilevel"/>
     <w:tmpl w:val="4E20A5BC"/>
@@ -28267,7 +29106,7 @@
       </w:rPr>
     </w:lvl>
   </w:abstractNum>
-  <w:abstractNum w:abstractNumId="116" w15:restartNumberingAfterBreak="0">
+  <w:abstractNum w:abstractNumId="117" w15:restartNumberingAfterBreak="0">
     <w:nsid w:val="73460D01"/>
     <w:multiLevelType w:val="multilevel"/>
     <w:tmpl w:val="0D0A8736"/>
@@ -28416,7 +29255,7 @@
       </w:rPr>
     </w:lvl>
   </w:abstractNum>
-  <w:abstractNum w:abstractNumId="117" w15:restartNumberingAfterBreak="0">
+  <w:abstractNum w:abstractNumId="118" w15:restartNumberingAfterBreak="0">
     <w:nsid w:val="747D27ED"/>
     <w:multiLevelType w:val="multilevel"/>
     <w:tmpl w:val="B8507048"/>
@@ -28565,7 +29404,7 @@
       </w:rPr>
     </w:lvl>
   </w:abstractNum>
-  <w:abstractNum w:abstractNumId="118" w15:restartNumberingAfterBreak="0">
+  <w:abstractNum w:abstractNumId="119" w15:restartNumberingAfterBreak="0">
     <w:nsid w:val="77BE7E5B"/>
     <w:multiLevelType w:val="multilevel"/>
     <w:tmpl w:val="8A509B60"/>
@@ -28714,7 +29553,7 @@
       </w:rPr>
     </w:lvl>
   </w:abstractNum>
-  <w:abstractNum w:abstractNumId="119" w15:restartNumberingAfterBreak="0">
+  <w:abstractNum w:abstractNumId="120" w15:restartNumberingAfterBreak="0">
     <w:nsid w:val="77D20E3A"/>
     <w:multiLevelType w:val="multilevel"/>
     <w:tmpl w:val="B2444F36"/>
@@ -28863,7 +29702,7 @@
       </w:rPr>
     </w:lvl>
   </w:abstractNum>
-  <w:abstractNum w:abstractNumId="120" w15:restartNumberingAfterBreak="0">
+  <w:abstractNum w:abstractNumId="121" w15:restartNumberingAfterBreak="0">
     <w:nsid w:val="791A22C0"/>
     <w:multiLevelType w:val="multilevel"/>
     <w:tmpl w:val="0BC02BF4"/>
@@ -29012,7 +29851,7 @@
       </w:rPr>
     </w:lvl>
   </w:abstractNum>
-  <w:abstractNum w:abstractNumId="121" w15:restartNumberingAfterBreak="0">
+  <w:abstractNum w:abstractNumId="122" w15:restartNumberingAfterBreak="0">
     <w:nsid w:val="798F489C"/>
     <w:multiLevelType w:val="multilevel"/>
     <w:tmpl w:val="266A3446"/>
@@ -29161,7 +30000,7 @@
       </w:rPr>
     </w:lvl>
   </w:abstractNum>
-  <w:abstractNum w:abstractNumId="122" w15:restartNumberingAfterBreak="0">
+  <w:abstractNum w:abstractNumId="123" w15:restartNumberingAfterBreak="0">
     <w:nsid w:val="7AFB45D8"/>
     <w:multiLevelType w:val="multilevel"/>
     <w:tmpl w:val="677EC32C"/>
@@ -29310,7 +30149,7 @@
       </w:rPr>
     </w:lvl>
   </w:abstractNum>
-  <w:abstractNum w:abstractNumId="123" w15:restartNumberingAfterBreak="0">
+  <w:abstractNum w:abstractNumId="124" w15:restartNumberingAfterBreak="0">
     <w:nsid w:val="7B430FB1"/>
     <w:multiLevelType w:val="multilevel"/>
     <w:tmpl w:val="46DA9080"/>
@@ -29423,7 +30262,7 @@
       </w:pPr>
     </w:lvl>
   </w:abstractNum>
-  <w:abstractNum w:abstractNumId="124" w15:restartNumberingAfterBreak="0">
+  <w:abstractNum w:abstractNumId="125" w15:restartNumberingAfterBreak="0">
     <w:nsid w:val="7DB14662"/>
     <w:multiLevelType w:val="multilevel"/>
     <w:tmpl w:val="CBD43552"/>
@@ -29572,7 +30411,7 @@
       </w:rPr>
     </w:lvl>
   </w:abstractNum>
-  <w:abstractNum w:abstractNumId="125" w15:restartNumberingAfterBreak="0">
+  <w:abstractNum w:abstractNumId="126" w15:restartNumberingAfterBreak="0">
     <w:nsid w:val="7E8469A5"/>
     <w:multiLevelType w:val="hybridMultilevel"/>
     <w:tmpl w:val="62467E6A"/>
@@ -29712,7 +30551,7 @@
       </w:rPr>
     </w:lvl>
   </w:abstractNum>
-  <w:abstractNum w:abstractNumId="126" w15:restartNumberingAfterBreak="0">
+  <w:abstractNum w:abstractNumId="127" w15:restartNumberingAfterBreak="0">
     <w:nsid w:val="7F261EC3"/>
     <w:multiLevelType w:val="multilevel"/>
     <w:tmpl w:val="AEA46224"/>
@@ -29865,13 +30704,13 @@
     <w:abstractNumId w:val="19"/>
   </w:num>
   <w:num w:numId="2" w16cid:durableId="2136362245">
-    <w:abstractNumId w:val="90"/>
+    <w:abstractNumId w:val="91"/>
   </w:num>
   <w:num w:numId="3" w16cid:durableId="2090148486">
-    <w:abstractNumId w:val="124"/>
+    <w:abstractNumId w:val="125"/>
   </w:num>
   <w:num w:numId="4" w16cid:durableId="123811299">
-    <w:abstractNumId w:val="60"/>
+    <w:abstractNumId w:val="61"/>
   </w:num>
   <w:num w:numId="5" w16cid:durableId="1502114684">
     <w:abstractNumId w:val="8"/>
@@ -29883,58 +30722,58 @@
     <w:abstractNumId w:val="11"/>
   </w:num>
   <w:num w:numId="8" w16cid:durableId="1158231374">
-    <w:abstractNumId w:val="112"/>
+    <w:abstractNumId w:val="113"/>
   </w:num>
   <w:num w:numId="9" w16cid:durableId="1313826080">
-    <w:abstractNumId w:val="50"/>
+    <w:abstractNumId w:val="51"/>
   </w:num>
   <w:num w:numId="10" w16cid:durableId="178086858">
-    <w:abstractNumId w:val="64"/>
+    <w:abstractNumId w:val="65"/>
   </w:num>
   <w:num w:numId="11" w16cid:durableId="1036542994">
     <w:abstractNumId w:val="18"/>
   </w:num>
   <w:num w:numId="12" w16cid:durableId="2121874132">
-    <w:abstractNumId w:val="117"/>
+    <w:abstractNumId w:val="118"/>
   </w:num>
   <w:num w:numId="13" w16cid:durableId="895622801">
     <w:abstractNumId w:val="23"/>
   </w:num>
   <w:num w:numId="14" w16cid:durableId="214703417">
-    <w:abstractNumId w:val="74"/>
+    <w:abstractNumId w:val="75"/>
   </w:num>
   <w:num w:numId="15" w16cid:durableId="347409143">
-    <w:abstractNumId w:val="75"/>
+    <w:abstractNumId w:val="76"/>
   </w:num>
   <w:num w:numId="16" w16cid:durableId="49884395">
-    <w:abstractNumId w:val="66"/>
+    <w:abstractNumId w:val="67"/>
   </w:num>
   <w:num w:numId="17" w16cid:durableId="451944266">
-    <w:abstractNumId w:val="108"/>
+    <w:abstractNumId w:val="109"/>
   </w:num>
   <w:num w:numId="18" w16cid:durableId="1254584875">
     <w:abstractNumId w:val="16"/>
   </w:num>
   <w:num w:numId="19" w16cid:durableId="1133643845">
-    <w:abstractNumId w:val="58"/>
+    <w:abstractNumId w:val="59"/>
   </w:num>
   <w:num w:numId="20" w16cid:durableId="560679839">
-    <w:abstractNumId w:val="113"/>
+    <w:abstractNumId w:val="114"/>
   </w:num>
   <w:num w:numId="21" w16cid:durableId="1148091451">
-    <w:abstractNumId w:val="72"/>
+    <w:abstractNumId w:val="73"/>
   </w:num>
   <w:num w:numId="22" w16cid:durableId="69037044">
-    <w:abstractNumId w:val="53"/>
+    <w:abstractNumId w:val="54"/>
   </w:num>
   <w:num w:numId="23" w16cid:durableId="422342513">
-    <w:abstractNumId w:val="57"/>
+    <w:abstractNumId w:val="58"/>
   </w:num>
   <w:num w:numId="24" w16cid:durableId="1824469636">
     <w:abstractNumId w:val="27"/>
   </w:num>
   <w:num w:numId="25" w16cid:durableId="311377206">
-    <w:abstractNumId w:val="55"/>
+    <w:abstractNumId w:val="56"/>
   </w:num>
   <w:num w:numId="26" w16cid:durableId="92744350">
     <w:abstractNumId w:val="14"/>
@@ -29949,40 +30788,40 @@
     <w:abstractNumId w:val="28"/>
   </w:num>
   <w:num w:numId="30" w16cid:durableId="152842631">
-    <w:abstractNumId w:val="71"/>
+    <w:abstractNumId w:val="72"/>
   </w:num>
   <w:num w:numId="31" w16cid:durableId="191308114">
-    <w:abstractNumId w:val="123"/>
+    <w:abstractNumId w:val="124"/>
   </w:num>
   <w:num w:numId="32" w16cid:durableId="1783959145">
-    <w:abstractNumId w:val="105"/>
+    <w:abstractNumId w:val="106"/>
   </w:num>
   <w:num w:numId="33" w16cid:durableId="762803473">
     <w:abstractNumId w:val="20"/>
   </w:num>
   <w:num w:numId="34" w16cid:durableId="1248542647">
-    <w:abstractNumId w:val="89"/>
+    <w:abstractNumId w:val="90"/>
   </w:num>
   <w:num w:numId="35" w16cid:durableId="772940621">
     <w:abstractNumId w:val="12"/>
   </w:num>
   <w:num w:numId="36" w16cid:durableId="1196427462">
-    <w:abstractNumId w:val="116"/>
+    <w:abstractNumId w:val="117"/>
   </w:num>
   <w:num w:numId="37" w16cid:durableId="6488918">
-    <w:abstractNumId w:val="76"/>
+    <w:abstractNumId w:val="77"/>
   </w:num>
   <w:num w:numId="38" w16cid:durableId="1277323106">
     <w:abstractNumId w:val="49"/>
   </w:num>
   <w:num w:numId="39" w16cid:durableId="244337932">
-    <w:abstractNumId w:val="96"/>
+    <w:abstractNumId w:val="97"/>
   </w:num>
   <w:num w:numId="40" w16cid:durableId="1262647630">
     <w:abstractNumId w:val="5"/>
   </w:num>
   <w:num w:numId="41" w16cid:durableId="1551989985">
-    <w:abstractNumId w:val="98"/>
+    <w:abstractNumId w:val="99"/>
   </w:num>
   <w:num w:numId="42" w16cid:durableId="223491725">
     <w:abstractNumId w:val="30"/>
@@ -30007,25 +30846,25 @@
     </w:lvlOverride>
   </w:num>
   <w:num w:numId="44" w16cid:durableId="1187141041">
-    <w:abstractNumId w:val="80"/>
+    <w:abstractNumId w:val="81"/>
   </w:num>
   <w:num w:numId="45" w16cid:durableId="770466643">
-    <w:abstractNumId w:val="97"/>
+    <w:abstractNumId w:val="98"/>
   </w:num>
   <w:num w:numId="46" w16cid:durableId="726801792">
-    <w:abstractNumId w:val="83"/>
+    <w:abstractNumId w:val="84"/>
   </w:num>
   <w:num w:numId="47" w16cid:durableId="1630550541">
     <w:abstractNumId w:val="24"/>
   </w:num>
   <w:num w:numId="48" w16cid:durableId="934289338">
-    <w:abstractNumId w:val="107"/>
+    <w:abstractNumId w:val="108"/>
   </w:num>
   <w:num w:numId="49" w16cid:durableId="1318000441">
     <w:abstractNumId w:val="38"/>
   </w:num>
   <w:num w:numId="50" w16cid:durableId="764112343">
-    <w:abstractNumId w:val="61"/>
+    <w:abstractNumId w:val="62"/>
   </w:num>
   <w:num w:numId="51" w16cid:durableId="406271139">
     <w:abstractNumId w:val="4"/>
@@ -30037,16 +30876,16 @@
     <w:abstractNumId w:val="0"/>
   </w:num>
   <w:num w:numId="54" w16cid:durableId="1036344651">
-    <w:abstractNumId w:val="125"/>
+    <w:abstractNumId w:val="126"/>
   </w:num>
   <w:num w:numId="55" w16cid:durableId="1518470325">
-    <w:abstractNumId w:val="77"/>
+    <w:abstractNumId w:val="78"/>
   </w:num>
   <w:num w:numId="56" w16cid:durableId="1085567629">
     <w:abstractNumId w:val="13"/>
   </w:num>
   <w:num w:numId="57" w16cid:durableId="1284113319">
-    <w:abstractNumId w:val="93"/>
+    <w:abstractNumId w:val="94"/>
   </w:num>
   <w:num w:numId="58" w16cid:durableId="1203976368">
     <w:abstractNumId w:val="31"/>
@@ -30055,7 +30894,7 @@
     <w:abstractNumId w:val="17"/>
   </w:num>
   <w:num w:numId="60" w16cid:durableId="194273613">
-    <w:abstractNumId w:val="62"/>
+    <w:abstractNumId w:val="63"/>
   </w:num>
   <w:num w:numId="61" w16cid:durableId="73673214">
     <w:abstractNumId w:val="25"/>
@@ -30064,34 +30903,34 @@
     <w:abstractNumId w:val="32"/>
   </w:num>
   <w:num w:numId="63" w16cid:durableId="2068990151">
-    <w:abstractNumId w:val="110"/>
+    <w:abstractNumId w:val="111"/>
   </w:num>
   <w:num w:numId="64" w16cid:durableId="979110401">
-    <w:abstractNumId w:val="99"/>
+    <w:abstractNumId w:val="100"/>
   </w:num>
   <w:num w:numId="65" w16cid:durableId="133373549">
-    <w:abstractNumId w:val="94"/>
+    <w:abstractNumId w:val="95"/>
   </w:num>
   <w:num w:numId="66" w16cid:durableId="1610967260">
-    <w:abstractNumId w:val="79"/>
+    <w:abstractNumId w:val="80"/>
   </w:num>
   <w:num w:numId="67" w16cid:durableId="106510588">
     <w:abstractNumId w:val="43"/>
   </w:num>
   <w:num w:numId="68" w16cid:durableId="1565293163">
-    <w:abstractNumId w:val="56"/>
+    <w:abstractNumId w:val="57"/>
   </w:num>
   <w:num w:numId="69" w16cid:durableId="888608917">
     <w:abstractNumId w:val="6"/>
   </w:num>
   <w:num w:numId="70" w16cid:durableId="846410672">
-    <w:abstractNumId w:val="81"/>
+    <w:abstractNumId w:val="82"/>
   </w:num>
   <w:num w:numId="71" w16cid:durableId="324944699">
-    <w:abstractNumId w:val="100"/>
+    <w:abstractNumId w:val="101"/>
   </w:num>
   <w:num w:numId="72" w16cid:durableId="1939830067">
-    <w:abstractNumId w:val="106"/>
+    <w:abstractNumId w:val="107"/>
   </w:num>
   <w:num w:numId="73" w16cid:durableId="2096629661">
     <w:abstractNumId w:val="40"/>
@@ -30100,22 +30939,22 @@
     <w:abstractNumId w:val="26"/>
   </w:num>
   <w:num w:numId="75" w16cid:durableId="1054081341">
-    <w:abstractNumId w:val="104"/>
+    <w:abstractNumId w:val="105"/>
   </w:num>
   <w:num w:numId="76" w16cid:durableId="502360508">
     <w:abstractNumId w:val="34"/>
   </w:num>
   <w:num w:numId="77" w16cid:durableId="1029144370">
-    <w:abstractNumId w:val="73"/>
+    <w:abstractNumId w:val="74"/>
   </w:num>
   <w:num w:numId="78" w16cid:durableId="998339497">
-    <w:abstractNumId w:val="59"/>
+    <w:abstractNumId w:val="60"/>
   </w:num>
   <w:num w:numId="79" w16cid:durableId="1854176401">
     <w:abstractNumId w:val="41"/>
   </w:num>
   <w:num w:numId="80" w16cid:durableId="224800904">
-    <w:abstractNumId w:val="54"/>
+    <w:abstractNumId w:val="55"/>
   </w:num>
   <w:num w:numId="81" w16cid:durableId="1108501820">
     <w:abstractNumId w:val="3"/>
@@ -30124,70 +30963,70 @@
     <w:abstractNumId w:val="29"/>
   </w:num>
   <w:num w:numId="83" w16cid:durableId="1399355506">
-    <w:abstractNumId w:val="120"/>
+    <w:abstractNumId w:val="121"/>
   </w:num>
   <w:num w:numId="84" w16cid:durableId="1147163160">
     <w:abstractNumId w:val="35"/>
   </w:num>
   <w:num w:numId="85" w16cid:durableId="1150756153">
-    <w:abstractNumId w:val="118"/>
+    <w:abstractNumId w:val="119"/>
   </w:num>
   <w:num w:numId="86" w16cid:durableId="2111197635">
-    <w:abstractNumId w:val="68"/>
+    <w:abstractNumId w:val="69"/>
   </w:num>
   <w:num w:numId="87" w16cid:durableId="1764380006">
     <w:abstractNumId w:val="44"/>
   </w:num>
   <w:num w:numId="88" w16cid:durableId="548225956">
-    <w:abstractNumId w:val="78"/>
+    <w:abstractNumId w:val="79"/>
   </w:num>
   <w:num w:numId="89" w16cid:durableId="778988521">
-    <w:abstractNumId w:val="63"/>
+    <w:abstractNumId w:val="64"/>
   </w:num>
   <w:num w:numId="90" w16cid:durableId="54083153">
-    <w:abstractNumId w:val="51"/>
+    <w:abstractNumId w:val="52"/>
   </w:num>
   <w:num w:numId="91" w16cid:durableId="2042512412">
-    <w:abstractNumId w:val="92"/>
+    <w:abstractNumId w:val="93"/>
   </w:num>
   <w:num w:numId="92" w16cid:durableId="1881823123">
-    <w:abstractNumId w:val="102"/>
+    <w:abstractNumId w:val="103"/>
   </w:num>
   <w:num w:numId="93" w16cid:durableId="229464460">
-    <w:abstractNumId w:val="91"/>
+    <w:abstractNumId w:val="92"/>
   </w:num>
   <w:num w:numId="94" w16cid:durableId="1095709949">
     <w:abstractNumId w:val="33"/>
   </w:num>
   <w:num w:numId="95" w16cid:durableId="451705308">
-    <w:abstractNumId w:val="82"/>
+    <w:abstractNumId w:val="83"/>
   </w:num>
   <w:num w:numId="96" w16cid:durableId="268321459">
-    <w:abstractNumId w:val="86"/>
+    <w:abstractNumId w:val="87"/>
   </w:num>
   <w:num w:numId="97" w16cid:durableId="2001351340">
-    <w:abstractNumId w:val="95"/>
+    <w:abstractNumId w:val="96"/>
   </w:num>
   <w:num w:numId="98" w16cid:durableId="1514224579">
-    <w:abstractNumId w:val="126"/>
+    <w:abstractNumId w:val="127"/>
   </w:num>
   <w:num w:numId="99" w16cid:durableId="1973707524">
     <w:abstractNumId w:val="39"/>
   </w:num>
   <w:num w:numId="100" w16cid:durableId="1388266203">
-    <w:abstractNumId w:val="101"/>
+    <w:abstractNumId w:val="102"/>
   </w:num>
   <w:num w:numId="101" w16cid:durableId="1378432116">
-    <w:abstractNumId w:val="88"/>
+    <w:abstractNumId w:val="89"/>
   </w:num>
   <w:num w:numId="102" w16cid:durableId="716048228">
-    <w:abstractNumId w:val="122"/>
+    <w:abstractNumId w:val="123"/>
   </w:num>
   <w:num w:numId="103" w16cid:durableId="741832202">
     <w:abstractNumId w:val="46"/>
   </w:num>
   <w:num w:numId="104" w16cid:durableId="66459130">
-    <w:abstractNumId w:val="84"/>
+    <w:abstractNumId w:val="85"/>
   </w:num>
   <w:num w:numId="105" w16cid:durableId="344019374">
     <w:abstractNumId w:val="22"/>
@@ -30199,43 +31038,43 @@
     <w:abstractNumId w:val="2"/>
   </w:num>
   <w:num w:numId="108" w16cid:durableId="1388381537">
-    <w:abstractNumId w:val="121"/>
+    <w:abstractNumId w:val="122"/>
   </w:num>
   <w:num w:numId="109" w16cid:durableId="878005930">
     <w:abstractNumId w:val="42"/>
   </w:num>
   <w:num w:numId="110" w16cid:durableId="158547340">
-    <w:abstractNumId w:val="70"/>
+    <w:abstractNumId w:val="71"/>
   </w:num>
   <w:num w:numId="111" w16cid:durableId="356002018">
-    <w:abstractNumId w:val="65"/>
+    <w:abstractNumId w:val="66"/>
   </w:num>
   <w:num w:numId="112" w16cid:durableId="117451158">
-    <w:abstractNumId w:val="111"/>
+    <w:abstractNumId w:val="112"/>
   </w:num>
   <w:num w:numId="113" w16cid:durableId="2108497154">
     <w:abstractNumId w:val="10"/>
   </w:num>
   <w:num w:numId="114" w16cid:durableId="2067143046">
-    <w:abstractNumId w:val="119"/>
+    <w:abstractNumId w:val="120"/>
   </w:num>
   <w:num w:numId="115" w16cid:durableId="308558975">
-    <w:abstractNumId w:val="87"/>
+    <w:abstractNumId w:val="88"/>
   </w:num>
   <w:num w:numId="116" w16cid:durableId="1638341838">
     <w:abstractNumId w:val="36"/>
   </w:num>
   <w:num w:numId="117" w16cid:durableId="470096869">
-    <w:abstractNumId w:val="67"/>
+    <w:abstractNumId w:val="68"/>
   </w:num>
   <w:num w:numId="118" w16cid:durableId="1478064490">
     <w:abstractNumId w:val="7"/>
   </w:num>
   <w:num w:numId="119" w16cid:durableId="1379816464">
-    <w:abstractNumId w:val="52"/>
+    <w:abstractNumId w:val="53"/>
   </w:num>
   <w:num w:numId="120" w16cid:durableId="1446802373">
-    <w:abstractNumId w:val="85"/>
+    <w:abstractNumId w:val="86"/>
   </w:num>
   <w:num w:numId="121" w16cid:durableId="158009478">
     <w:abstractNumId w:val="47"/>
@@ -30244,34 +31083,40 @@
     <w:abstractNumId w:val="9"/>
   </w:num>
   <w:num w:numId="123" w16cid:durableId="12652454">
-    <w:abstractNumId w:val="69"/>
+    <w:abstractNumId w:val="70"/>
   </w:num>
   <w:num w:numId="124" w16cid:durableId="1160269763">
+    <w:abstractNumId w:val="116"/>
+  </w:num>
+  <w:num w:numId="125" w16cid:durableId="1359504721">
+    <w:abstractNumId w:val="110"/>
+  </w:num>
+  <w:num w:numId="126" w16cid:durableId="591817711">
+    <w:abstractNumId w:val="104"/>
+  </w:num>
+  <w:num w:numId="127" w16cid:durableId="1188370363">
     <w:abstractNumId w:val="115"/>
   </w:num>
-  <w:num w:numId="125" w16cid:durableId="1359504721">
-    <w:abstractNumId w:val="109"/>
-  </w:num>
-  <w:num w:numId="126" w16cid:durableId="591817711">
-    <w:abstractNumId w:val="103"/>
-  </w:num>
-  <w:num w:numId="127" w16cid:durableId="1188370363">
-    <w:abstractNumId w:val="114"/>
-  </w:num>
   <w:num w:numId="128" w16cid:durableId="1167673079">
-    <w:abstractNumId w:val="97"/>
+    <w:abstractNumId w:val="98"/>
   </w:num>
   <w:num w:numId="129" w16cid:durableId="1460538847">
-    <w:abstractNumId w:val="97"/>
+    <w:abstractNumId w:val="98"/>
   </w:num>
   <w:num w:numId="130" w16cid:durableId="436944466">
-    <w:abstractNumId w:val="97"/>
+    <w:abstractNumId w:val="98"/>
   </w:num>
   <w:num w:numId="131" w16cid:durableId="2003729590">
-    <w:abstractNumId w:val="97"/>
+    <w:abstractNumId w:val="98"/>
   </w:num>
   <w:num w:numId="132" w16cid:durableId="1899240447">
-    <w:abstractNumId w:val="97"/>
+    <w:abstractNumId w:val="98"/>
+  </w:num>
+  <w:num w:numId="133" w16cid:durableId="2106654927">
+    <w:abstractNumId w:val="50"/>
+  </w:num>
+  <w:num w:numId="134" w16cid:durableId="1612661504">
+    <w:abstractNumId w:val="98"/>
   </w:num>
 </w:numbering>
 </file>
@@ -30328,7 +31173,7 @@
     <w:lsdException w:name="footnote text" w:semiHidden="1" w:uiPriority="0" w:unhideWhenUsed="1"/>
     <w:lsdException w:name="annotation text" w:semiHidden="1" w:uiPriority="0" w:unhideWhenUsed="1"/>
     <w:lsdException w:name="header" w:semiHidden="1" w:uiPriority="0" w:unhideWhenUsed="1"/>
-    <w:lsdException w:name="footer" w:semiHidden="1" w:unhideWhenUsed="1"/>
+    <w:lsdException w:name="footer" w:semiHidden="1" w:uiPriority="0" w:unhideWhenUsed="1"/>
     <w:lsdException w:name="index heading" w:semiHidden="1" w:uiPriority="0" w:unhideWhenUsed="1"/>
     <w:lsdException w:name="caption" w:semiHidden="1" w:uiPriority="0" w:unhideWhenUsed="1" w:qFormat="1"/>
     <w:lsdException w:name="table of figures" w:semiHidden="1" w:uiPriority="0" w:unhideWhenUsed="1"/>
@@ -30676,7 +31521,7 @@
   <w:style w:type="paragraph" w:default="1" w:styleId="Normal">
     <w:name w:val="Normal"/>
     <w:qFormat/>
-    <w:rsid w:val="00EC1AC6"/>
+    <w:rsid w:val="006E0994"/>
     <w:pPr>
       <w:spacing w:before="120" w:after="0" w:line="240" w:lineRule="auto"/>
     </w:pPr>
@@ -30694,7 +31539,7 @@
     <w:next w:val="BodyText"/>
     <w:link w:val="Heading1Char"/>
     <w:qFormat/>
-    <w:rsid w:val="00EC1AC6"/>
+    <w:rsid w:val="006E0994"/>
     <w:pPr>
       <w:keepNext/>
       <w:numPr>
@@ -30722,9 +31567,13 @@
     <w:link w:val="Heading2Char"/>
     <w:autoRedefine/>
     <w:qFormat/>
-    <w:rsid w:val="00EC1AC6"/>
+    <w:rsid w:val="006E0994"/>
     <w:pPr>
       <w:keepNext/>
+      <w:numPr>
+        <w:ilvl w:val="1"/>
+        <w:numId w:val="45"/>
+      </w:numPr>
       <w:spacing w:before="240" w:after="120"/>
       <w:outlineLvl w:val="1"/>
     </w:pPr>
@@ -30745,7 +31594,7 @@
     <w:link w:val="Heading3Char"/>
     <w:autoRedefine/>
     <w:qFormat/>
-    <w:rsid w:val="00EC1AC6"/>
+    <w:rsid w:val="006E0994"/>
     <w:pPr>
       <w:keepNext/>
       <w:numPr>
@@ -30773,7 +31622,7 @@
     <w:link w:val="Heading4Char"/>
     <w:autoRedefine/>
     <w:qFormat/>
-    <w:rsid w:val="00EC1AC6"/>
+    <w:rsid w:val="006E0994"/>
     <w:pPr>
       <w:numPr>
         <w:ilvl w:val="3"/>
@@ -30801,7 +31650,7 @@
     <w:next w:val="BodyText"/>
     <w:link w:val="Heading5Char"/>
     <w:qFormat/>
-    <w:rsid w:val="00EC1AC6"/>
+    <w:rsid w:val="006E0994"/>
     <w:pPr>
       <w:keepNext/>
       <w:numPr>
@@ -30829,7 +31678,7 @@
     <w:next w:val="BodyText"/>
     <w:link w:val="Heading6Char"/>
     <w:qFormat/>
-    <w:rsid w:val="00EC1AC6"/>
+    <w:rsid w:val="006E0994"/>
     <w:pPr>
       <w:keepNext/>
       <w:numPr>
@@ -30856,7 +31705,7 @@
     <w:next w:val="BodyText"/>
     <w:link w:val="Heading7Char"/>
     <w:qFormat/>
-    <w:rsid w:val="00EC1AC6"/>
+    <w:rsid w:val="006E0994"/>
     <w:pPr>
       <w:keepNext/>
       <w:numPr>
@@ -30882,7 +31731,7 @@
     <w:next w:val="BodyText"/>
     <w:link w:val="Heading8Char"/>
     <w:qFormat/>
-    <w:rsid w:val="00EC1AC6"/>
+    <w:rsid w:val="006E0994"/>
     <w:pPr>
       <w:keepNext/>
       <w:numPr>
@@ -30908,7 +31757,7 @@
     <w:next w:val="BodyText"/>
     <w:link w:val="Heading9Char"/>
     <w:qFormat/>
-    <w:rsid w:val="00EC1AC6"/>
+    <w:rsid w:val="006E0994"/>
     <w:pPr>
       <w:keepNext/>
       <w:numPr>
@@ -30930,9 +31779,8 @@
   <w:style w:type="character" w:default="1" w:styleId="DefaultParagraphFont">
     <w:name w:val="Default Paragraph Font"/>
     <w:uiPriority w:val="1"/>
-    <w:semiHidden/>
     <w:unhideWhenUsed/>
-    <w:rsid w:val="00EC1AC6"/>
+    <w:rsid w:val="006E0994"/>
   </w:style>
   <w:style w:type="table" w:default="1" w:styleId="TableNormal">
     <w:name w:val="Normal Table"/>
@@ -30954,13 +31802,13 @@
     <w:uiPriority w:val="99"/>
     <w:semiHidden/>
     <w:unhideWhenUsed/>
-    <w:rsid w:val="00EC1AC6"/>
+    <w:rsid w:val="006E0994"/>
   </w:style>
   <w:style w:type="character" w:customStyle="1" w:styleId="Heading1Char">
     <w:name w:val="Heading 1 Char"/>
     <w:aliases w:val="H1 Char"/>
     <w:link w:val="Heading1"/>
-    <w:rsid w:val="00EC1AC6"/>
+    <w:rsid w:val="006E0994"/>
     <w:rPr>
       <w:rFonts w:ascii="Arial Narrow" w:eastAsia="Times New Roman" w:hAnsi="Arial Narrow" w:cs="Times New Roman"/>
       <w:b/>
@@ -31099,7 +31947,7 @@
     <w:next w:val="Subtitle"/>
     <w:link w:val="TitleChar"/>
     <w:qFormat/>
-    <w:rsid w:val="00EC1AC6"/>
+    <w:rsid w:val="006E0994"/>
     <w:pPr>
       <w:keepLines w:val="0"/>
       <w:pageBreakBefore/>
@@ -31135,7 +31983,7 @@
     <w:next w:val="BodyText"/>
     <w:link w:val="SubtitleChar"/>
     <w:qFormat/>
-    <w:rsid w:val="00EC1AC6"/>
+    <w:rsid w:val="006E0994"/>
     <w:pPr>
       <w:spacing w:after="240"/>
     </w:pPr>
@@ -31275,7 +32123,7 @@
   <w:style w:type="character" w:styleId="Hyperlink">
     <w:name w:val="Hyperlink"/>
     <w:uiPriority w:val="99"/>
-    <w:rsid w:val="00EC1AC6"/>
+    <w:rsid w:val="006E0994"/>
     <w:rPr>
       <w:color w:val="0000FF"/>
       <w:u w:val="single"/>
@@ -31283,7 +32131,7 @@
   </w:style>
   <w:style w:type="character" w:styleId="FollowedHyperlink">
     <w:name w:val="FollowedHyperlink"/>
-    <w:rsid w:val="00EC1AC6"/>
+    <w:rsid w:val="006E0994"/>
     <w:rPr>
       <w:color w:val="800080"/>
       <w:u w:val="single"/>
@@ -31292,7 +32140,7 @@
   <w:style w:type="character" w:styleId="Strong">
     <w:name w:val="Strong"/>
     <w:qFormat/>
-    <w:rsid w:val="00EC1AC6"/>
+    <w:rsid w:val="006E0994"/>
     <w:rPr>
       <w:b/>
       <w:bCs/>
@@ -31314,7 +32162,7 @@
   <w:style w:type="character" w:styleId="Emphasis">
     <w:name w:val="Emphasis"/>
     <w:qFormat/>
-    <w:rsid w:val="00EC1AC6"/>
+    <w:rsid w:val="006E0994"/>
     <w:rPr>
       <w:i/>
     </w:rPr>
@@ -31322,7 +32170,7 @@
   <w:style w:type="paragraph" w:styleId="NormalWeb">
     <w:name w:val="Normal (Web)"/>
     <w:basedOn w:val="Normal"/>
-    <w:rsid w:val="00EC1AC6"/>
+    <w:rsid w:val="006E0994"/>
     <w:pPr>
       <w:spacing w:before="100" w:beforeAutospacing="1" w:after="100" w:afterAutospacing="1"/>
     </w:pPr>
@@ -31335,7 +32183,7 @@
     <w:name w:val="HTML Preformatted"/>
     <w:basedOn w:val="Normal"/>
     <w:link w:val="HTMLPreformattedChar"/>
-    <w:rsid w:val="00EC1AC6"/>
+    <w:rsid w:val="006E0994"/>
     <w:pPr>
       <w:tabs>
         <w:tab w:val="left" w:pos="916"/>
@@ -31391,7 +32239,7 @@
   <w:style w:type="paragraph" w:customStyle="1" w:styleId="DocumentTitle">
     <w:name w:val="Document Title"/>
     <w:basedOn w:val="Normal"/>
-    <w:rsid w:val="00EC1AC6"/>
+    <w:rsid w:val="006E0994"/>
     <w:pPr>
       <w:tabs>
         <w:tab w:val="right" w:pos="8640"/>
@@ -31410,7 +32258,7 @@
   <w:style w:type="paragraph" w:customStyle="1" w:styleId="Tabletext">
     <w:name w:val="Tabletext"/>
     <w:basedOn w:val="Normal"/>
-    <w:rsid w:val="00EC1AC6"/>
+    <w:rsid w:val="006E0994"/>
     <w:pPr>
       <w:keepLines/>
       <w:widowControl w:val="0"/>
@@ -31423,7 +32271,7 @@
   <w:style w:type="table" w:styleId="TableGrid">
     <w:name w:val="Table Grid"/>
     <w:basedOn w:val="TableNormal"/>
-    <w:rsid w:val="00EC1AC6"/>
+    <w:rsid w:val="006E0994"/>
     <w:pPr>
       <w:spacing w:after="0" w:line="240" w:lineRule="auto"/>
     </w:pPr>
@@ -31450,7 +32298,7 @@
     <w:aliases w:val="Body Text Plain,Doors Normal"/>
     <w:basedOn w:val="Normal"/>
     <w:link w:val="BodyTextChar"/>
-    <w:rsid w:val="00EC1AC6"/>
+    <w:rsid w:val="006E0994"/>
     <w:pPr>
       <w:tabs>
         <w:tab w:val="right" w:pos="8640"/>
@@ -31466,7 +32314,7 @@
     <w:name w:val="Body Text Char"/>
     <w:aliases w:val="Body Text Plain Char,Doors Normal Char"/>
     <w:link w:val="BodyText"/>
-    <w:rsid w:val="00EC1AC6"/>
+    <w:rsid w:val="006E0994"/>
     <w:rPr>
       <w:rFonts w:ascii="Arial Narrow" w:eastAsia="Times New Roman" w:hAnsi="Arial Narrow" w:cs="Times New Roman"/>
       <w:spacing w:val="4"/>
@@ -31479,7 +32327,7 @@
   <w:style w:type="paragraph" w:customStyle="1" w:styleId="Author">
     <w:name w:val="Author"/>
     <w:basedOn w:val="BodyText"/>
-    <w:rsid w:val="00EC1AC6"/>
+    <w:rsid w:val="006E0994"/>
     <w:pPr>
       <w:spacing w:line="480" w:lineRule="auto"/>
       <w:jc w:val="center"/>
@@ -31488,7 +32336,7 @@
   <w:style w:type="paragraph" w:customStyle="1" w:styleId="BlockQuotation">
     <w:name w:val="Block Quotation"/>
     <w:basedOn w:val="BodyText"/>
-    <w:rsid w:val="00EC1AC6"/>
+    <w:rsid w:val="006E0994"/>
     <w:pPr>
       <w:keepLines/>
       <w:spacing w:after="160" w:line="480" w:lineRule="auto"/>
@@ -31503,7 +32351,7 @@
     <w:basedOn w:val="Normal"/>
     <w:next w:val="BodyText"/>
     <w:qFormat/>
-    <w:rsid w:val="00EC1AC6"/>
+    <w:rsid w:val="006E0994"/>
     <w:pPr>
       <w:tabs>
         <w:tab w:val="right" w:pos="8640"/>
@@ -31523,7 +32371,7 @@
     <w:name w:val="Date"/>
     <w:basedOn w:val="BodyText"/>
     <w:link w:val="DateChar"/>
-    <w:rsid w:val="00EC1AC6"/>
+    <w:rsid w:val="006E0994"/>
     <w:pPr>
       <w:spacing w:after="560"/>
       <w:jc w:val="center"/>
@@ -31546,7 +32394,7 @@
   <w:style w:type="character" w:styleId="EndnoteReference">
     <w:name w:val="endnote reference"/>
     <w:semiHidden/>
-    <w:rsid w:val="00EC1AC6"/>
+    <w:rsid w:val="006E0994"/>
     <w:rPr>
       <w:vertAlign w:val="superscript"/>
     </w:rPr>
@@ -31555,8 +32403,7 @@
     <w:name w:val="footer"/>
     <w:basedOn w:val="Normal"/>
     <w:link w:val="FooterChar"/>
-    <w:uiPriority w:val="99"/>
-    <w:rsid w:val="00EC1AC6"/>
+    <w:rsid w:val="006E0994"/>
     <w:pPr>
       <w:keepLines/>
       <w:tabs>
@@ -31575,7 +32422,6 @@
     <w:name w:val="Footer Char"/>
     <w:basedOn w:val="DefaultParagraphFont"/>
     <w:link w:val="Footer"/>
-    <w:uiPriority w:val="99"/>
     <w:rsid w:val="00B34FB5"/>
     <w:rPr>
       <w:rFonts w:ascii="Arial Narrow" w:eastAsia="Times New Roman" w:hAnsi="Arial Narrow" w:cs="Times New Roman"/>
@@ -31589,12 +32435,12 @@
   <w:style w:type="paragraph" w:customStyle="1" w:styleId="FooterEven">
     <w:name w:val="Footer Even"/>
     <w:basedOn w:val="Footer"/>
-    <w:rsid w:val="00EC1AC6"/>
+    <w:rsid w:val="006E0994"/>
   </w:style>
   <w:style w:type="paragraph" w:customStyle="1" w:styleId="FooterFirst">
     <w:name w:val="Footer First"/>
     <w:basedOn w:val="Footer"/>
-    <w:rsid w:val="00EC1AC6"/>
+    <w:rsid w:val="006E0994"/>
     <w:pPr>
       <w:tabs>
         <w:tab w:val="clear" w:pos="8640"/>
@@ -31604,7 +32450,7 @@
   <w:style w:type="paragraph" w:customStyle="1" w:styleId="FooterOdd">
     <w:name w:val="Footer Odd"/>
     <w:basedOn w:val="Footer"/>
-    <w:rsid w:val="00EC1AC6"/>
+    <w:rsid w:val="006E0994"/>
     <w:pPr>
       <w:tabs>
         <w:tab w:val="right" w:pos="0"/>
@@ -31614,7 +32460,7 @@
   <w:style w:type="paragraph" w:customStyle="1" w:styleId="FootnoteBase">
     <w:name w:val="Footnote Base"/>
     <w:basedOn w:val="Normal"/>
-    <w:rsid w:val="00EC1AC6"/>
+    <w:rsid w:val="006E0994"/>
     <w:pPr>
       <w:tabs>
         <w:tab w:val="left" w:pos="187"/>
@@ -31633,7 +32479,7 @@
   <w:style w:type="character" w:styleId="FootnoteReference">
     <w:name w:val="footnote reference"/>
     <w:semiHidden/>
-    <w:rsid w:val="00EC1AC6"/>
+    <w:rsid w:val="006E0994"/>
     <w:rPr>
       <w:vertAlign w:val="superscript"/>
     </w:rPr>
@@ -31643,7 +32489,7 @@
     <w:basedOn w:val="FootnoteBase"/>
     <w:link w:val="FootnoteTextChar"/>
     <w:semiHidden/>
-    <w:rsid w:val="00EC1AC6"/>
+    <w:rsid w:val="006E0994"/>
     <w:pPr>
       <w:spacing w:after="120"/>
     </w:pPr>
@@ -31666,7 +32512,7 @@
   <w:style w:type="paragraph" w:customStyle="1" w:styleId="GlossaryDefinition">
     <w:name w:val="Glossary Definition"/>
     <w:basedOn w:val="BodyText"/>
-    <w:rsid w:val="00EC1AC6"/>
+    <w:rsid w:val="006E0994"/>
     <w:pPr>
       <w:tabs>
         <w:tab w:val="clear" w:pos="8640"/>
@@ -31676,7 +32522,7 @@
   </w:style>
   <w:style w:type="character" w:customStyle="1" w:styleId="GlossaryEntry">
     <w:name w:val="Glossary Entry"/>
-    <w:rsid w:val="00EC1AC6"/>
+    <w:rsid w:val="006E0994"/>
     <w:rPr>
       <w:b/>
       <w:bCs/>
@@ -31687,7 +32533,7 @@
     <w:name w:val="Heading Base"/>
     <w:basedOn w:val="Normal"/>
     <w:next w:val="BodyText"/>
-    <w:rsid w:val="00EC1AC6"/>
+    <w:rsid w:val="006E0994"/>
     <w:pPr>
       <w:keepNext/>
       <w:keepLines/>
@@ -31708,7 +32554,7 @@
     <w:basedOn w:val="Normal"/>
     <w:autoRedefine/>
     <w:semiHidden/>
-    <w:rsid w:val="00EC1AC6"/>
+    <w:rsid w:val="006E0994"/>
     <w:pPr>
       <w:spacing w:before="0"/>
       <w:ind w:left="220" w:hanging="220"/>
@@ -31722,7 +32568,7 @@
     <w:basedOn w:val="Normal"/>
     <w:autoRedefine/>
     <w:semiHidden/>
-    <w:rsid w:val="00EC1AC6"/>
+    <w:rsid w:val="006E0994"/>
     <w:pPr>
       <w:spacing w:before="0"/>
       <w:ind w:left="440" w:hanging="220"/>
@@ -31736,7 +32582,7 @@
     <w:basedOn w:val="Normal"/>
     <w:autoRedefine/>
     <w:semiHidden/>
-    <w:rsid w:val="00EC1AC6"/>
+    <w:rsid w:val="006E0994"/>
     <w:pPr>
       <w:spacing w:before="0"/>
       <w:ind w:left="660" w:hanging="220"/>
@@ -31750,7 +32596,7 @@
     <w:basedOn w:val="Normal"/>
     <w:autoRedefine/>
     <w:semiHidden/>
-    <w:rsid w:val="00EC1AC6"/>
+    <w:rsid w:val="006E0994"/>
     <w:pPr>
       <w:spacing w:before="0"/>
       <w:ind w:left="880" w:hanging="220"/>
@@ -31765,7 +32611,7 @@
     <w:basedOn w:val="Normal"/>
     <w:autoRedefine/>
     <w:semiHidden/>
-    <w:rsid w:val="00EC1AC6"/>
+    <w:rsid w:val="006E0994"/>
     <w:pPr>
       <w:spacing w:before="0"/>
       <w:ind w:left="1100" w:hanging="220"/>
@@ -31778,7 +32624,7 @@
   <w:style w:type="paragraph" w:customStyle="1" w:styleId="IndexBase">
     <w:name w:val="Index Base"/>
     <w:basedOn w:val="Normal"/>
-    <w:rsid w:val="00EC1AC6"/>
+    <w:rsid w:val="006E0994"/>
     <w:pPr>
       <w:tabs>
         <w:tab w:val="right" w:leader="dot" w:pos="3960"/>
@@ -31798,7 +32644,7 @@
     <w:next w:val="Index1"/>
     <w:autoRedefine/>
     <w:semiHidden/>
-    <w:rsid w:val="00EC1AC6"/>
+    <w:rsid w:val="006E0994"/>
     <w:pPr>
       <w:spacing w:before="240" w:after="120"/>
       <w:ind w:left="216"/>
@@ -31812,7 +32658,7 @@
   </w:style>
   <w:style w:type="character" w:customStyle="1" w:styleId="Lead-inEmphasis">
     <w:name w:val="Lead-in Emphasis"/>
-    <w:rsid w:val="00EC1AC6"/>
+    <w:rsid w:val="006E0994"/>
     <w:rPr>
       <w:rFonts w:ascii="Arial Narrow" w:hAnsi="Arial Narrow"/>
       <w:caps/>
@@ -31821,12 +32667,12 @@
   </w:style>
   <w:style w:type="character" w:styleId="LineNumber">
     <w:name w:val="line number"/>
-    <w:rsid w:val="00EC1AC6"/>
+    <w:rsid w:val="006E0994"/>
   </w:style>
   <w:style w:type="paragraph" w:styleId="List">
     <w:name w:val="List"/>
     <w:basedOn w:val="BodyText"/>
-    <w:rsid w:val="00EC1AC6"/>
+    <w:rsid w:val="006E0994"/>
     <w:pPr>
       <w:tabs>
         <w:tab w:val="left" w:pos="720"/>
@@ -31838,7 +32684,7 @@
   <w:style w:type="paragraph" w:styleId="List2">
     <w:name w:val="List 2"/>
     <w:basedOn w:val="List"/>
-    <w:rsid w:val="00EC1AC6"/>
+    <w:rsid w:val="006E0994"/>
     <w:pPr>
       <w:tabs>
         <w:tab w:val="clear" w:pos="720"/>
@@ -31850,7 +32696,7 @@
   <w:style w:type="paragraph" w:styleId="List3">
     <w:name w:val="List 3"/>
     <w:basedOn w:val="List"/>
-    <w:rsid w:val="00EC1AC6"/>
+    <w:rsid w:val="006E0994"/>
     <w:pPr>
       <w:tabs>
         <w:tab w:val="clear" w:pos="720"/>
@@ -31862,7 +32708,7 @@
   <w:style w:type="paragraph" w:styleId="List4">
     <w:name w:val="List 4"/>
     <w:basedOn w:val="List"/>
-    <w:rsid w:val="00EC1AC6"/>
+    <w:rsid w:val="006E0994"/>
     <w:pPr>
       <w:tabs>
         <w:tab w:val="clear" w:pos="720"/>
@@ -31874,7 +32720,7 @@
   <w:style w:type="paragraph" w:styleId="List5">
     <w:name w:val="List 5"/>
     <w:basedOn w:val="List"/>
-    <w:rsid w:val="00EC1AC6"/>
+    <w:rsid w:val="006E0994"/>
     <w:pPr>
       <w:tabs>
         <w:tab w:val="clear" w:pos="720"/>
@@ -31886,7 +32732,7 @@
   <w:style w:type="paragraph" w:styleId="ListNumber">
     <w:name w:val="List Number"/>
     <w:basedOn w:val="List"/>
-    <w:rsid w:val="00EC1AC6"/>
+    <w:rsid w:val="006E0994"/>
     <w:pPr>
       <w:tabs>
         <w:tab w:val="clear" w:pos="720"/>
@@ -31900,7 +32746,7 @@
   <w:style w:type="paragraph" w:styleId="ListNumber2">
     <w:name w:val="List Number 2"/>
     <w:basedOn w:val="ListNumber"/>
-    <w:rsid w:val="00EC1AC6"/>
+    <w:rsid w:val="006E0994"/>
     <w:pPr>
       <w:ind w:left="360"/>
     </w:pPr>
@@ -31908,7 +32754,7 @@
   <w:style w:type="paragraph" w:styleId="ListNumber3">
     <w:name w:val="List Number 3"/>
     <w:basedOn w:val="ListNumber"/>
-    <w:rsid w:val="00EC1AC6"/>
+    <w:rsid w:val="006E0994"/>
     <w:pPr>
       <w:ind w:left="720"/>
     </w:pPr>
@@ -31916,7 +32762,7 @@
   <w:style w:type="paragraph" w:styleId="ListNumber4">
     <w:name w:val="List Number 4"/>
     <w:basedOn w:val="ListNumber"/>
-    <w:rsid w:val="00EC1AC6"/>
+    <w:rsid w:val="006E0994"/>
     <w:pPr>
       <w:ind w:left="1080"/>
     </w:pPr>
@@ -31924,7 +32770,7 @@
   <w:style w:type="paragraph" w:styleId="ListNumber5">
     <w:name w:val="List Number 5"/>
     <w:basedOn w:val="ListNumber"/>
-    <w:rsid w:val="00EC1AC6"/>
+    <w:rsid w:val="006E0994"/>
     <w:pPr>
       <w:ind w:left="1440"/>
     </w:pPr>
@@ -31934,7 +32780,7 @@
     <w:basedOn w:val="BodyText"/>
     <w:link w:val="MacroTextChar"/>
     <w:semiHidden/>
-    <w:rsid w:val="00EC1AC6"/>
+    <w:rsid w:val="006E0994"/>
     <w:pPr>
       <w:spacing w:after="120"/>
     </w:pPr>
@@ -31960,20 +32806,20 @@
   <w:style w:type="paragraph" w:customStyle="1" w:styleId="Name">
     <w:name w:val="Name"/>
     <w:basedOn w:val="BodyText"/>
-    <w:rsid w:val="00EC1AC6"/>
+    <w:rsid w:val="006E0994"/>
     <w:pPr>
       <w:jc w:val="center"/>
     </w:pPr>
   </w:style>
   <w:style w:type="character" w:styleId="PageNumber">
     <w:name w:val="page number"/>
-    <w:rsid w:val="00EC1AC6"/>
+    <w:rsid w:val="006E0994"/>
   </w:style>
   <w:style w:type="paragraph" w:customStyle="1" w:styleId="Picture">
     <w:name w:val="Picture"/>
     <w:basedOn w:val="BodyText"/>
     <w:next w:val="Caption"/>
-    <w:rsid w:val="00EC1AC6"/>
+    <w:rsid w:val="006E0994"/>
     <w:pPr>
       <w:keepNext/>
       <w:jc w:val="center"/>
@@ -31981,7 +32827,7 @@
   </w:style>
   <w:style w:type="character" w:customStyle="1" w:styleId="Superscript">
     <w:name w:val="Superscript"/>
-    <w:rsid w:val="00EC1AC6"/>
+    <w:rsid w:val="006E0994"/>
     <w:rPr>
       <w:vertAlign w:val="superscript"/>
     </w:rPr>
@@ -31990,7 +32836,7 @@
     <w:name w:val="table of figures"/>
     <w:basedOn w:val="Normal"/>
     <w:semiHidden/>
-    <w:rsid w:val="00EC1AC6"/>
+    <w:rsid w:val="006E0994"/>
     <w:pPr>
       <w:tabs>
         <w:tab w:val="right" w:leader="dot" w:pos="8640"/>
@@ -32008,7 +32854,7 @@
     <w:basedOn w:val="Normal"/>
     <w:next w:val="Normal"/>
     <w:semiHidden/>
-    <w:rsid w:val="00EC1AC6"/>
+    <w:rsid w:val="006E0994"/>
     <w:pPr>
       <w:keepNext/>
       <w:keepLines/>
@@ -32029,7 +32875,7 @@
     <w:basedOn w:val="Normal"/>
     <w:autoRedefine/>
     <w:uiPriority w:val="39"/>
-    <w:rsid w:val="00EC1AC6"/>
+    <w:rsid w:val="006E0994"/>
     <w:pPr>
       <w:spacing w:after="120"/>
     </w:pPr>
@@ -32047,7 +32893,7 @@
     <w:basedOn w:val="Normal"/>
     <w:autoRedefine/>
     <w:uiPriority w:val="39"/>
-    <w:rsid w:val="00EC1AC6"/>
+    <w:rsid w:val="006E0994"/>
     <w:pPr>
       <w:spacing w:before="0"/>
       <w:ind w:left="220"/>
@@ -32064,7 +32910,7 @@
     <w:basedOn w:val="Normal"/>
     <w:autoRedefine/>
     <w:uiPriority w:val="39"/>
-    <w:rsid w:val="00EC1AC6"/>
+    <w:rsid w:val="006E0994"/>
     <w:pPr>
       <w:spacing w:before="0"/>
       <w:ind w:left="440"/>
@@ -32082,7 +32928,7 @@
     <w:basedOn w:val="Normal"/>
     <w:autoRedefine/>
     <w:uiPriority w:val="39"/>
-    <w:rsid w:val="00EC1AC6"/>
+    <w:rsid w:val="006E0994"/>
     <w:pPr>
       <w:spacing w:before="0"/>
       <w:ind w:left="660"/>
@@ -32098,7 +32944,7 @@
     <w:basedOn w:val="Normal"/>
     <w:autoRedefine/>
     <w:semiHidden/>
-    <w:rsid w:val="00EC1AC6"/>
+    <w:rsid w:val="006E0994"/>
     <w:pPr>
       <w:spacing w:before="0"/>
       <w:ind w:left="880"/>
@@ -32112,7 +32958,7 @@
   <w:style w:type="paragraph" w:customStyle="1" w:styleId="TOCBase">
     <w:name w:val="TOC Base"/>
     <w:basedOn w:val="Normal"/>
-    <w:rsid w:val="00EC1AC6"/>
+    <w:rsid w:val="006E0994"/>
     <w:pPr>
       <w:tabs>
         <w:tab w:val="right" w:leader="dot" w:pos="8640"/>
@@ -32128,7 +32974,7 @@
     <w:name w:val="header"/>
     <w:basedOn w:val="Normal"/>
     <w:link w:val="HeaderChar"/>
-    <w:rsid w:val="00EC1AC6"/>
+    <w:rsid w:val="006E0994"/>
     <w:pPr>
       <w:tabs>
         <w:tab w:val="center" w:pos="4320"/>
@@ -32161,7 +33007,7 @@
     <w:name w:val="Subtitle Cover"/>
     <w:basedOn w:val="TitleCover"/>
     <w:next w:val="BodyText"/>
-    <w:rsid w:val="00EC1AC6"/>
+    <w:rsid w:val="006E0994"/>
     <w:pPr>
       <w:spacing w:before="240"/>
     </w:pPr>
@@ -32175,7 +33021,7 @@
     <w:name w:val="Title Cover"/>
     <w:basedOn w:val="HeadingBase"/>
     <w:next w:val="SubtitleCover"/>
-    <w:rsid w:val="00EC1AC6"/>
+    <w:rsid w:val="006E0994"/>
     <w:pPr>
       <w:keepLines w:val="0"/>
       <w:tabs>
@@ -32195,7 +33041,7 @@
     <w:name w:val="Section Label"/>
     <w:basedOn w:val="HeadingBase"/>
     <w:next w:val="BodyText"/>
-    <w:rsid w:val="00EC1AC6"/>
+    <w:rsid w:val="006E0994"/>
     <w:pPr>
       <w:pageBreakBefore/>
       <w:tabs>
@@ -32214,7 +33060,7 @@
   <w:style w:type="character" w:styleId="CommentReference">
     <w:name w:val="annotation reference"/>
     <w:semiHidden/>
-    <w:rsid w:val="00EC1AC6"/>
+    <w:rsid w:val="006E0994"/>
     <w:rPr>
       <w:sz w:val="16"/>
       <w:szCs w:val="16"/>
@@ -32225,7 +33071,7 @@
     <w:basedOn w:val="Normal"/>
     <w:link w:val="CommentTextChar"/>
     <w:semiHidden/>
-    <w:rsid w:val="00EC1AC6"/>
+    <w:rsid w:val="006E0994"/>
     <w:rPr>
       <w:sz w:val="20"/>
       <w:szCs w:val="20"/>
@@ -32248,7 +33094,7 @@
   <w:style w:type="paragraph" w:customStyle="1" w:styleId="Paragraph2">
     <w:name w:val="Paragraph2"/>
     <w:basedOn w:val="Normal"/>
-    <w:rsid w:val="00EC1AC6"/>
+    <w:rsid w:val="006E0994"/>
     <w:pPr>
       <w:widowControl w:val="0"/>
       <w:spacing w:before="80" w:line="240" w:lineRule="atLeast"/>
@@ -32265,7 +33111,7 @@
   <w:style w:type="paragraph" w:customStyle="1" w:styleId="Paragraph4">
     <w:name w:val="Paragraph4"/>
     <w:basedOn w:val="Normal"/>
-    <w:rsid w:val="00EC1AC6"/>
+    <w:rsid w:val="006E0994"/>
     <w:pPr>
       <w:widowControl w:val="0"/>
       <w:spacing w:before="80"/>
@@ -32283,7 +33129,7 @@
     <w:next w:val="Normal"/>
     <w:autoRedefine/>
     <w:semiHidden/>
-    <w:rsid w:val="00EC1AC6"/>
+    <w:rsid w:val="006E0994"/>
     <w:pPr>
       <w:spacing w:before="0"/>
       <w:ind w:left="1100"/>
@@ -32300,7 +33146,7 @@
     <w:next w:val="Normal"/>
     <w:autoRedefine/>
     <w:semiHidden/>
-    <w:rsid w:val="00EC1AC6"/>
+    <w:rsid w:val="006E0994"/>
     <w:pPr>
       <w:spacing w:before="0"/>
       <w:ind w:left="1320"/>
@@ -32317,7 +33163,7 @@
     <w:next w:val="Normal"/>
     <w:autoRedefine/>
     <w:semiHidden/>
-    <w:rsid w:val="00EC1AC6"/>
+    <w:rsid w:val="006E0994"/>
     <w:pPr>
       <w:spacing w:before="0"/>
       <w:ind w:left="1540"/>
@@ -32334,7 +33180,7 @@
     <w:next w:val="Normal"/>
     <w:autoRedefine/>
     <w:semiHidden/>
-    <w:rsid w:val="00EC1AC6"/>
+    <w:rsid w:val="006E0994"/>
     <w:pPr>
       <w:spacing w:before="0"/>
       <w:ind w:left="1760"/>
@@ -32350,7 +33196,7 @@
     <w:basedOn w:val="Normal"/>
     <w:link w:val="DocumentMapChar"/>
     <w:semiHidden/>
-    <w:rsid w:val="00EC1AC6"/>
+    <w:rsid w:val="006E0994"/>
     <w:pPr>
       <w:shd w:val="clear" w:color="auto" w:fill="000080"/>
     </w:pPr>
@@ -32378,7 +33224,7 @@
     <w:next w:val="Normal"/>
     <w:autoRedefine/>
     <w:semiHidden/>
-    <w:rsid w:val="00EC1AC6"/>
+    <w:rsid w:val="006E0994"/>
     <w:pPr>
       <w:spacing w:before="0"/>
       <w:ind w:left="1320" w:hanging="220"/>
@@ -32394,7 +33240,7 @@
     <w:next w:val="Normal"/>
     <w:autoRedefine/>
     <w:semiHidden/>
-    <w:rsid w:val="00EC1AC6"/>
+    <w:rsid w:val="006E0994"/>
     <w:pPr>
       <w:spacing w:before="0"/>
       <w:ind w:left="1540" w:hanging="220"/>
@@ -32410,7 +33256,7 @@
     <w:next w:val="Normal"/>
     <w:autoRedefine/>
     <w:semiHidden/>
-    <w:rsid w:val="00EC1AC6"/>
+    <w:rsid w:val="006E0994"/>
     <w:pPr>
       <w:spacing w:before="0"/>
       <w:ind w:left="1760" w:hanging="220"/>
@@ -32426,7 +33272,7 @@
     <w:next w:val="Normal"/>
     <w:autoRedefine/>
     <w:semiHidden/>
-    <w:rsid w:val="00EC1AC6"/>
+    <w:rsid w:val="006E0994"/>
     <w:pPr>
       <w:spacing w:before="0"/>
       <w:ind w:left="1980" w:hanging="220"/>
@@ -32439,7 +33285,7 @@
   <w:style w:type="paragraph" w:customStyle="1" w:styleId="infoblue">
     <w:name w:val="infoblue"/>
     <w:basedOn w:val="Normal"/>
-    <w:rsid w:val="00EC1AC6"/>
+    <w:rsid w:val="006E0994"/>
     <w:pPr>
       <w:spacing w:before="0" w:after="120" w:line="240" w:lineRule="atLeast"/>
     </w:pPr>
@@ -32457,7 +33303,7 @@
     <w:basedOn w:val="Normal"/>
     <w:next w:val="BodyText"/>
     <w:autoRedefine/>
-    <w:rsid w:val="00EC1AC6"/>
+    <w:rsid w:val="006E0994"/>
     <w:pPr>
       <w:widowControl w:val="0"/>
     </w:pPr>
@@ -32470,7 +33316,7 @@
   <w:style w:type="paragraph" w:customStyle="1" w:styleId="ParagonSectionLabel">
     <w:name w:val="Paragon Section Label"/>
     <w:basedOn w:val="Normal"/>
-    <w:rsid w:val="00EC1AC6"/>
+    <w:rsid w:val="006E0994"/>
     <w:pPr>
       <w:spacing w:before="240" w:after="360"/>
       <w:jc w:val="center"/>
@@ -32483,7 +33329,7 @@
   <w:style w:type="paragraph" w:customStyle="1" w:styleId="tableright">
     <w:name w:val="table_right"/>
     <w:basedOn w:val="Normal"/>
-    <w:rsid w:val="00EC1AC6"/>
+    <w:rsid w:val="006E0994"/>
     <w:pPr>
       <w:spacing w:before="20" w:after="20" w:line="240" w:lineRule="exact"/>
     </w:pPr>
@@ -32496,7 +33342,7 @@
   <w:style w:type="paragraph" w:customStyle="1" w:styleId="numlist">
     <w:name w:val="numlist"/>
     <w:basedOn w:val="Normal"/>
-    <w:rsid w:val="00EC1AC6"/>
+    <w:rsid w:val="006E0994"/>
     <w:pPr>
       <w:ind w:left="342"/>
     </w:pPr>
@@ -32504,7 +33350,7 @@
   <w:style w:type="paragraph" w:customStyle="1" w:styleId="tablenumlist">
     <w:name w:val="table numlist"/>
     <w:basedOn w:val="Heading1"/>
-    <w:rsid w:val="00EC1AC6"/>
+    <w:rsid w:val="006E0994"/>
     <w:pPr>
       <w:keepNext w:val="0"/>
       <w:numPr>
@@ -32527,7 +33373,7 @@
   <w:style w:type="paragraph" w:customStyle="1" w:styleId="Normal1">
     <w:name w:val="Normal1"/>
     <w:basedOn w:val="Normal"/>
-    <w:rsid w:val="00EC1AC6"/>
+    <w:rsid w:val="006E0994"/>
     <w:pPr>
       <w:spacing w:before="60" w:after="120"/>
       <w:ind w:left="720"/>
@@ -32541,7 +33387,7 @@
     <w:name w:val="Bullet 1"/>
     <w:basedOn w:val="BodyText"/>
     <w:link w:val="Bullet1Char"/>
-    <w:rsid w:val="00EC1AC6"/>
+    <w:rsid w:val="006E0994"/>
     <w:pPr>
       <w:numPr>
         <w:numId w:val="47"/>
@@ -32552,7 +33398,7 @@
     <w:name w:val="Bullet 2"/>
     <w:basedOn w:val="BodyText"/>
     <w:link w:val="Bullet2Char"/>
-    <w:rsid w:val="00EC1AC6"/>
+    <w:rsid w:val="006E0994"/>
     <w:pPr>
       <w:numPr>
         <w:numId w:val="51"/>
@@ -32563,7 +33409,7 @@
     <w:name w:val="Bullet 3"/>
     <w:basedOn w:val="BodyText"/>
     <w:link w:val="Bullet3Char"/>
-    <w:rsid w:val="00EC1AC6"/>
+    <w:rsid w:val="006E0994"/>
     <w:pPr>
       <w:numPr>
         <w:numId w:val="49"/>
@@ -32573,7 +33419,7 @@
   <w:style w:type="paragraph" w:customStyle="1" w:styleId="NumberList">
     <w:name w:val="NumberList"/>
     <w:basedOn w:val="Normal"/>
-    <w:rsid w:val="00EC1AC6"/>
+    <w:rsid w:val="006E0994"/>
     <w:pPr>
       <w:overflowPunct w:val="0"/>
       <w:autoSpaceDE w:val="0"/>
@@ -32592,7 +33438,7 @@
   <w:style w:type="paragraph" w:customStyle="1" w:styleId="Bullet4">
     <w:name w:val="Bullet 4"/>
     <w:basedOn w:val="BodyText"/>
-    <w:rsid w:val="00EC1AC6"/>
+    <w:rsid w:val="006E0994"/>
     <w:pPr>
       <w:numPr>
         <w:numId w:val="50"/>
@@ -32602,7 +33448,7 @@
   <w:style w:type="paragraph" w:customStyle="1" w:styleId="Bullet5">
     <w:name w:val="Bullet 5"/>
     <w:basedOn w:val="BodyText"/>
-    <w:rsid w:val="00EC1AC6"/>
+    <w:rsid w:val="006E0994"/>
     <w:pPr>
       <w:numPr>
         <w:numId w:val="48"/>
@@ -32612,7 +33458,7 @@
   <w:style w:type="paragraph" w:customStyle="1" w:styleId="TableContent">
     <w:name w:val="Table Content"/>
     <w:basedOn w:val="BodyText"/>
-    <w:rsid w:val="00EC1AC6"/>
+    <w:rsid w:val="006E0994"/>
     <w:pPr>
       <w:keepLines/>
       <w:tabs>
@@ -32630,7 +33476,7 @@
   <w:style w:type="paragraph" w:styleId="ListBullet">
     <w:name w:val="List Bullet"/>
     <w:basedOn w:val="Normal"/>
-    <w:rsid w:val="00EC1AC6"/>
+    <w:rsid w:val="006E0994"/>
     <w:pPr>
       <w:numPr>
         <w:numId w:val="43"/>
@@ -32646,14 +33492,14 @@
     <w:name w:val="term"/>
     <w:basedOn w:val="ListBullet"/>
     <w:next w:val="Normal"/>
-    <w:rsid w:val="00EC1AC6"/>
+    <w:rsid w:val="006E0994"/>
     <w:pPr>
       <w:spacing w:before="120"/>
     </w:pPr>
   </w:style>
   <w:style w:type="paragraph" w:customStyle="1" w:styleId="list-bullet-level-2">
     <w:name w:val="list-bullet-level-2"/>
-    <w:rsid w:val="00EC1AC6"/>
+    <w:rsid w:val="006E0994"/>
     <w:pPr>
       <w:numPr>
         <w:numId w:val="52"/>
@@ -32679,7 +33525,7 @@
   <w:style w:type="paragraph" w:customStyle="1" w:styleId="list-bullet-level-2-border">
     <w:name w:val="list-bullet-level-2-border"/>
     <w:basedOn w:val="list-bullet-level-2"/>
-    <w:rsid w:val="00EC1AC6"/>
+    <w:rsid w:val="006E0994"/>
     <w:pPr>
       <w:keepNext/>
       <w:keepLines/>
@@ -32700,7 +33546,7 @@
     <w:basedOn w:val="Normal"/>
     <w:link w:val="BalloonTextChar"/>
     <w:semiHidden/>
-    <w:rsid w:val="00EC1AC6"/>
+    <w:rsid w:val="006E0994"/>
     <w:rPr>
       <w:rFonts w:ascii="Tahoma" w:hAnsi="Tahoma" w:cs="Tahoma"/>
       <w:sz w:val="16"/>
@@ -32724,7 +33570,7 @@
   <w:style w:type="paragraph" w:styleId="ListBullet2">
     <w:name w:val="List Bullet 2"/>
     <w:basedOn w:val="Normal"/>
-    <w:rsid w:val="00EC1AC6"/>
+    <w:rsid w:val="006E0994"/>
     <w:pPr>
       <w:numPr>
         <w:numId w:val="53"/>
@@ -32734,7 +33580,7 @@
   <w:style w:type="paragraph" w:customStyle="1" w:styleId="Char">
     <w:name w:val="Char"/>
     <w:basedOn w:val="Normal"/>
-    <w:rsid w:val="00EC1AC6"/>
+    <w:rsid w:val="006E0994"/>
     <w:pPr>
       <w:spacing w:before="0" w:after="160" w:line="240" w:lineRule="exact"/>
     </w:pPr>
@@ -32747,7 +33593,7 @@
   </w:style>
   <w:style w:type="paragraph" w:customStyle="1" w:styleId="Table1Body">
     <w:name w:val="Table1 Body"/>
-    <w:rsid w:val="00EC1AC6"/>
+    <w:rsid w:val="006E0994"/>
     <w:pPr>
       <w:snapToGrid w:val="0"/>
       <w:spacing w:before="60" w:after="60" w:line="240" w:lineRule="auto"/>
@@ -32763,7 +33609,7 @@
     <w:name w:val="Bullet 2 Char"/>
     <w:basedOn w:val="BodyTextChar"/>
     <w:link w:val="Bullet2"/>
-    <w:rsid w:val="00EC1AC6"/>
+    <w:rsid w:val="006E0994"/>
     <w:rPr>
       <w:rFonts w:ascii="Arial Narrow" w:eastAsia="Times New Roman" w:hAnsi="Arial Narrow" w:cs="Times New Roman"/>
       <w:spacing w:val="4"/>
@@ -32777,7 +33623,7 @@
     <w:name w:val="Bullet 1 Char"/>
     <w:basedOn w:val="BodyTextChar"/>
     <w:link w:val="Bullet1"/>
-    <w:rsid w:val="00EC1AC6"/>
+    <w:rsid w:val="006E0994"/>
     <w:rPr>
       <w:rFonts w:ascii="Arial Narrow" w:eastAsia="Times New Roman" w:hAnsi="Arial Narrow" w:cs="Times New Roman"/>
       <w:spacing w:val="4"/>
@@ -32791,7 +33637,7 @@
     <w:name w:val="Bullet 3 Char"/>
     <w:basedOn w:val="BodyTextChar"/>
     <w:link w:val="Bullet3"/>
-    <w:rsid w:val="00EC1AC6"/>
+    <w:rsid w:val="006E0994"/>
     <w:rPr>
       <w:rFonts w:ascii="Arial Narrow" w:eastAsia="Times New Roman" w:hAnsi="Arial Narrow" w:cs="Times New Roman"/>
       <w:spacing w:val="4"/>
@@ -32807,7 +33653,7 @@
     <w:next w:val="CommentText"/>
     <w:link w:val="CommentSubjectChar"/>
     <w:semiHidden/>
-    <w:rsid w:val="00EC1AC6"/>
+    <w:rsid w:val="006E0994"/>
     <w:rPr>
       <w:b/>
       <w:bCs/>
@@ -32832,7 +33678,7 @@
   <w:style w:type="paragraph" w:customStyle="1" w:styleId="CharCharCharChar">
     <w:name w:val="Char Char Char Char"/>
     <w:basedOn w:val="Normal"/>
-    <w:rsid w:val="00EC1AC6"/>
+    <w:rsid w:val="006E0994"/>
     <w:pPr>
       <w:spacing w:before="0" w:after="160" w:line="240" w:lineRule="exact"/>
     </w:pPr>
@@ -32847,7 +33693,7 @@
     <w:name w:val="Body Text 2"/>
     <w:basedOn w:val="Normal"/>
     <w:link w:val="BodyText2Char"/>
-    <w:rsid w:val="00EC1AC6"/>
+    <w:rsid w:val="006E0994"/>
     <w:pPr>
       <w:spacing w:after="120" w:line="480" w:lineRule="auto"/>
     </w:pPr>
@@ -32867,7 +33713,7 @@
   <w:style w:type="paragraph" w:styleId="BlockText">
     <w:name w:val="Block Text"/>
     <w:basedOn w:val="Normal"/>
-    <w:rsid w:val="00EC1AC6"/>
+    <w:rsid w:val="006E0994"/>
     <w:pPr>
       <w:spacing w:after="120"/>
       <w:ind w:left="1440" w:right="1440"/>
@@ -32876,7 +33722,7 @@
   <w:style w:type="paragraph" w:customStyle="1" w:styleId="mynormal">
     <w:name w:val="_my_normal"/>
     <w:basedOn w:val="Normal"/>
-    <w:rsid w:val="00EC1AC6"/>
+    <w:rsid w:val="006E0994"/>
     <w:pPr>
       <w:spacing w:before="0"/>
     </w:pPr>
@@ -32889,7 +33735,7 @@
   <w:style w:type="paragraph" w:customStyle="1" w:styleId="Default">
     <w:name w:val="Default"/>
     <w:link w:val="DefaultChar"/>
-    <w:rsid w:val="00EC1AC6"/>
+    <w:rsid w:val="006E0994"/>
     <w:pPr>
       <w:autoSpaceDE w:val="0"/>
       <w:autoSpaceDN w:val="0"/>
@@ -32908,7 +33754,7 @@
     <w:basedOn w:val="Default"/>
     <w:next w:val="Default"/>
     <w:link w:val="NormalTextChar"/>
-    <w:rsid w:val="00EC1AC6"/>
+    <w:rsid w:val="006E0994"/>
     <w:pPr>
       <w:spacing w:before="120" w:after="120"/>
     </w:pPr>
@@ -32919,7 +33765,7 @@
   <w:style w:type="character" w:customStyle="1" w:styleId="DefaultChar">
     <w:name w:val="Default Char"/>
     <w:link w:val="Default"/>
-    <w:rsid w:val="00EC1AC6"/>
+    <w:rsid w:val="006E0994"/>
     <w:rPr>
       <w:rFonts w:ascii="HHBIIF+Times" w:eastAsia="Times New Roman" w:hAnsi="HHBIIF+Times" w:cs="HHBIIF+Times"/>
       <w:color w:val="000000"/>
@@ -32931,7 +33777,7 @@
     <w:name w:val="Normal Text Char"/>
     <w:basedOn w:val="DefaultChar"/>
     <w:link w:val="NormalText"/>
-    <w:rsid w:val="00EC1AC6"/>
+    <w:rsid w:val="006E0994"/>
     <w:rPr>
       <w:rFonts w:ascii="HHBIIF+Times" w:eastAsia="Times New Roman" w:hAnsi="HHBIIF+Times" w:cs="Times New Roman"/>
       <w:color w:val="000000"/>

--- a/Seminar/Report.docx
+++ b/Seminar/Report.docx
@@ -6649,15 +6649,7 @@
         <w:spacing w:before="0" w:after="160" w:line="278" w:lineRule="auto"/>
       </w:pPr>
       <w:r>
-        <w:t xml:space="preserve">$EU(A) = </w:t>
-      </w:r>
-      <w:proofErr w:type="gramStart"/>
-      <w:r>
-        <w:t>U(50,000)=</w:t>
-      </w:r>
-      <w:proofErr w:type="gramEnd"/>
-      <w:r>
-        <w:t>50,000≈223.6</w:t>
+        <w:t>$EU(A) = U(50,000)=50,000≈223.6</w:t>
       </w:r>
     </w:p>
     <w:p>
@@ -6669,23 +6661,7 @@
         <w:spacing w:before="0" w:after="160" w:line="278" w:lineRule="auto"/>
       </w:pPr>
       <w:r>
-        <w:t xml:space="preserve">$EU(B) = 0.5 \times </w:t>
-      </w:r>
-      <w:proofErr w:type="gramStart"/>
-      <w:r>
-        <w:t>U(</w:t>
-      </w:r>
-      <w:proofErr w:type="gramEnd"/>
-      <w:r>
-        <w:t xml:space="preserve">$120,000) + 0.5 \times </w:t>
-      </w:r>
-      <w:proofErr w:type="gramStart"/>
-      <w:r>
-        <w:t>U(0)=</w:t>
-      </w:r>
-      <w:proofErr w:type="gramEnd"/>
-      <w:r>
-        <w:t>0.5×120,000+0.5×0≈173.2</w:t>
+        <w:t>$EU(B) = 0.5 \times U($120,000) + 0.5 \times U(0)=0.5×120,000+0.5×0≈173.2</w:t>
       </w:r>
     </w:p>
     <w:p>
@@ -6809,13 +6785,8 @@
         <w:t>Discount Factor:</w:t>
       </w:r>
       <w:r>
-        <w:t> DFt=1(1+</w:t>
-      </w:r>
-      <w:proofErr w:type="gramStart"/>
-      <w:r>
-        <w:t>r)t</w:t>
-      </w:r>
-      <w:proofErr w:type="gramEnd"/>
+        <w:t> DFt=1(1+r)t</w:t>
+      </w:r>
     </w:p>
     <w:p>
       <w:pPr>
@@ -6833,13 +6804,8 @@
         <w:t>Present Value of Benefits (PV_B):</w:t>
       </w:r>
       <w:r>
-        <w:t> PVB=∑t=1nBenefitt(1+</w:t>
-      </w:r>
-      <w:proofErr w:type="gramStart"/>
-      <w:r>
-        <w:t>r)t</w:t>
-      </w:r>
-      <w:proofErr w:type="gramEnd"/>
+        <w:t> PVB=∑t=1nBenefitt(1+r)t</w:t>
+      </w:r>
     </w:p>
     <w:p>
       <w:pPr>
@@ -6857,13 +6823,8 @@
         <w:t>Present Value of Costs (PV_C):</w:t>
       </w:r>
       <w:r>
-        <w:t> PVC=∑t=1nCostt(1+</w:t>
-      </w:r>
-      <w:proofErr w:type="gramStart"/>
-      <w:r>
-        <w:t>r)t</w:t>
-      </w:r>
-      <w:proofErr w:type="gramEnd"/>
+        <w:t> PVC=∑t=1nCostt(1+r)t</w:t>
+      </w:r>
     </w:p>
     <w:p>
       <w:pPr>
@@ -7188,39 +7149,7 @@
           <w:i/>
           <w:iCs/>
         </w:rPr>
-        <w:t>(Note: If calculated using nominal undiscounted ROI, Project B yields $\</w:t>
-      </w:r>
-      <w:proofErr w:type="gramStart"/>
-      <w:r>
-        <w:rPr>
-          <w:i/>
-          <w:iCs/>
-        </w:rPr>
-        <w:t>frac{</w:t>
-      </w:r>
-      <w:proofErr w:type="gramEnd"/>
-      <w:r>
-        <w:rPr>
-          <w:i/>
-          <w:iCs/>
-        </w:rPr>
-        <w:t xml:space="preserve">9000 - </w:t>
-      </w:r>
-      <w:proofErr w:type="gramStart"/>
-      <w:r>
-        <w:rPr>
-          <w:i/>
-          <w:iCs/>
-        </w:rPr>
-        <w:t>6000}{</w:t>
-      </w:r>
-      <w:proofErr w:type="gramEnd"/>
-      <w:r>
-        <w:rPr>
-          <w:i/>
-          <w:iCs/>
-        </w:rPr>
-        <w:t>6000} = 50%$. Project B is the optimal option).</w:t>
+        <w:t>(Note: If calculated using nominal undiscounted ROI, Project B yields $\frac{9000 - 6000}{6000} = 50%$. Project B is the optimal option).</w:t>
       </w:r>
     </w:p>
     <w:p>
@@ -7334,15 +7263,7 @@
         <w:t>Superior Profitability:</w:t>
       </w:r>
       <w:r>
-        <w:t> Project B's NPV ($2,161.34) is almost double that of Project A (1,102.27</w:t>
-      </w:r>
-      <w:proofErr w:type="gramStart"/>
-      <w:r>
-        <w:t>),whileProjectCishighlyunprofitablewithanegativeNPV</w:t>
-      </w:r>
-      <w:proofErr w:type="gramEnd"/>
-      <w:r>
-        <w:t>(-1,343.47$).</w:t>
+        <w:t> Project B's NPV ($2,161.34) is almost double that of Project A (1,102.27),whileProjectCishighlyunprofitablewithanegativeNPV(-1,343.47$).</w:t>
       </w:r>
     </w:p>
     <w:p>
@@ -7723,15 +7644,7 @@
         <w:t>Mitigate:</w:t>
       </w:r>
       <w:r>
-        <w:t xml:space="preserve"> Take proactive actions to reduce the probability or impact of a risk </w:t>
-      </w:r>
-      <w:proofErr w:type="gramStart"/>
-      <w:r>
-        <w:t>below acceptable thresholds</w:t>
-      </w:r>
-      <w:proofErr w:type="gramEnd"/>
-      <w:r>
-        <w:t>.</w:t>
+        <w:t> Take proactive actions to reduce the probability or impact of a risk below acceptable thresholds.</w:t>
       </w:r>
     </w:p>
     <w:p>
@@ -13460,7 +13373,7 @@
     <w:p>
       <w:r>
         <w:pict w14:anchorId="75BD2325">
-          <v:rect id="_x0000_i1031" style="width:0;height:3pt" o:hralign="center" o:hrstd="t" o:hr="t" fillcolor="#a0a0a0" stroked="f"/>
+          <v:rect id="_x0000_i1025" style="width:0;height:3pt" o:hralign="center" o:hrstd="t" o:hr="t" fillcolor="#a0a0a0" stroked="f"/>
         </w:pict>
       </w:r>
     </w:p>
@@ -13670,6 +13583,10 @@
     <w:p>
       <w:pPr>
         <w:pStyle w:val="Heading2"/>
+        <w:numPr>
+          <w:ilvl w:val="0"/>
+          <w:numId w:val="0"/>
+        </w:numPr>
       </w:pPr>
       <w:bookmarkStart w:id="30" w:name="_Toc236148921"/>
       <w:r>
@@ -13969,6 +13886,10 @@
     <w:p>
       <w:pPr>
         <w:pStyle w:val="Heading2"/>
+        <w:numPr>
+          <w:ilvl w:val="0"/>
+          <w:numId w:val="0"/>
+        </w:numPr>
       </w:pPr>
       <w:bookmarkStart w:id="31" w:name="_Toc236148922"/>
       <w:r>
@@ -31521,7 +31442,7 @@
   <w:style w:type="paragraph" w:default="1" w:styleId="Normal">
     <w:name w:val="Normal"/>
     <w:qFormat/>
-    <w:rsid w:val="006E0994"/>
+    <w:rsid w:val="00E547B0"/>
     <w:pPr>
       <w:spacing w:before="120" w:after="0" w:line="240" w:lineRule="auto"/>
     </w:pPr>
@@ -31539,7 +31460,7 @@
     <w:next w:val="BodyText"/>
     <w:link w:val="Heading1Char"/>
     <w:qFormat/>
-    <w:rsid w:val="006E0994"/>
+    <w:rsid w:val="00E547B0"/>
     <w:pPr>
       <w:keepNext/>
       <w:numPr>
@@ -31567,14 +31488,18 @@
     <w:link w:val="Heading2Char"/>
     <w:autoRedefine/>
     <w:qFormat/>
-    <w:rsid w:val="006E0994"/>
+    <w:rsid w:val="00E547B0"/>
     <w:pPr>
       <w:keepNext/>
       <w:numPr>
         <w:ilvl w:val="1"/>
         <w:numId w:val="45"/>
       </w:numPr>
+      <w:tabs>
+        <w:tab w:val="clear" w:pos="576"/>
+      </w:tabs>
       <w:spacing w:before="240" w:after="120"/>
+      <w:ind w:left="0" w:firstLine="0"/>
       <w:outlineLvl w:val="1"/>
     </w:pPr>
     <w:rPr>
@@ -31594,7 +31519,7 @@
     <w:link w:val="Heading3Char"/>
     <w:autoRedefine/>
     <w:qFormat/>
-    <w:rsid w:val="006E0994"/>
+    <w:rsid w:val="00E547B0"/>
     <w:pPr>
       <w:keepNext/>
       <w:numPr>
@@ -31622,7 +31547,7 @@
     <w:link w:val="Heading4Char"/>
     <w:autoRedefine/>
     <w:qFormat/>
-    <w:rsid w:val="006E0994"/>
+    <w:rsid w:val="00E547B0"/>
     <w:pPr>
       <w:numPr>
         <w:ilvl w:val="3"/>
@@ -31650,7 +31575,7 @@
     <w:next w:val="BodyText"/>
     <w:link w:val="Heading5Char"/>
     <w:qFormat/>
-    <w:rsid w:val="006E0994"/>
+    <w:rsid w:val="00E547B0"/>
     <w:pPr>
       <w:keepNext/>
       <w:numPr>
@@ -31678,7 +31603,7 @@
     <w:next w:val="BodyText"/>
     <w:link w:val="Heading6Char"/>
     <w:qFormat/>
-    <w:rsid w:val="006E0994"/>
+    <w:rsid w:val="00E547B0"/>
     <w:pPr>
       <w:keepNext/>
       <w:numPr>
@@ -31705,7 +31630,7 @@
     <w:next w:val="BodyText"/>
     <w:link w:val="Heading7Char"/>
     <w:qFormat/>
-    <w:rsid w:val="006E0994"/>
+    <w:rsid w:val="00E547B0"/>
     <w:pPr>
       <w:keepNext/>
       <w:numPr>
@@ -31731,7 +31656,7 @@
     <w:next w:val="BodyText"/>
     <w:link w:val="Heading8Char"/>
     <w:qFormat/>
-    <w:rsid w:val="006E0994"/>
+    <w:rsid w:val="00E547B0"/>
     <w:pPr>
       <w:keepNext/>
       <w:numPr>
@@ -31757,7 +31682,7 @@
     <w:next w:val="BodyText"/>
     <w:link w:val="Heading9Char"/>
     <w:qFormat/>
-    <w:rsid w:val="006E0994"/>
+    <w:rsid w:val="00E547B0"/>
     <w:pPr>
       <w:keepNext/>
       <w:numPr>
@@ -31779,8 +31704,9 @@
   <w:style w:type="character" w:default="1" w:styleId="DefaultParagraphFont">
     <w:name w:val="Default Paragraph Font"/>
     <w:uiPriority w:val="1"/>
+    <w:semiHidden/>
     <w:unhideWhenUsed/>
-    <w:rsid w:val="006E0994"/>
+    <w:rsid w:val="00E547B0"/>
   </w:style>
   <w:style w:type="table" w:default="1" w:styleId="TableNormal">
     <w:name w:val="Normal Table"/>
@@ -31802,13 +31728,13 @@
     <w:uiPriority w:val="99"/>
     <w:semiHidden/>
     <w:unhideWhenUsed/>
-    <w:rsid w:val="006E0994"/>
+    <w:rsid w:val="00E547B0"/>
   </w:style>
   <w:style w:type="character" w:customStyle="1" w:styleId="Heading1Char">
     <w:name w:val="Heading 1 Char"/>
     <w:aliases w:val="H1 Char"/>
     <w:link w:val="Heading1"/>
-    <w:rsid w:val="006E0994"/>
+    <w:rsid w:val="00E547B0"/>
     <w:rPr>
       <w:rFonts w:ascii="Arial Narrow" w:eastAsia="Times New Roman" w:hAnsi="Arial Narrow" w:cs="Times New Roman"/>
       <w:b/>
@@ -31947,7 +31873,7 @@
     <w:next w:val="Subtitle"/>
     <w:link w:val="TitleChar"/>
     <w:qFormat/>
-    <w:rsid w:val="006E0994"/>
+    <w:rsid w:val="00E547B0"/>
     <w:pPr>
       <w:keepLines w:val="0"/>
       <w:pageBreakBefore/>
@@ -31983,7 +31909,7 @@
     <w:next w:val="BodyText"/>
     <w:link w:val="SubtitleChar"/>
     <w:qFormat/>
-    <w:rsid w:val="006E0994"/>
+    <w:rsid w:val="00E547B0"/>
     <w:pPr>
       <w:spacing w:after="240"/>
     </w:pPr>
@@ -32123,7 +32049,7 @@
   <w:style w:type="character" w:styleId="Hyperlink">
     <w:name w:val="Hyperlink"/>
     <w:uiPriority w:val="99"/>
-    <w:rsid w:val="006E0994"/>
+    <w:rsid w:val="00E547B0"/>
     <w:rPr>
       <w:color w:val="0000FF"/>
       <w:u w:val="single"/>
@@ -32131,7 +32057,7 @@
   </w:style>
   <w:style w:type="character" w:styleId="FollowedHyperlink">
     <w:name w:val="FollowedHyperlink"/>
-    <w:rsid w:val="006E0994"/>
+    <w:rsid w:val="00E547B0"/>
     <w:rPr>
       <w:color w:val="800080"/>
       <w:u w:val="single"/>
@@ -32140,7 +32066,7 @@
   <w:style w:type="character" w:styleId="Strong">
     <w:name w:val="Strong"/>
     <w:qFormat/>
-    <w:rsid w:val="006E0994"/>
+    <w:rsid w:val="00E547B0"/>
     <w:rPr>
       <w:b/>
       <w:bCs/>
@@ -32162,7 +32088,7 @@
   <w:style w:type="character" w:styleId="Emphasis">
     <w:name w:val="Emphasis"/>
     <w:qFormat/>
-    <w:rsid w:val="006E0994"/>
+    <w:rsid w:val="00E547B0"/>
     <w:rPr>
       <w:i/>
     </w:rPr>
@@ -32170,7 +32096,7 @@
   <w:style w:type="paragraph" w:styleId="NormalWeb">
     <w:name w:val="Normal (Web)"/>
     <w:basedOn w:val="Normal"/>
-    <w:rsid w:val="006E0994"/>
+    <w:rsid w:val="00E547B0"/>
     <w:pPr>
       <w:spacing w:before="100" w:beforeAutospacing="1" w:after="100" w:afterAutospacing="1"/>
     </w:pPr>
@@ -32183,7 +32109,7 @@
     <w:name w:val="HTML Preformatted"/>
     <w:basedOn w:val="Normal"/>
     <w:link w:val="HTMLPreformattedChar"/>
-    <w:rsid w:val="006E0994"/>
+    <w:rsid w:val="00E547B0"/>
     <w:pPr>
       <w:tabs>
         <w:tab w:val="left" w:pos="916"/>
@@ -32239,7 +32165,7 @@
   <w:style w:type="paragraph" w:customStyle="1" w:styleId="DocumentTitle">
     <w:name w:val="Document Title"/>
     <w:basedOn w:val="Normal"/>
-    <w:rsid w:val="006E0994"/>
+    <w:rsid w:val="00E547B0"/>
     <w:pPr>
       <w:tabs>
         <w:tab w:val="right" w:pos="8640"/>
@@ -32258,7 +32184,7 @@
   <w:style w:type="paragraph" w:customStyle="1" w:styleId="Tabletext">
     <w:name w:val="Tabletext"/>
     <w:basedOn w:val="Normal"/>
-    <w:rsid w:val="006E0994"/>
+    <w:rsid w:val="00E547B0"/>
     <w:pPr>
       <w:keepLines/>
       <w:widowControl w:val="0"/>
@@ -32271,7 +32197,7 @@
   <w:style w:type="table" w:styleId="TableGrid">
     <w:name w:val="Table Grid"/>
     <w:basedOn w:val="TableNormal"/>
-    <w:rsid w:val="006E0994"/>
+    <w:rsid w:val="00E547B0"/>
     <w:pPr>
       <w:spacing w:after="0" w:line="240" w:lineRule="auto"/>
     </w:pPr>
@@ -32298,7 +32224,7 @@
     <w:aliases w:val="Body Text Plain,Doors Normal"/>
     <w:basedOn w:val="Normal"/>
     <w:link w:val="BodyTextChar"/>
-    <w:rsid w:val="006E0994"/>
+    <w:rsid w:val="00E547B0"/>
     <w:pPr>
       <w:tabs>
         <w:tab w:val="right" w:pos="8640"/>
@@ -32314,7 +32240,7 @@
     <w:name w:val="Body Text Char"/>
     <w:aliases w:val="Body Text Plain Char,Doors Normal Char"/>
     <w:link w:val="BodyText"/>
-    <w:rsid w:val="006E0994"/>
+    <w:rsid w:val="00E547B0"/>
     <w:rPr>
       <w:rFonts w:ascii="Arial Narrow" w:eastAsia="Times New Roman" w:hAnsi="Arial Narrow" w:cs="Times New Roman"/>
       <w:spacing w:val="4"/>
@@ -32327,7 +32253,7 @@
   <w:style w:type="paragraph" w:customStyle="1" w:styleId="Author">
     <w:name w:val="Author"/>
     <w:basedOn w:val="BodyText"/>
-    <w:rsid w:val="006E0994"/>
+    <w:rsid w:val="00E547B0"/>
     <w:pPr>
       <w:spacing w:line="480" w:lineRule="auto"/>
       <w:jc w:val="center"/>
@@ -32336,7 +32262,7 @@
   <w:style w:type="paragraph" w:customStyle="1" w:styleId="BlockQuotation">
     <w:name w:val="Block Quotation"/>
     <w:basedOn w:val="BodyText"/>
-    <w:rsid w:val="006E0994"/>
+    <w:rsid w:val="00E547B0"/>
     <w:pPr>
       <w:keepLines/>
       <w:spacing w:after="160" w:line="480" w:lineRule="auto"/>
@@ -32351,7 +32277,7 @@
     <w:basedOn w:val="Normal"/>
     <w:next w:val="BodyText"/>
     <w:qFormat/>
-    <w:rsid w:val="006E0994"/>
+    <w:rsid w:val="00E547B0"/>
     <w:pPr>
       <w:tabs>
         <w:tab w:val="right" w:pos="8640"/>
@@ -32371,7 +32297,7 @@
     <w:name w:val="Date"/>
     <w:basedOn w:val="BodyText"/>
     <w:link w:val="DateChar"/>
-    <w:rsid w:val="006E0994"/>
+    <w:rsid w:val="00E547B0"/>
     <w:pPr>
       <w:spacing w:after="560"/>
       <w:jc w:val="center"/>
@@ -32394,7 +32320,7 @@
   <w:style w:type="character" w:styleId="EndnoteReference">
     <w:name w:val="endnote reference"/>
     <w:semiHidden/>
-    <w:rsid w:val="006E0994"/>
+    <w:rsid w:val="00E547B0"/>
     <w:rPr>
       <w:vertAlign w:val="superscript"/>
     </w:rPr>
@@ -32403,7 +32329,7 @@
     <w:name w:val="footer"/>
     <w:basedOn w:val="Normal"/>
     <w:link w:val="FooterChar"/>
-    <w:rsid w:val="006E0994"/>
+    <w:rsid w:val="00E547B0"/>
     <w:pPr>
       <w:keepLines/>
       <w:tabs>
@@ -32435,12 +32361,12 @@
   <w:style w:type="paragraph" w:customStyle="1" w:styleId="FooterEven">
     <w:name w:val="Footer Even"/>
     <w:basedOn w:val="Footer"/>
-    <w:rsid w:val="006E0994"/>
+    <w:rsid w:val="00E547B0"/>
   </w:style>
   <w:style w:type="paragraph" w:customStyle="1" w:styleId="FooterFirst">
     <w:name w:val="Footer First"/>
     <w:basedOn w:val="Footer"/>
-    <w:rsid w:val="006E0994"/>
+    <w:rsid w:val="00E547B0"/>
     <w:pPr>
       <w:tabs>
         <w:tab w:val="clear" w:pos="8640"/>
@@ -32450,7 +32376,7 @@
   <w:style w:type="paragraph" w:customStyle="1" w:styleId="FooterOdd">
     <w:name w:val="Footer Odd"/>
     <w:basedOn w:val="Footer"/>
-    <w:rsid w:val="006E0994"/>
+    <w:rsid w:val="00E547B0"/>
     <w:pPr>
       <w:tabs>
         <w:tab w:val="right" w:pos="0"/>
@@ -32460,7 +32386,7 @@
   <w:style w:type="paragraph" w:customStyle="1" w:styleId="FootnoteBase">
     <w:name w:val="Footnote Base"/>
     <w:basedOn w:val="Normal"/>
-    <w:rsid w:val="006E0994"/>
+    <w:rsid w:val="00E547B0"/>
     <w:pPr>
       <w:tabs>
         <w:tab w:val="left" w:pos="187"/>
@@ -32479,7 +32405,7 @@
   <w:style w:type="character" w:styleId="FootnoteReference">
     <w:name w:val="footnote reference"/>
     <w:semiHidden/>
-    <w:rsid w:val="006E0994"/>
+    <w:rsid w:val="00E547B0"/>
     <w:rPr>
       <w:vertAlign w:val="superscript"/>
     </w:rPr>
@@ -32489,7 +32415,7 @@
     <w:basedOn w:val="FootnoteBase"/>
     <w:link w:val="FootnoteTextChar"/>
     <w:semiHidden/>
-    <w:rsid w:val="006E0994"/>
+    <w:rsid w:val="00E547B0"/>
     <w:pPr>
       <w:spacing w:after="120"/>
     </w:pPr>
@@ -32512,7 +32438,7 @@
   <w:style w:type="paragraph" w:customStyle="1" w:styleId="GlossaryDefinition">
     <w:name w:val="Glossary Definition"/>
     <w:basedOn w:val="BodyText"/>
-    <w:rsid w:val="006E0994"/>
+    <w:rsid w:val="00E547B0"/>
     <w:pPr>
       <w:tabs>
         <w:tab w:val="clear" w:pos="8640"/>
@@ -32522,7 +32448,7 @@
   </w:style>
   <w:style w:type="character" w:customStyle="1" w:styleId="GlossaryEntry">
     <w:name w:val="Glossary Entry"/>
-    <w:rsid w:val="006E0994"/>
+    <w:rsid w:val="00E547B0"/>
     <w:rPr>
       <w:b/>
       <w:bCs/>
@@ -32533,7 +32459,7 @@
     <w:name w:val="Heading Base"/>
     <w:basedOn w:val="Normal"/>
     <w:next w:val="BodyText"/>
-    <w:rsid w:val="006E0994"/>
+    <w:rsid w:val="00E547B0"/>
     <w:pPr>
       <w:keepNext/>
       <w:keepLines/>
@@ -32554,7 +32480,7 @@
     <w:basedOn w:val="Normal"/>
     <w:autoRedefine/>
     <w:semiHidden/>
-    <w:rsid w:val="006E0994"/>
+    <w:rsid w:val="00E547B0"/>
     <w:pPr>
       <w:spacing w:before="0"/>
       <w:ind w:left="220" w:hanging="220"/>
@@ -32568,7 +32494,7 @@
     <w:basedOn w:val="Normal"/>
     <w:autoRedefine/>
     <w:semiHidden/>
-    <w:rsid w:val="006E0994"/>
+    <w:rsid w:val="00E547B0"/>
     <w:pPr>
       <w:spacing w:before="0"/>
       <w:ind w:left="440" w:hanging="220"/>
@@ -32582,7 +32508,7 @@
     <w:basedOn w:val="Normal"/>
     <w:autoRedefine/>
     <w:semiHidden/>
-    <w:rsid w:val="006E0994"/>
+    <w:rsid w:val="00E547B0"/>
     <w:pPr>
       <w:spacing w:before="0"/>
       <w:ind w:left="660" w:hanging="220"/>
@@ -32596,7 +32522,7 @@
     <w:basedOn w:val="Normal"/>
     <w:autoRedefine/>
     <w:semiHidden/>
-    <w:rsid w:val="006E0994"/>
+    <w:rsid w:val="00E547B0"/>
     <w:pPr>
       <w:spacing w:before="0"/>
       <w:ind w:left="880" w:hanging="220"/>
@@ -32611,7 +32537,7 @@
     <w:basedOn w:val="Normal"/>
     <w:autoRedefine/>
     <w:semiHidden/>
-    <w:rsid w:val="006E0994"/>
+    <w:rsid w:val="00E547B0"/>
     <w:pPr>
       <w:spacing w:before="0"/>
       <w:ind w:left="1100" w:hanging="220"/>
@@ -32624,7 +32550,7 @@
   <w:style w:type="paragraph" w:customStyle="1" w:styleId="IndexBase">
     <w:name w:val="Index Base"/>
     <w:basedOn w:val="Normal"/>
-    <w:rsid w:val="006E0994"/>
+    <w:rsid w:val="00E547B0"/>
     <w:pPr>
       <w:tabs>
         <w:tab w:val="right" w:leader="dot" w:pos="3960"/>
@@ -32644,7 +32570,7 @@
     <w:next w:val="Index1"/>
     <w:autoRedefine/>
     <w:semiHidden/>
-    <w:rsid w:val="006E0994"/>
+    <w:rsid w:val="00E547B0"/>
     <w:pPr>
       <w:spacing w:before="240" w:after="120"/>
       <w:ind w:left="216"/>
@@ -32658,7 +32584,7 @@
   </w:style>
   <w:style w:type="character" w:customStyle="1" w:styleId="Lead-inEmphasis">
     <w:name w:val="Lead-in Emphasis"/>
-    <w:rsid w:val="006E0994"/>
+    <w:rsid w:val="00E547B0"/>
     <w:rPr>
       <w:rFonts w:ascii="Arial Narrow" w:hAnsi="Arial Narrow"/>
       <w:caps/>
@@ -32667,12 +32593,12 @@
   </w:style>
   <w:style w:type="character" w:styleId="LineNumber">
     <w:name w:val="line number"/>
-    <w:rsid w:val="006E0994"/>
+    <w:rsid w:val="00E547B0"/>
   </w:style>
   <w:style w:type="paragraph" w:styleId="List">
     <w:name w:val="List"/>
     <w:basedOn w:val="BodyText"/>
-    <w:rsid w:val="006E0994"/>
+    <w:rsid w:val="00E547B0"/>
     <w:pPr>
       <w:tabs>
         <w:tab w:val="left" w:pos="720"/>
@@ -32684,7 +32610,7 @@
   <w:style w:type="paragraph" w:styleId="List2">
     <w:name w:val="List 2"/>
     <w:basedOn w:val="List"/>
-    <w:rsid w:val="006E0994"/>
+    <w:rsid w:val="00E547B0"/>
     <w:pPr>
       <w:tabs>
         <w:tab w:val="clear" w:pos="720"/>
@@ -32696,7 +32622,7 @@
   <w:style w:type="paragraph" w:styleId="List3">
     <w:name w:val="List 3"/>
     <w:basedOn w:val="List"/>
-    <w:rsid w:val="006E0994"/>
+    <w:rsid w:val="00E547B0"/>
     <w:pPr>
       <w:tabs>
         <w:tab w:val="clear" w:pos="720"/>
@@ -32708,7 +32634,7 @@
   <w:style w:type="paragraph" w:styleId="List4">
     <w:name w:val="List 4"/>
     <w:basedOn w:val="List"/>
-    <w:rsid w:val="006E0994"/>
+    <w:rsid w:val="00E547B0"/>
     <w:pPr>
       <w:tabs>
         <w:tab w:val="clear" w:pos="720"/>
@@ -32720,7 +32646,7 @@
   <w:style w:type="paragraph" w:styleId="List5">
     <w:name w:val="List 5"/>
     <w:basedOn w:val="List"/>
-    <w:rsid w:val="006E0994"/>
+    <w:rsid w:val="00E547B0"/>
     <w:pPr>
       <w:tabs>
         <w:tab w:val="clear" w:pos="720"/>
@@ -32732,7 +32658,7 @@
   <w:style w:type="paragraph" w:styleId="ListNumber">
     <w:name w:val="List Number"/>
     <w:basedOn w:val="List"/>
-    <w:rsid w:val="006E0994"/>
+    <w:rsid w:val="00E547B0"/>
     <w:pPr>
       <w:tabs>
         <w:tab w:val="clear" w:pos="720"/>
@@ -32746,7 +32672,7 @@
   <w:style w:type="paragraph" w:styleId="ListNumber2">
     <w:name w:val="List Number 2"/>
     <w:basedOn w:val="ListNumber"/>
-    <w:rsid w:val="006E0994"/>
+    <w:rsid w:val="00E547B0"/>
     <w:pPr>
       <w:ind w:left="360"/>
     </w:pPr>
@@ -32754,7 +32680,7 @@
   <w:style w:type="paragraph" w:styleId="ListNumber3">
     <w:name w:val="List Number 3"/>
     <w:basedOn w:val="ListNumber"/>
-    <w:rsid w:val="006E0994"/>
+    <w:rsid w:val="00E547B0"/>
     <w:pPr>
       <w:ind w:left="720"/>
     </w:pPr>
@@ -32762,7 +32688,7 @@
   <w:style w:type="paragraph" w:styleId="ListNumber4">
     <w:name w:val="List Number 4"/>
     <w:basedOn w:val="ListNumber"/>
-    <w:rsid w:val="006E0994"/>
+    <w:rsid w:val="00E547B0"/>
     <w:pPr>
       <w:ind w:left="1080"/>
     </w:pPr>
@@ -32770,7 +32696,7 @@
   <w:style w:type="paragraph" w:styleId="ListNumber5">
     <w:name w:val="List Number 5"/>
     <w:basedOn w:val="ListNumber"/>
-    <w:rsid w:val="006E0994"/>
+    <w:rsid w:val="00E547B0"/>
     <w:pPr>
       <w:ind w:left="1440"/>
     </w:pPr>
@@ -32780,7 +32706,7 @@
     <w:basedOn w:val="BodyText"/>
     <w:link w:val="MacroTextChar"/>
     <w:semiHidden/>
-    <w:rsid w:val="006E0994"/>
+    <w:rsid w:val="00E547B0"/>
     <w:pPr>
       <w:spacing w:after="120"/>
     </w:pPr>
@@ -32806,20 +32732,20 @@
   <w:style w:type="paragraph" w:customStyle="1" w:styleId="Name">
     <w:name w:val="Name"/>
     <w:basedOn w:val="BodyText"/>
-    <w:rsid w:val="006E0994"/>
+    <w:rsid w:val="00E547B0"/>
     <w:pPr>
       <w:jc w:val="center"/>
     </w:pPr>
   </w:style>
   <w:style w:type="character" w:styleId="PageNumber">
     <w:name w:val="page number"/>
-    <w:rsid w:val="006E0994"/>
+    <w:rsid w:val="00E547B0"/>
   </w:style>
   <w:style w:type="paragraph" w:customStyle="1" w:styleId="Picture">
     <w:name w:val="Picture"/>
     <w:basedOn w:val="BodyText"/>
     <w:next w:val="Caption"/>
-    <w:rsid w:val="006E0994"/>
+    <w:rsid w:val="00E547B0"/>
     <w:pPr>
       <w:keepNext/>
       <w:jc w:val="center"/>
@@ -32827,7 +32753,7 @@
   </w:style>
   <w:style w:type="character" w:customStyle="1" w:styleId="Superscript">
     <w:name w:val="Superscript"/>
-    <w:rsid w:val="006E0994"/>
+    <w:rsid w:val="00E547B0"/>
     <w:rPr>
       <w:vertAlign w:val="superscript"/>
     </w:rPr>
@@ -32836,7 +32762,7 @@
     <w:name w:val="table of figures"/>
     <w:basedOn w:val="Normal"/>
     <w:semiHidden/>
-    <w:rsid w:val="006E0994"/>
+    <w:rsid w:val="00E547B0"/>
     <w:pPr>
       <w:tabs>
         <w:tab w:val="right" w:leader="dot" w:pos="8640"/>
@@ -32854,7 +32780,7 @@
     <w:basedOn w:val="Normal"/>
     <w:next w:val="Normal"/>
     <w:semiHidden/>
-    <w:rsid w:val="006E0994"/>
+    <w:rsid w:val="00E547B0"/>
     <w:pPr>
       <w:keepNext/>
       <w:keepLines/>
@@ -32875,7 +32801,7 @@
     <w:basedOn w:val="Normal"/>
     <w:autoRedefine/>
     <w:uiPriority w:val="39"/>
-    <w:rsid w:val="006E0994"/>
+    <w:rsid w:val="00E547B0"/>
     <w:pPr>
       <w:spacing w:after="120"/>
     </w:pPr>
@@ -32893,7 +32819,7 @@
     <w:basedOn w:val="Normal"/>
     <w:autoRedefine/>
     <w:uiPriority w:val="39"/>
-    <w:rsid w:val="006E0994"/>
+    <w:rsid w:val="00E547B0"/>
     <w:pPr>
       <w:spacing w:before="0"/>
       <w:ind w:left="220"/>
@@ -32910,7 +32836,7 @@
     <w:basedOn w:val="Normal"/>
     <w:autoRedefine/>
     <w:uiPriority w:val="39"/>
-    <w:rsid w:val="006E0994"/>
+    <w:rsid w:val="00E547B0"/>
     <w:pPr>
       <w:spacing w:before="0"/>
       <w:ind w:left="440"/>
@@ -32928,7 +32854,7 @@
     <w:basedOn w:val="Normal"/>
     <w:autoRedefine/>
     <w:uiPriority w:val="39"/>
-    <w:rsid w:val="006E0994"/>
+    <w:rsid w:val="00E547B0"/>
     <w:pPr>
       <w:spacing w:before="0"/>
       <w:ind w:left="660"/>
@@ -32944,7 +32870,7 @@
     <w:basedOn w:val="Normal"/>
     <w:autoRedefine/>
     <w:semiHidden/>
-    <w:rsid w:val="006E0994"/>
+    <w:rsid w:val="00E547B0"/>
     <w:pPr>
       <w:spacing w:before="0"/>
       <w:ind w:left="880"/>
@@ -32958,7 +32884,7 @@
   <w:style w:type="paragraph" w:customStyle="1" w:styleId="TOCBase">
     <w:name w:val="TOC Base"/>
     <w:basedOn w:val="Normal"/>
-    <w:rsid w:val="006E0994"/>
+    <w:rsid w:val="00E547B0"/>
     <w:pPr>
       <w:tabs>
         <w:tab w:val="right" w:leader="dot" w:pos="8640"/>
@@ -32974,7 +32900,7 @@
     <w:name w:val="header"/>
     <w:basedOn w:val="Normal"/>
     <w:link w:val="HeaderChar"/>
-    <w:rsid w:val="006E0994"/>
+    <w:rsid w:val="00E547B0"/>
     <w:pPr>
       <w:tabs>
         <w:tab w:val="center" w:pos="4320"/>
@@ -33007,7 +32933,7 @@
     <w:name w:val="Subtitle Cover"/>
     <w:basedOn w:val="TitleCover"/>
     <w:next w:val="BodyText"/>
-    <w:rsid w:val="006E0994"/>
+    <w:rsid w:val="00E547B0"/>
     <w:pPr>
       <w:spacing w:before="240"/>
     </w:pPr>
@@ -33021,7 +32947,7 @@
     <w:name w:val="Title Cover"/>
     <w:basedOn w:val="HeadingBase"/>
     <w:next w:val="SubtitleCover"/>
-    <w:rsid w:val="006E0994"/>
+    <w:rsid w:val="00E547B0"/>
     <w:pPr>
       <w:keepLines w:val="0"/>
       <w:tabs>
@@ -33041,7 +32967,7 @@
     <w:name w:val="Section Label"/>
     <w:basedOn w:val="HeadingBase"/>
     <w:next w:val="BodyText"/>
-    <w:rsid w:val="006E0994"/>
+    <w:rsid w:val="00E547B0"/>
     <w:pPr>
       <w:pageBreakBefore/>
       <w:tabs>
@@ -33060,7 +32986,7 @@
   <w:style w:type="character" w:styleId="CommentReference">
     <w:name w:val="annotation reference"/>
     <w:semiHidden/>
-    <w:rsid w:val="006E0994"/>
+    <w:rsid w:val="00E547B0"/>
     <w:rPr>
       <w:sz w:val="16"/>
       <w:szCs w:val="16"/>
@@ -33071,7 +32997,7 @@
     <w:basedOn w:val="Normal"/>
     <w:link w:val="CommentTextChar"/>
     <w:semiHidden/>
-    <w:rsid w:val="006E0994"/>
+    <w:rsid w:val="00E547B0"/>
     <w:rPr>
       <w:sz w:val="20"/>
       <w:szCs w:val="20"/>
@@ -33094,7 +33020,7 @@
   <w:style w:type="paragraph" w:customStyle="1" w:styleId="Paragraph2">
     <w:name w:val="Paragraph2"/>
     <w:basedOn w:val="Normal"/>
-    <w:rsid w:val="006E0994"/>
+    <w:rsid w:val="00E547B0"/>
     <w:pPr>
       <w:widowControl w:val="0"/>
       <w:spacing w:before="80" w:line="240" w:lineRule="atLeast"/>
@@ -33111,7 +33037,7 @@
   <w:style w:type="paragraph" w:customStyle="1" w:styleId="Paragraph4">
     <w:name w:val="Paragraph4"/>
     <w:basedOn w:val="Normal"/>
-    <w:rsid w:val="006E0994"/>
+    <w:rsid w:val="00E547B0"/>
     <w:pPr>
       <w:widowControl w:val="0"/>
       <w:spacing w:before="80"/>
@@ -33129,7 +33055,7 @@
     <w:next w:val="Normal"/>
     <w:autoRedefine/>
     <w:semiHidden/>
-    <w:rsid w:val="006E0994"/>
+    <w:rsid w:val="00E547B0"/>
     <w:pPr>
       <w:spacing w:before="0"/>
       <w:ind w:left="1100"/>
@@ -33146,7 +33072,7 @@
     <w:next w:val="Normal"/>
     <w:autoRedefine/>
     <w:semiHidden/>
-    <w:rsid w:val="006E0994"/>
+    <w:rsid w:val="00E547B0"/>
     <w:pPr>
       <w:spacing w:before="0"/>
       <w:ind w:left="1320"/>
@@ -33163,7 +33089,7 @@
     <w:next w:val="Normal"/>
     <w:autoRedefine/>
     <w:semiHidden/>
-    <w:rsid w:val="006E0994"/>
+    <w:rsid w:val="00E547B0"/>
     <w:pPr>
       <w:spacing w:before="0"/>
       <w:ind w:left="1540"/>
@@ -33180,7 +33106,7 @@
     <w:next w:val="Normal"/>
     <w:autoRedefine/>
     <w:semiHidden/>
-    <w:rsid w:val="006E0994"/>
+    <w:rsid w:val="00E547B0"/>
     <w:pPr>
       <w:spacing w:before="0"/>
       <w:ind w:left="1760"/>
@@ -33196,7 +33122,7 @@
     <w:basedOn w:val="Normal"/>
     <w:link w:val="DocumentMapChar"/>
     <w:semiHidden/>
-    <w:rsid w:val="006E0994"/>
+    <w:rsid w:val="00E547B0"/>
     <w:pPr>
       <w:shd w:val="clear" w:color="auto" w:fill="000080"/>
     </w:pPr>
@@ -33224,7 +33150,7 @@
     <w:next w:val="Normal"/>
     <w:autoRedefine/>
     <w:semiHidden/>
-    <w:rsid w:val="006E0994"/>
+    <w:rsid w:val="00E547B0"/>
     <w:pPr>
       <w:spacing w:before="0"/>
       <w:ind w:left="1320" w:hanging="220"/>
@@ -33240,7 +33166,7 @@
     <w:next w:val="Normal"/>
     <w:autoRedefine/>
     <w:semiHidden/>
-    <w:rsid w:val="006E0994"/>
+    <w:rsid w:val="00E547B0"/>
     <w:pPr>
       <w:spacing w:before="0"/>
       <w:ind w:left="1540" w:hanging="220"/>
@@ -33256,7 +33182,7 @@
     <w:next w:val="Normal"/>
     <w:autoRedefine/>
     <w:semiHidden/>
-    <w:rsid w:val="006E0994"/>
+    <w:rsid w:val="00E547B0"/>
     <w:pPr>
       <w:spacing w:before="0"/>
       <w:ind w:left="1760" w:hanging="220"/>
@@ -33272,7 +33198,7 @@
     <w:next w:val="Normal"/>
     <w:autoRedefine/>
     <w:semiHidden/>
-    <w:rsid w:val="006E0994"/>
+    <w:rsid w:val="00E547B0"/>
     <w:pPr>
       <w:spacing w:before="0"/>
       <w:ind w:left="1980" w:hanging="220"/>
@@ -33285,7 +33211,7 @@
   <w:style w:type="paragraph" w:customStyle="1" w:styleId="infoblue">
     <w:name w:val="infoblue"/>
     <w:basedOn w:val="Normal"/>
-    <w:rsid w:val="006E0994"/>
+    <w:rsid w:val="00E547B0"/>
     <w:pPr>
       <w:spacing w:before="0" w:after="120" w:line="240" w:lineRule="atLeast"/>
     </w:pPr>
@@ -33303,7 +33229,7 @@
     <w:basedOn w:val="Normal"/>
     <w:next w:val="BodyText"/>
     <w:autoRedefine/>
-    <w:rsid w:val="006E0994"/>
+    <w:rsid w:val="00E547B0"/>
     <w:pPr>
       <w:widowControl w:val="0"/>
     </w:pPr>
@@ -33316,7 +33242,7 @@
   <w:style w:type="paragraph" w:customStyle="1" w:styleId="ParagonSectionLabel">
     <w:name w:val="Paragon Section Label"/>
     <w:basedOn w:val="Normal"/>
-    <w:rsid w:val="006E0994"/>
+    <w:rsid w:val="00E547B0"/>
     <w:pPr>
       <w:spacing w:before="240" w:after="360"/>
       <w:jc w:val="center"/>
@@ -33329,7 +33255,7 @@
   <w:style w:type="paragraph" w:customStyle="1" w:styleId="tableright">
     <w:name w:val="table_right"/>
     <w:basedOn w:val="Normal"/>
-    <w:rsid w:val="006E0994"/>
+    <w:rsid w:val="00E547B0"/>
     <w:pPr>
       <w:spacing w:before="20" w:after="20" w:line="240" w:lineRule="exact"/>
     </w:pPr>
@@ -33342,7 +33268,7 @@
   <w:style w:type="paragraph" w:customStyle="1" w:styleId="numlist">
     <w:name w:val="numlist"/>
     <w:basedOn w:val="Normal"/>
-    <w:rsid w:val="006E0994"/>
+    <w:rsid w:val="00E547B0"/>
     <w:pPr>
       <w:ind w:left="342"/>
     </w:pPr>
@@ -33350,7 +33276,7 @@
   <w:style w:type="paragraph" w:customStyle="1" w:styleId="tablenumlist">
     <w:name w:val="table numlist"/>
     <w:basedOn w:val="Heading1"/>
-    <w:rsid w:val="006E0994"/>
+    <w:rsid w:val="00E547B0"/>
     <w:pPr>
       <w:keepNext w:val="0"/>
       <w:numPr>
@@ -33373,7 +33299,7 @@
   <w:style w:type="paragraph" w:customStyle="1" w:styleId="Normal1">
     <w:name w:val="Normal1"/>
     <w:basedOn w:val="Normal"/>
-    <w:rsid w:val="006E0994"/>
+    <w:rsid w:val="00E547B0"/>
     <w:pPr>
       <w:spacing w:before="60" w:after="120"/>
       <w:ind w:left="720"/>
@@ -33387,7 +33313,7 @@
     <w:name w:val="Bullet 1"/>
     <w:basedOn w:val="BodyText"/>
     <w:link w:val="Bullet1Char"/>
-    <w:rsid w:val="006E0994"/>
+    <w:rsid w:val="00E547B0"/>
     <w:pPr>
       <w:numPr>
         <w:numId w:val="47"/>
@@ -33398,7 +33324,7 @@
     <w:name w:val="Bullet 2"/>
     <w:basedOn w:val="BodyText"/>
     <w:link w:val="Bullet2Char"/>
-    <w:rsid w:val="006E0994"/>
+    <w:rsid w:val="00E547B0"/>
     <w:pPr>
       <w:numPr>
         <w:numId w:val="51"/>
@@ -33409,7 +33335,7 @@
     <w:name w:val="Bullet 3"/>
     <w:basedOn w:val="BodyText"/>
     <w:link w:val="Bullet3Char"/>
-    <w:rsid w:val="006E0994"/>
+    <w:rsid w:val="00E547B0"/>
     <w:pPr>
       <w:numPr>
         <w:numId w:val="49"/>
@@ -33419,7 +33345,7 @@
   <w:style w:type="paragraph" w:customStyle="1" w:styleId="NumberList">
     <w:name w:val="NumberList"/>
     <w:basedOn w:val="Normal"/>
-    <w:rsid w:val="006E0994"/>
+    <w:rsid w:val="00E547B0"/>
     <w:pPr>
       <w:overflowPunct w:val="0"/>
       <w:autoSpaceDE w:val="0"/>
@@ -33438,7 +33364,7 @@
   <w:style w:type="paragraph" w:customStyle="1" w:styleId="Bullet4">
     <w:name w:val="Bullet 4"/>
     <w:basedOn w:val="BodyText"/>
-    <w:rsid w:val="006E0994"/>
+    <w:rsid w:val="00E547B0"/>
     <w:pPr>
       <w:numPr>
         <w:numId w:val="50"/>
@@ -33448,7 +33374,7 @@
   <w:style w:type="paragraph" w:customStyle="1" w:styleId="Bullet5">
     <w:name w:val="Bullet 5"/>
     <w:basedOn w:val="BodyText"/>
-    <w:rsid w:val="006E0994"/>
+    <w:rsid w:val="00E547B0"/>
     <w:pPr>
       <w:numPr>
         <w:numId w:val="48"/>
@@ -33458,7 +33384,7 @@
   <w:style w:type="paragraph" w:customStyle="1" w:styleId="TableContent">
     <w:name w:val="Table Content"/>
     <w:basedOn w:val="BodyText"/>
-    <w:rsid w:val="006E0994"/>
+    <w:rsid w:val="00E547B0"/>
     <w:pPr>
       <w:keepLines/>
       <w:tabs>
@@ -33476,7 +33402,7 @@
   <w:style w:type="paragraph" w:styleId="ListBullet">
     <w:name w:val="List Bullet"/>
     <w:basedOn w:val="Normal"/>
-    <w:rsid w:val="006E0994"/>
+    <w:rsid w:val="00E547B0"/>
     <w:pPr>
       <w:numPr>
         <w:numId w:val="43"/>
@@ -33492,14 +33418,14 @@
     <w:name w:val="term"/>
     <w:basedOn w:val="ListBullet"/>
     <w:next w:val="Normal"/>
-    <w:rsid w:val="006E0994"/>
+    <w:rsid w:val="00E547B0"/>
     <w:pPr>
       <w:spacing w:before="120"/>
     </w:pPr>
   </w:style>
   <w:style w:type="paragraph" w:customStyle="1" w:styleId="list-bullet-level-2">
     <w:name w:val="list-bullet-level-2"/>
-    <w:rsid w:val="006E0994"/>
+    <w:rsid w:val="00E547B0"/>
     <w:pPr>
       <w:numPr>
         <w:numId w:val="52"/>
@@ -33525,7 +33451,7 @@
   <w:style w:type="paragraph" w:customStyle="1" w:styleId="list-bullet-level-2-border">
     <w:name w:val="list-bullet-level-2-border"/>
     <w:basedOn w:val="list-bullet-level-2"/>
-    <w:rsid w:val="006E0994"/>
+    <w:rsid w:val="00E547B0"/>
     <w:pPr>
       <w:keepNext/>
       <w:keepLines/>
@@ -33546,7 +33472,7 @@
     <w:basedOn w:val="Normal"/>
     <w:link w:val="BalloonTextChar"/>
     <w:semiHidden/>
-    <w:rsid w:val="006E0994"/>
+    <w:rsid w:val="00E547B0"/>
     <w:rPr>
       <w:rFonts w:ascii="Tahoma" w:hAnsi="Tahoma" w:cs="Tahoma"/>
       <w:sz w:val="16"/>
@@ -33570,7 +33496,7 @@
   <w:style w:type="paragraph" w:styleId="ListBullet2">
     <w:name w:val="List Bullet 2"/>
     <w:basedOn w:val="Normal"/>
-    <w:rsid w:val="006E0994"/>
+    <w:rsid w:val="00E547B0"/>
     <w:pPr>
       <w:numPr>
         <w:numId w:val="53"/>
@@ -33580,7 +33506,7 @@
   <w:style w:type="paragraph" w:customStyle="1" w:styleId="Char">
     <w:name w:val="Char"/>
     <w:basedOn w:val="Normal"/>
-    <w:rsid w:val="006E0994"/>
+    <w:rsid w:val="00E547B0"/>
     <w:pPr>
       <w:spacing w:before="0" w:after="160" w:line="240" w:lineRule="exact"/>
     </w:pPr>
@@ -33593,7 +33519,7 @@
   </w:style>
   <w:style w:type="paragraph" w:customStyle="1" w:styleId="Table1Body">
     <w:name w:val="Table1 Body"/>
-    <w:rsid w:val="006E0994"/>
+    <w:rsid w:val="00E547B0"/>
     <w:pPr>
       <w:snapToGrid w:val="0"/>
       <w:spacing w:before="60" w:after="60" w:line="240" w:lineRule="auto"/>
@@ -33609,7 +33535,7 @@
     <w:name w:val="Bullet 2 Char"/>
     <w:basedOn w:val="BodyTextChar"/>
     <w:link w:val="Bullet2"/>
-    <w:rsid w:val="006E0994"/>
+    <w:rsid w:val="00E547B0"/>
     <w:rPr>
       <w:rFonts w:ascii="Arial Narrow" w:eastAsia="Times New Roman" w:hAnsi="Arial Narrow" w:cs="Times New Roman"/>
       <w:spacing w:val="4"/>
@@ -33623,7 +33549,7 @@
     <w:name w:val="Bullet 1 Char"/>
     <w:basedOn w:val="BodyTextChar"/>
     <w:link w:val="Bullet1"/>
-    <w:rsid w:val="006E0994"/>
+    <w:rsid w:val="00E547B0"/>
     <w:rPr>
       <w:rFonts w:ascii="Arial Narrow" w:eastAsia="Times New Roman" w:hAnsi="Arial Narrow" w:cs="Times New Roman"/>
       <w:spacing w:val="4"/>
@@ -33637,7 +33563,7 @@
     <w:name w:val="Bullet 3 Char"/>
     <w:basedOn w:val="BodyTextChar"/>
     <w:link w:val="Bullet3"/>
-    <w:rsid w:val="006E0994"/>
+    <w:rsid w:val="00E547B0"/>
     <w:rPr>
       <w:rFonts w:ascii="Arial Narrow" w:eastAsia="Times New Roman" w:hAnsi="Arial Narrow" w:cs="Times New Roman"/>
       <w:spacing w:val="4"/>
@@ -33653,7 +33579,7 @@
     <w:next w:val="CommentText"/>
     <w:link w:val="CommentSubjectChar"/>
     <w:semiHidden/>
-    <w:rsid w:val="006E0994"/>
+    <w:rsid w:val="00E547B0"/>
     <w:rPr>
       <w:b/>
       <w:bCs/>
@@ -33678,7 +33604,7 @@
   <w:style w:type="paragraph" w:customStyle="1" w:styleId="CharCharCharChar">
     <w:name w:val="Char Char Char Char"/>
     <w:basedOn w:val="Normal"/>
-    <w:rsid w:val="006E0994"/>
+    <w:rsid w:val="00E547B0"/>
     <w:pPr>
       <w:spacing w:before="0" w:after="160" w:line="240" w:lineRule="exact"/>
     </w:pPr>
@@ -33693,7 +33619,7 @@
     <w:name w:val="Body Text 2"/>
     <w:basedOn w:val="Normal"/>
     <w:link w:val="BodyText2Char"/>
-    <w:rsid w:val="006E0994"/>
+    <w:rsid w:val="00E547B0"/>
     <w:pPr>
       <w:spacing w:after="120" w:line="480" w:lineRule="auto"/>
     </w:pPr>
@@ -33713,7 +33639,7 @@
   <w:style w:type="paragraph" w:styleId="BlockText">
     <w:name w:val="Block Text"/>
     <w:basedOn w:val="Normal"/>
-    <w:rsid w:val="006E0994"/>
+    <w:rsid w:val="00E547B0"/>
     <w:pPr>
       <w:spacing w:after="120"/>
       <w:ind w:left="1440" w:right="1440"/>
@@ -33722,7 +33648,7 @@
   <w:style w:type="paragraph" w:customStyle="1" w:styleId="mynormal">
     <w:name w:val="_my_normal"/>
     <w:basedOn w:val="Normal"/>
-    <w:rsid w:val="006E0994"/>
+    <w:rsid w:val="00E547B0"/>
     <w:pPr>
       <w:spacing w:before="0"/>
     </w:pPr>
@@ -33735,7 +33661,7 @@
   <w:style w:type="paragraph" w:customStyle="1" w:styleId="Default">
     <w:name w:val="Default"/>
     <w:link w:val="DefaultChar"/>
-    <w:rsid w:val="006E0994"/>
+    <w:rsid w:val="00E547B0"/>
     <w:pPr>
       <w:autoSpaceDE w:val="0"/>
       <w:autoSpaceDN w:val="0"/>
@@ -33754,7 +33680,7 @@
     <w:basedOn w:val="Default"/>
     <w:next w:val="Default"/>
     <w:link w:val="NormalTextChar"/>
-    <w:rsid w:val="006E0994"/>
+    <w:rsid w:val="00E547B0"/>
     <w:pPr>
       <w:spacing w:before="120" w:after="120"/>
     </w:pPr>
@@ -33765,7 +33691,7 @@
   <w:style w:type="character" w:customStyle="1" w:styleId="DefaultChar">
     <w:name w:val="Default Char"/>
     <w:link w:val="Default"/>
-    <w:rsid w:val="006E0994"/>
+    <w:rsid w:val="00E547B0"/>
     <w:rPr>
       <w:rFonts w:ascii="HHBIIF+Times" w:eastAsia="Times New Roman" w:hAnsi="HHBIIF+Times" w:cs="HHBIIF+Times"/>
       <w:color w:val="000000"/>
@@ -33777,7 +33703,7 @@
     <w:name w:val="Normal Text Char"/>
     <w:basedOn w:val="DefaultChar"/>
     <w:link w:val="NormalText"/>
-    <w:rsid w:val="006E0994"/>
+    <w:rsid w:val="00E547B0"/>
     <w:rPr>
       <w:rFonts w:ascii="HHBIIF+Times" w:eastAsia="Times New Roman" w:hAnsi="HHBIIF+Times" w:cs="Times New Roman"/>
       <w:color w:val="000000"/>
